--- a/CAPI/Analysis/SL/doc/L2PHL_WEIGHTING_TECHNICAL_NOTE.docx
+++ b/CAPI/Analysis/SL/doc/L2PHL_WEIGHTING_TECHNICAL_NOTE.docx
@@ -519,6 +519,2707 @@
         <w:t>This section reports how the weights behave. For the CAPI baseline and for each CATI round, it documents weight dispersion, the design effect from weighting (DEFFw = 1 + CV², where CV is the coefficient of variation of the weights), the effective sample size (ESS = N / DEFFw, cross-checked against Kish’s effective sample size), and the reconciliation of weighted totals to census benchmarks. The figures follow.</w:t>
       </w:r>
     </w:p>
+    <w:p>
+      <w:pPr>
+        <w:pStyle w:val="Heading2"/>
+      </w:pPr>
+      <w:r>
+        <w:t>CAPI baseline: weight distribution and design effect</w:t>
+      </w:r>
+    </w:p>
+    <w:tbl>
+      <w:tblPr>
+        <w:tblStyle w:val="TableGrid"/>
+        <w:tblW w:type="auto" w:w="0"/>
+        <w:tblLook w:firstColumn="1" w:firstRow="1" w:lastColumn="0" w:lastRow="0" w:noHBand="0" w:noVBand="1" w:val="04A0"/>
+      </w:tblPr>
+      <w:tblGrid>
+        <w:gridCol w:w="907"/>
+        <w:gridCol w:w="907"/>
+        <w:gridCol w:w="907"/>
+        <w:gridCol w:w="907"/>
+        <w:gridCol w:w="907"/>
+        <w:gridCol w:w="907"/>
+        <w:gridCol w:w="907"/>
+        <w:gridCol w:w="907"/>
+        <w:gridCol w:w="907"/>
+        <w:gridCol w:w="907"/>
+        <w:gridCol w:w="907"/>
+      </w:tblGrid>
+      <w:tr>
+        <w:tc>
+          <w:tcPr>
+            <w:tcW w:type="dxa" w:w="907"/>
+          </w:tcPr>
+          <w:p>
+            <w:r>
+              <w:t>weight</w:t>
+            </w:r>
+          </w:p>
+        </w:tc>
+        <w:tc>
+          <w:tcPr>
+            <w:tcW w:type="dxa" w:w="907"/>
+          </w:tcPr>
+          <w:p>
+            <w:r>
+              <w:t>N</w:t>
+            </w:r>
+          </w:p>
+        </w:tc>
+        <w:tc>
+          <w:tcPr>
+            <w:tcW w:type="dxa" w:w="907"/>
+          </w:tcPr>
+          <w:p>
+            <w:r>
+              <w:t>mean</w:t>
+            </w:r>
+          </w:p>
+        </w:tc>
+        <w:tc>
+          <w:tcPr>
+            <w:tcW w:type="dxa" w:w="907"/>
+          </w:tcPr>
+          <w:p>
+            <w:r>
+              <w:t>median</w:t>
+            </w:r>
+          </w:p>
+        </w:tc>
+        <w:tc>
+          <w:tcPr>
+            <w:tcW w:type="dxa" w:w="907"/>
+          </w:tcPr>
+          <w:p>
+            <w:r>
+              <w:t>min</w:t>
+            </w:r>
+          </w:p>
+        </w:tc>
+        <w:tc>
+          <w:tcPr>
+            <w:tcW w:type="dxa" w:w="907"/>
+          </w:tcPr>
+          <w:p>
+            <w:r>
+              <w:t>max</w:t>
+            </w:r>
+          </w:p>
+        </w:tc>
+        <w:tc>
+          <w:tcPr>
+            <w:tcW w:type="dxa" w:w="907"/>
+          </w:tcPr>
+          <w:p>
+            <w:r>
+              <w:t>CV</w:t>
+            </w:r>
+          </w:p>
+        </w:tc>
+        <w:tc>
+          <w:tcPr>
+            <w:tcW w:type="dxa" w:w="907"/>
+          </w:tcPr>
+          <w:p>
+            <w:r>
+              <w:t>max_min</w:t>
+            </w:r>
+          </w:p>
+        </w:tc>
+        <w:tc>
+          <w:tcPr>
+            <w:tcW w:type="dxa" w:w="907"/>
+          </w:tcPr>
+          <w:p>
+            <w:r>
+              <w:t>DEFFw</w:t>
+            </w:r>
+          </w:p>
+        </w:tc>
+        <w:tc>
+          <w:tcPr>
+            <w:tcW w:type="dxa" w:w="907"/>
+          </w:tcPr>
+          <w:p>
+            <w:r>
+              <w:t>ESS</w:t>
+            </w:r>
+          </w:p>
+        </w:tc>
+        <w:tc>
+          <w:tcPr>
+            <w:tcW w:type="dxa" w:w="907"/>
+          </w:tcPr>
+          <w:p>
+            <w:r>
+              <w:t>KishESS</w:t>
+            </w:r>
+          </w:p>
+        </w:tc>
+      </w:tr>
+      <w:tr>
+        <w:tc>
+          <w:tcPr>
+            <w:tcW w:type="dxa" w:w="907"/>
+          </w:tcPr>
+          <w:p>
+            <w:r>
+              <w:t>indw</w:t>
+            </w:r>
+          </w:p>
+        </w:tc>
+        <w:tc>
+          <w:tcPr>
+            <w:tcW w:type="dxa" w:w="907"/>
+          </w:tcPr>
+          <w:p>
+            <w:r>
+              <w:t>10,496</w:t>
+            </w:r>
+          </w:p>
+        </w:tc>
+        <w:tc>
+          <w:tcPr>
+            <w:tcW w:type="dxa" w:w="907"/>
+          </w:tcPr>
+          <w:p>
+            <w:r>
+              <w:t>10,353</w:t>
+            </w:r>
+          </w:p>
+        </w:tc>
+        <w:tc>
+          <w:tcPr>
+            <w:tcW w:type="dxa" w:w="907"/>
+          </w:tcPr>
+          <w:p>
+            <w:r>
+              <w:t>10,515</w:t>
+            </w:r>
+          </w:p>
+        </w:tc>
+        <w:tc>
+          <w:tcPr>
+            <w:tcW w:type="dxa" w:w="907"/>
+          </w:tcPr>
+          <w:p>
+            <w:r>
+              <w:t>3,271</w:t>
+            </w:r>
+          </w:p>
+        </w:tc>
+        <w:tc>
+          <w:tcPr>
+            <w:tcW w:type="dxa" w:w="907"/>
+          </w:tcPr>
+          <w:p>
+            <w:r>
+              <w:t>37,264</w:t>
+            </w:r>
+          </w:p>
+        </w:tc>
+        <w:tc>
+          <w:tcPr>
+            <w:tcW w:type="dxa" w:w="907"/>
+          </w:tcPr>
+          <w:p>
+            <w:r>
+              <w:t>0.346</w:t>
+            </w:r>
+          </w:p>
+        </w:tc>
+        <w:tc>
+          <w:tcPr>
+            <w:tcW w:type="dxa" w:w="907"/>
+          </w:tcPr>
+          <w:p>
+            <w:r>
+              <w:t>11.392</w:t>
+            </w:r>
+          </w:p>
+        </w:tc>
+        <w:tc>
+          <w:tcPr>
+            <w:tcW w:type="dxa" w:w="907"/>
+          </w:tcPr>
+          <w:p>
+            <w:r>
+              <w:t>1.120</w:t>
+            </w:r>
+          </w:p>
+        </w:tc>
+        <w:tc>
+          <w:tcPr>
+            <w:tcW w:type="dxa" w:w="907"/>
+          </w:tcPr>
+          <w:p>
+            <w:r>
+              <w:t>9,374</w:t>
+            </w:r>
+          </w:p>
+        </w:tc>
+        <w:tc>
+          <w:tcPr>
+            <w:tcW w:type="dxa" w:w="907"/>
+          </w:tcPr>
+          <w:p>
+            <w:r>
+              <w:t>9,374</w:t>
+            </w:r>
+          </w:p>
+        </w:tc>
+      </w:tr>
+      <w:tr>
+        <w:tc>
+          <w:tcPr>
+            <w:tcW w:type="dxa" w:w="907"/>
+          </w:tcPr>
+          <w:p>
+            <w:r>
+              <w:t>popw</w:t>
+            </w:r>
+          </w:p>
+        </w:tc>
+        <w:tc>
+          <w:tcPr>
+            <w:tcW w:type="dxa" w:w="907"/>
+          </w:tcPr>
+          <w:p>
+            <w:r>
+              <w:t>2,470</w:t>
+            </w:r>
+          </w:p>
+        </w:tc>
+        <w:tc>
+          <w:tcPr>
+            <w:tcW w:type="dxa" w:w="907"/>
+          </w:tcPr>
+          <w:p>
+            <w:r>
+              <w:t>43,995</w:t>
+            </w:r>
+          </w:p>
+        </w:tc>
+        <w:tc>
+          <w:tcPr>
+            <w:tcW w:type="dxa" w:w="907"/>
+          </w:tcPr>
+          <w:p>
+            <w:r>
+              <w:t>41,146</w:t>
+            </w:r>
+          </w:p>
+        </w:tc>
+        <w:tc>
+          <w:tcPr>
+            <w:tcW w:type="dxa" w:w="907"/>
+          </w:tcPr>
+          <w:p>
+            <w:r>
+              <w:t>3,432</w:t>
+            </w:r>
+          </w:p>
+        </w:tc>
+        <w:tc>
+          <w:tcPr>
+            <w:tcW w:type="dxa" w:w="907"/>
+          </w:tcPr>
+          <w:p>
+            <w:r>
+              <w:t>206,870</w:t>
+            </w:r>
+          </w:p>
+        </w:tc>
+        <w:tc>
+          <w:tcPr>
+            <w:tcW w:type="dxa" w:w="907"/>
+          </w:tcPr>
+          <w:p>
+            <w:r>
+              <w:t>0.575</w:t>
+            </w:r>
+          </w:p>
+        </w:tc>
+        <w:tc>
+          <w:tcPr>
+            <w:tcW w:type="dxa" w:w="907"/>
+          </w:tcPr>
+          <w:p>
+            <w:r>
+              <w:t>60.278</w:t>
+            </w:r>
+          </w:p>
+        </w:tc>
+        <w:tc>
+          <w:tcPr>
+            <w:tcW w:type="dxa" w:w="907"/>
+          </w:tcPr>
+          <w:p>
+            <w:r>
+              <w:t>1.331</w:t>
+            </w:r>
+          </w:p>
+        </w:tc>
+        <w:tc>
+          <w:tcPr>
+            <w:tcW w:type="dxa" w:w="907"/>
+          </w:tcPr>
+          <w:p>
+            <w:r>
+              <w:t>1,856</w:t>
+            </w:r>
+          </w:p>
+        </w:tc>
+        <w:tc>
+          <w:tcPr>
+            <w:tcW w:type="dxa" w:w="907"/>
+          </w:tcPr>
+          <w:p>
+            <w:r>
+              <w:t>1,856</w:t>
+            </w:r>
+          </w:p>
+        </w:tc>
+      </w:tr>
+      <w:tr>
+        <w:tc>
+          <w:tcPr>
+            <w:tcW w:type="dxa" w:w="907"/>
+          </w:tcPr>
+          <w:p>
+            <w:r>
+              <w:t>hhw</w:t>
+            </w:r>
+          </w:p>
+        </w:tc>
+        <w:tc>
+          <w:tcPr>
+            <w:tcW w:type="dxa" w:w="907"/>
+          </w:tcPr>
+          <w:p>
+            <w:r>
+              <w:t>2,470</w:t>
+            </w:r>
+          </w:p>
+        </w:tc>
+        <w:tc>
+          <w:tcPr>
+            <w:tcW w:type="dxa" w:w="907"/>
+          </w:tcPr>
+          <w:p>
+            <w:r>
+              <w:t>10,686</w:t>
+            </w:r>
+          </w:p>
+        </w:tc>
+        <w:tc>
+          <w:tcPr>
+            <w:tcW w:type="dxa" w:w="907"/>
+          </w:tcPr>
+          <w:p>
+            <w:r>
+              <w:t>11,489</w:t>
+            </w:r>
+          </w:p>
+        </w:tc>
+        <w:tc>
+          <w:tcPr>
+            <w:tcW w:type="dxa" w:w="907"/>
+          </w:tcPr>
+          <w:p>
+            <w:r>
+              <w:t>4,632</w:t>
+            </w:r>
+          </w:p>
+        </w:tc>
+        <w:tc>
+          <w:tcPr>
+            <w:tcW w:type="dxa" w:w="907"/>
+          </w:tcPr>
+          <w:p>
+            <w:r>
+              <w:t>24,114</w:t>
+            </w:r>
+          </w:p>
+        </w:tc>
+        <w:tc>
+          <w:tcPr>
+            <w:tcW w:type="dxa" w:w="907"/>
+          </w:tcPr>
+          <w:p>
+            <w:r>
+              <w:t>0.265</w:t>
+            </w:r>
+          </w:p>
+        </w:tc>
+        <w:tc>
+          <w:tcPr>
+            <w:tcW w:type="dxa" w:w="907"/>
+          </w:tcPr>
+          <w:p>
+            <w:r>
+              <w:t>5.206</w:t>
+            </w:r>
+          </w:p>
+        </w:tc>
+        <w:tc>
+          <w:tcPr>
+            <w:tcW w:type="dxa" w:w="907"/>
+          </w:tcPr>
+          <w:p>
+            <w:r>
+              <w:t>1.070</w:t>
+            </w:r>
+          </w:p>
+        </w:tc>
+        <w:tc>
+          <w:tcPr>
+            <w:tcW w:type="dxa" w:w="907"/>
+          </w:tcPr>
+          <w:p>
+            <w:r>
+              <w:t>2,308</w:t>
+            </w:r>
+          </w:p>
+        </w:tc>
+        <w:tc>
+          <w:tcPr>
+            <w:tcW w:type="dxa" w:w="907"/>
+          </w:tcPr>
+          <w:p>
+            <w:r>
+              <w:t>2,308</w:t>
+            </w:r>
+          </w:p>
+        </w:tc>
+      </w:tr>
+    </w:tbl>
+    <w:p>
+      <w:r>
+        <w:t>All 39 strata reconcile to their census population and household totals. The largest absolute residual is 6.33e-08 for the population total and 2.33e-09 for the household total, so the weighted totals match the census benchmarks to within rounding.</w:t>
+      </w:r>
+    </w:p>
+    <w:p>
+      <w:pPr>
+        <w:pStyle w:val="Heading2"/>
+      </w:pPr>
+      <w:r>
+        <w:t>CAPI baseline: effect of calibration (design vs final weights)</w:t>
+      </w:r>
+    </w:p>
+    <w:tbl>
+      <w:tblPr>
+        <w:tblStyle w:val="TableGrid"/>
+        <w:tblW w:type="auto" w:w="0"/>
+        <w:tblLook w:firstColumn="1" w:firstRow="1" w:lastColumn="0" w:lastRow="0" w:noHBand="0" w:noVBand="1" w:val="04A0"/>
+      </w:tblPr>
+      <w:tblGrid>
+        <w:gridCol w:w="1994"/>
+        <w:gridCol w:w="1994"/>
+        <w:gridCol w:w="1994"/>
+        <w:gridCol w:w="1994"/>
+        <w:gridCol w:w="1994"/>
+      </w:tblGrid>
+      <w:tr>
+        <w:tc>
+          <w:tcPr>
+            <w:tcW w:type="dxa" w:w="1994"/>
+          </w:tcPr>
+          <w:p>
+            <w:r>
+              <w:t>weight</w:t>
+            </w:r>
+          </w:p>
+        </w:tc>
+        <w:tc>
+          <w:tcPr>
+            <w:tcW w:type="dxa" w:w="1994"/>
+          </w:tcPr>
+          <w:p>
+            <w:r>
+              <w:t>stage</w:t>
+            </w:r>
+          </w:p>
+        </w:tc>
+        <w:tc>
+          <w:tcPr>
+            <w:tcW w:type="dxa" w:w="1994"/>
+          </w:tcPr>
+          <w:p>
+            <w:r>
+              <w:t>CV</w:t>
+            </w:r>
+          </w:p>
+        </w:tc>
+        <w:tc>
+          <w:tcPr>
+            <w:tcW w:type="dxa" w:w="1994"/>
+          </w:tcPr>
+          <w:p>
+            <w:r>
+              <w:t>DEFFw</w:t>
+            </w:r>
+          </w:p>
+        </w:tc>
+        <w:tc>
+          <w:tcPr>
+            <w:tcW w:type="dxa" w:w="1994"/>
+          </w:tcPr>
+          <w:p>
+            <w:r>
+              <w:t>ESS</w:t>
+            </w:r>
+          </w:p>
+        </w:tc>
+      </w:tr>
+      <w:tr>
+        <w:tc>
+          <w:tcPr>
+            <w:tcW w:type="dxa" w:w="1994"/>
+          </w:tcPr>
+          <w:p>
+            <w:r>
+              <w:t>indw</w:t>
+            </w:r>
+          </w:p>
+        </w:tc>
+        <w:tc>
+          <w:tcPr>
+            <w:tcW w:type="dxa" w:w="1994"/>
+          </w:tcPr>
+          <w:p>
+            <w:r>
+              <w:t>design</w:t>
+            </w:r>
+          </w:p>
+        </w:tc>
+        <w:tc>
+          <w:tcPr>
+            <w:tcW w:type="dxa" w:w="1994"/>
+          </w:tcPr>
+          <w:p>
+            <w:r>
+              <w:t>0.256</w:t>
+            </w:r>
+          </w:p>
+        </w:tc>
+        <w:tc>
+          <w:tcPr>
+            <w:tcW w:type="dxa" w:w="1994"/>
+          </w:tcPr>
+          <w:p>
+            <w:r>
+              <w:t>1.066</w:t>
+            </w:r>
+          </w:p>
+        </w:tc>
+        <w:tc>
+          <w:tcPr>
+            <w:tcW w:type="dxa" w:w="1994"/>
+          </w:tcPr>
+          <w:p>
+            <w:r>
+              <w:t>9,850</w:t>
+            </w:r>
+          </w:p>
+        </w:tc>
+      </w:tr>
+      <w:tr>
+        <w:tc>
+          <w:tcPr>
+            <w:tcW w:type="dxa" w:w="1994"/>
+          </w:tcPr>
+          <w:p>
+            <w:r>
+              <w:t>indw</w:t>
+            </w:r>
+          </w:p>
+        </w:tc>
+        <w:tc>
+          <w:tcPr>
+            <w:tcW w:type="dxa" w:w="1994"/>
+          </w:tcPr>
+          <w:p>
+            <w:r>
+              <w:t>final</w:t>
+            </w:r>
+          </w:p>
+        </w:tc>
+        <w:tc>
+          <w:tcPr>
+            <w:tcW w:type="dxa" w:w="1994"/>
+          </w:tcPr>
+          <w:p>
+            <w:r>
+              <w:t>0.346</w:t>
+            </w:r>
+          </w:p>
+        </w:tc>
+        <w:tc>
+          <w:tcPr>
+            <w:tcW w:type="dxa" w:w="1994"/>
+          </w:tcPr>
+          <w:p>
+            <w:r>
+              <w:t>1.120</w:t>
+            </w:r>
+          </w:p>
+        </w:tc>
+        <w:tc>
+          <w:tcPr>
+            <w:tcW w:type="dxa" w:w="1994"/>
+          </w:tcPr>
+          <w:p>
+            <w:r>
+              <w:t>9,374</w:t>
+            </w:r>
+          </w:p>
+        </w:tc>
+      </w:tr>
+      <w:tr>
+        <w:tc>
+          <w:tcPr>
+            <w:tcW w:type="dxa" w:w="1994"/>
+          </w:tcPr>
+          <w:p>
+            <w:r>
+              <w:t>popw</w:t>
+            </w:r>
+          </w:p>
+        </w:tc>
+        <w:tc>
+          <w:tcPr>
+            <w:tcW w:type="dxa" w:w="1994"/>
+          </w:tcPr>
+          <w:p>
+            <w:r>
+              <w:t>design</w:t>
+            </w:r>
+          </w:p>
+        </w:tc>
+        <w:tc>
+          <w:tcPr>
+            <w:tcW w:type="dxa" w:w="1994"/>
+          </w:tcPr>
+          <w:p>
+            <w:r>
+              <w:t>0.540</w:t>
+            </w:r>
+          </w:p>
+        </w:tc>
+        <w:tc>
+          <w:tcPr>
+            <w:tcW w:type="dxa" w:w="1994"/>
+          </w:tcPr>
+          <w:p>
+            <w:r>
+              <w:t>1.292</w:t>
+            </w:r>
+          </w:p>
+        </w:tc>
+        <w:tc>
+          <w:tcPr>
+            <w:tcW w:type="dxa" w:w="1994"/>
+          </w:tcPr>
+          <w:p>
+            <w:r>
+              <w:t>1,912</w:t>
+            </w:r>
+          </w:p>
+        </w:tc>
+      </w:tr>
+      <w:tr>
+        <w:tc>
+          <w:tcPr>
+            <w:tcW w:type="dxa" w:w="1994"/>
+          </w:tcPr>
+          <w:p>
+            <w:r>
+              <w:t>popw</w:t>
+            </w:r>
+          </w:p>
+        </w:tc>
+        <w:tc>
+          <w:tcPr>
+            <w:tcW w:type="dxa" w:w="1994"/>
+          </w:tcPr>
+          <w:p>
+            <w:r>
+              <w:t>final</w:t>
+            </w:r>
+          </w:p>
+        </w:tc>
+        <w:tc>
+          <w:tcPr>
+            <w:tcW w:type="dxa" w:w="1994"/>
+          </w:tcPr>
+          <w:p>
+            <w:r>
+              <w:t>0.575</w:t>
+            </w:r>
+          </w:p>
+        </w:tc>
+        <w:tc>
+          <w:tcPr>
+            <w:tcW w:type="dxa" w:w="1994"/>
+          </w:tcPr>
+          <w:p>
+            <w:r>
+              <w:t>1.331</w:t>
+            </w:r>
+          </w:p>
+        </w:tc>
+        <w:tc>
+          <w:tcPr>
+            <w:tcW w:type="dxa" w:w="1994"/>
+          </w:tcPr>
+          <w:p>
+            <w:r>
+              <w:t>1,856</w:t>
+            </w:r>
+          </w:p>
+        </w:tc>
+      </w:tr>
+      <w:tr>
+        <w:tc>
+          <w:tcPr>
+            <w:tcW w:type="dxa" w:w="1994"/>
+          </w:tcPr>
+          <w:p>
+            <w:r>
+              <w:t>hhw</w:t>
+            </w:r>
+          </w:p>
+        </w:tc>
+        <w:tc>
+          <w:tcPr>
+            <w:tcW w:type="dxa" w:w="1994"/>
+          </w:tcPr>
+          <w:p>
+            <w:r>
+              <w:t>design</w:t>
+            </w:r>
+          </w:p>
+        </w:tc>
+        <w:tc>
+          <w:tcPr>
+            <w:tcW w:type="dxa" w:w="1994"/>
+          </w:tcPr>
+          <w:p>
+            <w:r>
+              <w:t>0.263</w:t>
+            </w:r>
+          </w:p>
+        </w:tc>
+        <w:tc>
+          <w:tcPr>
+            <w:tcW w:type="dxa" w:w="1994"/>
+          </w:tcPr>
+          <w:p>
+            <w:r>
+              <w:t>1.069</w:t>
+            </w:r>
+          </w:p>
+        </w:tc>
+        <w:tc>
+          <w:tcPr>
+            <w:tcW w:type="dxa" w:w="1994"/>
+          </w:tcPr>
+          <w:p>
+            <w:r>
+              <w:t>2,311</w:t>
+            </w:r>
+          </w:p>
+        </w:tc>
+      </w:tr>
+      <w:tr>
+        <w:tc>
+          <w:tcPr>
+            <w:tcW w:type="dxa" w:w="1994"/>
+          </w:tcPr>
+          <w:p>
+            <w:r>
+              <w:t>hhw</w:t>
+            </w:r>
+          </w:p>
+        </w:tc>
+        <w:tc>
+          <w:tcPr>
+            <w:tcW w:type="dxa" w:w="1994"/>
+          </w:tcPr>
+          <w:p>
+            <w:r>
+              <w:t>final</w:t>
+            </w:r>
+          </w:p>
+        </w:tc>
+        <w:tc>
+          <w:tcPr>
+            <w:tcW w:type="dxa" w:w="1994"/>
+          </w:tcPr>
+          <w:p>
+            <w:r>
+              <w:t>0.265</w:t>
+            </w:r>
+          </w:p>
+        </w:tc>
+        <w:tc>
+          <w:tcPr>
+            <w:tcW w:type="dxa" w:w="1994"/>
+          </w:tcPr>
+          <w:p>
+            <w:r>
+              <w:t>1.070</w:t>
+            </w:r>
+          </w:p>
+        </w:tc>
+        <w:tc>
+          <w:tcPr>
+            <w:tcW w:type="dxa" w:w="1994"/>
+          </w:tcPr>
+          <w:p>
+            <w:r>
+              <w:t>2,308</w:t>
+            </w:r>
+          </w:p>
+        </w:tc>
+      </w:tr>
+    </w:tbl>
+    <w:p>
+      <w:pPr>
+        <w:pStyle w:val="Heading2"/>
+      </w:pPr>
+      <w:r>
+        <w:t>CATI panel: individual weight by round</w:t>
+      </w:r>
+    </w:p>
+    <w:tbl>
+      <w:tblPr>
+        <w:tblStyle w:val="TableGrid"/>
+        <w:tblW w:type="auto" w:w="0"/>
+        <w:tblLook w:firstColumn="1" w:firstRow="1" w:lastColumn="0" w:lastRow="0" w:noHBand="0" w:noVBand="1" w:val="04A0"/>
+      </w:tblPr>
+      <w:tblGrid>
+        <w:gridCol w:w="1425"/>
+        <w:gridCol w:w="1425"/>
+        <w:gridCol w:w="1425"/>
+        <w:gridCol w:w="1425"/>
+        <w:gridCol w:w="1425"/>
+        <w:gridCol w:w="1425"/>
+        <w:gridCol w:w="1425"/>
+      </w:tblGrid>
+      <w:tr>
+        <w:tc>
+          <w:tcPr>
+            <w:tcW w:type="dxa" w:w="1425"/>
+          </w:tcPr>
+          <w:p>
+            <w:r>
+              <w:t>round</w:t>
+            </w:r>
+          </w:p>
+        </w:tc>
+        <w:tc>
+          <w:tcPr>
+            <w:tcW w:type="dxa" w:w="1425"/>
+          </w:tcPr>
+          <w:p>
+            <w:r>
+              <w:t>N</w:t>
+            </w:r>
+          </w:p>
+        </w:tc>
+        <w:tc>
+          <w:tcPr>
+            <w:tcW w:type="dxa" w:w="1425"/>
+          </w:tcPr>
+          <w:p>
+            <w:r>
+              <w:t>CV</w:t>
+            </w:r>
+          </w:p>
+        </w:tc>
+        <w:tc>
+          <w:tcPr>
+            <w:tcW w:type="dxa" w:w="1425"/>
+          </w:tcPr>
+          <w:p>
+            <w:r>
+              <w:t>DEFFw</w:t>
+            </w:r>
+          </w:p>
+        </w:tc>
+        <w:tc>
+          <w:tcPr>
+            <w:tcW w:type="dxa" w:w="1425"/>
+          </w:tcPr>
+          <w:p>
+            <w:r>
+              <w:t>ESS</w:t>
+            </w:r>
+          </w:p>
+        </w:tc>
+        <w:tc>
+          <w:tcPr>
+            <w:tcW w:type="dxa" w:w="1425"/>
+          </w:tcPr>
+          <w:p>
+            <w:r>
+              <w:t>KishESS</w:t>
+            </w:r>
+          </w:p>
+        </w:tc>
+        <w:tc>
+          <w:tcPr>
+            <w:tcW w:type="dxa" w:w="1425"/>
+          </w:tcPr>
+          <w:p>
+            <w:r>
+              <w:t>sum_indw</w:t>
+            </w:r>
+          </w:p>
+        </w:tc>
+      </w:tr>
+      <w:tr>
+        <w:tc>
+          <w:tcPr>
+            <w:tcW w:type="dxa" w:w="1425"/>
+          </w:tcPr>
+          <w:p>
+            <w:r>
+              <w:t>1</w:t>
+            </w:r>
+          </w:p>
+        </w:tc>
+        <w:tc>
+          <w:tcPr>
+            <w:tcW w:type="dxa" w:w="1425"/>
+          </w:tcPr>
+          <w:p>
+            <w:r>
+              <w:t>5,378</w:t>
+            </w:r>
+          </w:p>
+        </w:tc>
+        <w:tc>
+          <w:tcPr>
+            <w:tcW w:type="dxa" w:w="1425"/>
+          </w:tcPr>
+          <w:p>
+            <w:r>
+              <w:t>0.438</w:t>
+            </w:r>
+          </w:p>
+        </w:tc>
+        <w:tc>
+          <w:tcPr>
+            <w:tcW w:type="dxa" w:w="1425"/>
+          </w:tcPr>
+          <w:p>
+            <w:r>
+              <w:t>1.192</w:t>
+            </w:r>
+          </w:p>
+        </w:tc>
+        <w:tc>
+          <w:tcPr>
+            <w:tcW w:type="dxa" w:w="1425"/>
+          </w:tcPr>
+          <w:p>
+            <w:r>
+              <w:t>4,513</w:t>
+            </w:r>
+          </w:p>
+        </w:tc>
+        <w:tc>
+          <w:tcPr>
+            <w:tcW w:type="dxa" w:w="1425"/>
+          </w:tcPr>
+          <w:p>
+            <w:r>
+              <w:t>4,513</w:t>
+            </w:r>
+          </w:p>
+        </w:tc>
+        <w:tc>
+          <w:tcPr>
+            <w:tcW w:type="dxa" w:w="1425"/>
+          </w:tcPr>
+          <w:p>
+            <w:r>
+              <w:t>108,667,043</w:t>
+            </w:r>
+          </w:p>
+        </w:tc>
+      </w:tr>
+      <w:tr>
+        <w:tc>
+          <w:tcPr>
+            <w:tcW w:type="dxa" w:w="1425"/>
+          </w:tcPr>
+          <w:p>
+            <w:r>
+              <w:t>2</w:t>
+            </w:r>
+          </w:p>
+        </w:tc>
+        <w:tc>
+          <w:tcPr>
+            <w:tcW w:type="dxa" w:w="1425"/>
+          </w:tcPr>
+          <w:p>
+            <w:r>
+              <w:t>5,353</w:t>
+            </w:r>
+          </w:p>
+        </w:tc>
+        <w:tc>
+          <w:tcPr>
+            <w:tcW w:type="dxa" w:w="1425"/>
+          </w:tcPr>
+          <w:p>
+            <w:r>
+              <w:t>0.388</w:t>
+            </w:r>
+          </w:p>
+        </w:tc>
+        <w:tc>
+          <w:tcPr>
+            <w:tcW w:type="dxa" w:w="1425"/>
+          </w:tcPr>
+          <w:p>
+            <w:r>
+              <w:t>1.150</w:t>
+            </w:r>
+          </w:p>
+        </w:tc>
+        <w:tc>
+          <w:tcPr>
+            <w:tcW w:type="dxa" w:w="1425"/>
+          </w:tcPr>
+          <w:p>
+            <w:r>
+              <w:t>4,654</w:t>
+            </w:r>
+          </w:p>
+        </w:tc>
+        <w:tc>
+          <w:tcPr>
+            <w:tcW w:type="dxa" w:w="1425"/>
+          </w:tcPr>
+          <w:p>
+            <w:r>
+              <w:t>4,654</w:t>
+            </w:r>
+          </w:p>
+        </w:tc>
+        <w:tc>
+          <w:tcPr>
+            <w:tcW w:type="dxa" w:w="1425"/>
+          </w:tcPr>
+          <w:p>
+            <w:r>
+              <w:t>108,667,043</w:t>
+            </w:r>
+          </w:p>
+        </w:tc>
+      </w:tr>
+      <w:tr>
+        <w:tc>
+          <w:tcPr>
+            <w:tcW w:type="dxa" w:w="1425"/>
+          </w:tcPr>
+          <w:p>
+            <w:r>
+              <w:t>3</w:t>
+            </w:r>
+          </w:p>
+        </w:tc>
+        <w:tc>
+          <w:tcPr>
+            <w:tcW w:type="dxa" w:w="1425"/>
+          </w:tcPr>
+          <w:p>
+            <w:r>
+              <w:t>5,225</w:t>
+            </w:r>
+          </w:p>
+        </w:tc>
+        <w:tc>
+          <w:tcPr>
+            <w:tcW w:type="dxa" w:w="1425"/>
+          </w:tcPr>
+          <w:p>
+            <w:r>
+              <w:t>0.503</w:t>
+            </w:r>
+          </w:p>
+        </w:tc>
+        <w:tc>
+          <w:tcPr>
+            <w:tcW w:type="dxa" w:w="1425"/>
+          </w:tcPr>
+          <w:p>
+            <w:r>
+              <w:t>1.253</w:t>
+            </w:r>
+          </w:p>
+        </w:tc>
+        <w:tc>
+          <w:tcPr>
+            <w:tcW w:type="dxa" w:w="1425"/>
+          </w:tcPr>
+          <w:p>
+            <w:r>
+              <w:t>4,170</w:t>
+            </w:r>
+          </w:p>
+        </w:tc>
+        <w:tc>
+          <w:tcPr>
+            <w:tcW w:type="dxa" w:w="1425"/>
+          </w:tcPr>
+          <w:p>
+            <w:r>
+              <w:t>4,170</w:t>
+            </w:r>
+          </w:p>
+        </w:tc>
+        <w:tc>
+          <w:tcPr>
+            <w:tcW w:type="dxa" w:w="1425"/>
+          </w:tcPr>
+          <w:p>
+            <w:r>
+              <w:t>108,667,043</w:t>
+            </w:r>
+          </w:p>
+        </w:tc>
+      </w:tr>
+      <w:tr>
+        <w:tc>
+          <w:tcPr>
+            <w:tcW w:type="dxa" w:w="1425"/>
+          </w:tcPr>
+          <w:p>
+            <w:r>
+              <w:t>4</w:t>
+            </w:r>
+          </w:p>
+        </w:tc>
+        <w:tc>
+          <w:tcPr>
+            <w:tcW w:type="dxa" w:w="1425"/>
+          </w:tcPr>
+          <w:p>
+            <w:r>
+              <w:t>5,572</w:t>
+            </w:r>
+          </w:p>
+        </w:tc>
+        <w:tc>
+          <w:tcPr>
+            <w:tcW w:type="dxa" w:w="1425"/>
+          </w:tcPr>
+          <w:p>
+            <w:r>
+              <w:t>0.431</w:t>
+            </w:r>
+          </w:p>
+        </w:tc>
+        <w:tc>
+          <w:tcPr>
+            <w:tcW w:type="dxa" w:w="1425"/>
+          </w:tcPr>
+          <w:p>
+            <w:r>
+              <w:t>1.186</w:t>
+            </w:r>
+          </w:p>
+        </w:tc>
+        <w:tc>
+          <w:tcPr>
+            <w:tcW w:type="dxa" w:w="1425"/>
+          </w:tcPr>
+          <w:p>
+            <w:r>
+              <w:t>4,698</w:t>
+            </w:r>
+          </w:p>
+        </w:tc>
+        <w:tc>
+          <w:tcPr>
+            <w:tcW w:type="dxa" w:w="1425"/>
+          </w:tcPr>
+          <w:p>
+            <w:r>
+              <w:t>4,698</w:t>
+            </w:r>
+          </w:p>
+        </w:tc>
+        <w:tc>
+          <w:tcPr>
+            <w:tcW w:type="dxa" w:w="1425"/>
+          </w:tcPr>
+          <w:p>
+            <w:r>
+              <w:t>108,667,042</w:t>
+            </w:r>
+          </w:p>
+        </w:tc>
+      </w:tr>
+      <w:tr>
+        <w:tc>
+          <w:tcPr>
+            <w:tcW w:type="dxa" w:w="1425"/>
+          </w:tcPr>
+          <w:p>
+            <w:r>
+              <w:t>5</w:t>
+            </w:r>
+          </w:p>
+        </w:tc>
+        <w:tc>
+          <w:tcPr>
+            <w:tcW w:type="dxa" w:w="1425"/>
+          </w:tcPr>
+          <w:p>
+            <w:r>
+              <w:t>5,347</w:t>
+            </w:r>
+          </w:p>
+        </w:tc>
+        <w:tc>
+          <w:tcPr>
+            <w:tcW w:type="dxa" w:w="1425"/>
+          </w:tcPr>
+          <w:p>
+            <w:r>
+              <w:t>0.450</w:t>
+            </w:r>
+          </w:p>
+        </w:tc>
+        <w:tc>
+          <w:tcPr>
+            <w:tcW w:type="dxa" w:w="1425"/>
+          </w:tcPr>
+          <w:p>
+            <w:r>
+              <w:t>1.202</w:t>
+            </w:r>
+          </w:p>
+        </w:tc>
+        <w:tc>
+          <w:tcPr>
+            <w:tcW w:type="dxa" w:w="1425"/>
+          </w:tcPr>
+          <w:p>
+            <w:r>
+              <w:t>4,447</w:t>
+            </w:r>
+          </w:p>
+        </w:tc>
+        <w:tc>
+          <w:tcPr>
+            <w:tcW w:type="dxa" w:w="1425"/>
+          </w:tcPr>
+          <w:p>
+            <w:r>
+              <w:t>4,447</w:t>
+            </w:r>
+          </w:p>
+        </w:tc>
+        <w:tc>
+          <w:tcPr>
+            <w:tcW w:type="dxa" w:w="1425"/>
+          </w:tcPr>
+          <w:p>
+            <w:r>
+              <w:t>108,667,043</w:t>
+            </w:r>
+          </w:p>
+        </w:tc>
+      </w:tr>
+      <w:tr>
+        <w:tc>
+          <w:tcPr>
+            <w:tcW w:type="dxa" w:w="1425"/>
+          </w:tcPr>
+          <w:p>
+            <w:r>
+              <w:t>6</w:t>
+            </w:r>
+          </w:p>
+        </w:tc>
+        <w:tc>
+          <w:tcPr>
+            <w:tcW w:type="dxa" w:w="1425"/>
+          </w:tcPr>
+          <w:p>
+            <w:r>
+              <w:t>5,261</w:t>
+            </w:r>
+          </w:p>
+        </w:tc>
+        <w:tc>
+          <w:tcPr>
+            <w:tcW w:type="dxa" w:w="1425"/>
+          </w:tcPr>
+          <w:p>
+            <w:r>
+              <w:t>0.432</w:t>
+            </w:r>
+          </w:p>
+        </w:tc>
+        <w:tc>
+          <w:tcPr>
+            <w:tcW w:type="dxa" w:w="1425"/>
+          </w:tcPr>
+          <w:p>
+            <w:r>
+              <w:t>1.187</w:t>
+            </w:r>
+          </w:p>
+        </w:tc>
+        <w:tc>
+          <w:tcPr>
+            <w:tcW w:type="dxa" w:w="1425"/>
+          </w:tcPr>
+          <w:p>
+            <w:r>
+              <w:t>4,434</w:t>
+            </w:r>
+          </w:p>
+        </w:tc>
+        <w:tc>
+          <w:tcPr>
+            <w:tcW w:type="dxa" w:w="1425"/>
+          </w:tcPr>
+          <w:p>
+            <w:r>
+              <w:t>4,434</w:t>
+            </w:r>
+          </w:p>
+        </w:tc>
+        <w:tc>
+          <w:tcPr>
+            <w:tcW w:type="dxa" w:w="1425"/>
+          </w:tcPr>
+          <w:p>
+            <w:r>
+              <w:t>108,667,043</w:t>
+            </w:r>
+          </w:p>
+        </w:tc>
+      </w:tr>
+      <w:tr>
+        <w:tc>
+          <w:tcPr>
+            <w:tcW w:type="dxa" w:w="1425"/>
+          </w:tcPr>
+          <w:p>
+            <w:r>
+              <w:t>7</w:t>
+            </w:r>
+          </w:p>
+        </w:tc>
+        <w:tc>
+          <w:tcPr>
+            <w:tcW w:type="dxa" w:w="1425"/>
+          </w:tcPr>
+          <w:p>
+            <w:r>
+              <w:t>5,046</w:t>
+            </w:r>
+          </w:p>
+        </w:tc>
+        <w:tc>
+          <w:tcPr>
+            <w:tcW w:type="dxa" w:w="1425"/>
+          </w:tcPr>
+          <w:p>
+            <w:r>
+              <w:t>0.449</w:t>
+            </w:r>
+          </w:p>
+        </w:tc>
+        <w:tc>
+          <w:tcPr>
+            <w:tcW w:type="dxa" w:w="1425"/>
+          </w:tcPr>
+          <w:p>
+            <w:r>
+              <w:t>1.202</w:t>
+            </w:r>
+          </w:p>
+        </w:tc>
+        <w:tc>
+          <w:tcPr>
+            <w:tcW w:type="dxa" w:w="1425"/>
+          </w:tcPr>
+          <w:p>
+            <w:r>
+              <w:t>4,199</w:t>
+            </w:r>
+          </w:p>
+        </w:tc>
+        <w:tc>
+          <w:tcPr>
+            <w:tcW w:type="dxa" w:w="1425"/>
+          </w:tcPr>
+          <w:p>
+            <w:r>
+              <w:t>4,199</w:t>
+            </w:r>
+          </w:p>
+        </w:tc>
+        <w:tc>
+          <w:tcPr>
+            <w:tcW w:type="dxa" w:w="1425"/>
+          </w:tcPr>
+          <w:p>
+            <w:r>
+              <w:t>108,667,043</w:t>
+            </w:r>
+          </w:p>
+        </w:tc>
+      </w:tr>
+      <w:tr>
+        <w:tc>
+          <w:tcPr>
+            <w:tcW w:type="dxa" w:w="1425"/>
+          </w:tcPr>
+          <w:p>
+            <w:r>
+              <w:t>8</w:t>
+            </w:r>
+          </w:p>
+        </w:tc>
+        <w:tc>
+          <w:tcPr>
+            <w:tcW w:type="dxa" w:w="1425"/>
+          </w:tcPr>
+          <w:p>
+            <w:r>
+              <w:t>5,013</w:t>
+            </w:r>
+          </w:p>
+        </w:tc>
+        <w:tc>
+          <w:tcPr>
+            <w:tcW w:type="dxa" w:w="1425"/>
+          </w:tcPr>
+          <w:p>
+            <w:r>
+              <w:t>0.488</w:t>
+            </w:r>
+          </w:p>
+        </w:tc>
+        <w:tc>
+          <w:tcPr>
+            <w:tcW w:type="dxa" w:w="1425"/>
+          </w:tcPr>
+          <w:p>
+            <w:r>
+              <w:t>1.239</w:t>
+            </w:r>
+          </w:p>
+        </w:tc>
+        <w:tc>
+          <w:tcPr>
+            <w:tcW w:type="dxa" w:w="1425"/>
+          </w:tcPr>
+          <w:p>
+            <w:r>
+              <w:t>4,047</w:t>
+            </w:r>
+          </w:p>
+        </w:tc>
+        <w:tc>
+          <w:tcPr>
+            <w:tcW w:type="dxa" w:w="1425"/>
+          </w:tcPr>
+          <w:p>
+            <w:r>
+              <w:t>4,047</w:t>
+            </w:r>
+          </w:p>
+        </w:tc>
+        <w:tc>
+          <w:tcPr>
+            <w:tcW w:type="dxa" w:w="1425"/>
+          </w:tcPr>
+          <w:p>
+            <w:r>
+              <w:t>108,667,043</w:t>
+            </w:r>
+          </w:p>
+        </w:tc>
+      </w:tr>
+    </w:tbl>
+    <w:p>
+      <w:pPr>
+        <w:pStyle w:val="Heading2"/>
+      </w:pPr>
+      <w:r>
+        <w:t>CATI panel: household and population weight by round</w:t>
+      </w:r>
+    </w:p>
+    <w:tbl>
+      <w:tblPr>
+        <w:tblStyle w:val="TableGrid"/>
+        <w:tblW w:type="auto" w:w="0"/>
+        <w:tblLook w:firstColumn="1" w:firstRow="1" w:lastColumn="0" w:lastRow="0" w:noHBand="0" w:noVBand="1" w:val="04A0"/>
+      </w:tblPr>
+      <w:tblGrid>
+        <w:gridCol w:w="1425"/>
+        <w:gridCol w:w="1425"/>
+        <w:gridCol w:w="1425"/>
+        <w:gridCol w:w="1425"/>
+        <w:gridCol w:w="1425"/>
+        <w:gridCol w:w="1425"/>
+        <w:gridCol w:w="1425"/>
+      </w:tblGrid>
+      <w:tr>
+        <w:tc>
+          <w:tcPr>
+            <w:tcW w:type="dxa" w:w="1425"/>
+          </w:tcPr>
+          <w:p>
+            <w:r>
+              <w:t>round</w:t>
+            </w:r>
+          </w:p>
+        </w:tc>
+        <w:tc>
+          <w:tcPr>
+            <w:tcW w:type="dxa" w:w="1425"/>
+          </w:tcPr>
+          <w:p>
+            <w:r>
+              <w:t>N_hh</w:t>
+            </w:r>
+          </w:p>
+        </w:tc>
+        <w:tc>
+          <w:tcPr>
+            <w:tcW w:type="dxa" w:w="1425"/>
+          </w:tcPr>
+          <w:p>
+            <w:r>
+              <w:t>CV_hhw</w:t>
+            </w:r>
+          </w:p>
+        </w:tc>
+        <w:tc>
+          <w:tcPr>
+            <w:tcW w:type="dxa" w:w="1425"/>
+          </w:tcPr>
+          <w:p>
+            <w:r>
+              <w:t>DEFFw_hhw</w:t>
+            </w:r>
+          </w:p>
+        </w:tc>
+        <w:tc>
+          <w:tcPr>
+            <w:tcW w:type="dxa" w:w="1425"/>
+          </w:tcPr>
+          <w:p>
+            <w:r>
+              <w:t>ESS_hhw</w:t>
+            </w:r>
+          </w:p>
+        </w:tc>
+        <w:tc>
+          <w:tcPr>
+            <w:tcW w:type="dxa" w:w="1425"/>
+          </w:tcPr>
+          <w:p>
+            <w:r>
+              <w:t>CV_popw</w:t>
+            </w:r>
+          </w:p>
+        </w:tc>
+        <w:tc>
+          <w:tcPr>
+            <w:tcW w:type="dxa" w:w="1425"/>
+          </w:tcPr>
+          <w:p>
+            <w:r>
+              <w:t>ESS_popw</w:t>
+            </w:r>
+          </w:p>
+        </w:tc>
+      </w:tr>
+      <w:tr>
+        <w:tc>
+          <w:tcPr>
+            <w:tcW w:type="dxa" w:w="1425"/>
+          </w:tcPr>
+          <w:p>
+            <w:r>
+              <w:t>1</w:t>
+            </w:r>
+          </w:p>
+        </w:tc>
+        <w:tc>
+          <w:tcPr>
+            <w:tcW w:type="dxa" w:w="1425"/>
+          </w:tcPr>
+          <w:p>
+            <w:r>
+              <w:t>1,239</w:t>
+            </w:r>
+          </w:p>
+        </w:tc>
+        <w:tc>
+          <w:tcPr>
+            <w:tcW w:type="dxa" w:w="1425"/>
+          </w:tcPr>
+          <w:p>
+            <w:r>
+              <w:t>0.346</w:t>
+            </w:r>
+          </w:p>
+        </w:tc>
+        <w:tc>
+          <w:tcPr>
+            <w:tcW w:type="dxa" w:w="1425"/>
+          </w:tcPr>
+          <w:p>
+            <w:r>
+              <w:t>1.120</w:t>
+            </w:r>
+          </w:p>
+        </w:tc>
+        <w:tc>
+          <w:tcPr>
+            <w:tcW w:type="dxa" w:w="1425"/>
+          </w:tcPr>
+          <w:p>
+            <w:r>
+              <w:t>1,107</w:t>
+            </w:r>
+          </w:p>
+        </w:tc>
+        <w:tc>
+          <w:tcPr>
+            <w:tcW w:type="dxa" w:w="1425"/>
+          </w:tcPr>
+          <w:p>
+            <w:r>
+              <w:t>0.631</w:t>
+            </w:r>
+          </w:p>
+        </w:tc>
+        <w:tc>
+          <w:tcPr>
+            <w:tcW w:type="dxa" w:w="1425"/>
+          </w:tcPr>
+          <w:p>
+            <w:r>
+              <w:t>886</w:t>
+            </w:r>
+          </w:p>
+        </w:tc>
+      </w:tr>
+      <w:tr>
+        <w:tc>
+          <w:tcPr>
+            <w:tcW w:type="dxa" w:w="1425"/>
+          </w:tcPr>
+          <w:p>
+            <w:r>
+              <w:t>2</w:t>
+            </w:r>
+          </w:p>
+        </w:tc>
+        <w:tc>
+          <w:tcPr>
+            <w:tcW w:type="dxa" w:w="1425"/>
+          </w:tcPr>
+          <w:p>
+            <w:r>
+              <w:t>1,193</w:t>
+            </w:r>
+          </w:p>
+        </w:tc>
+        <w:tc>
+          <w:tcPr>
+            <w:tcW w:type="dxa" w:w="1425"/>
+          </w:tcPr>
+          <w:p>
+            <w:r>
+              <w:t>0.305</w:t>
+            </w:r>
+          </w:p>
+        </w:tc>
+        <w:tc>
+          <w:tcPr>
+            <w:tcW w:type="dxa" w:w="1425"/>
+          </w:tcPr>
+          <w:p>
+            <w:r>
+              <w:t>1.093</w:t>
+            </w:r>
+          </w:p>
+        </w:tc>
+        <w:tc>
+          <w:tcPr>
+            <w:tcW w:type="dxa" w:w="1425"/>
+          </w:tcPr>
+          <w:p>
+            <w:r>
+              <w:t>1,091</w:t>
+            </w:r>
+          </w:p>
+        </w:tc>
+        <w:tc>
+          <w:tcPr>
+            <w:tcW w:type="dxa" w:w="1425"/>
+          </w:tcPr>
+          <w:p>
+            <w:r>
+              <w:t>0.567</w:t>
+            </w:r>
+          </w:p>
+        </w:tc>
+        <w:tc>
+          <w:tcPr>
+            <w:tcW w:type="dxa" w:w="1425"/>
+          </w:tcPr>
+          <w:p>
+            <w:r>
+              <w:t>902</w:t>
+            </w:r>
+          </w:p>
+        </w:tc>
+      </w:tr>
+      <w:tr>
+        <w:tc>
+          <w:tcPr>
+            <w:tcW w:type="dxa" w:w="1425"/>
+          </w:tcPr>
+          <w:p>
+            <w:r>
+              <w:t>3</w:t>
+            </w:r>
+          </w:p>
+        </w:tc>
+        <w:tc>
+          <w:tcPr>
+            <w:tcW w:type="dxa" w:w="1425"/>
+          </w:tcPr>
+          <w:p>
+            <w:r>
+              <w:t>1,174</w:t>
+            </w:r>
+          </w:p>
+        </w:tc>
+        <w:tc>
+          <w:tcPr>
+            <w:tcW w:type="dxa" w:w="1425"/>
+          </w:tcPr>
+          <w:p>
+            <w:r>
+              <w:t>0.433</w:t>
+            </w:r>
+          </w:p>
+        </w:tc>
+        <w:tc>
+          <w:tcPr>
+            <w:tcW w:type="dxa" w:w="1425"/>
+          </w:tcPr>
+          <w:p>
+            <w:r>
+              <w:t>1.187</w:t>
+            </w:r>
+          </w:p>
+        </w:tc>
+        <w:tc>
+          <w:tcPr>
+            <w:tcW w:type="dxa" w:w="1425"/>
+          </w:tcPr>
+          <w:p>
+            <w:r>
+              <w:t>989</w:t>
+            </w:r>
+          </w:p>
+        </w:tc>
+        <w:tc>
+          <w:tcPr>
+            <w:tcW w:type="dxa" w:w="1425"/>
+          </w:tcPr>
+          <w:p>
+            <w:r>
+              <w:t>0.667</w:t>
+            </w:r>
+          </w:p>
+        </w:tc>
+        <w:tc>
+          <w:tcPr>
+            <w:tcW w:type="dxa" w:w="1425"/>
+          </w:tcPr>
+          <w:p>
+            <w:r>
+              <w:t>813</w:t>
+            </w:r>
+          </w:p>
+        </w:tc>
+      </w:tr>
+      <w:tr>
+        <w:tc>
+          <w:tcPr>
+            <w:tcW w:type="dxa" w:w="1425"/>
+          </w:tcPr>
+          <w:p>
+            <w:r>
+              <w:t>4</w:t>
+            </w:r>
+          </w:p>
+        </w:tc>
+        <w:tc>
+          <w:tcPr>
+            <w:tcW w:type="dxa" w:w="1425"/>
+          </w:tcPr>
+          <w:p>
+            <w:r>
+              <w:t>1,243</w:t>
+            </w:r>
+          </w:p>
+        </w:tc>
+        <w:tc>
+          <w:tcPr>
+            <w:tcW w:type="dxa" w:w="1425"/>
+          </w:tcPr>
+          <w:p>
+            <w:r>
+              <w:t>0.362</w:t>
+            </w:r>
+          </w:p>
+        </w:tc>
+        <w:tc>
+          <w:tcPr>
+            <w:tcW w:type="dxa" w:w="1425"/>
+          </w:tcPr>
+          <w:p>
+            <w:r>
+              <w:t>1.131</w:t>
+            </w:r>
+          </w:p>
+        </w:tc>
+        <w:tc>
+          <w:tcPr>
+            <w:tcW w:type="dxa" w:w="1425"/>
+          </w:tcPr>
+          <w:p>
+            <w:r>
+              <w:t>1,099</w:t>
+            </w:r>
+          </w:p>
+        </w:tc>
+        <w:tc>
+          <w:tcPr>
+            <w:tcW w:type="dxa" w:w="1425"/>
+          </w:tcPr>
+          <w:p>
+            <w:r>
+              <w:t>0.613</w:t>
+            </w:r>
+          </w:p>
+        </w:tc>
+        <w:tc>
+          <w:tcPr>
+            <w:tcW w:type="dxa" w:w="1425"/>
+          </w:tcPr>
+          <w:p>
+            <w:r>
+              <w:t>903</w:t>
+            </w:r>
+          </w:p>
+        </w:tc>
+      </w:tr>
+      <w:tr>
+        <w:tc>
+          <w:tcPr>
+            <w:tcW w:type="dxa" w:w="1425"/>
+          </w:tcPr>
+          <w:p>
+            <w:r>
+              <w:t>5</w:t>
+            </w:r>
+          </w:p>
+        </w:tc>
+        <w:tc>
+          <w:tcPr>
+            <w:tcW w:type="dxa" w:w="1425"/>
+          </w:tcPr>
+          <w:p>
+            <w:r>
+              <w:t>1,184</w:t>
+            </w:r>
+          </w:p>
+        </w:tc>
+        <w:tc>
+          <w:tcPr>
+            <w:tcW w:type="dxa" w:w="1425"/>
+          </w:tcPr>
+          <w:p>
+            <w:r>
+              <w:t>0.362</w:t>
+            </w:r>
+          </w:p>
+        </w:tc>
+        <w:tc>
+          <w:tcPr>
+            <w:tcW w:type="dxa" w:w="1425"/>
+          </w:tcPr>
+          <w:p>
+            <w:r>
+              <w:t>1.131</w:t>
+            </w:r>
+          </w:p>
+        </w:tc>
+        <w:tc>
+          <w:tcPr>
+            <w:tcW w:type="dxa" w:w="1425"/>
+          </w:tcPr>
+          <w:p>
+            <w:r>
+              <w:t>1,047</w:t>
+            </w:r>
+          </w:p>
+        </w:tc>
+        <w:tc>
+          <w:tcPr>
+            <w:tcW w:type="dxa" w:w="1425"/>
+          </w:tcPr>
+          <w:p>
+            <w:r>
+              <w:t>0.611</w:t>
+            </w:r>
+          </w:p>
+        </w:tc>
+        <w:tc>
+          <w:tcPr>
+            <w:tcW w:type="dxa" w:w="1425"/>
+          </w:tcPr>
+          <w:p>
+            <w:r>
+              <w:t>862</w:t>
+            </w:r>
+          </w:p>
+        </w:tc>
+      </w:tr>
+      <w:tr>
+        <w:tc>
+          <w:tcPr>
+            <w:tcW w:type="dxa" w:w="1425"/>
+          </w:tcPr>
+          <w:p>
+            <w:r>
+              <w:t>6</w:t>
+            </w:r>
+          </w:p>
+        </w:tc>
+        <w:tc>
+          <w:tcPr>
+            <w:tcW w:type="dxa" w:w="1425"/>
+          </w:tcPr>
+          <w:p>
+            <w:r>
+              <w:t>1,157</w:t>
+            </w:r>
+          </w:p>
+        </w:tc>
+        <w:tc>
+          <w:tcPr>
+            <w:tcW w:type="dxa" w:w="1425"/>
+          </w:tcPr>
+          <w:p>
+            <w:r>
+              <w:t>0.352</w:t>
+            </w:r>
+          </w:p>
+        </w:tc>
+        <w:tc>
+          <w:tcPr>
+            <w:tcW w:type="dxa" w:w="1425"/>
+          </w:tcPr>
+          <w:p>
+            <w:r>
+              <w:t>1.124</w:t>
+            </w:r>
+          </w:p>
+        </w:tc>
+        <w:tc>
+          <w:tcPr>
+            <w:tcW w:type="dxa" w:w="1425"/>
+          </w:tcPr>
+          <w:p>
+            <w:r>
+              <w:t>1,029</w:t>
+            </w:r>
+          </w:p>
+        </w:tc>
+        <w:tc>
+          <w:tcPr>
+            <w:tcW w:type="dxa" w:w="1425"/>
+          </w:tcPr>
+          <w:p>
+            <w:r>
+              <w:t>0.602</w:t>
+            </w:r>
+          </w:p>
+        </w:tc>
+        <w:tc>
+          <w:tcPr>
+            <w:tcW w:type="dxa" w:w="1425"/>
+          </w:tcPr>
+          <w:p>
+            <w:r>
+              <w:t>849</w:t>
+            </w:r>
+          </w:p>
+        </w:tc>
+      </w:tr>
+      <w:tr>
+        <w:tc>
+          <w:tcPr>
+            <w:tcW w:type="dxa" w:w="1425"/>
+          </w:tcPr>
+          <w:p>
+            <w:r>
+              <w:t>7</w:t>
+            </w:r>
+          </w:p>
+        </w:tc>
+        <w:tc>
+          <w:tcPr>
+            <w:tcW w:type="dxa" w:w="1425"/>
+          </w:tcPr>
+          <w:p>
+            <w:r>
+              <w:t>1,112</w:t>
+            </w:r>
+          </w:p>
+        </w:tc>
+        <w:tc>
+          <w:tcPr>
+            <w:tcW w:type="dxa" w:w="1425"/>
+          </w:tcPr>
+          <w:p>
+            <w:r>
+              <w:t>0.354</w:t>
+            </w:r>
+          </w:p>
+        </w:tc>
+        <w:tc>
+          <w:tcPr>
+            <w:tcW w:type="dxa" w:w="1425"/>
+          </w:tcPr>
+          <w:p>
+            <w:r>
+              <w:t>1.125</w:t>
+            </w:r>
+          </w:p>
+        </w:tc>
+        <w:tc>
+          <w:tcPr>
+            <w:tcW w:type="dxa" w:w="1425"/>
+          </w:tcPr>
+          <w:p>
+            <w:r>
+              <w:t>988</w:t>
+            </w:r>
+          </w:p>
+        </w:tc>
+        <w:tc>
+          <w:tcPr>
+            <w:tcW w:type="dxa" w:w="1425"/>
+          </w:tcPr>
+          <w:p>
+            <w:r>
+              <w:t>0.597</w:t>
+            </w:r>
+          </w:p>
+        </w:tc>
+        <w:tc>
+          <w:tcPr>
+            <w:tcW w:type="dxa" w:w="1425"/>
+          </w:tcPr>
+          <w:p>
+            <w:r>
+              <w:t>820</w:t>
+            </w:r>
+          </w:p>
+        </w:tc>
+      </w:tr>
+      <w:tr>
+        <w:tc>
+          <w:tcPr>
+            <w:tcW w:type="dxa" w:w="1425"/>
+          </w:tcPr>
+          <w:p>
+            <w:r>
+              <w:t>8</w:t>
+            </w:r>
+          </w:p>
+        </w:tc>
+        <w:tc>
+          <w:tcPr>
+            <w:tcW w:type="dxa" w:w="1425"/>
+          </w:tcPr>
+          <w:p>
+            <w:r>
+              <w:t>1,115</w:t>
+            </w:r>
+          </w:p>
+        </w:tc>
+        <w:tc>
+          <w:tcPr>
+            <w:tcW w:type="dxa" w:w="1425"/>
+          </w:tcPr>
+          <w:p>
+            <w:r>
+              <w:t>0.359</w:t>
+            </w:r>
+          </w:p>
+        </w:tc>
+        <w:tc>
+          <w:tcPr>
+            <w:tcW w:type="dxa" w:w="1425"/>
+          </w:tcPr>
+          <w:p>
+            <w:r>
+              <w:t>1.129</w:t>
+            </w:r>
+          </w:p>
+        </w:tc>
+        <w:tc>
+          <w:tcPr>
+            <w:tcW w:type="dxa" w:w="1425"/>
+          </w:tcPr>
+          <w:p>
+            <w:r>
+              <w:t>988</w:t>
+            </w:r>
+          </w:p>
+        </w:tc>
+        <w:tc>
+          <w:tcPr>
+            <w:tcW w:type="dxa" w:w="1425"/>
+          </w:tcPr>
+          <w:p>
+            <w:r>
+              <w:t>0.613</w:t>
+            </w:r>
+          </w:p>
+        </w:tc>
+        <w:tc>
+          <w:tcPr>
+            <w:tcW w:type="dxa" w:w="1425"/>
+          </w:tcPr>
+          <w:p>
+            <w:r>
+              <w:t>811</w:t>
+            </w:r>
+          </w:p>
+        </w:tc>
+      </w:tr>
+    </w:tbl>
+    <w:p>
+      <w:pPr>
+        <w:pStyle w:val="Heading2"/>
+      </w:pPr>
+      <w:r>
+        <w:t>CATI panel: composition stability by round</w:t>
+      </w:r>
+    </w:p>
+    <w:tbl>
+      <w:tblPr>
+        <w:tblStyle w:val="TableGrid"/>
+        <w:tblW w:type="auto" w:w="0"/>
+        <w:tblLook w:firstColumn="1" w:firstRow="1" w:lastColumn="0" w:lastRow="0" w:noHBand="0" w:noVBand="1" w:val="04A0"/>
+      </w:tblPr>
+      <w:tblGrid>
+        <w:gridCol w:w="1994"/>
+        <w:gridCol w:w="1994"/>
+        <w:gridCol w:w="1994"/>
+        <w:gridCol w:w="1994"/>
+        <w:gridCol w:w="1994"/>
+      </w:tblGrid>
+      <w:tr>
+        <w:tc>
+          <w:tcPr>
+            <w:tcW w:type="dxa" w:w="1994"/>
+          </w:tcPr>
+          <w:p>
+            <w:r>
+              <w:t>round</w:t>
+            </w:r>
+          </w:p>
+        </w:tc>
+        <w:tc>
+          <w:tcPr>
+            <w:tcW w:type="dxa" w:w="1994"/>
+          </w:tcPr>
+          <w:p>
+            <w:r>
+              <w:t>n_hh</w:t>
+            </w:r>
+          </w:p>
+        </w:tc>
+        <w:tc>
+          <w:tcPr>
+            <w:tcW w:type="dxa" w:w="1994"/>
+          </w:tcPr>
+          <w:p>
+            <w:r>
+              <w:t>urban_share</w:t>
+            </w:r>
+          </w:p>
+        </w:tc>
+        <w:tc>
+          <w:tcPr>
+            <w:tcW w:type="dxa" w:w="1994"/>
+          </w:tcPr>
+          <w:p>
+            <w:r>
+              <w:t>q1_share</w:t>
+            </w:r>
+          </w:p>
+        </w:tc>
+        <w:tc>
+          <w:tcPr>
+            <w:tcW w:type="dxa" w:w="1994"/>
+          </w:tcPr>
+          <w:p>
+            <w:r>
+              <w:t>q5_share</w:t>
+            </w:r>
+          </w:p>
+        </w:tc>
+      </w:tr>
+      <w:tr>
+        <w:tc>
+          <w:tcPr>
+            <w:tcW w:type="dxa" w:w="1994"/>
+          </w:tcPr>
+          <w:p>
+            <w:r>
+              <w:t>1</w:t>
+            </w:r>
+          </w:p>
+        </w:tc>
+        <w:tc>
+          <w:tcPr>
+            <w:tcW w:type="dxa" w:w="1994"/>
+          </w:tcPr>
+          <w:p>
+            <w:r>
+              <w:t>1,239</w:t>
+            </w:r>
+          </w:p>
+        </w:tc>
+        <w:tc>
+          <w:tcPr>
+            <w:tcW w:type="dxa" w:w="1994"/>
+          </w:tcPr>
+          <w:p>
+            <w:r>
+              <w:t>0.552</w:t>
+            </w:r>
+          </w:p>
+        </w:tc>
+        <w:tc>
+          <w:tcPr>
+            <w:tcW w:type="dxa" w:w="1994"/>
+          </w:tcPr>
+          <w:p>
+            <w:r>
+              <w:t>0.220</w:t>
+            </w:r>
+          </w:p>
+        </w:tc>
+        <w:tc>
+          <w:tcPr>
+            <w:tcW w:type="dxa" w:w="1994"/>
+          </w:tcPr>
+          <w:p>
+            <w:r>
+              <w:t>0.176</w:t>
+            </w:r>
+          </w:p>
+        </w:tc>
+      </w:tr>
+      <w:tr>
+        <w:tc>
+          <w:tcPr>
+            <w:tcW w:type="dxa" w:w="1994"/>
+          </w:tcPr>
+          <w:p>
+            <w:r>
+              <w:t>2</w:t>
+            </w:r>
+          </w:p>
+        </w:tc>
+        <w:tc>
+          <w:tcPr>
+            <w:tcW w:type="dxa" w:w="1994"/>
+          </w:tcPr>
+          <w:p>
+            <w:r>
+              <w:t>1,193</w:t>
+            </w:r>
+          </w:p>
+        </w:tc>
+        <w:tc>
+          <w:tcPr>
+            <w:tcW w:type="dxa" w:w="1994"/>
+          </w:tcPr>
+          <w:p>
+            <w:r>
+              <w:t>0.552</w:t>
+            </w:r>
+          </w:p>
+        </w:tc>
+        <w:tc>
+          <w:tcPr>
+            <w:tcW w:type="dxa" w:w="1994"/>
+          </w:tcPr>
+          <w:p>
+            <w:r>
+              <w:t>0.222</w:t>
+            </w:r>
+          </w:p>
+        </w:tc>
+        <w:tc>
+          <w:tcPr>
+            <w:tcW w:type="dxa" w:w="1994"/>
+          </w:tcPr>
+          <w:p>
+            <w:r>
+              <w:t>0.183</w:t>
+            </w:r>
+          </w:p>
+        </w:tc>
+      </w:tr>
+      <w:tr>
+        <w:tc>
+          <w:tcPr>
+            <w:tcW w:type="dxa" w:w="1994"/>
+          </w:tcPr>
+          <w:p>
+            <w:r>
+              <w:t>3</w:t>
+            </w:r>
+          </w:p>
+        </w:tc>
+        <w:tc>
+          <w:tcPr>
+            <w:tcW w:type="dxa" w:w="1994"/>
+          </w:tcPr>
+          <w:p>
+            <w:r>
+              <w:t>1,174</w:t>
+            </w:r>
+          </w:p>
+        </w:tc>
+        <w:tc>
+          <w:tcPr>
+            <w:tcW w:type="dxa" w:w="1994"/>
+          </w:tcPr>
+          <w:p>
+            <w:r>
+              <w:t>0.552</w:t>
+            </w:r>
+          </w:p>
+        </w:tc>
+        <w:tc>
+          <w:tcPr>
+            <w:tcW w:type="dxa" w:w="1994"/>
+          </w:tcPr>
+          <w:p>
+            <w:r>
+              <w:t>0.224</w:t>
+            </w:r>
+          </w:p>
+        </w:tc>
+        <w:tc>
+          <w:tcPr>
+            <w:tcW w:type="dxa" w:w="1994"/>
+          </w:tcPr>
+          <w:p>
+            <w:r>
+              <w:t>0.179</w:t>
+            </w:r>
+          </w:p>
+        </w:tc>
+      </w:tr>
+      <w:tr>
+        <w:tc>
+          <w:tcPr>
+            <w:tcW w:type="dxa" w:w="1994"/>
+          </w:tcPr>
+          <w:p>
+            <w:r>
+              <w:t>4</w:t>
+            </w:r>
+          </w:p>
+        </w:tc>
+        <w:tc>
+          <w:tcPr>
+            <w:tcW w:type="dxa" w:w="1994"/>
+          </w:tcPr>
+          <w:p>
+            <w:r>
+              <w:t>1,243</w:t>
+            </w:r>
+          </w:p>
+        </w:tc>
+        <w:tc>
+          <w:tcPr>
+            <w:tcW w:type="dxa" w:w="1994"/>
+          </w:tcPr>
+          <w:p>
+            <w:r>
+              <w:t>0.552</w:t>
+            </w:r>
+          </w:p>
+        </w:tc>
+        <w:tc>
+          <w:tcPr>
+            <w:tcW w:type="dxa" w:w="1994"/>
+          </w:tcPr>
+          <w:p>
+            <w:r>
+              <w:t>0.231</w:t>
+            </w:r>
+          </w:p>
+        </w:tc>
+        <w:tc>
+          <w:tcPr>
+            <w:tcW w:type="dxa" w:w="1994"/>
+          </w:tcPr>
+          <w:p>
+            <w:r>
+              <w:t>0.179</w:t>
+            </w:r>
+          </w:p>
+        </w:tc>
+      </w:tr>
+      <w:tr>
+        <w:tc>
+          <w:tcPr>
+            <w:tcW w:type="dxa" w:w="1994"/>
+          </w:tcPr>
+          <w:p>
+            <w:r>
+              <w:t>5</w:t>
+            </w:r>
+          </w:p>
+        </w:tc>
+        <w:tc>
+          <w:tcPr>
+            <w:tcW w:type="dxa" w:w="1994"/>
+          </w:tcPr>
+          <w:p>
+            <w:r>
+              <w:t>1,184</w:t>
+            </w:r>
+          </w:p>
+        </w:tc>
+        <w:tc>
+          <w:tcPr>
+            <w:tcW w:type="dxa" w:w="1994"/>
+          </w:tcPr>
+          <w:p>
+            <w:r>
+              <w:t>0.552</w:t>
+            </w:r>
+          </w:p>
+        </w:tc>
+        <w:tc>
+          <w:tcPr>
+            <w:tcW w:type="dxa" w:w="1994"/>
+          </w:tcPr>
+          <w:p>
+            <w:r>
+              <w:t>0.221</w:t>
+            </w:r>
+          </w:p>
+        </w:tc>
+        <w:tc>
+          <w:tcPr>
+            <w:tcW w:type="dxa" w:w="1994"/>
+          </w:tcPr>
+          <w:p>
+            <w:r>
+              <w:t>0.186</w:t>
+            </w:r>
+          </w:p>
+        </w:tc>
+      </w:tr>
+      <w:tr>
+        <w:tc>
+          <w:tcPr>
+            <w:tcW w:type="dxa" w:w="1994"/>
+          </w:tcPr>
+          <w:p>
+            <w:r>
+              <w:t>6</w:t>
+            </w:r>
+          </w:p>
+        </w:tc>
+        <w:tc>
+          <w:tcPr>
+            <w:tcW w:type="dxa" w:w="1994"/>
+          </w:tcPr>
+          <w:p>
+            <w:r>
+              <w:t>1,157</w:t>
+            </w:r>
+          </w:p>
+        </w:tc>
+        <w:tc>
+          <w:tcPr>
+            <w:tcW w:type="dxa" w:w="1994"/>
+          </w:tcPr>
+          <w:p>
+            <w:r>
+              <w:t>0.552</w:t>
+            </w:r>
+          </w:p>
+        </w:tc>
+        <w:tc>
+          <w:tcPr>
+            <w:tcW w:type="dxa" w:w="1994"/>
+          </w:tcPr>
+          <w:p>
+            <w:r>
+              <w:t>0.230</w:t>
+            </w:r>
+          </w:p>
+        </w:tc>
+        <w:tc>
+          <w:tcPr>
+            <w:tcW w:type="dxa" w:w="1994"/>
+          </w:tcPr>
+          <w:p>
+            <w:r>
+              <w:t>0.184</w:t>
+            </w:r>
+          </w:p>
+        </w:tc>
+      </w:tr>
+      <w:tr>
+        <w:tc>
+          <w:tcPr>
+            <w:tcW w:type="dxa" w:w="1994"/>
+          </w:tcPr>
+          <w:p>
+            <w:r>
+              <w:t>7</w:t>
+            </w:r>
+          </w:p>
+        </w:tc>
+        <w:tc>
+          <w:tcPr>
+            <w:tcW w:type="dxa" w:w="1994"/>
+          </w:tcPr>
+          <w:p>
+            <w:r>
+              <w:t>1,112</w:t>
+            </w:r>
+          </w:p>
+        </w:tc>
+        <w:tc>
+          <w:tcPr>
+            <w:tcW w:type="dxa" w:w="1994"/>
+          </w:tcPr>
+          <w:p>
+            <w:r>
+              <w:t>0.552</w:t>
+            </w:r>
+          </w:p>
+        </w:tc>
+        <w:tc>
+          <w:tcPr>
+            <w:tcW w:type="dxa" w:w="1994"/>
+          </w:tcPr>
+          <w:p>
+            <w:r>
+              <w:t>0.231</w:t>
+            </w:r>
+          </w:p>
+        </w:tc>
+        <w:tc>
+          <w:tcPr>
+            <w:tcW w:type="dxa" w:w="1994"/>
+          </w:tcPr>
+          <w:p>
+            <w:r>
+              <w:t>0.179</w:t>
+            </w:r>
+          </w:p>
+        </w:tc>
+      </w:tr>
+      <w:tr>
+        <w:tc>
+          <w:tcPr>
+            <w:tcW w:type="dxa" w:w="1994"/>
+          </w:tcPr>
+          <w:p>
+            <w:r>
+              <w:t>8</w:t>
+            </w:r>
+          </w:p>
+        </w:tc>
+        <w:tc>
+          <w:tcPr>
+            <w:tcW w:type="dxa" w:w="1994"/>
+          </w:tcPr>
+          <w:p>
+            <w:r>
+              <w:t>1,115</w:t>
+            </w:r>
+          </w:p>
+        </w:tc>
+        <w:tc>
+          <w:tcPr>
+            <w:tcW w:type="dxa" w:w="1994"/>
+          </w:tcPr>
+          <w:p>
+            <w:r>
+              <w:t>0.552</w:t>
+            </w:r>
+          </w:p>
+        </w:tc>
+        <w:tc>
+          <w:tcPr>
+            <w:tcW w:type="dxa" w:w="1994"/>
+          </w:tcPr>
+          <w:p>
+            <w:r>
+              <w:t>0.219</w:t>
+            </w:r>
+          </w:p>
+        </w:tc>
+        <w:tc>
+          <w:tcPr>
+            <w:tcW w:type="dxa" w:w="1994"/>
+          </w:tcPr>
+          <w:p>
+            <w:r>
+              <w:t>0.195</w:t>
+            </w:r>
+          </w:p>
+        </w:tc>
+      </w:tr>
+    </w:tbl>
     <w:p>
       <w:pPr>
         <w:pStyle w:val="Heading1"/>

--- a/CAPI/Analysis/SL/doc/L2PHL_WEIGHTING_TECHNICAL_NOTE.docx
+++ b/CAPI/Analysis/SL/doc/L2PHL_WEIGHTING_TECHNICAL_NOTE.docx
@@ -406,7 +406,7 @@
     <w:p>
       <w:pPr/>
       <w:r>
-        <w:t>The population weight popw is the World Bank convention for welfare and SDG reporting, because larger households — which are often poorer — then carry weight in proportion to the people who live in them.</w:t>
+        <w:t>The population weight popw is the World Bank convention for welfare and SDG reporting, because larger households, which are often poorer, carry weight in proportion to the people who live in them.</w:t>
       </w:r>
     </w:p>
     <w:p>
@@ -420,7 +420,7 @@
     <w:p>
       <w:pPr/>
       <w:r>
-        <w:t>The baseline uses a two-stage stratified cluster design. Strata are defined by region crossed with urban/rural residence, so that each region contributes both an urban and a rural stratum.</w:t>
+        <w:t>The baseline uses a two-stage stratified cluster design. Strata are defined by region crossed with urban/rural residence, so most regions contribute an urban and a rural stratum. Five special geographic areas enter as a single stratum each, so the design comprises 39 strata in total.</w:t>
       </w:r>
     </w:p>
     <w:p>
@@ -490,7 +490,7 @@
     <w:p>
       <w:pPr/>
       <w:r>
-        <w:t>The individual weight is rescaled cell by cell, so that each census age-by-sex-by-stratum cell sums to its census population for the round. In notation, indw equals the baseline individual weight times the ratio of the cell’s census population to the current weighted cell sum. Age is grouped into 0–17, 18–45, and 46-plus, crossed with sex and stratum.</w:t>
+        <w:t>The individual weight is rescaled cell by cell, so that each census age-by-sex-by-stratum cell sums to its census population for the round. In notation, indw equals the baseline individual weight times the ratio of the cell’s census population to the current weighted cell sum. Age is grouped into 0–17, 18–45, and 46 and older, crossed with sex and stratum.</w:t>
       </w:r>
     </w:p>
     <w:p>

--- a/CAPI/Analysis/SL/doc/L2PHL_WEIGHTING_TECHNICAL_NOTE.docx
+++ b/CAPI/Analysis/SL/doc/L2PHL_WEIGHTING_TECHNICAL_NOTE.docx
@@ -169,6 +169,39 @@
           <w:szCs w:val="40"/>
         </w:rPr>
         <w:t>Philippines</w:t>
+      </w:r>
+    </w:p>
+    <w:p>
+      <w:pPr>
+        <w:jc w:val="center"/>
+      </w:pPr>
+      <w:r>
+        <w:rPr>
+          <w:b/>
+        </w:rPr>
+        <w:t>Avralt-Od Purevjav</w:t>
+      </w:r>
+    </w:p>
+    <w:p>
+      <w:pPr>
+        <w:jc w:val="center"/>
+      </w:pPr>
+      <w:r>
+        <w:rPr>
+          <w:b w:val="0"/>
+        </w:rPr>
+        <w:t>World Bank Group · Poverty and Equity Global Practice · East Asia and Pacific</w:t>
+      </w:r>
+    </w:p>
+    <w:p>
+      <w:pPr>
+        <w:jc w:val="center"/>
+      </w:pPr>
+      <w:r>
+        <w:rPr>
+          <w:b w:val="0"/>
+        </w:rPr>
+        <w:t>July 2, 2026</w:t>
       </w:r>
     </w:p>
     <w:p>

--- a/CAPI/Analysis/SL/doc/L2PHL_WEIGHTING_TECHNICAL_NOTE.docx
+++ b/CAPI/Analysis/SL/doc/L2PHL_WEIGHTING_TECHNICAL_NOTE.docx
@@ -504,6 +504,5671 @@
       <w:pPr/>
       <w:r>
         <w:t>These steps produce the three outputs. The individual weight indw is the age-sex-calibrated person weight. The household weight hhw is carried on the household file, one weight per household. The population weight popw is the within-household sum of person weights, so that a household-level indicator weighted by popw reports the number of people rather than the number of households. By construction, a person indicator weighted by indw and a household indicator weighted by popw give consistent population totals.</w:t>
+      </w:r>
+    </w:p>
+    <w:p>
+      <w:pPr>
+        <w:pStyle w:val="Heading2"/>
+        <w:rPr>
+          <w:rFonts w:asciiTheme="minorHAnsi" w:hAnsiTheme="minorHAnsi" w:cstheme="majorHAnsi"/>
+        </w:rPr>
+      </w:pPr>
+      <w:r>
+        <w:rPr>
+          <w:rFonts w:asciiTheme="minorHAnsi" w:hAnsiTheme="minorHAnsi" w:cstheme="majorHAnsi"/>
+        </w:rPr>
+        <w:t xml:space="preserve">Inclusion probabilities and base weights </w:t>
+      </w:r>
+    </w:p>
+    <w:p>
+      <w:pPr>
+        <w:rPr>
+          <w:rFonts w:cstheme="majorHAnsi"/>
+        </w:rPr>
+      </w:pPr>
+      <w:r>
+        <w:rPr>
+          <w:rFonts w:cstheme="majorHAnsi"/>
+          <w:b/>
+          <w:bCs/>
+        </w:rPr>
+        <w:t>Stage 1 (PPS by population).</w:t>
+      </w:r>
+      <w:r>
+        <w:rPr>
+          <w:rFonts w:cstheme="majorHAnsi"/>
+        </w:rPr>
+        <w:t xml:space="preserve"> In stratum s, </w:t>
+      </w:r>
+      <w:r>
+        <w:rPr>
+          <w:rFonts w:cstheme="majorHAnsi"/>
+        </w:rPr>
+        <w:br/>
+      </w:r>
+      <m:oMathPara>
+        <m:oMath>
+          <m:r>
+            <w:rPr>
+              <w:rFonts w:ascii="Cambria Math" w:eastAsia="Consolas" w:hAnsi="Cambria Math" w:cstheme="majorHAnsi"/>
+              <w:sz w:val="21"/>
+            </w:rPr>
+            <m:t>π</m:t>
+          </m:r>
+          <m:sSubSup>
+            <m:sSubSupPr>
+              <m:ctrlPr>
+                <w:rPr>
+                  <w:rFonts w:ascii="Cambria Math" w:eastAsia="Consolas" w:hAnsi="Cambria Math" w:cstheme="majorHAnsi"/>
+                  <w:i/>
+                  <w:sz w:val="21"/>
+                </w:rPr>
+              </m:ctrlPr>
+            </m:sSubSupPr>
+            <m:e>
+              <m:r>
+                <w:rPr>
+                  <w:rFonts w:ascii="Cambria Math" w:eastAsia="Consolas" w:hAnsi="Cambria Math" w:cstheme="majorHAnsi"/>
+                  <w:sz w:val="21"/>
+                </w:rPr>
+                <m:t xml:space="preserve"> </m:t>
+              </m:r>
+            </m:e>
+            <m:sub>
+              <m:r>
+                <w:rPr>
+                  <w:rFonts w:ascii="Cambria Math" w:eastAsia="Consolas" w:hAnsi="Cambria Math" w:cstheme="majorHAnsi"/>
+                  <w:sz w:val="21"/>
+                </w:rPr>
+                <m:t>sp</m:t>
+              </m:r>
+            </m:sub>
+            <m:sup>
+              <m:d>
+                <m:dPr>
+                  <m:ctrlPr>
+                    <w:rPr>
+                      <w:rFonts w:ascii="Cambria Math" w:eastAsia="Consolas" w:hAnsi="Cambria Math" w:cstheme="majorHAnsi"/>
+                      <w:i/>
+                      <w:sz w:val="21"/>
+                    </w:rPr>
+                  </m:ctrlPr>
+                </m:dPr>
+                <m:e>
+                  <m:r>
+                    <w:rPr>
+                      <w:rFonts w:ascii="Cambria Math" w:eastAsia="Consolas" w:hAnsi="Cambria Math" w:cstheme="majorHAnsi"/>
+                      <w:sz w:val="21"/>
+                    </w:rPr>
+                    <m:t>1, POP</m:t>
+                  </m:r>
+                </m:e>
+              </m:d>
+            </m:sup>
+          </m:sSubSup>
+          <m:r>
+            <w:rPr>
+              <w:rFonts w:ascii="Cambria Math" w:eastAsia="Consolas" w:hAnsi="Cambria Math" w:cstheme="majorHAnsi"/>
+              <w:sz w:val="21"/>
+            </w:rPr>
+            <m:t xml:space="preserve"> =</m:t>
+          </m:r>
+          <m:f>
+            <m:fPr>
+              <m:ctrlPr>
+                <w:rPr>
+                  <w:rFonts w:ascii="Cambria Math" w:eastAsia="Consolas" w:hAnsi="Cambria Math" w:cstheme="majorHAnsi"/>
+                  <w:i/>
+                  <w:sz w:val="21"/>
+                </w:rPr>
+              </m:ctrlPr>
+            </m:fPr>
+            <m:num>
+              <m:sSub>
+                <m:sSubPr>
+                  <m:ctrlPr>
+                    <w:rPr>
+                      <w:rFonts w:ascii="Cambria Math" w:eastAsia="Consolas" w:hAnsi="Cambria Math" w:cstheme="majorHAnsi"/>
+                      <w:i/>
+                      <w:sz w:val="21"/>
+                    </w:rPr>
+                  </m:ctrlPr>
+                </m:sSubPr>
+                <m:e>
+                  <m:r>
+                    <w:rPr>
+                      <w:rFonts w:ascii="Cambria Math" w:eastAsia="Consolas" w:hAnsi="Cambria Math" w:cstheme="majorHAnsi"/>
+                      <w:sz w:val="21"/>
+                    </w:rPr>
+                    <m:t>n</m:t>
+                  </m:r>
+                </m:e>
+                <m:sub>
+                  <m:r>
+                    <w:rPr>
+                      <w:rFonts w:ascii="Cambria Math" w:eastAsia="Consolas" w:hAnsi="Cambria Math" w:cstheme="majorHAnsi"/>
+                      <w:sz w:val="21"/>
+                    </w:rPr>
+                    <m:t>s</m:t>
+                  </m:r>
+                </m:sub>
+              </m:sSub>
+              <m:r>
+                <w:rPr>
+                  <w:rFonts w:ascii="Cambria Math" w:eastAsia="Consolas" w:hAnsi="Cambria Math" w:cstheme="majorHAnsi"/>
+                  <w:sz w:val="21"/>
+                </w:rPr>
+                <m:t>⋅PO</m:t>
+              </m:r>
+              <m:sSub>
+                <m:sSubPr>
+                  <m:ctrlPr>
+                    <w:rPr>
+                      <w:rFonts w:ascii="Cambria Math" w:eastAsia="Consolas" w:hAnsi="Cambria Math" w:cstheme="majorHAnsi"/>
+                      <w:i/>
+                      <w:sz w:val="21"/>
+                    </w:rPr>
+                  </m:ctrlPr>
+                </m:sSubPr>
+                <m:e>
+                  <m:r>
+                    <w:rPr>
+                      <w:rFonts w:ascii="Cambria Math" w:eastAsia="Consolas" w:hAnsi="Cambria Math" w:cstheme="majorHAnsi"/>
+                      <w:sz w:val="21"/>
+                    </w:rPr>
+                    <m:t>P</m:t>
+                  </m:r>
+                </m:e>
+                <m:sub>
+                  <m:r>
+                    <w:rPr>
+                      <w:rFonts w:ascii="Cambria Math" w:eastAsia="Consolas" w:hAnsi="Cambria Math" w:cstheme="majorHAnsi"/>
+                      <w:sz w:val="21"/>
+                    </w:rPr>
+                    <m:t>sp</m:t>
+                  </m:r>
+                </m:sub>
+              </m:sSub>
+            </m:num>
+            <m:den>
+              <m:r>
+                <w:rPr>
+                  <w:rFonts w:ascii="Cambria Math" w:eastAsia="Consolas" w:hAnsi="Cambria Math" w:cstheme="majorHAnsi"/>
+                  <w:sz w:val="21"/>
+                </w:rPr>
+                <m:t>PO</m:t>
+              </m:r>
+              <m:sSub>
+                <m:sSubPr>
+                  <m:ctrlPr>
+                    <w:rPr>
+                      <w:rFonts w:ascii="Cambria Math" w:eastAsia="Consolas" w:hAnsi="Cambria Math" w:cstheme="majorHAnsi"/>
+                      <w:i/>
+                      <w:sz w:val="21"/>
+                    </w:rPr>
+                  </m:ctrlPr>
+                </m:sSubPr>
+                <m:e>
+                  <m:r>
+                    <w:rPr>
+                      <w:rFonts w:ascii="Cambria Math" w:eastAsia="Consolas" w:hAnsi="Cambria Math" w:cstheme="majorHAnsi"/>
+                      <w:sz w:val="21"/>
+                    </w:rPr>
+                    <m:t>P</m:t>
+                  </m:r>
+                </m:e>
+                <m:sub>
+                  <m:r>
+                    <w:rPr>
+                      <w:rFonts w:ascii="Cambria Math" w:eastAsia="Consolas" w:hAnsi="Cambria Math" w:cstheme="majorHAnsi"/>
+                      <w:sz w:val="21"/>
+                    </w:rPr>
+                    <m:t>s</m:t>
+                  </m:r>
+                </m:sub>
+              </m:sSub>
+            </m:den>
+          </m:f>
+          <m:r>
+            <w:rPr>
+              <w:rFonts w:ascii="Cambria Math" w:eastAsia="Consolas" w:hAnsi="Cambria Math" w:cstheme="majorHAnsi"/>
+              <w:sz w:val="21"/>
+            </w:rPr>
+            <m:t xml:space="preserve"> </m:t>
+          </m:r>
+        </m:oMath>
+      </m:oMathPara>
+    </w:p>
+    <w:p>
+      <w:pPr>
+        <w:rPr>
+          <w:rFonts w:cstheme="majorHAnsi"/>
+        </w:rPr>
+      </w:pPr>
+      <w:r>
+        <w:rPr>
+          <w:rFonts w:cstheme="majorHAnsi"/>
+        </w:rPr>
+        <w:t xml:space="preserve">Where </w:t>
+      </w:r>
+      <m:oMath>
+        <m:sSub>
+          <m:sSubPr>
+            <m:ctrlPr>
+              <w:rPr>
+                <w:rFonts w:ascii="Cambria Math" w:hAnsi="Cambria Math" w:cstheme="majorHAnsi"/>
+                <w:i/>
+              </w:rPr>
+            </m:ctrlPr>
+          </m:sSubPr>
+          <m:e>
+            <m:r>
+              <w:rPr>
+                <w:rFonts w:ascii="Cambria Math" w:hAnsi="Cambria Math" w:cstheme="majorHAnsi"/>
+              </w:rPr>
+              <m:t>n</m:t>
+            </m:r>
+          </m:e>
+          <m:sub>
+            <m:r>
+              <w:rPr>
+                <w:rFonts w:ascii="Cambria Math" w:hAnsi="Cambria Math" w:cstheme="majorHAnsi"/>
+              </w:rPr>
+              <m:t>s</m:t>
+            </m:r>
+          </m:sub>
+        </m:sSub>
+      </m:oMath>
+      <w:r>
+        <w:rPr>
+          <w:rFonts w:cstheme="majorHAnsi"/>
+        </w:rPr>
+        <w:t xml:space="preserve"> is number of sampled PSUs in stratum </w:t>
+      </w:r>
+      <m:oMath>
+        <m:r>
+          <w:rPr>
+            <w:rFonts w:ascii="Cambria Math" w:hAnsi="Cambria Math" w:cstheme="majorHAnsi"/>
+          </w:rPr>
+          <m:t>s</m:t>
+        </m:r>
+      </m:oMath>
+      <w:r>
+        <w:rPr>
+          <w:rFonts w:cstheme="majorHAnsi"/>
+        </w:rPr>
+        <w:t xml:space="preserve">; </w:t>
+      </w:r>
+      <m:oMath>
+        <m:r>
+          <w:rPr>
+            <w:rFonts w:ascii="Cambria Math" w:hAnsi="Cambria Math" w:cstheme="majorHAnsi"/>
+          </w:rPr>
+          <m:t>PO</m:t>
+        </m:r>
+        <m:sSub>
+          <m:sSubPr>
+            <m:ctrlPr>
+              <w:rPr>
+                <w:rFonts w:ascii="Cambria Math" w:hAnsi="Cambria Math" w:cstheme="majorHAnsi"/>
+                <w:i/>
+              </w:rPr>
+            </m:ctrlPr>
+          </m:sSubPr>
+          <m:e>
+            <m:r>
+              <w:rPr>
+                <w:rFonts w:ascii="Cambria Math" w:hAnsi="Cambria Math" w:cstheme="majorHAnsi"/>
+              </w:rPr>
+              <m:t>P</m:t>
+            </m:r>
+          </m:e>
+          <m:sub>
+            <m:r>
+              <w:rPr>
+                <w:rFonts w:ascii="Cambria Math" w:hAnsi="Cambria Math" w:cstheme="majorHAnsi"/>
+              </w:rPr>
+              <m:t>sp</m:t>
+            </m:r>
+          </m:sub>
+        </m:sSub>
+      </m:oMath>
+      <w:r>
+        <w:rPr>
+          <w:rFonts w:cstheme="majorHAnsi"/>
+        </w:rPr>
+        <w:t xml:space="preserve"> is population of PSU </w:t>
+      </w:r>
+      <m:oMath>
+        <m:r>
+          <w:rPr>
+            <w:rFonts w:ascii="Cambria Math" w:hAnsi="Cambria Math" w:cstheme="majorHAnsi"/>
+          </w:rPr>
+          <m:t>p</m:t>
+        </m:r>
+      </m:oMath>
+      <w:r>
+        <w:rPr>
+          <w:rFonts w:cstheme="majorHAnsi"/>
+        </w:rPr>
+        <w:t xml:space="preserve"> in stratum </w:t>
+      </w:r>
+      <m:oMath>
+        <m:r>
+          <w:rPr>
+            <w:rFonts w:ascii="Cambria Math" w:hAnsi="Cambria Math" w:cstheme="majorHAnsi"/>
+          </w:rPr>
+          <m:t>s</m:t>
+        </m:r>
+      </m:oMath>
+      <w:r>
+        <w:rPr>
+          <w:rFonts w:cstheme="majorHAnsi"/>
+        </w:rPr>
+        <w:t xml:space="preserve">; </w:t>
+      </w:r>
+      <m:oMath>
+        <m:r>
+          <w:rPr>
+            <w:rFonts w:ascii="Cambria Math" w:hAnsi="Cambria Math" w:cstheme="majorHAnsi"/>
+          </w:rPr>
+          <m:t>PO</m:t>
+        </m:r>
+        <m:sSub>
+          <m:sSubPr>
+            <m:ctrlPr>
+              <w:rPr>
+                <w:rFonts w:ascii="Cambria Math" w:hAnsi="Cambria Math" w:cstheme="majorHAnsi"/>
+                <w:i/>
+              </w:rPr>
+            </m:ctrlPr>
+          </m:sSubPr>
+          <m:e>
+            <m:r>
+              <w:rPr>
+                <w:rFonts w:ascii="Cambria Math" w:hAnsi="Cambria Math" w:cstheme="majorHAnsi"/>
+              </w:rPr>
+              <m:t>P</m:t>
+            </m:r>
+          </m:e>
+          <m:sub>
+            <m:r>
+              <w:rPr>
+                <w:rFonts w:ascii="Cambria Math" w:hAnsi="Cambria Math" w:cstheme="majorHAnsi"/>
+              </w:rPr>
+              <m:t>s</m:t>
+            </m:r>
+          </m:sub>
+        </m:sSub>
+        <m:r>
+          <w:rPr>
+            <w:rFonts w:ascii="Cambria Math" w:hAnsi="Cambria Math" w:cstheme="majorHAnsi"/>
+          </w:rPr>
+          <m:t>=</m:t>
+        </m:r>
+        <m:nary>
+          <m:naryPr>
+            <m:chr m:val="∑"/>
+            <m:supHide m:val="1"/>
+            <m:ctrlPr>
+              <w:rPr>
+                <w:rFonts w:ascii="Cambria Math" w:hAnsi="Cambria Math" w:cstheme="majorHAnsi"/>
+                <w:i/>
+              </w:rPr>
+            </m:ctrlPr>
+          </m:naryPr>
+          <m:sub>
+            <m:r>
+              <w:rPr>
+                <w:rFonts w:ascii="Cambria Math" w:hAnsi="Cambria Math" w:cstheme="majorHAnsi"/>
+              </w:rPr>
+              <m:t>p</m:t>
+            </m:r>
+          </m:sub>
+          <m:sup/>
+          <m:e>
+            <m:r>
+              <w:rPr>
+                <w:rFonts w:ascii="Cambria Math" w:hAnsi="Cambria Math" w:cstheme="majorHAnsi"/>
+              </w:rPr>
+              <m:t>PO</m:t>
+            </m:r>
+            <m:sSub>
+              <m:sSubPr>
+                <m:ctrlPr>
+                  <w:rPr>
+                    <w:rFonts w:ascii="Cambria Math" w:hAnsi="Cambria Math" w:cstheme="majorHAnsi"/>
+                    <w:i/>
+                  </w:rPr>
+                </m:ctrlPr>
+              </m:sSubPr>
+              <m:e>
+                <m:r>
+                  <w:rPr>
+                    <w:rFonts w:ascii="Cambria Math" w:hAnsi="Cambria Math" w:cstheme="majorHAnsi"/>
+                  </w:rPr>
+                  <m:t>P</m:t>
+                </m:r>
+              </m:e>
+              <m:sub>
+                <m:r>
+                  <w:rPr>
+                    <w:rFonts w:ascii="Cambria Math" w:hAnsi="Cambria Math" w:cstheme="majorHAnsi"/>
+                  </w:rPr>
+                  <m:t>sp</m:t>
+                </m:r>
+              </m:sub>
+            </m:sSub>
+          </m:e>
+        </m:nary>
+      </m:oMath>
+      <w:r>
+        <w:rPr>
+          <w:rFonts w:cstheme="majorHAnsi"/>
+        </w:rPr>
+        <w:t xml:space="preserve">: total population in stratum </w:t>
+      </w:r>
+      <m:oMath>
+        <m:r>
+          <w:rPr>
+            <w:rFonts w:ascii="Cambria Math" w:hAnsi="Cambria Math" w:cstheme="majorHAnsi"/>
+          </w:rPr>
+          <m:t>s</m:t>
+        </m:r>
+      </m:oMath>
+      <w:r>
+        <w:rPr>
+          <w:rFonts w:cstheme="majorHAnsi"/>
+        </w:rPr>
+        <w:t xml:space="preserve"> (sum over PSUs). </w:t>
+      </w:r>
+    </w:p>
+    <w:p>
+      <w:pPr>
+        <w:rPr>
+          <w:rFonts w:cstheme="majorHAnsi"/>
+          <w:b/>
+          <w:bCs/>
+        </w:rPr>
+      </w:pPr>
+      <w:r>
+        <w:rPr>
+          <w:rFonts w:cstheme="majorHAnsi"/>
+          <w:b/>
+          <w:bCs/>
+        </w:rPr>
+        <w:t>Stage 2 (equal-probability households</w:t>
+      </w:r>
+      <w:r>
+        <w:rPr>
+          <w:rFonts w:cstheme="majorHAnsi"/>
+          <w:b/>
+          <w:bCs/>
+        </w:rPr>
+        <w:t>)</w:t>
+      </w:r>
+    </w:p>
+    <w:p>
+      <w:pPr>
+        <w:rPr>
+          <w:rFonts w:cstheme="majorHAnsi"/>
+          <w:sz w:val="21"/>
+        </w:rPr>
+      </w:pPr>
+      <m:oMathPara>
+        <m:oMath>
+          <m:r>
+            <w:rPr>
+              <w:rFonts w:ascii="Cambria Math" w:eastAsia="Consolas" w:hAnsi="Cambria Math" w:cstheme="majorHAnsi"/>
+              <w:sz w:val="21"/>
+            </w:rPr>
+            <m:t>π</m:t>
+          </m:r>
+          <m:sSubSup>
+            <m:sSubSupPr>
+              <m:ctrlPr>
+                <w:rPr>
+                  <w:rFonts w:ascii="Cambria Math" w:eastAsia="Consolas" w:hAnsi="Cambria Math" w:cstheme="majorHAnsi"/>
+                  <w:i/>
+                  <w:sz w:val="21"/>
+                </w:rPr>
+              </m:ctrlPr>
+            </m:sSubSupPr>
+            <m:e>
+              <m:r>
+                <w:rPr>
+                  <w:rFonts w:ascii="Cambria Math" w:eastAsia="Consolas" w:hAnsi="Cambria Math" w:cstheme="majorHAnsi"/>
+                  <w:sz w:val="21"/>
+                </w:rPr>
+                <m:t xml:space="preserve"> </m:t>
+              </m:r>
+            </m:e>
+            <m:sub>
+              <m:r>
+                <w:rPr>
+                  <w:rFonts w:ascii="Cambria Math" w:eastAsia="Consolas" w:hAnsi="Cambria Math" w:cstheme="majorHAnsi"/>
+                  <w:sz w:val="21"/>
+                </w:rPr>
+                <m:t>sp</m:t>
+              </m:r>
+            </m:sub>
+            <m:sup>
+              <m:d>
+                <m:dPr>
+                  <m:ctrlPr>
+                    <w:rPr>
+                      <w:rFonts w:ascii="Cambria Math" w:eastAsia="Consolas" w:hAnsi="Cambria Math" w:cstheme="majorHAnsi"/>
+                      <w:i/>
+                      <w:sz w:val="21"/>
+                    </w:rPr>
+                  </m:ctrlPr>
+                </m:dPr>
+                <m:e>
+                  <m:r>
+                    <w:rPr>
+                      <w:rFonts w:ascii="Cambria Math" w:eastAsia="Consolas" w:hAnsi="Cambria Math" w:cstheme="majorHAnsi"/>
+                      <w:sz w:val="21"/>
+                    </w:rPr>
+                    <m:t>2</m:t>
+                  </m:r>
+                </m:e>
+              </m:d>
+            </m:sup>
+          </m:sSubSup>
+          <m:r>
+            <w:rPr>
+              <w:rFonts w:ascii="Cambria Math" w:eastAsia="Consolas" w:hAnsi="Cambria Math" w:cstheme="majorHAnsi"/>
+              <w:sz w:val="21"/>
+            </w:rPr>
+            <m:t xml:space="preserve"> =</m:t>
+          </m:r>
+          <m:f>
+            <m:fPr>
+              <m:ctrlPr>
+                <w:rPr>
+                  <w:rFonts w:ascii="Cambria Math" w:eastAsia="Consolas" w:hAnsi="Cambria Math" w:cstheme="majorHAnsi"/>
+                  <w:i/>
+                  <w:sz w:val="21"/>
+                </w:rPr>
+              </m:ctrlPr>
+            </m:fPr>
+            <m:num>
+              <m:sSub>
+                <m:sSubPr>
+                  <m:ctrlPr>
+                    <w:rPr>
+                      <w:rFonts w:ascii="Cambria Math" w:eastAsia="Consolas" w:hAnsi="Cambria Math" w:cstheme="majorHAnsi"/>
+                      <w:i/>
+                      <w:sz w:val="21"/>
+                    </w:rPr>
+                  </m:ctrlPr>
+                </m:sSubPr>
+                <m:e>
+                  <m:r>
+                    <w:rPr>
+                      <w:rFonts w:ascii="Cambria Math" w:eastAsia="Consolas" w:hAnsi="Cambria Math" w:cstheme="majorHAnsi"/>
+                      <w:sz w:val="21"/>
+                    </w:rPr>
+                    <m:t>m</m:t>
+                  </m:r>
+                </m:e>
+                <m:sub>
+                  <m:r>
+                    <w:rPr>
+                      <w:rFonts w:ascii="Cambria Math" w:eastAsia="Consolas" w:hAnsi="Cambria Math" w:cstheme="majorHAnsi"/>
+                      <w:sz w:val="21"/>
+                    </w:rPr>
+                    <m:t>sp</m:t>
+                  </m:r>
+                </m:sub>
+              </m:sSub>
+            </m:num>
+            <m:den>
+              <m:r>
+                <w:rPr>
+                  <w:rFonts w:ascii="Cambria Math" w:eastAsia="Consolas" w:hAnsi="Cambria Math" w:cstheme="majorHAnsi"/>
+                  <w:sz w:val="21"/>
+                </w:rPr>
+                <m:t>H</m:t>
+              </m:r>
+              <m:sSub>
+                <m:sSubPr>
+                  <m:ctrlPr>
+                    <w:rPr>
+                      <w:rFonts w:ascii="Cambria Math" w:eastAsia="Consolas" w:hAnsi="Cambria Math" w:cstheme="majorHAnsi"/>
+                      <w:i/>
+                      <w:sz w:val="21"/>
+                    </w:rPr>
+                  </m:ctrlPr>
+                </m:sSubPr>
+                <m:e>
+                  <m:r>
+                    <w:rPr>
+                      <w:rFonts w:ascii="Cambria Math" w:eastAsia="Consolas" w:hAnsi="Cambria Math" w:cstheme="majorHAnsi"/>
+                      <w:sz w:val="21"/>
+                    </w:rPr>
+                    <m:t>H</m:t>
+                  </m:r>
+                </m:e>
+                <m:sub>
+                  <m:r>
+                    <w:rPr>
+                      <w:rFonts w:ascii="Cambria Math" w:eastAsia="Consolas" w:hAnsi="Cambria Math" w:cstheme="majorHAnsi"/>
+                      <w:sz w:val="21"/>
+                    </w:rPr>
+                    <m:t>sp</m:t>
+                  </m:r>
+                </m:sub>
+              </m:sSub>
+            </m:den>
+          </m:f>
+          <m:r>
+            <w:rPr>
+              <w:rFonts w:ascii="Cambria Math" w:eastAsia="Consolas" w:hAnsi="Cambria Math" w:cstheme="majorHAnsi"/>
+              <w:sz w:val="21"/>
+            </w:rPr>
+            <m:t xml:space="preserve"> </m:t>
+          </m:r>
+        </m:oMath>
+      </m:oMathPara>
+    </w:p>
+    <w:p>
+      <w:pPr>
+        <w:rPr>
+          <w:rFonts w:cstheme="majorHAnsi"/>
+        </w:rPr>
+      </w:pPr>
+      <w:r>
+        <w:rPr>
+          <w:rFonts w:cstheme="majorHAnsi"/>
+          <w:sz w:val="21"/>
+        </w:rPr>
+        <w:t xml:space="preserve">Where </w:t>
+      </w:r>
+      <m:oMath>
+        <m:r>
+          <w:rPr>
+            <w:rFonts w:ascii="Cambria Math" w:hAnsi="Cambria Math" w:cstheme="majorHAnsi"/>
+          </w:rPr>
+          <m:t>H</m:t>
+        </m:r>
+        <m:sSub>
+          <m:sSubPr>
+            <m:ctrlPr>
+              <w:rPr>
+                <w:rFonts w:ascii="Cambria Math" w:hAnsi="Cambria Math" w:cstheme="majorHAnsi"/>
+                <w:i/>
+              </w:rPr>
+            </m:ctrlPr>
+          </m:sSubPr>
+          <m:e>
+            <m:r>
+              <w:rPr>
+                <w:rFonts w:ascii="Cambria Math" w:hAnsi="Cambria Math" w:cstheme="majorHAnsi"/>
+              </w:rPr>
+              <m:t>H</m:t>
+            </m:r>
+          </m:e>
+          <m:sub>
+            <m:r>
+              <w:rPr>
+                <w:rFonts w:ascii="Cambria Math" w:hAnsi="Cambria Math" w:cstheme="majorHAnsi"/>
+              </w:rPr>
+              <m:t>sp</m:t>
+            </m:r>
+          </m:sub>
+        </m:sSub>
+      </m:oMath>
+      <w:r>
+        <w:rPr>
+          <w:rFonts w:cstheme="majorHAnsi"/>
+        </w:rPr>
+        <w:t xml:space="preserve"> is number of households in PSU </w:t>
+      </w:r>
+      <m:oMath>
+        <m:r>
+          <w:rPr>
+            <w:rFonts w:ascii="Cambria Math" w:hAnsi="Cambria Math" w:cstheme="majorHAnsi"/>
+          </w:rPr>
+          <m:t>p</m:t>
+        </m:r>
+      </m:oMath>
+      <w:r>
+        <w:rPr>
+          <w:rFonts w:cstheme="majorHAnsi"/>
+        </w:rPr>
+        <w:t xml:space="preserve">; </w:t>
+      </w:r>
+      <m:oMath>
+        <m:sSub>
+          <m:sSubPr>
+            <m:ctrlPr>
+              <w:rPr>
+                <w:rFonts w:ascii="Cambria Math" w:hAnsi="Cambria Math" w:cstheme="majorHAnsi"/>
+                <w:i/>
+              </w:rPr>
+            </m:ctrlPr>
+          </m:sSubPr>
+          <m:e>
+            <m:r>
+              <w:rPr>
+                <w:rFonts w:ascii="Cambria Math" w:hAnsi="Cambria Math" w:cstheme="majorHAnsi"/>
+              </w:rPr>
+              <m:t>m</m:t>
+            </m:r>
+          </m:e>
+          <m:sub>
+            <m:r>
+              <w:rPr>
+                <w:rFonts w:ascii="Cambria Math" w:hAnsi="Cambria Math" w:cstheme="majorHAnsi"/>
+              </w:rPr>
+              <m:t>sp</m:t>
+            </m:r>
+          </m:sub>
+        </m:sSub>
+      </m:oMath>
+      <w:r>
+        <w:rPr>
+          <w:rFonts w:cstheme="majorHAnsi"/>
+        </w:rPr>
+        <w:t xml:space="preserve"> is number of sampled households in PSU </w:t>
+      </w:r>
+      <m:oMath>
+        <m:r>
+          <w:rPr>
+            <w:rFonts w:ascii="Cambria Math" w:hAnsi="Cambria Math" w:cstheme="majorHAnsi"/>
+          </w:rPr>
+          <m:t>p</m:t>
+        </m:r>
+      </m:oMath>
+      <w:r>
+        <w:rPr>
+          <w:rFonts w:cstheme="majorHAnsi"/>
+        </w:rPr>
+        <w:t xml:space="preserve"> (realized Stage</w:t>
+      </w:r>
+      <w:r>
+        <w:rPr>
+          <w:rFonts w:cs="Cambria Math"/>
+        </w:rPr>
+        <w:t>‑</w:t>
+      </w:r>
+      <w:r>
+        <w:rPr>
+          <w:rFonts w:cstheme="majorHAnsi"/>
+        </w:rPr>
+        <w:t xml:space="preserve">2 sample size; constant </w:t>
+      </w:r>
+      <m:oMath>
+        <m:r>
+          <w:rPr>
+            <w:rFonts w:ascii="Cambria Math" w:hAnsi="Cambria Math" w:cstheme="majorHAnsi"/>
+          </w:rPr>
+          <m:t>m=10</m:t>
+        </m:r>
+      </m:oMath>
+      <w:r>
+        <w:rPr>
+          <w:rFonts w:cstheme="majorHAnsi"/>
+        </w:rPr>
+        <w:t>)</w:t>
+      </w:r>
+    </w:p>
+    <w:p>
+      <w:pPr>
+        <w:rPr>
+          <w:rFonts w:cstheme="majorHAnsi"/>
+        </w:rPr>
+      </w:pPr>
+      <w:r>
+        <w:rPr>
+          <w:rFonts w:cstheme="majorHAnsi"/>
+          <w:b/>
+          <w:bCs/>
+        </w:rPr>
+        <w:t>Joint inclusion probability.</w:t>
+      </w:r>
+      <w:r>
+        <w:rPr>
+          <w:rFonts w:cstheme="majorHAnsi"/>
+        </w:rPr>
+        <w:t xml:space="preserve"> For household h in PSU p, </w:t>
+      </w:r>
+    </w:p>
+    <w:p>
+      <w:pPr>
+        <w:rPr>
+          <w:rFonts w:cstheme="majorHAnsi"/>
+        </w:rPr>
+      </w:pPr>
+      <m:oMathPara>
+        <m:oMath>
+          <m:sSub>
+            <m:sSubPr>
+              <m:ctrlPr>
+                <w:rPr>
+                  <w:rFonts w:ascii="Cambria Math" w:eastAsia="Consolas" w:hAnsi="Cambria Math" w:cstheme="majorHAnsi"/>
+                  <w:i/>
+                  <w:sz w:val="21"/>
+                </w:rPr>
+              </m:ctrlPr>
+            </m:sSubPr>
+            <m:e>
+              <m:r>
+                <w:rPr>
+                  <w:rFonts w:ascii="Cambria Math" w:eastAsia="Consolas" w:hAnsi="Cambria Math" w:cstheme="majorHAnsi"/>
+                  <w:sz w:val="21"/>
+                </w:rPr>
+                <m:t>π</m:t>
+              </m:r>
+            </m:e>
+            <m:sub>
+              <m:r>
+                <w:rPr>
+                  <w:rFonts w:ascii="Cambria Math" w:eastAsia="Consolas" w:hAnsi="Cambria Math" w:cstheme="majorHAnsi"/>
+                  <w:sz w:val="21"/>
+                </w:rPr>
+                <m:t>sph</m:t>
+              </m:r>
+            </m:sub>
+          </m:sSub>
+          <m:r>
+            <w:rPr>
+              <w:rFonts w:ascii="Cambria Math" w:eastAsia="Consolas" w:hAnsi="Cambria Math" w:cstheme="majorHAnsi"/>
+              <w:sz w:val="21"/>
+            </w:rPr>
+            <m:t>=π</m:t>
+          </m:r>
+          <m:sSubSup>
+            <m:sSubSupPr>
+              <m:ctrlPr>
+                <w:rPr>
+                  <w:rFonts w:ascii="Cambria Math" w:eastAsia="Consolas" w:hAnsi="Cambria Math" w:cstheme="majorHAnsi"/>
+                  <w:i/>
+                  <w:sz w:val="21"/>
+                </w:rPr>
+              </m:ctrlPr>
+            </m:sSubSupPr>
+            <m:e>
+              <m:r>
+                <w:rPr>
+                  <w:rFonts w:ascii="Cambria Math" w:eastAsia="Consolas" w:hAnsi="Cambria Math" w:cstheme="majorHAnsi"/>
+                  <w:sz w:val="21"/>
+                </w:rPr>
+                <m:t xml:space="preserve"> </m:t>
+              </m:r>
+            </m:e>
+            <m:sub>
+              <m:r>
+                <w:rPr>
+                  <w:rFonts w:ascii="Cambria Math" w:eastAsia="Consolas" w:hAnsi="Cambria Math" w:cstheme="majorHAnsi"/>
+                  <w:sz w:val="21"/>
+                </w:rPr>
+                <m:t>sp</m:t>
+              </m:r>
+            </m:sub>
+            <m:sup>
+              <m:d>
+                <m:dPr>
+                  <m:ctrlPr>
+                    <w:rPr>
+                      <w:rFonts w:ascii="Cambria Math" w:eastAsia="Consolas" w:hAnsi="Cambria Math" w:cstheme="majorHAnsi"/>
+                      <w:i/>
+                      <w:sz w:val="21"/>
+                    </w:rPr>
+                  </m:ctrlPr>
+                </m:dPr>
+                <m:e>
+                  <m:r>
+                    <w:rPr>
+                      <w:rFonts w:ascii="Cambria Math" w:eastAsia="Consolas" w:hAnsi="Cambria Math" w:cstheme="majorHAnsi"/>
+                      <w:sz w:val="21"/>
+                    </w:rPr>
+                    <m:t>1,POP</m:t>
+                  </m:r>
+                </m:e>
+              </m:d>
+            </m:sup>
+          </m:sSubSup>
+          <m:r>
+            <w:rPr>
+              <w:rFonts w:ascii="Cambria Math" w:eastAsia="Consolas" w:hAnsi="Cambria Math" w:cstheme="majorHAnsi"/>
+              <w:sz w:val="21"/>
+            </w:rPr>
+            <m:t>⋅ π</m:t>
+          </m:r>
+          <m:sSubSup>
+            <m:sSubSupPr>
+              <m:ctrlPr>
+                <w:rPr>
+                  <w:rFonts w:ascii="Cambria Math" w:eastAsia="Consolas" w:hAnsi="Cambria Math" w:cstheme="majorHAnsi"/>
+                  <w:i/>
+                  <w:sz w:val="21"/>
+                </w:rPr>
+              </m:ctrlPr>
+            </m:sSubSupPr>
+            <m:e>
+              <m:r>
+                <w:rPr>
+                  <w:rFonts w:ascii="Cambria Math" w:eastAsia="Consolas" w:hAnsi="Cambria Math" w:cstheme="majorHAnsi"/>
+                  <w:sz w:val="21"/>
+                </w:rPr>
+                <m:t xml:space="preserve"> </m:t>
+              </m:r>
+            </m:e>
+            <m:sub>
+              <m:r>
+                <w:rPr>
+                  <w:rFonts w:ascii="Cambria Math" w:eastAsia="Consolas" w:hAnsi="Cambria Math" w:cstheme="majorHAnsi"/>
+                  <w:sz w:val="21"/>
+                </w:rPr>
+                <m:t>sp</m:t>
+              </m:r>
+            </m:sub>
+            <m:sup>
+              <m:d>
+                <m:dPr>
+                  <m:ctrlPr>
+                    <w:rPr>
+                      <w:rFonts w:ascii="Cambria Math" w:eastAsia="Consolas" w:hAnsi="Cambria Math" w:cstheme="majorHAnsi"/>
+                      <w:i/>
+                      <w:sz w:val="21"/>
+                    </w:rPr>
+                  </m:ctrlPr>
+                </m:dPr>
+                <m:e>
+                  <m:r>
+                    <w:rPr>
+                      <w:rFonts w:ascii="Cambria Math" w:eastAsia="Consolas" w:hAnsi="Cambria Math" w:cstheme="majorHAnsi"/>
+                      <w:sz w:val="21"/>
+                    </w:rPr>
+                    <m:t>2</m:t>
+                  </m:r>
+                </m:e>
+              </m:d>
+            </m:sup>
+          </m:sSubSup>
+          <m:r>
+            <w:rPr>
+              <w:rFonts w:ascii="Cambria Math" w:eastAsia="Consolas" w:hAnsi="Cambria Math" w:cstheme="majorHAnsi"/>
+              <w:sz w:val="21"/>
+            </w:rPr>
+            <m:t xml:space="preserve"> =</m:t>
+          </m:r>
+          <m:f>
+            <m:fPr>
+              <m:ctrlPr>
+                <w:rPr>
+                  <w:rFonts w:ascii="Cambria Math" w:eastAsia="Consolas" w:hAnsi="Cambria Math" w:cstheme="majorHAnsi"/>
+                  <w:i/>
+                  <w:sz w:val="21"/>
+                </w:rPr>
+              </m:ctrlPr>
+            </m:fPr>
+            <m:num>
+              <m:sSub>
+                <m:sSubPr>
+                  <m:ctrlPr>
+                    <w:rPr>
+                      <w:rFonts w:ascii="Cambria Math" w:eastAsia="Consolas" w:hAnsi="Cambria Math" w:cstheme="majorHAnsi"/>
+                      <w:i/>
+                      <w:sz w:val="21"/>
+                    </w:rPr>
+                  </m:ctrlPr>
+                </m:sSubPr>
+                <m:e>
+                  <m:r>
+                    <w:rPr>
+                      <w:rFonts w:ascii="Cambria Math" w:eastAsia="Consolas" w:hAnsi="Cambria Math" w:cstheme="majorHAnsi"/>
+                      <w:sz w:val="21"/>
+                    </w:rPr>
+                    <m:t>n</m:t>
+                  </m:r>
+                </m:e>
+                <m:sub>
+                  <m:r>
+                    <w:rPr>
+                      <w:rFonts w:ascii="Cambria Math" w:eastAsia="Consolas" w:hAnsi="Cambria Math" w:cstheme="majorHAnsi"/>
+                      <w:sz w:val="21"/>
+                    </w:rPr>
+                    <m:t>s</m:t>
+                  </m:r>
+                </m:sub>
+              </m:sSub>
+              <m:r>
+                <w:rPr>
+                  <w:rFonts w:ascii="Cambria Math" w:eastAsia="Consolas" w:hAnsi="Cambria Math" w:cstheme="majorHAnsi"/>
+                  <w:sz w:val="21"/>
+                </w:rPr>
+                <m:t>⋅PO</m:t>
+              </m:r>
+              <m:sSub>
+                <m:sSubPr>
+                  <m:ctrlPr>
+                    <w:rPr>
+                      <w:rFonts w:ascii="Cambria Math" w:eastAsia="Consolas" w:hAnsi="Cambria Math" w:cstheme="majorHAnsi"/>
+                      <w:i/>
+                      <w:sz w:val="21"/>
+                    </w:rPr>
+                  </m:ctrlPr>
+                </m:sSubPr>
+                <m:e>
+                  <m:r>
+                    <w:rPr>
+                      <w:rFonts w:ascii="Cambria Math" w:eastAsia="Consolas" w:hAnsi="Cambria Math" w:cstheme="majorHAnsi"/>
+                      <w:sz w:val="21"/>
+                    </w:rPr>
+                    <m:t>P</m:t>
+                  </m:r>
+                </m:e>
+                <m:sub>
+                  <m:r>
+                    <w:rPr>
+                      <w:rFonts w:ascii="Cambria Math" w:eastAsia="Consolas" w:hAnsi="Cambria Math" w:cstheme="majorHAnsi"/>
+                      <w:sz w:val="21"/>
+                    </w:rPr>
+                    <m:t>sp</m:t>
+                  </m:r>
+                </m:sub>
+              </m:sSub>
+            </m:num>
+            <m:den>
+              <m:r>
+                <w:rPr>
+                  <w:rFonts w:ascii="Cambria Math" w:eastAsia="Consolas" w:hAnsi="Cambria Math" w:cstheme="majorHAnsi"/>
+                  <w:sz w:val="21"/>
+                </w:rPr>
+                <m:t>PO</m:t>
+              </m:r>
+              <m:sSub>
+                <m:sSubPr>
+                  <m:ctrlPr>
+                    <w:rPr>
+                      <w:rFonts w:ascii="Cambria Math" w:eastAsia="Consolas" w:hAnsi="Cambria Math" w:cstheme="majorHAnsi"/>
+                      <w:i/>
+                      <w:sz w:val="21"/>
+                    </w:rPr>
+                  </m:ctrlPr>
+                </m:sSubPr>
+                <m:e>
+                  <m:r>
+                    <w:rPr>
+                      <w:rFonts w:ascii="Cambria Math" w:eastAsia="Consolas" w:hAnsi="Cambria Math" w:cstheme="majorHAnsi"/>
+                      <w:sz w:val="21"/>
+                    </w:rPr>
+                    <m:t>P</m:t>
+                  </m:r>
+                </m:e>
+                <m:sub>
+                  <m:r>
+                    <w:rPr>
+                      <w:rFonts w:ascii="Cambria Math" w:eastAsia="Consolas" w:hAnsi="Cambria Math" w:cstheme="majorHAnsi"/>
+                      <w:sz w:val="21"/>
+                    </w:rPr>
+                    <m:t>s</m:t>
+                  </m:r>
+                </m:sub>
+              </m:sSub>
+            </m:den>
+          </m:f>
+          <m:r>
+            <w:rPr>
+              <w:rFonts w:ascii="Cambria Math" w:eastAsia="Consolas" w:hAnsi="Cambria Math" w:cstheme="majorHAnsi"/>
+              <w:sz w:val="21"/>
+            </w:rPr>
+            <m:t>⋅</m:t>
+          </m:r>
+          <m:f>
+            <m:fPr>
+              <m:ctrlPr>
+                <w:rPr>
+                  <w:rFonts w:ascii="Cambria Math" w:eastAsia="Consolas" w:hAnsi="Cambria Math" w:cstheme="majorHAnsi"/>
+                  <w:i/>
+                  <w:sz w:val="21"/>
+                </w:rPr>
+              </m:ctrlPr>
+            </m:fPr>
+            <m:num>
+              <m:sSub>
+                <m:sSubPr>
+                  <m:ctrlPr>
+                    <w:rPr>
+                      <w:rFonts w:ascii="Cambria Math" w:eastAsia="Consolas" w:hAnsi="Cambria Math" w:cstheme="majorHAnsi"/>
+                      <w:i/>
+                      <w:sz w:val="21"/>
+                    </w:rPr>
+                  </m:ctrlPr>
+                </m:sSubPr>
+                <m:e>
+                  <m:r>
+                    <w:rPr>
+                      <w:rFonts w:ascii="Cambria Math" w:eastAsia="Consolas" w:hAnsi="Cambria Math" w:cstheme="majorHAnsi"/>
+                      <w:sz w:val="21"/>
+                    </w:rPr>
+                    <m:t>m</m:t>
+                  </m:r>
+                </m:e>
+                <m:sub>
+                  <m:r>
+                    <w:rPr>
+                      <w:rFonts w:ascii="Cambria Math" w:eastAsia="Consolas" w:hAnsi="Cambria Math" w:cstheme="majorHAnsi"/>
+                      <w:sz w:val="21"/>
+                    </w:rPr>
+                    <m:t>sp</m:t>
+                  </m:r>
+                </m:sub>
+              </m:sSub>
+            </m:num>
+            <m:den>
+              <m:r>
+                <w:rPr>
+                  <w:rFonts w:ascii="Cambria Math" w:eastAsia="Consolas" w:hAnsi="Cambria Math" w:cstheme="majorHAnsi"/>
+                  <w:sz w:val="21"/>
+                </w:rPr>
+                <m:t>H</m:t>
+              </m:r>
+              <m:sSub>
+                <m:sSubPr>
+                  <m:ctrlPr>
+                    <w:rPr>
+                      <w:rFonts w:ascii="Cambria Math" w:eastAsia="Consolas" w:hAnsi="Cambria Math" w:cstheme="majorHAnsi"/>
+                      <w:i/>
+                      <w:sz w:val="21"/>
+                    </w:rPr>
+                  </m:ctrlPr>
+                </m:sSubPr>
+                <m:e>
+                  <m:r>
+                    <w:rPr>
+                      <w:rFonts w:ascii="Cambria Math" w:eastAsia="Consolas" w:hAnsi="Cambria Math" w:cstheme="majorHAnsi"/>
+                      <w:sz w:val="21"/>
+                    </w:rPr>
+                    <m:t>H</m:t>
+                  </m:r>
+                </m:e>
+                <m:sub>
+                  <m:r>
+                    <w:rPr>
+                      <w:rFonts w:ascii="Cambria Math" w:eastAsia="Consolas" w:hAnsi="Cambria Math" w:cstheme="majorHAnsi"/>
+                      <w:sz w:val="21"/>
+                    </w:rPr>
+                    <m:t>sp</m:t>
+                  </m:r>
+                </m:sub>
+              </m:sSub>
+            </m:den>
+          </m:f>
+          <m:r>
+            <w:rPr>
+              <w:rFonts w:ascii="Cambria Math" w:eastAsia="Consolas" w:hAnsi="Cambria Math" w:cstheme="majorHAnsi"/>
+              <w:sz w:val="21"/>
+            </w:rPr>
+            <m:t>=</m:t>
+          </m:r>
+          <m:f>
+            <m:fPr>
+              <m:ctrlPr>
+                <w:rPr>
+                  <w:rFonts w:ascii="Cambria Math" w:eastAsia="Consolas" w:hAnsi="Cambria Math" w:cstheme="majorHAnsi"/>
+                  <w:i/>
+                  <w:sz w:val="21"/>
+                </w:rPr>
+              </m:ctrlPr>
+            </m:fPr>
+            <m:num>
+              <m:sSub>
+                <m:sSubPr>
+                  <m:ctrlPr>
+                    <w:rPr>
+                      <w:rFonts w:ascii="Cambria Math" w:eastAsia="Consolas" w:hAnsi="Cambria Math" w:cstheme="majorHAnsi"/>
+                      <w:i/>
+                      <w:sz w:val="21"/>
+                    </w:rPr>
+                  </m:ctrlPr>
+                </m:sSubPr>
+                <m:e>
+                  <m:r>
+                    <w:rPr>
+                      <w:rFonts w:ascii="Cambria Math" w:eastAsia="Consolas" w:hAnsi="Cambria Math" w:cstheme="majorHAnsi"/>
+                      <w:sz w:val="21"/>
+                    </w:rPr>
+                    <m:t>n</m:t>
+                  </m:r>
+                </m:e>
+                <m:sub>
+                  <m:r>
+                    <w:rPr>
+                      <w:rFonts w:ascii="Cambria Math" w:eastAsia="Consolas" w:hAnsi="Cambria Math" w:cstheme="majorHAnsi"/>
+                      <w:sz w:val="21"/>
+                    </w:rPr>
+                    <m:t>s</m:t>
+                  </m:r>
+                </m:sub>
+              </m:sSub>
+              <m:r>
+                <w:rPr>
+                  <w:rFonts w:ascii="Cambria Math" w:eastAsia="Consolas" w:hAnsi="Cambria Math" w:cstheme="majorHAnsi"/>
+                  <w:sz w:val="21"/>
+                </w:rPr>
+                <m:t>⋅</m:t>
+              </m:r>
+              <m:sSub>
+                <m:sSubPr>
+                  <m:ctrlPr>
+                    <w:rPr>
+                      <w:rFonts w:ascii="Cambria Math" w:eastAsia="Consolas" w:hAnsi="Cambria Math" w:cstheme="majorHAnsi"/>
+                      <w:i/>
+                      <w:sz w:val="21"/>
+                    </w:rPr>
+                  </m:ctrlPr>
+                </m:sSubPr>
+                <m:e>
+                  <m:r>
+                    <w:rPr>
+                      <w:rFonts w:ascii="Cambria Math" w:eastAsia="Consolas" w:hAnsi="Cambria Math" w:cstheme="majorHAnsi"/>
+                      <w:sz w:val="21"/>
+                    </w:rPr>
+                    <m:t>m</m:t>
+                  </m:r>
+                </m:e>
+                <m:sub>
+                  <m:r>
+                    <w:rPr>
+                      <w:rFonts w:ascii="Cambria Math" w:eastAsia="Consolas" w:hAnsi="Cambria Math" w:cstheme="majorHAnsi"/>
+                      <w:sz w:val="21"/>
+                    </w:rPr>
+                    <m:t>sp</m:t>
+                  </m:r>
+                </m:sub>
+              </m:sSub>
+            </m:num>
+            <m:den>
+              <m:r>
+                <w:rPr>
+                  <w:rFonts w:ascii="Cambria Math" w:eastAsia="Consolas" w:hAnsi="Cambria Math" w:cstheme="majorHAnsi"/>
+                  <w:sz w:val="21"/>
+                </w:rPr>
+                <m:t>PO</m:t>
+              </m:r>
+              <m:sSub>
+                <m:sSubPr>
+                  <m:ctrlPr>
+                    <w:rPr>
+                      <w:rFonts w:ascii="Cambria Math" w:eastAsia="Consolas" w:hAnsi="Cambria Math" w:cstheme="majorHAnsi"/>
+                      <w:i/>
+                      <w:sz w:val="21"/>
+                    </w:rPr>
+                  </m:ctrlPr>
+                </m:sSubPr>
+                <m:e>
+                  <m:r>
+                    <w:rPr>
+                      <w:rFonts w:ascii="Cambria Math" w:eastAsia="Consolas" w:hAnsi="Cambria Math" w:cstheme="majorHAnsi"/>
+                      <w:sz w:val="21"/>
+                    </w:rPr>
+                    <m:t>P</m:t>
+                  </m:r>
+                </m:e>
+                <m:sub>
+                  <m:r>
+                    <w:rPr>
+                      <w:rFonts w:ascii="Cambria Math" w:eastAsia="Consolas" w:hAnsi="Cambria Math" w:cstheme="majorHAnsi"/>
+                      <w:sz w:val="21"/>
+                    </w:rPr>
+                    <m:t>s</m:t>
+                  </m:r>
+                </m:sub>
+              </m:sSub>
+            </m:den>
+          </m:f>
+          <m:r>
+            <w:rPr>
+              <w:rFonts w:ascii="Cambria Math" w:eastAsia="Consolas" w:hAnsi="Cambria Math" w:cstheme="majorHAnsi"/>
+              <w:sz w:val="21"/>
+            </w:rPr>
+            <m:t>⋅</m:t>
+          </m:r>
+          <m:f>
+            <m:fPr>
+              <m:ctrlPr>
+                <w:rPr>
+                  <w:rFonts w:ascii="Cambria Math" w:eastAsia="Consolas" w:hAnsi="Cambria Math" w:cstheme="majorHAnsi"/>
+                  <w:i/>
+                  <w:sz w:val="21"/>
+                </w:rPr>
+              </m:ctrlPr>
+            </m:fPr>
+            <m:num>
+              <m:r>
+                <w:rPr>
+                  <w:rFonts w:ascii="Cambria Math" w:eastAsia="Consolas" w:hAnsi="Cambria Math" w:cstheme="majorHAnsi"/>
+                  <w:sz w:val="21"/>
+                </w:rPr>
+                <m:t>PO</m:t>
+              </m:r>
+              <m:sSub>
+                <m:sSubPr>
+                  <m:ctrlPr>
+                    <w:rPr>
+                      <w:rFonts w:ascii="Cambria Math" w:eastAsia="Consolas" w:hAnsi="Cambria Math" w:cstheme="majorHAnsi"/>
+                      <w:i/>
+                      <w:sz w:val="21"/>
+                    </w:rPr>
+                  </m:ctrlPr>
+                </m:sSubPr>
+                <m:e>
+                  <m:r>
+                    <w:rPr>
+                      <w:rFonts w:ascii="Cambria Math" w:eastAsia="Consolas" w:hAnsi="Cambria Math" w:cstheme="majorHAnsi"/>
+                      <w:sz w:val="21"/>
+                    </w:rPr>
+                    <m:t>P</m:t>
+                  </m:r>
+                </m:e>
+                <m:sub>
+                  <m:r>
+                    <w:rPr>
+                      <w:rFonts w:ascii="Cambria Math" w:eastAsia="Consolas" w:hAnsi="Cambria Math" w:cstheme="majorHAnsi"/>
+                      <w:sz w:val="21"/>
+                    </w:rPr>
+                    <m:t>sp</m:t>
+                  </m:r>
+                </m:sub>
+              </m:sSub>
+            </m:num>
+            <m:den>
+              <m:r>
+                <w:rPr>
+                  <w:rFonts w:ascii="Cambria Math" w:eastAsia="Consolas" w:hAnsi="Cambria Math" w:cstheme="majorHAnsi"/>
+                  <w:sz w:val="21"/>
+                </w:rPr>
+                <m:t>H</m:t>
+              </m:r>
+              <m:sSub>
+                <m:sSubPr>
+                  <m:ctrlPr>
+                    <w:rPr>
+                      <w:rFonts w:ascii="Cambria Math" w:eastAsia="Consolas" w:hAnsi="Cambria Math" w:cstheme="majorHAnsi"/>
+                      <w:i/>
+                      <w:sz w:val="21"/>
+                    </w:rPr>
+                  </m:ctrlPr>
+                </m:sSubPr>
+                <m:e>
+                  <m:r>
+                    <w:rPr>
+                      <w:rFonts w:ascii="Cambria Math" w:eastAsia="Consolas" w:hAnsi="Cambria Math" w:cstheme="majorHAnsi"/>
+                      <w:sz w:val="21"/>
+                    </w:rPr>
+                    <m:t>H</m:t>
+                  </m:r>
+                </m:e>
+                <m:sub>
+                  <m:r>
+                    <w:rPr>
+                      <w:rFonts w:ascii="Cambria Math" w:eastAsia="Consolas" w:hAnsi="Cambria Math" w:cstheme="majorHAnsi"/>
+                      <w:sz w:val="21"/>
+                    </w:rPr>
+                    <m:t>sp</m:t>
+                  </m:r>
+                </m:sub>
+              </m:sSub>
+            </m:den>
+          </m:f>
+          <m:r>
+            <w:rPr>
+              <w:rFonts w:ascii="Cambria Math" w:eastAsia="Consolas" w:hAnsi="Cambria Math" w:cstheme="majorHAnsi"/>
+              <w:sz w:val="21"/>
+            </w:rPr>
+            <m:t>=</m:t>
+          </m:r>
+          <m:f>
+            <m:fPr>
+              <m:ctrlPr>
+                <w:rPr>
+                  <w:rFonts w:ascii="Cambria Math" w:eastAsia="Consolas" w:hAnsi="Cambria Math" w:cstheme="majorHAnsi"/>
+                  <w:i/>
+                  <w:sz w:val="21"/>
+                </w:rPr>
+              </m:ctrlPr>
+            </m:fPr>
+            <m:num>
+              <m:sSub>
+                <m:sSubPr>
+                  <m:ctrlPr>
+                    <w:rPr>
+                      <w:rFonts w:ascii="Cambria Math" w:eastAsia="Consolas" w:hAnsi="Cambria Math" w:cstheme="majorHAnsi"/>
+                      <w:i/>
+                      <w:sz w:val="21"/>
+                    </w:rPr>
+                  </m:ctrlPr>
+                </m:sSubPr>
+                <m:e>
+                  <m:r>
+                    <w:rPr>
+                      <w:rFonts w:ascii="Cambria Math" w:eastAsia="Consolas" w:hAnsi="Cambria Math" w:cstheme="majorHAnsi"/>
+                      <w:sz w:val="21"/>
+                    </w:rPr>
+                    <m:t>n</m:t>
+                  </m:r>
+                </m:e>
+                <m:sub>
+                  <m:r>
+                    <w:rPr>
+                      <w:rFonts w:ascii="Cambria Math" w:eastAsia="Consolas" w:hAnsi="Cambria Math" w:cstheme="majorHAnsi"/>
+                      <w:sz w:val="21"/>
+                    </w:rPr>
+                    <m:t>s</m:t>
+                  </m:r>
+                </m:sub>
+              </m:sSub>
+              <m:r>
+                <w:rPr>
+                  <w:rFonts w:ascii="Cambria Math" w:eastAsia="Consolas" w:hAnsi="Cambria Math" w:cstheme="majorHAnsi"/>
+                  <w:sz w:val="21"/>
+                </w:rPr>
+                <m:t>⋅</m:t>
+              </m:r>
+              <m:sSub>
+                <m:sSubPr>
+                  <m:ctrlPr>
+                    <w:rPr>
+                      <w:rFonts w:ascii="Cambria Math" w:eastAsia="Consolas" w:hAnsi="Cambria Math" w:cstheme="majorHAnsi"/>
+                      <w:i/>
+                      <w:sz w:val="21"/>
+                    </w:rPr>
+                  </m:ctrlPr>
+                </m:sSubPr>
+                <m:e>
+                  <m:r>
+                    <w:rPr>
+                      <w:rFonts w:ascii="Cambria Math" w:eastAsia="Consolas" w:hAnsi="Cambria Math" w:cstheme="majorHAnsi"/>
+                      <w:sz w:val="21"/>
+                    </w:rPr>
+                    <m:t>m</m:t>
+                  </m:r>
+                </m:e>
+                <m:sub>
+                  <m:r>
+                    <w:rPr>
+                      <w:rFonts w:ascii="Cambria Math" w:eastAsia="Consolas" w:hAnsi="Cambria Math" w:cstheme="majorHAnsi"/>
+                      <w:sz w:val="21"/>
+                    </w:rPr>
+                    <m:t>sp</m:t>
+                  </m:r>
+                </m:sub>
+              </m:sSub>
+            </m:num>
+            <m:den>
+              <m:r>
+                <w:rPr>
+                  <w:rFonts w:ascii="Cambria Math" w:eastAsia="Consolas" w:hAnsi="Cambria Math" w:cstheme="majorHAnsi"/>
+                  <w:sz w:val="21"/>
+                </w:rPr>
+                <m:t>PO</m:t>
+              </m:r>
+              <m:sSub>
+                <m:sSubPr>
+                  <m:ctrlPr>
+                    <w:rPr>
+                      <w:rFonts w:ascii="Cambria Math" w:eastAsia="Consolas" w:hAnsi="Cambria Math" w:cstheme="majorHAnsi"/>
+                      <w:i/>
+                      <w:sz w:val="21"/>
+                    </w:rPr>
+                  </m:ctrlPr>
+                </m:sSubPr>
+                <m:e>
+                  <m:r>
+                    <w:rPr>
+                      <w:rFonts w:ascii="Cambria Math" w:eastAsia="Consolas" w:hAnsi="Cambria Math" w:cstheme="majorHAnsi"/>
+                      <w:sz w:val="21"/>
+                    </w:rPr>
+                    <m:t>P</m:t>
+                  </m:r>
+                </m:e>
+                <m:sub>
+                  <m:r>
+                    <w:rPr>
+                      <w:rFonts w:ascii="Cambria Math" w:eastAsia="Consolas" w:hAnsi="Cambria Math" w:cstheme="majorHAnsi"/>
+                      <w:sz w:val="21"/>
+                    </w:rPr>
+                    <m:t>s</m:t>
+                  </m:r>
+                </m:sub>
+              </m:sSub>
+            </m:den>
+          </m:f>
+          <m:r>
+            <w:rPr>
+              <w:rFonts w:ascii="Cambria Math" w:eastAsia="Consolas" w:hAnsi="Cambria Math" w:cstheme="majorHAnsi"/>
+              <w:sz w:val="21"/>
+            </w:rPr>
+            <m:t>⋅hhsiz</m:t>
+          </m:r>
+          <m:sSub>
+            <m:sSubPr>
+              <m:ctrlPr>
+                <w:rPr>
+                  <w:rFonts w:ascii="Cambria Math" w:eastAsia="Consolas" w:hAnsi="Cambria Math" w:cstheme="majorHAnsi"/>
+                  <w:i/>
+                  <w:sz w:val="21"/>
+                </w:rPr>
+              </m:ctrlPr>
+            </m:sSubPr>
+            <m:e>
+              <m:r>
+                <w:rPr>
+                  <w:rFonts w:ascii="Cambria Math" w:eastAsia="Consolas" w:hAnsi="Cambria Math" w:cstheme="majorHAnsi"/>
+                  <w:sz w:val="21"/>
+                </w:rPr>
+                <m:t>e</m:t>
+              </m:r>
+            </m:e>
+            <m:sub>
+              <m:r>
+                <w:rPr>
+                  <w:rFonts w:ascii="Cambria Math" w:eastAsia="Consolas" w:hAnsi="Cambria Math" w:cstheme="majorHAnsi"/>
+                  <w:sz w:val="21"/>
+                </w:rPr>
+                <m:t>sp</m:t>
+              </m:r>
+            </m:sub>
+          </m:sSub>
+          <m:r>
+            <w:rPr>
+              <w:rFonts w:ascii="Cambria Math" w:eastAsia="Consolas" w:hAnsi="Cambria Math" w:cstheme="majorHAnsi"/>
+              <w:sz w:val="21"/>
+            </w:rPr>
+            <m:t xml:space="preserve"> </m:t>
+          </m:r>
+        </m:oMath>
+      </m:oMathPara>
+    </w:p>
+    <w:p>
+      <w:pPr>
+        <w:rPr>
+          <w:rFonts w:cstheme="majorHAnsi"/>
+        </w:rPr>
+      </w:pPr>
+      <w:r>
+        <w:rPr>
+          <w:rFonts w:cstheme="majorHAnsi"/>
+        </w:rPr>
+        <w:t xml:space="preserve">Where </w:t>
+      </w:r>
+      <m:oMath>
+        <m:r>
+          <w:rPr>
+            <w:rFonts w:ascii="Cambria Math" w:hAnsi="Cambria Math" w:cstheme="majorHAnsi"/>
+          </w:rPr>
+          <m:t>hhsiz</m:t>
+        </m:r>
+        <m:sSub>
+          <m:sSubPr>
+            <m:ctrlPr>
+              <w:rPr>
+                <w:rFonts w:ascii="Cambria Math" w:hAnsi="Cambria Math" w:cstheme="majorHAnsi"/>
+                <w:i/>
+              </w:rPr>
+            </m:ctrlPr>
+          </m:sSubPr>
+          <m:e>
+            <m:r>
+              <w:rPr>
+                <w:rFonts w:ascii="Cambria Math" w:hAnsi="Cambria Math" w:cstheme="majorHAnsi"/>
+              </w:rPr>
+              <m:t>e</m:t>
+            </m:r>
+          </m:e>
+          <m:sub>
+            <m:r>
+              <w:rPr>
+                <w:rFonts w:ascii="Cambria Math" w:hAnsi="Cambria Math" w:cstheme="majorHAnsi"/>
+              </w:rPr>
+              <m:t>sp</m:t>
+            </m:r>
+          </m:sub>
+        </m:sSub>
+        <m:r>
+          <w:rPr>
+            <w:rFonts w:ascii="Cambria Math" w:hAnsi="Cambria Math" w:cstheme="majorHAnsi"/>
+          </w:rPr>
+          <m:t xml:space="preserve"> = </m:t>
+        </m:r>
+        <m:f>
+          <m:fPr>
+            <m:ctrlPr>
+              <w:rPr>
+                <w:rFonts w:ascii="Cambria Math" w:hAnsi="Cambria Math" w:cstheme="majorHAnsi"/>
+                <w:i/>
+              </w:rPr>
+            </m:ctrlPr>
+          </m:fPr>
+          <m:num>
+            <m:r>
+              <w:rPr>
+                <w:rFonts w:ascii="Cambria Math" w:hAnsi="Cambria Math" w:cstheme="majorHAnsi"/>
+              </w:rPr>
+              <m:t>PO</m:t>
+            </m:r>
+            <m:sSub>
+              <m:sSubPr>
+                <m:ctrlPr>
+                  <w:rPr>
+                    <w:rFonts w:ascii="Cambria Math" w:hAnsi="Cambria Math" w:cstheme="majorHAnsi"/>
+                    <w:i/>
+                  </w:rPr>
+                </m:ctrlPr>
+              </m:sSubPr>
+              <m:e>
+                <m:r>
+                  <w:rPr>
+                    <w:rFonts w:ascii="Cambria Math" w:hAnsi="Cambria Math" w:cstheme="majorHAnsi"/>
+                  </w:rPr>
+                  <m:t>P</m:t>
+                </m:r>
+              </m:e>
+              <m:sub>
+                <m:r>
+                  <w:rPr>
+                    <w:rFonts w:ascii="Cambria Math" w:hAnsi="Cambria Math" w:cstheme="majorHAnsi"/>
+                  </w:rPr>
+                  <m:t>sp</m:t>
+                </m:r>
+              </m:sub>
+            </m:sSub>
+          </m:num>
+          <m:den>
+            <m:r>
+              <w:rPr>
+                <w:rFonts w:ascii="Cambria Math" w:hAnsi="Cambria Math" w:cstheme="majorHAnsi"/>
+              </w:rPr>
+              <m:t>H</m:t>
+            </m:r>
+            <m:sSub>
+              <m:sSubPr>
+                <m:ctrlPr>
+                  <w:rPr>
+                    <w:rFonts w:ascii="Cambria Math" w:hAnsi="Cambria Math" w:cstheme="majorHAnsi"/>
+                    <w:i/>
+                  </w:rPr>
+                </m:ctrlPr>
+              </m:sSubPr>
+              <m:e>
+                <m:r>
+                  <w:rPr>
+                    <w:rFonts w:ascii="Cambria Math" w:hAnsi="Cambria Math" w:cstheme="majorHAnsi"/>
+                  </w:rPr>
+                  <m:t>H</m:t>
+                </m:r>
+              </m:e>
+              <m:sub>
+                <m:r>
+                  <w:rPr>
+                    <w:rFonts w:ascii="Cambria Math" w:hAnsi="Cambria Math" w:cstheme="majorHAnsi"/>
+                  </w:rPr>
+                  <m:t>sp</m:t>
+                </m:r>
+              </m:sub>
+            </m:sSub>
+          </m:den>
+        </m:f>
+      </m:oMath>
+      <w:r>
+        <w:rPr>
+          <w:rFonts w:cstheme="majorHAnsi"/>
+        </w:rPr>
+        <w:t xml:space="preserve">  is average household size of PSU p in stratum s. </w:t>
+      </w:r>
+    </w:p>
+    <w:p>
+      <w:pPr>
+        <w:rPr>
+          <w:rFonts w:cstheme="majorHAnsi"/>
+          <w:b/>
+          <w:bCs/>
+        </w:rPr>
+      </w:pPr>
+      <w:r>
+        <w:rPr>
+          <w:rFonts w:cstheme="majorHAnsi"/>
+          <w:b/>
+          <w:bCs/>
+        </w:rPr>
+        <w:t xml:space="preserve">Base household weight. </w:t>
+      </w:r>
+    </w:p>
+    <w:p>
+      <w:pPr>
+        <w:rPr>
+          <w:rFonts w:cstheme="majorHAnsi"/>
+        </w:rPr>
+      </w:pPr>
+      <m:oMathPara>
+        <m:oMath>
+          <m:sSubSup>
+            <m:sSubSupPr>
+              <m:ctrlPr>
+                <w:rPr>
+                  <w:rFonts w:ascii="Cambria Math" w:eastAsia="Consolas" w:hAnsi="Cambria Math" w:cstheme="majorHAnsi"/>
+                  <w:i/>
+                  <w:sz w:val="21"/>
+                </w:rPr>
+              </m:ctrlPr>
+            </m:sSubSupPr>
+            <m:e>
+              <m:r>
+                <w:rPr>
+                  <w:rFonts w:ascii="Cambria Math" w:eastAsia="Consolas" w:hAnsi="Cambria Math" w:cstheme="majorHAnsi"/>
+                  <w:sz w:val="21"/>
+                </w:rPr>
+                <m:t>w</m:t>
+              </m:r>
+            </m:e>
+            <m:sub>
+              <m:r>
+                <w:rPr>
+                  <w:rFonts w:ascii="Cambria Math" w:eastAsia="Consolas" w:hAnsi="Cambria Math" w:cstheme="majorHAnsi"/>
+                  <w:sz w:val="21"/>
+                </w:rPr>
+                <m:t>sph</m:t>
+              </m:r>
+            </m:sub>
+            <m:sup>
+              <m:r>
+                <w:rPr>
+                  <w:rFonts w:ascii="Cambria Math" w:eastAsia="Consolas" w:hAnsi="Cambria Math" w:cstheme="majorHAnsi"/>
+                  <w:sz w:val="21"/>
+                </w:rPr>
+                <m:t>base</m:t>
+              </m:r>
+            </m:sup>
+          </m:sSubSup>
+          <m:r>
+            <w:rPr>
+              <w:rFonts w:ascii="Cambria Math" w:eastAsia="Consolas" w:hAnsi="Cambria Math" w:cstheme="majorHAnsi"/>
+              <w:sz w:val="21"/>
+            </w:rPr>
+            <m:t>=</m:t>
+          </m:r>
+          <m:f>
+            <m:fPr>
+              <m:ctrlPr>
+                <w:rPr>
+                  <w:rFonts w:ascii="Cambria Math" w:eastAsia="Consolas" w:hAnsi="Cambria Math" w:cstheme="majorHAnsi"/>
+                  <w:i/>
+                  <w:sz w:val="21"/>
+                </w:rPr>
+              </m:ctrlPr>
+            </m:fPr>
+            <m:num>
+              <m:r>
+                <w:rPr>
+                  <w:rFonts w:ascii="Cambria Math" w:eastAsia="Consolas" w:hAnsi="Cambria Math" w:cstheme="majorHAnsi"/>
+                  <w:sz w:val="21"/>
+                </w:rPr>
+                <m:t>1</m:t>
+              </m:r>
+            </m:num>
+            <m:den>
+              <m:sSub>
+                <m:sSubPr>
+                  <m:ctrlPr>
+                    <w:rPr>
+                      <w:rFonts w:ascii="Cambria Math" w:eastAsia="Consolas" w:hAnsi="Cambria Math" w:cstheme="majorHAnsi"/>
+                      <w:i/>
+                      <w:sz w:val="21"/>
+                    </w:rPr>
+                  </m:ctrlPr>
+                </m:sSubPr>
+                <m:e>
+                  <m:r>
+                    <w:rPr>
+                      <w:rFonts w:ascii="Cambria Math" w:eastAsia="Consolas" w:hAnsi="Cambria Math" w:cstheme="majorHAnsi"/>
+                      <w:sz w:val="21"/>
+                    </w:rPr>
+                    <m:t>π</m:t>
+                  </m:r>
+                </m:e>
+                <m:sub>
+                  <m:r>
+                    <w:rPr>
+                      <w:rFonts w:ascii="Cambria Math" w:eastAsia="Consolas" w:hAnsi="Cambria Math" w:cstheme="majorHAnsi"/>
+                      <w:sz w:val="21"/>
+                    </w:rPr>
+                    <m:t>sph</m:t>
+                  </m:r>
+                </m:sub>
+              </m:sSub>
+            </m:den>
+          </m:f>
+          <m:r>
+            <w:rPr>
+              <w:rFonts w:ascii="Cambria Math" w:eastAsia="Consolas" w:hAnsi="Cambria Math" w:cstheme="majorHAnsi"/>
+              <w:sz w:val="21"/>
+            </w:rPr>
+            <m:t>=</m:t>
+          </m:r>
+          <m:f>
+            <m:fPr>
+              <m:ctrlPr>
+                <w:rPr>
+                  <w:rFonts w:ascii="Cambria Math" w:eastAsia="Consolas" w:hAnsi="Cambria Math" w:cstheme="majorHAnsi"/>
+                  <w:i/>
+                  <w:sz w:val="21"/>
+                </w:rPr>
+              </m:ctrlPr>
+            </m:fPr>
+            <m:num>
+              <m:r>
+                <w:rPr>
+                  <w:rFonts w:ascii="Cambria Math" w:eastAsia="Consolas" w:hAnsi="Cambria Math" w:cstheme="majorHAnsi"/>
+                  <w:sz w:val="21"/>
+                </w:rPr>
+                <m:t>PO</m:t>
+              </m:r>
+              <m:sSub>
+                <m:sSubPr>
+                  <m:ctrlPr>
+                    <w:rPr>
+                      <w:rFonts w:ascii="Cambria Math" w:eastAsia="Consolas" w:hAnsi="Cambria Math" w:cstheme="majorHAnsi"/>
+                      <w:i/>
+                      <w:sz w:val="21"/>
+                    </w:rPr>
+                  </m:ctrlPr>
+                </m:sSubPr>
+                <m:e>
+                  <m:r>
+                    <w:rPr>
+                      <w:rFonts w:ascii="Cambria Math" w:eastAsia="Consolas" w:hAnsi="Cambria Math" w:cstheme="majorHAnsi"/>
+                      <w:sz w:val="21"/>
+                    </w:rPr>
+                    <m:t>P</m:t>
+                  </m:r>
+                </m:e>
+                <m:sub>
+                  <m:r>
+                    <w:rPr>
+                      <w:rFonts w:ascii="Cambria Math" w:eastAsia="Consolas" w:hAnsi="Cambria Math" w:cstheme="majorHAnsi"/>
+                      <w:sz w:val="21"/>
+                    </w:rPr>
+                    <m:t>s</m:t>
+                  </m:r>
+                </m:sub>
+              </m:sSub>
+            </m:num>
+            <m:den>
+              <m:sSub>
+                <m:sSubPr>
+                  <m:ctrlPr>
+                    <w:rPr>
+                      <w:rFonts w:ascii="Cambria Math" w:eastAsia="Consolas" w:hAnsi="Cambria Math" w:cstheme="majorHAnsi"/>
+                      <w:i/>
+                      <w:sz w:val="21"/>
+                    </w:rPr>
+                  </m:ctrlPr>
+                </m:sSubPr>
+                <m:e>
+                  <m:r>
+                    <w:rPr>
+                      <w:rFonts w:ascii="Cambria Math" w:eastAsia="Consolas" w:hAnsi="Cambria Math" w:cstheme="majorHAnsi"/>
+                      <w:sz w:val="21"/>
+                    </w:rPr>
+                    <m:t>n</m:t>
+                  </m:r>
+                </m:e>
+                <m:sub>
+                  <m:r>
+                    <w:rPr>
+                      <w:rFonts w:ascii="Cambria Math" w:eastAsia="Consolas" w:hAnsi="Cambria Math" w:cstheme="majorHAnsi"/>
+                      <w:sz w:val="21"/>
+                    </w:rPr>
+                    <m:t>s</m:t>
+                  </m:r>
+                </m:sub>
+              </m:sSub>
+              <m:r>
+                <w:rPr>
+                  <w:rFonts w:ascii="Cambria Math" w:eastAsia="Consolas" w:hAnsi="Cambria Math" w:cstheme="majorHAnsi"/>
+                  <w:sz w:val="21"/>
+                </w:rPr>
+                <m:t>⋅</m:t>
+              </m:r>
+              <m:sSub>
+                <m:sSubPr>
+                  <m:ctrlPr>
+                    <w:rPr>
+                      <w:rFonts w:ascii="Cambria Math" w:eastAsia="Consolas" w:hAnsi="Cambria Math" w:cstheme="majorHAnsi"/>
+                      <w:i/>
+                      <w:sz w:val="21"/>
+                    </w:rPr>
+                  </m:ctrlPr>
+                </m:sSubPr>
+                <m:e>
+                  <m:r>
+                    <w:rPr>
+                      <w:rFonts w:ascii="Cambria Math" w:eastAsia="Consolas" w:hAnsi="Cambria Math" w:cstheme="majorHAnsi"/>
+                      <w:sz w:val="21"/>
+                    </w:rPr>
+                    <m:t>m</m:t>
+                  </m:r>
+                </m:e>
+                <m:sub>
+                  <m:r>
+                    <w:rPr>
+                      <w:rFonts w:ascii="Cambria Math" w:eastAsia="Consolas" w:hAnsi="Cambria Math" w:cstheme="majorHAnsi"/>
+                      <w:sz w:val="21"/>
+                    </w:rPr>
+                    <m:t>sp</m:t>
+                  </m:r>
+                </m:sub>
+              </m:sSub>
+              <m:r>
+                <w:rPr>
+                  <w:rFonts w:ascii="Cambria Math" w:eastAsia="Consolas" w:hAnsi="Cambria Math" w:cstheme="majorHAnsi"/>
+                  <w:sz w:val="21"/>
+                </w:rPr>
+                <m:t>⋅hhsiz</m:t>
+              </m:r>
+              <m:sSub>
+                <m:sSubPr>
+                  <m:ctrlPr>
+                    <w:rPr>
+                      <w:rFonts w:ascii="Cambria Math" w:eastAsia="Consolas" w:hAnsi="Cambria Math" w:cstheme="majorHAnsi"/>
+                      <w:i/>
+                      <w:sz w:val="21"/>
+                    </w:rPr>
+                  </m:ctrlPr>
+                </m:sSubPr>
+                <m:e>
+                  <m:r>
+                    <w:rPr>
+                      <w:rFonts w:ascii="Cambria Math" w:eastAsia="Consolas" w:hAnsi="Cambria Math" w:cstheme="majorHAnsi"/>
+                      <w:sz w:val="21"/>
+                    </w:rPr>
+                    <m:t>e</m:t>
+                  </m:r>
+                </m:e>
+                <m:sub>
+                  <m:r>
+                    <w:rPr>
+                      <w:rFonts w:ascii="Cambria Math" w:eastAsia="Consolas" w:hAnsi="Cambria Math" w:cstheme="majorHAnsi"/>
+                      <w:sz w:val="21"/>
+                    </w:rPr>
+                    <m:t>sp</m:t>
+                  </m:r>
+                </m:sub>
+              </m:sSub>
+            </m:den>
+          </m:f>
+          <m:r>
+            <w:rPr>
+              <w:rFonts w:ascii="Cambria Math" w:eastAsia="Consolas" w:hAnsi="Cambria Math" w:cstheme="majorHAnsi"/>
+              <w:sz w:val="21"/>
+            </w:rPr>
+            <m:t xml:space="preserve"> </m:t>
+          </m:r>
+        </m:oMath>
+      </m:oMathPara>
+    </w:p>
+    <w:p>
+      <w:pPr>
+        <w:rPr>
+          <w:rFonts w:cstheme="majorHAnsi"/>
+          <w:sz w:val="21"/>
+        </w:rPr>
+      </w:pPr>
+      <w:r>
+        <w:rPr>
+          <w:rFonts w:cstheme="majorHAnsi"/>
+        </w:rPr>
+        <w:t xml:space="preserve">Within a </w:t>
+      </w:r>
+      <w:proofErr w:type="spellStart"/>
+      <w:r>
+        <w:rPr>
+          <w:rFonts w:cstheme="majorHAnsi"/>
+        </w:rPr>
+        <w:t>psu</w:t>
+      </w:r>
+      <w:proofErr w:type="spellEnd"/>
+      <w:r>
+        <w:rPr>
+          <w:rFonts w:cstheme="majorHAnsi"/>
+        </w:rPr>
+        <w:t xml:space="preserve">, all sampled households share the same </w:t>
+      </w:r>
+      <m:oMath>
+        <m:sSubSup>
+          <m:sSubSupPr>
+            <m:ctrlPr>
+              <w:rPr>
+                <w:rFonts w:ascii="Cambria Math" w:eastAsia="Consolas" w:hAnsi="Cambria Math" w:cstheme="majorHAnsi"/>
+                <w:i/>
+                <w:sz w:val="21"/>
+              </w:rPr>
+            </m:ctrlPr>
+          </m:sSubSupPr>
+          <m:e>
+            <m:r>
+              <w:rPr>
+                <w:rFonts w:ascii="Cambria Math" w:eastAsia="Consolas" w:hAnsi="Cambria Math" w:cstheme="majorHAnsi"/>
+                <w:sz w:val="21"/>
+              </w:rPr>
+              <m:t>w</m:t>
+            </m:r>
+          </m:e>
+          <m:sub>
+            <m:r>
+              <w:rPr>
+                <w:rFonts w:ascii="Cambria Math" w:eastAsia="Consolas" w:hAnsi="Cambria Math" w:cstheme="majorHAnsi"/>
+                <w:sz w:val="21"/>
+              </w:rPr>
+              <m:t>sph</m:t>
+            </m:r>
+          </m:sub>
+          <m:sup>
+            <m:r>
+              <w:rPr>
+                <w:rFonts w:ascii="Cambria Math" w:eastAsia="Consolas" w:hAnsi="Cambria Math" w:cstheme="majorHAnsi"/>
+                <w:sz w:val="21"/>
+              </w:rPr>
+              <m:t>base</m:t>
+            </m:r>
+          </m:sup>
+        </m:sSubSup>
+      </m:oMath>
+      <w:r>
+        <w:rPr>
+          <w:rFonts w:cstheme="majorHAnsi"/>
+          <w:sz w:val="21"/>
+        </w:rPr>
+        <w:t>.</w:t>
+      </w:r>
+    </w:p>
+    <w:p>
+      <w:pPr>
+        <w:pStyle w:val="Heading2"/>
+        <w:rPr>
+          <w:rFonts w:asciiTheme="minorHAnsi" w:hAnsiTheme="minorHAnsi" w:cstheme="majorHAnsi"/>
+        </w:rPr>
+      </w:pPr>
+      <w:r>
+        <w:rPr>
+          <w:rFonts w:asciiTheme="minorHAnsi" w:hAnsiTheme="minorHAnsi" w:cstheme="majorHAnsi"/>
+        </w:rPr>
+        <w:t>Exact correction for the MOS mismatch</w:t>
+      </w:r>
+    </w:p>
+    <w:p>
+      <w:pPr>
+        <w:rPr>
+          <w:rFonts w:cstheme="majorHAnsi"/>
+          <w:sz w:val="21"/>
+        </w:rPr>
+      </w:pPr>
+      <w:r>
+        <w:rPr>
+          <w:rFonts w:cstheme="majorHAnsi"/>
+          <w:sz w:val="21"/>
+        </w:rPr>
+        <w:t xml:space="preserve">If Stage 1 had used households as MOS, the ideal household-scale inclusion would be </w:t>
+      </w:r>
+    </w:p>
+    <w:p>
+      <w:pPr>
+        <w:rPr>
+          <w:rFonts w:cstheme="majorHAnsi"/>
+        </w:rPr>
+      </w:pPr>
+      <m:oMathPara>
+        <m:oMath>
+          <m:sSubSup>
+            <m:sSubSupPr>
+              <m:ctrlPr>
+                <w:rPr>
+                  <w:rFonts w:ascii="Cambria Math" w:eastAsia="Consolas" w:hAnsi="Cambria Math" w:cstheme="majorHAnsi"/>
+                  <w:i/>
+                  <w:sz w:val="21"/>
+                </w:rPr>
+              </m:ctrlPr>
+            </m:sSubSupPr>
+            <m:e>
+              <m:r>
+                <w:rPr>
+                  <w:rFonts w:ascii="Cambria Math" w:eastAsia="Consolas" w:hAnsi="Cambria Math" w:cstheme="majorHAnsi"/>
+                  <w:sz w:val="21"/>
+                </w:rPr>
+                <m:t>w</m:t>
+              </m:r>
+            </m:e>
+            <m:sub>
+              <m:r>
+                <w:rPr>
+                  <w:rFonts w:ascii="Cambria Math" w:eastAsia="Consolas" w:hAnsi="Cambria Math" w:cstheme="majorHAnsi"/>
+                  <w:sz w:val="21"/>
+                </w:rPr>
+                <m:t>sph</m:t>
+              </m:r>
+            </m:sub>
+            <m:sup>
+              <m:r>
+                <w:rPr>
+                  <w:rFonts w:ascii="Cambria Math" w:eastAsia="Consolas" w:hAnsi="Cambria Math" w:cstheme="majorHAnsi"/>
+                  <w:sz w:val="21"/>
+                </w:rPr>
+                <m:t>HH</m:t>
+              </m:r>
+            </m:sup>
+          </m:sSubSup>
+          <m:r>
+            <w:rPr>
+              <w:rFonts w:ascii="Cambria Math" w:eastAsia="Consolas" w:hAnsi="Cambria Math" w:cstheme="majorHAnsi"/>
+              <w:sz w:val="21"/>
+            </w:rPr>
+            <m:t>=</m:t>
+          </m:r>
+          <m:f>
+            <m:fPr>
+              <m:ctrlPr>
+                <w:rPr>
+                  <w:rFonts w:ascii="Cambria Math" w:eastAsia="Consolas" w:hAnsi="Cambria Math" w:cstheme="majorHAnsi"/>
+                  <w:i/>
+                  <w:sz w:val="21"/>
+                </w:rPr>
+              </m:ctrlPr>
+            </m:fPr>
+            <m:num>
+              <m:r>
+                <w:rPr>
+                  <w:rFonts w:ascii="Cambria Math" w:eastAsia="Consolas" w:hAnsi="Cambria Math" w:cstheme="majorHAnsi"/>
+                  <w:sz w:val="21"/>
+                </w:rPr>
+                <m:t>1</m:t>
+              </m:r>
+            </m:num>
+            <m:den>
+              <m:sSubSup>
+                <m:sSubSupPr>
+                  <m:ctrlPr>
+                    <w:rPr>
+                      <w:rFonts w:ascii="Cambria Math" w:eastAsia="Consolas" w:hAnsi="Cambria Math" w:cstheme="majorHAnsi"/>
+                      <w:i/>
+                      <w:sz w:val="21"/>
+                    </w:rPr>
+                  </m:ctrlPr>
+                </m:sSubSupPr>
+                <m:e>
+                  <m:r>
+                    <w:rPr>
+                      <w:rFonts w:ascii="Cambria Math" w:eastAsia="Consolas" w:hAnsi="Cambria Math" w:cstheme="majorHAnsi"/>
+                      <w:sz w:val="21"/>
+                    </w:rPr>
+                    <m:t>π</m:t>
+                  </m:r>
+                </m:e>
+                <m:sub>
+                  <m:r>
+                    <w:rPr>
+                      <w:rFonts w:ascii="Cambria Math" w:eastAsia="Consolas" w:hAnsi="Cambria Math" w:cstheme="majorHAnsi"/>
+                      <w:sz w:val="21"/>
+                    </w:rPr>
+                    <m:t>sph</m:t>
+                  </m:r>
+                </m:sub>
+                <m:sup>
+                  <m:r>
+                    <w:rPr>
+                      <w:rFonts w:ascii="Cambria Math" w:eastAsia="Consolas" w:hAnsi="Cambria Math" w:cstheme="majorHAnsi"/>
+                      <w:sz w:val="21"/>
+                    </w:rPr>
+                    <m:t>HH</m:t>
+                  </m:r>
+                </m:sup>
+              </m:sSubSup>
+            </m:den>
+          </m:f>
+          <m:r>
+            <w:rPr>
+              <w:rFonts w:ascii="Cambria Math" w:eastAsia="Consolas" w:hAnsi="Cambria Math" w:cstheme="majorHAnsi"/>
+              <w:sz w:val="21"/>
+            </w:rPr>
+            <m:t>=</m:t>
+          </m:r>
+          <m:f>
+            <m:fPr>
+              <m:ctrlPr>
+                <w:rPr>
+                  <w:rFonts w:ascii="Cambria Math" w:eastAsia="Consolas" w:hAnsi="Cambria Math" w:cstheme="majorHAnsi"/>
+                  <w:i/>
+                  <w:sz w:val="21"/>
+                </w:rPr>
+              </m:ctrlPr>
+            </m:fPr>
+            <m:num>
+              <m:sSub>
+                <m:sSubPr>
+                  <m:ctrlPr>
+                    <w:rPr>
+                      <w:rFonts w:ascii="Cambria Math" w:eastAsia="Consolas" w:hAnsi="Cambria Math" w:cstheme="majorHAnsi"/>
+                      <w:i/>
+                      <w:sz w:val="21"/>
+                    </w:rPr>
+                  </m:ctrlPr>
+                </m:sSubPr>
+                <m:e>
+                  <m:r>
+                    <w:rPr>
+                      <w:rFonts w:ascii="Cambria Math" w:eastAsia="Consolas" w:hAnsi="Cambria Math" w:cstheme="majorHAnsi"/>
+                      <w:sz w:val="21"/>
+                    </w:rPr>
+                    <m:t>HH</m:t>
+                  </m:r>
+                </m:e>
+                <m:sub>
+                  <m:r>
+                    <w:rPr>
+                      <w:rFonts w:ascii="Cambria Math" w:eastAsia="Consolas" w:hAnsi="Cambria Math" w:cstheme="majorHAnsi"/>
+                      <w:sz w:val="21"/>
+                    </w:rPr>
+                    <m:t>s</m:t>
+                  </m:r>
+                </m:sub>
+              </m:sSub>
+            </m:num>
+            <m:den>
+              <m:sSub>
+                <m:sSubPr>
+                  <m:ctrlPr>
+                    <w:rPr>
+                      <w:rFonts w:ascii="Cambria Math" w:eastAsia="Consolas" w:hAnsi="Cambria Math" w:cstheme="majorHAnsi"/>
+                      <w:i/>
+                      <w:sz w:val="21"/>
+                    </w:rPr>
+                  </m:ctrlPr>
+                </m:sSubPr>
+                <m:e>
+                  <m:r>
+                    <w:rPr>
+                      <w:rFonts w:ascii="Cambria Math" w:eastAsia="Consolas" w:hAnsi="Cambria Math" w:cstheme="majorHAnsi"/>
+                      <w:sz w:val="21"/>
+                    </w:rPr>
+                    <m:t>n</m:t>
+                  </m:r>
+                </m:e>
+                <m:sub>
+                  <m:r>
+                    <w:rPr>
+                      <w:rFonts w:ascii="Cambria Math" w:eastAsia="Consolas" w:hAnsi="Cambria Math" w:cstheme="majorHAnsi"/>
+                      <w:sz w:val="21"/>
+                    </w:rPr>
+                    <m:t>s</m:t>
+                  </m:r>
+                </m:sub>
+              </m:sSub>
+              <m:r>
+                <w:rPr>
+                  <w:rFonts w:ascii="Cambria Math" w:eastAsia="Consolas" w:hAnsi="Cambria Math" w:cstheme="majorHAnsi"/>
+                  <w:sz w:val="21"/>
+                </w:rPr>
+                <m:t>⋅</m:t>
+              </m:r>
+              <m:sSub>
+                <m:sSubPr>
+                  <m:ctrlPr>
+                    <w:rPr>
+                      <w:rFonts w:ascii="Cambria Math" w:eastAsia="Consolas" w:hAnsi="Cambria Math" w:cstheme="majorHAnsi"/>
+                      <w:i/>
+                      <w:sz w:val="21"/>
+                    </w:rPr>
+                  </m:ctrlPr>
+                </m:sSubPr>
+                <m:e>
+                  <m:r>
+                    <w:rPr>
+                      <w:rFonts w:ascii="Cambria Math" w:eastAsia="Consolas" w:hAnsi="Cambria Math" w:cstheme="majorHAnsi"/>
+                      <w:sz w:val="21"/>
+                    </w:rPr>
+                    <m:t>m</m:t>
+                  </m:r>
+                </m:e>
+                <m:sub>
+                  <m:r>
+                    <w:rPr>
+                      <w:rFonts w:ascii="Cambria Math" w:eastAsia="Consolas" w:hAnsi="Cambria Math" w:cstheme="majorHAnsi"/>
+                      <w:sz w:val="21"/>
+                    </w:rPr>
+                    <m:t>sp</m:t>
+                  </m:r>
+                </m:sub>
+              </m:sSub>
+            </m:den>
+          </m:f>
+          <m:r>
+            <w:rPr>
+              <w:rFonts w:ascii="Cambria Math" w:eastAsia="Consolas" w:hAnsi="Cambria Math" w:cstheme="majorHAnsi"/>
+              <w:sz w:val="21"/>
+            </w:rPr>
+            <m:t xml:space="preserve"> </m:t>
+          </m:r>
+        </m:oMath>
+      </m:oMathPara>
+    </w:p>
+    <w:p>
+      <w:pPr>
+        <w:rPr>
+          <w:rFonts w:cstheme="majorHAnsi"/>
+          <w:sz w:val="21"/>
+        </w:rPr>
+      </w:pPr>
+      <w:r>
+        <w:rPr>
+          <w:rFonts w:cstheme="majorHAnsi"/>
+          <w:sz w:val="21"/>
+        </w:rPr>
+        <w:t>To convert the actual PPS(pop) base weight (</w:t>
+      </w:r>
+      <m:oMath>
+        <m:sSubSup>
+          <m:sSubSupPr>
+            <m:ctrlPr>
+              <w:rPr>
+                <w:rFonts w:ascii="Cambria Math" w:eastAsia="Consolas" w:hAnsi="Cambria Math" w:cstheme="majorHAnsi"/>
+                <w:i/>
+                <w:sz w:val="21"/>
+              </w:rPr>
+            </m:ctrlPr>
+          </m:sSubSupPr>
+          <m:e>
+            <m:r>
+              <w:rPr>
+                <w:rFonts w:ascii="Cambria Math" w:eastAsia="Consolas" w:hAnsi="Cambria Math" w:cstheme="majorHAnsi"/>
+                <w:sz w:val="21"/>
+              </w:rPr>
+              <m:t>w</m:t>
+            </m:r>
+          </m:e>
+          <m:sub>
+            <m:r>
+              <w:rPr>
+                <w:rFonts w:ascii="Cambria Math" w:eastAsia="Consolas" w:hAnsi="Cambria Math" w:cstheme="majorHAnsi"/>
+                <w:sz w:val="21"/>
+              </w:rPr>
+              <m:t>sph</m:t>
+            </m:r>
+          </m:sub>
+          <m:sup>
+            <m:r>
+              <w:rPr>
+                <w:rFonts w:ascii="Cambria Math" w:eastAsia="Consolas" w:hAnsi="Cambria Math" w:cstheme="majorHAnsi"/>
+                <w:sz w:val="21"/>
+              </w:rPr>
+              <m:t>base</m:t>
+            </m:r>
+          </m:sup>
+        </m:sSubSup>
+      </m:oMath>
+      <w:r>
+        <w:rPr>
+          <w:rFonts w:cstheme="majorHAnsi"/>
+          <w:sz w:val="21"/>
+        </w:rPr>
+        <w:t>) to the ideal PPS(HH) weight (</w:t>
+      </w:r>
+      <m:oMath>
+        <m:sSubSup>
+          <m:sSubSupPr>
+            <m:ctrlPr>
+              <w:rPr>
+                <w:rFonts w:ascii="Cambria Math" w:eastAsia="Consolas" w:hAnsi="Cambria Math" w:cstheme="majorHAnsi"/>
+                <w:i/>
+                <w:sz w:val="21"/>
+              </w:rPr>
+            </m:ctrlPr>
+          </m:sSubSupPr>
+          <m:e>
+            <m:r>
+              <w:rPr>
+                <w:rFonts w:ascii="Cambria Math" w:eastAsia="Consolas" w:hAnsi="Cambria Math" w:cstheme="majorHAnsi"/>
+                <w:sz w:val="21"/>
+              </w:rPr>
+              <m:t>w</m:t>
+            </m:r>
+          </m:e>
+          <m:sub>
+            <m:r>
+              <w:rPr>
+                <w:rFonts w:ascii="Cambria Math" w:eastAsia="Consolas" w:hAnsi="Cambria Math" w:cstheme="majorHAnsi"/>
+                <w:sz w:val="21"/>
+              </w:rPr>
+              <m:t>sph</m:t>
+            </m:r>
+          </m:sub>
+          <m:sup>
+            <m:r>
+              <w:rPr>
+                <w:rFonts w:ascii="Cambria Math" w:eastAsia="Consolas" w:hAnsi="Cambria Math" w:cstheme="majorHAnsi"/>
+                <w:sz w:val="21"/>
+              </w:rPr>
+              <m:t>HH</m:t>
+            </m:r>
+          </m:sup>
+        </m:sSubSup>
+      </m:oMath>
+      <w:r>
+        <w:rPr>
+          <w:rFonts w:cstheme="majorHAnsi"/>
+          <w:sz w:val="21"/>
+        </w:rPr>
+        <w:t>)</w:t>
+      </w:r>
+      <w:r>
+        <w:rPr>
+          <w:rFonts w:cstheme="majorHAnsi"/>
+          <w:sz w:val="21"/>
+        </w:rPr>
+        <w:t>, multiply by the PSU/stratum household-size ratio (</w:t>
+      </w:r>
+      <m:oMath>
+        <m:r>
+          <w:rPr>
+            <w:rFonts w:ascii="Cambria Math" w:hAnsi="Cambria Math" w:cstheme="majorHAnsi"/>
+          </w:rPr>
+          <m:t>ad</m:t>
+        </m:r>
+        <m:sSubSup>
+          <m:sSubSupPr>
+            <m:ctrlPr>
+              <w:rPr>
+                <w:rFonts w:ascii="Cambria Math" w:hAnsi="Cambria Math" w:cstheme="majorHAnsi"/>
+                <w:i/>
+              </w:rPr>
+            </m:ctrlPr>
+          </m:sSubSupPr>
+          <m:e>
+            <m:r>
+              <w:rPr>
+                <w:rFonts w:ascii="Cambria Math" w:hAnsi="Cambria Math" w:cstheme="majorHAnsi"/>
+              </w:rPr>
+              <m:t>j</m:t>
+            </m:r>
+          </m:e>
+          <m:sub>
+            <m:r>
+              <w:rPr>
+                <w:rFonts w:ascii="Cambria Math" w:hAnsi="Cambria Math" w:cstheme="majorHAnsi"/>
+              </w:rPr>
+              <m:t>sp</m:t>
+            </m:r>
+          </m:sub>
+          <m:sup>
+            <m:r>
+              <w:rPr>
+                <w:rFonts w:ascii="Cambria Math" w:hAnsi="Cambria Math" w:cstheme="majorHAnsi"/>
+              </w:rPr>
+              <m:t>MOS</m:t>
+            </m:r>
+          </m:sup>
+        </m:sSubSup>
+        <m:r>
+          <w:rPr>
+            <w:rFonts w:ascii="Cambria Math" w:hAnsi="Cambria Math" w:cstheme="majorHAnsi"/>
+          </w:rPr>
+          <m:t xml:space="preserve">= </m:t>
+        </m:r>
+        <m:f>
+          <m:fPr>
+            <m:ctrlPr>
+              <w:rPr>
+                <w:rFonts w:ascii="Cambria Math" w:eastAsia="Consolas" w:hAnsi="Cambria Math" w:cstheme="majorHAnsi"/>
+                <w:i/>
+                <w:sz w:val="21"/>
+              </w:rPr>
+            </m:ctrlPr>
+          </m:fPr>
+          <m:num>
+            <m:r>
+              <w:rPr>
+                <w:rFonts w:ascii="Cambria Math" w:eastAsia="Consolas" w:hAnsi="Cambria Math" w:cstheme="majorHAnsi"/>
+                <w:sz w:val="21"/>
+              </w:rPr>
+              <m:t>hhsiz</m:t>
+            </m:r>
+            <m:sSub>
+              <m:sSubPr>
+                <m:ctrlPr>
+                  <w:rPr>
+                    <w:rFonts w:ascii="Cambria Math" w:eastAsia="Consolas" w:hAnsi="Cambria Math" w:cstheme="majorHAnsi"/>
+                    <w:i/>
+                    <w:sz w:val="21"/>
+                  </w:rPr>
+                </m:ctrlPr>
+              </m:sSubPr>
+              <m:e>
+                <m:r>
+                  <w:rPr>
+                    <w:rFonts w:ascii="Cambria Math" w:eastAsia="Consolas" w:hAnsi="Cambria Math" w:cstheme="majorHAnsi"/>
+                    <w:sz w:val="21"/>
+                  </w:rPr>
+                  <m:t>e</m:t>
+                </m:r>
+              </m:e>
+              <m:sub>
+                <m:r>
+                  <w:rPr>
+                    <w:rFonts w:ascii="Cambria Math" w:eastAsia="Consolas" w:hAnsi="Cambria Math" w:cstheme="majorHAnsi"/>
+                    <w:sz w:val="21"/>
+                  </w:rPr>
+                  <m:t>s</m:t>
+                </m:r>
+              </m:sub>
+            </m:sSub>
+          </m:num>
+          <m:den>
+            <m:r>
+              <w:rPr>
+                <w:rFonts w:ascii="Cambria Math" w:eastAsia="Consolas" w:hAnsi="Cambria Math" w:cstheme="majorHAnsi"/>
+                <w:sz w:val="21"/>
+              </w:rPr>
+              <m:t>hhsiz</m:t>
+            </m:r>
+            <m:sSub>
+              <m:sSubPr>
+                <m:ctrlPr>
+                  <w:rPr>
+                    <w:rFonts w:ascii="Cambria Math" w:eastAsia="Consolas" w:hAnsi="Cambria Math" w:cstheme="majorHAnsi"/>
+                    <w:i/>
+                    <w:sz w:val="21"/>
+                  </w:rPr>
+                </m:ctrlPr>
+              </m:sSubPr>
+              <m:e>
+                <m:r>
+                  <w:rPr>
+                    <w:rFonts w:ascii="Cambria Math" w:eastAsia="Consolas" w:hAnsi="Cambria Math" w:cstheme="majorHAnsi"/>
+                    <w:sz w:val="21"/>
+                  </w:rPr>
+                  <m:t>e</m:t>
+                </m:r>
+              </m:e>
+              <m:sub>
+                <m:r>
+                  <w:rPr>
+                    <w:rFonts w:ascii="Cambria Math" w:eastAsia="Consolas" w:hAnsi="Cambria Math" w:cstheme="majorHAnsi"/>
+                    <w:sz w:val="21"/>
+                  </w:rPr>
+                  <m:t>sp</m:t>
+                </m:r>
+              </m:sub>
+            </m:sSub>
+          </m:den>
+        </m:f>
+      </m:oMath>
+      <w:r>
+        <w:rPr>
+          <w:rFonts w:cstheme="majorHAnsi"/>
+          <w:sz w:val="21"/>
+        </w:rPr>
+        <w:t xml:space="preserve">) so that </w:t>
+      </w:r>
+    </w:p>
+    <w:p>
+      <w:pPr>
+        <w:rPr>
+          <w:rFonts w:cstheme="majorHAnsi"/>
+        </w:rPr>
+      </w:pPr>
+      <m:oMathPara>
+        <m:oMath>
+          <m:sSubSup>
+            <m:sSubSupPr>
+              <m:ctrlPr>
+                <w:rPr>
+                  <w:rFonts w:ascii="Cambria Math" w:hAnsi="Cambria Math" w:cstheme="majorHAnsi"/>
+                  <w:i/>
+                </w:rPr>
+              </m:ctrlPr>
+            </m:sSubSupPr>
+            <m:e>
+              <m:r>
+                <w:rPr>
+                  <w:rFonts w:ascii="Cambria Math" w:hAnsi="Cambria Math" w:cstheme="majorHAnsi"/>
+                </w:rPr>
+                <m:t>w</m:t>
+              </m:r>
+            </m:e>
+            <m:sub>
+              <m:r>
+                <w:rPr>
+                  <w:rFonts w:ascii="Cambria Math" w:hAnsi="Cambria Math" w:cstheme="majorHAnsi"/>
+                </w:rPr>
+                <m:t>sph</m:t>
+              </m:r>
+            </m:sub>
+            <m:sup>
+              <m:r>
+                <w:rPr>
+                  <w:rFonts w:ascii="Cambria Math" w:hAnsi="Cambria Math" w:cstheme="majorHAnsi"/>
+                </w:rPr>
+                <m:t>adj</m:t>
+              </m:r>
+            </m:sup>
+          </m:sSubSup>
+          <m:r>
+            <w:rPr>
+              <w:rFonts w:ascii="Cambria Math" w:hAnsi="Cambria Math" w:cstheme="majorHAnsi"/>
+            </w:rPr>
+            <m:t>=</m:t>
+          </m:r>
+          <m:sSubSup>
+            <m:sSubSupPr>
+              <m:ctrlPr>
+                <w:rPr>
+                  <w:rFonts w:ascii="Cambria Math" w:hAnsi="Cambria Math" w:cstheme="majorHAnsi"/>
+                  <w:i/>
+                </w:rPr>
+              </m:ctrlPr>
+            </m:sSubSupPr>
+            <m:e>
+              <m:r>
+                <w:rPr>
+                  <w:rFonts w:ascii="Cambria Math" w:hAnsi="Cambria Math" w:cstheme="majorHAnsi"/>
+                </w:rPr>
+                <m:t>w</m:t>
+              </m:r>
+            </m:e>
+            <m:sub>
+              <m:r>
+                <w:rPr>
+                  <w:rFonts w:ascii="Cambria Math" w:hAnsi="Cambria Math" w:cstheme="majorHAnsi"/>
+                </w:rPr>
+                <m:t>sph</m:t>
+              </m:r>
+            </m:sub>
+            <m:sup>
+              <m:r>
+                <w:rPr>
+                  <w:rFonts w:ascii="Cambria Math" w:hAnsi="Cambria Math" w:cstheme="majorHAnsi"/>
+                </w:rPr>
+                <m:t>base</m:t>
+              </m:r>
+            </m:sup>
+          </m:sSubSup>
+          <m:r>
+            <w:rPr>
+              <w:rFonts w:ascii="Cambria Math" w:hAnsi="Cambria Math" w:cstheme="majorHAnsi"/>
+            </w:rPr>
+            <m:t>×</m:t>
+          </m:r>
+          <m:f>
+            <m:fPr>
+              <m:ctrlPr>
+                <w:rPr>
+                  <w:rFonts w:ascii="Cambria Math" w:hAnsi="Cambria Math" w:cstheme="majorHAnsi"/>
+                  <w:i/>
+                </w:rPr>
+              </m:ctrlPr>
+            </m:fPr>
+            <m:num>
+              <m:r>
+                <w:rPr>
+                  <w:rFonts w:ascii="Cambria Math" w:hAnsi="Cambria Math" w:cstheme="majorHAnsi"/>
+                </w:rPr>
+                <m:t>hhsiz</m:t>
+              </m:r>
+              <m:sSub>
+                <m:sSubPr>
+                  <m:ctrlPr>
+                    <w:rPr>
+                      <w:rFonts w:ascii="Cambria Math" w:hAnsi="Cambria Math" w:cstheme="majorHAnsi"/>
+                      <w:i/>
+                    </w:rPr>
+                  </m:ctrlPr>
+                </m:sSubPr>
+                <m:e>
+                  <m:r>
+                    <w:rPr>
+                      <w:rFonts w:ascii="Cambria Math" w:hAnsi="Cambria Math" w:cstheme="majorHAnsi"/>
+                    </w:rPr>
+                    <m:t>e</m:t>
+                  </m:r>
+                </m:e>
+                <m:sub>
+                  <m:r>
+                    <w:rPr>
+                      <w:rFonts w:ascii="Cambria Math" w:hAnsi="Cambria Math" w:cstheme="majorHAnsi"/>
+                    </w:rPr>
+                    <m:t>sp</m:t>
+                  </m:r>
+                </m:sub>
+              </m:sSub>
+            </m:num>
+            <m:den>
+              <m:r>
+                <w:rPr>
+                  <w:rFonts w:ascii="Cambria Math" w:hAnsi="Cambria Math" w:cstheme="majorHAnsi"/>
+                </w:rPr>
+                <m:t>hhsiz</m:t>
+              </m:r>
+              <m:sSub>
+                <m:sSubPr>
+                  <m:ctrlPr>
+                    <w:rPr>
+                      <w:rFonts w:ascii="Cambria Math" w:hAnsi="Cambria Math" w:cstheme="majorHAnsi"/>
+                      <w:i/>
+                    </w:rPr>
+                  </m:ctrlPr>
+                </m:sSubPr>
+                <m:e>
+                  <m:r>
+                    <w:rPr>
+                      <w:rFonts w:ascii="Cambria Math" w:hAnsi="Cambria Math" w:cstheme="majorHAnsi"/>
+                    </w:rPr>
+                    <m:t>e</m:t>
+                  </m:r>
+                </m:e>
+                <m:sub>
+                  <m:r>
+                    <w:rPr>
+                      <w:rFonts w:ascii="Cambria Math" w:hAnsi="Cambria Math" w:cstheme="majorHAnsi"/>
+                    </w:rPr>
+                    <m:t>s</m:t>
+                  </m:r>
+                </m:sub>
+              </m:sSub>
+            </m:den>
+          </m:f>
+          <m:r>
+            <w:rPr>
+              <w:rFonts w:ascii="Cambria Math" w:hAnsi="Cambria Math" w:cstheme="majorHAnsi"/>
+            </w:rPr>
+            <m:t>=</m:t>
+          </m:r>
+          <m:f>
+            <m:fPr>
+              <m:ctrlPr>
+                <w:rPr>
+                  <w:rFonts w:ascii="Cambria Math" w:eastAsia="Consolas" w:hAnsi="Cambria Math" w:cstheme="majorHAnsi"/>
+                  <w:i/>
+                  <w:sz w:val="21"/>
+                </w:rPr>
+              </m:ctrlPr>
+            </m:fPr>
+            <m:num>
+              <m:r>
+                <w:rPr>
+                  <w:rFonts w:ascii="Cambria Math" w:eastAsia="Consolas" w:hAnsi="Cambria Math" w:cstheme="majorHAnsi"/>
+                  <w:sz w:val="21"/>
+                </w:rPr>
+                <m:t>PO</m:t>
+              </m:r>
+              <m:sSub>
+                <m:sSubPr>
+                  <m:ctrlPr>
+                    <w:rPr>
+                      <w:rFonts w:ascii="Cambria Math" w:eastAsia="Consolas" w:hAnsi="Cambria Math" w:cstheme="majorHAnsi"/>
+                      <w:i/>
+                      <w:sz w:val="21"/>
+                    </w:rPr>
+                  </m:ctrlPr>
+                </m:sSubPr>
+                <m:e>
+                  <m:r>
+                    <w:rPr>
+                      <w:rFonts w:ascii="Cambria Math" w:eastAsia="Consolas" w:hAnsi="Cambria Math" w:cstheme="majorHAnsi"/>
+                      <w:sz w:val="21"/>
+                    </w:rPr>
+                    <m:t>P</m:t>
+                  </m:r>
+                </m:e>
+                <m:sub>
+                  <m:r>
+                    <w:rPr>
+                      <w:rFonts w:ascii="Cambria Math" w:eastAsia="Consolas" w:hAnsi="Cambria Math" w:cstheme="majorHAnsi"/>
+                      <w:sz w:val="21"/>
+                    </w:rPr>
+                    <m:t>s</m:t>
+                  </m:r>
+                </m:sub>
+              </m:sSub>
+            </m:num>
+            <m:den>
+              <m:sSub>
+                <m:sSubPr>
+                  <m:ctrlPr>
+                    <w:rPr>
+                      <w:rFonts w:ascii="Cambria Math" w:eastAsia="Consolas" w:hAnsi="Cambria Math" w:cstheme="majorHAnsi"/>
+                      <w:i/>
+                      <w:sz w:val="21"/>
+                    </w:rPr>
+                  </m:ctrlPr>
+                </m:sSubPr>
+                <m:e>
+                  <m:r>
+                    <w:rPr>
+                      <w:rFonts w:ascii="Cambria Math" w:eastAsia="Consolas" w:hAnsi="Cambria Math" w:cstheme="majorHAnsi"/>
+                      <w:sz w:val="21"/>
+                    </w:rPr>
+                    <m:t>n</m:t>
+                  </m:r>
+                </m:e>
+                <m:sub>
+                  <m:r>
+                    <w:rPr>
+                      <w:rFonts w:ascii="Cambria Math" w:eastAsia="Consolas" w:hAnsi="Cambria Math" w:cstheme="majorHAnsi"/>
+                      <w:sz w:val="21"/>
+                    </w:rPr>
+                    <m:t>s</m:t>
+                  </m:r>
+                </m:sub>
+              </m:sSub>
+              <m:r>
+                <w:rPr>
+                  <w:rFonts w:ascii="Cambria Math" w:eastAsia="Consolas" w:hAnsi="Cambria Math" w:cstheme="majorHAnsi"/>
+                  <w:sz w:val="21"/>
+                </w:rPr>
+                <m:t>⋅</m:t>
+              </m:r>
+              <m:sSub>
+                <m:sSubPr>
+                  <m:ctrlPr>
+                    <w:rPr>
+                      <w:rFonts w:ascii="Cambria Math" w:eastAsia="Consolas" w:hAnsi="Cambria Math" w:cstheme="majorHAnsi"/>
+                      <w:i/>
+                      <w:sz w:val="21"/>
+                    </w:rPr>
+                  </m:ctrlPr>
+                </m:sSubPr>
+                <m:e>
+                  <m:r>
+                    <w:rPr>
+                      <w:rFonts w:ascii="Cambria Math" w:eastAsia="Consolas" w:hAnsi="Cambria Math" w:cstheme="majorHAnsi"/>
+                      <w:sz w:val="21"/>
+                    </w:rPr>
+                    <m:t>m</m:t>
+                  </m:r>
+                </m:e>
+                <m:sub>
+                  <m:r>
+                    <w:rPr>
+                      <w:rFonts w:ascii="Cambria Math" w:eastAsia="Consolas" w:hAnsi="Cambria Math" w:cstheme="majorHAnsi"/>
+                      <w:sz w:val="21"/>
+                    </w:rPr>
+                    <m:t>sp</m:t>
+                  </m:r>
+                </m:sub>
+              </m:sSub>
+              <m:r>
+                <w:rPr>
+                  <w:rFonts w:ascii="Cambria Math" w:eastAsia="Consolas" w:hAnsi="Cambria Math" w:cstheme="majorHAnsi"/>
+                  <w:sz w:val="21"/>
+                </w:rPr>
+                <m:t>⋅hhsiz</m:t>
+              </m:r>
+              <m:sSub>
+                <m:sSubPr>
+                  <m:ctrlPr>
+                    <w:rPr>
+                      <w:rFonts w:ascii="Cambria Math" w:eastAsia="Consolas" w:hAnsi="Cambria Math" w:cstheme="majorHAnsi"/>
+                      <w:i/>
+                      <w:sz w:val="21"/>
+                    </w:rPr>
+                  </m:ctrlPr>
+                </m:sSubPr>
+                <m:e>
+                  <m:r>
+                    <w:rPr>
+                      <w:rFonts w:ascii="Cambria Math" w:eastAsia="Consolas" w:hAnsi="Cambria Math" w:cstheme="majorHAnsi"/>
+                      <w:sz w:val="21"/>
+                    </w:rPr>
+                    <m:t>e</m:t>
+                  </m:r>
+                </m:e>
+                <m:sub>
+                  <m:r>
+                    <w:rPr>
+                      <w:rFonts w:ascii="Cambria Math" w:eastAsia="Consolas" w:hAnsi="Cambria Math" w:cstheme="majorHAnsi"/>
+                      <w:sz w:val="21"/>
+                    </w:rPr>
+                    <m:t>sp</m:t>
+                  </m:r>
+                </m:sub>
+              </m:sSub>
+            </m:den>
+          </m:f>
+          <m:r>
+            <w:rPr>
+              <w:rFonts w:ascii="Cambria Math" w:hAnsi="Cambria Math" w:cstheme="majorHAnsi"/>
+            </w:rPr>
+            <m:t>×</m:t>
+          </m:r>
+          <m:f>
+            <m:fPr>
+              <m:ctrlPr>
+                <w:rPr>
+                  <w:rFonts w:ascii="Cambria Math" w:hAnsi="Cambria Math" w:cstheme="majorHAnsi"/>
+                  <w:i/>
+                </w:rPr>
+              </m:ctrlPr>
+            </m:fPr>
+            <m:num>
+              <m:r>
+                <w:rPr>
+                  <w:rFonts w:ascii="Cambria Math" w:hAnsi="Cambria Math" w:cstheme="majorHAnsi"/>
+                </w:rPr>
+                <m:t>hhsiz</m:t>
+              </m:r>
+              <m:sSub>
+                <m:sSubPr>
+                  <m:ctrlPr>
+                    <w:rPr>
+                      <w:rFonts w:ascii="Cambria Math" w:hAnsi="Cambria Math" w:cstheme="majorHAnsi"/>
+                      <w:i/>
+                    </w:rPr>
+                  </m:ctrlPr>
+                </m:sSubPr>
+                <m:e>
+                  <m:r>
+                    <w:rPr>
+                      <w:rFonts w:ascii="Cambria Math" w:hAnsi="Cambria Math" w:cstheme="majorHAnsi"/>
+                    </w:rPr>
+                    <m:t>e</m:t>
+                  </m:r>
+                </m:e>
+                <m:sub>
+                  <m:r>
+                    <w:rPr>
+                      <w:rFonts w:ascii="Cambria Math" w:hAnsi="Cambria Math" w:cstheme="majorHAnsi"/>
+                    </w:rPr>
+                    <m:t>sp</m:t>
+                  </m:r>
+                </m:sub>
+              </m:sSub>
+            </m:num>
+            <m:den>
+              <m:r>
+                <w:rPr>
+                  <w:rFonts w:ascii="Cambria Math" w:hAnsi="Cambria Math" w:cstheme="majorHAnsi"/>
+                </w:rPr>
+                <m:t>hhsiz</m:t>
+              </m:r>
+              <m:sSub>
+                <m:sSubPr>
+                  <m:ctrlPr>
+                    <w:rPr>
+                      <w:rFonts w:ascii="Cambria Math" w:hAnsi="Cambria Math" w:cstheme="majorHAnsi"/>
+                      <w:i/>
+                    </w:rPr>
+                  </m:ctrlPr>
+                </m:sSubPr>
+                <m:e>
+                  <m:r>
+                    <w:rPr>
+                      <w:rFonts w:ascii="Cambria Math" w:hAnsi="Cambria Math" w:cstheme="majorHAnsi"/>
+                    </w:rPr>
+                    <m:t>e</m:t>
+                  </m:r>
+                </m:e>
+                <m:sub>
+                  <m:r>
+                    <w:rPr>
+                      <w:rFonts w:ascii="Cambria Math" w:hAnsi="Cambria Math" w:cstheme="majorHAnsi"/>
+                    </w:rPr>
+                    <m:t>s</m:t>
+                  </m:r>
+                </m:sub>
+              </m:sSub>
+            </m:den>
+          </m:f>
+          <m:r>
+            <w:rPr>
+              <w:rFonts w:ascii="Cambria Math" w:eastAsia="Consolas" w:hAnsi="Cambria Math" w:cstheme="majorHAnsi"/>
+              <w:sz w:val="21"/>
+            </w:rPr>
+            <m:t>=</m:t>
+          </m:r>
+          <m:f>
+            <m:fPr>
+              <m:ctrlPr>
+                <w:rPr>
+                  <w:rFonts w:ascii="Cambria Math" w:eastAsia="Consolas" w:hAnsi="Cambria Math" w:cstheme="majorHAnsi"/>
+                  <w:i/>
+                  <w:sz w:val="21"/>
+                </w:rPr>
+              </m:ctrlPr>
+            </m:fPr>
+            <m:num>
+              <m:sSub>
+                <m:sSubPr>
+                  <m:ctrlPr>
+                    <w:rPr>
+                      <w:rFonts w:ascii="Cambria Math" w:eastAsia="Consolas" w:hAnsi="Cambria Math" w:cstheme="majorHAnsi"/>
+                      <w:i/>
+                      <w:sz w:val="21"/>
+                    </w:rPr>
+                  </m:ctrlPr>
+                </m:sSubPr>
+                <m:e>
+                  <m:r>
+                    <w:rPr>
+                      <w:rFonts w:ascii="Cambria Math" w:eastAsia="Consolas" w:hAnsi="Cambria Math" w:cstheme="majorHAnsi"/>
+                      <w:sz w:val="21"/>
+                    </w:rPr>
+                    <m:t>HH</m:t>
+                  </m:r>
+                </m:e>
+                <m:sub>
+                  <m:r>
+                    <w:rPr>
+                      <w:rFonts w:ascii="Cambria Math" w:eastAsia="Consolas" w:hAnsi="Cambria Math" w:cstheme="majorHAnsi"/>
+                      <w:sz w:val="21"/>
+                    </w:rPr>
+                    <m:t>s</m:t>
+                  </m:r>
+                </m:sub>
+              </m:sSub>
+            </m:num>
+            <m:den>
+              <m:sSub>
+                <m:sSubPr>
+                  <m:ctrlPr>
+                    <w:rPr>
+                      <w:rFonts w:ascii="Cambria Math" w:eastAsia="Consolas" w:hAnsi="Cambria Math" w:cstheme="majorHAnsi"/>
+                      <w:i/>
+                      <w:sz w:val="21"/>
+                    </w:rPr>
+                  </m:ctrlPr>
+                </m:sSubPr>
+                <m:e>
+                  <m:r>
+                    <w:rPr>
+                      <w:rFonts w:ascii="Cambria Math" w:eastAsia="Consolas" w:hAnsi="Cambria Math" w:cstheme="majorHAnsi"/>
+                      <w:sz w:val="21"/>
+                    </w:rPr>
+                    <m:t>n</m:t>
+                  </m:r>
+                </m:e>
+                <m:sub>
+                  <m:r>
+                    <w:rPr>
+                      <w:rFonts w:ascii="Cambria Math" w:eastAsia="Consolas" w:hAnsi="Cambria Math" w:cstheme="majorHAnsi"/>
+                      <w:sz w:val="21"/>
+                    </w:rPr>
+                    <m:t>s</m:t>
+                  </m:r>
+                </m:sub>
+              </m:sSub>
+              <m:r>
+                <w:rPr>
+                  <w:rFonts w:ascii="Cambria Math" w:eastAsia="Consolas" w:hAnsi="Cambria Math" w:cstheme="majorHAnsi"/>
+                  <w:sz w:val="21"/>
+                </w:rPr>
+                <m:t>⋅</m:t>
+              </m:r>
+              <m:sSub>
+                <m:sSubPr>
+                  <m:ctrlPr>
+                    <w:rPr>
+                      <w:rFonts w:ascii="Cambria Math" w:eastAsia="Consolas" w:hAnsi="Cambria Math" w:cstheme="majorHAnsi"/>
+                      <w:i/>
+                      <w:sz w:val="21"/>
+                    </w:rPr>
+                  </m:ctrlPr>
+                </m:sSubPr>
+                <m:e>
+                  <m:r>
+                    <w:rPr>
+                      <w:rFonts w:ascii="Cambria Math" w:eastAsia="Consolas" w:hAnsi="Cambria Math" w:cstheme="majorHAnsi"/>
+                      <w:sz w:val="21"/>
+                    </w:rPr>
+                    <m:t>m</m:t>
+                  </m:r>
+                </m:e>
+                <m:sub>
+                  <m:r>
+                    <w:rPr>
+                      <w:rFonts w:ascii="Cambria Math" w:eastAsia="Consolas" w:hAnsi="Cambria Math" w:cstheme="majorHAnsi"/>
+                      <w:sz w:val="21"/>
+                    </w:rPr>
+                    <m:t>sp</m:t>
+                  </m:r>
+                </m:sub>
+              </m:sSub>
+            </m:den>
+          </m:f>
+          <m:r>
+            <w:rPr>
+              <w:rFonts w:ascii="Cambria Math" w:eastAsia="Consolas" w:hAnsi="Cambria Math" w:cstheme="majorHAnsi"/>
+              <w:sz w:val="21"/>
+            </w:rPr>
+            <m:t xml:space="preserve"> </m:t>
+          </m:r>
+        </m:oMath>
+      </m:oMathPara>
+    </w:p>
+    <w:p>
+      <w:pPr>
+        <w:rPr>
+          <w:rFonts w:cstheme="majorHAnsi"/>
+        </w:rPr>
+      </w:pPr>
+      <w:r>
+        <w:rPr>
+          <w:rFonts w:cstheme="majorHAnsi"/>
+        </w:rPr>
+        <w:lastRenderedPageBreak/>
+        <w:t xml:space="preserve">Where </w:t>
+      </w:r>
+      <m:oMath>
+        <m:r>
+          <w:rPr>
+            <w:rFonts w:ascii="Cambria Math" w:hAnsi="Cambria Math" w:cstheme="majorHAnsi"/>
+          </w:rPr>
+          <m:t>hhsiz</m:t>
+        </m:r>
+        <m:sSub>
+          <m:sSubPr>
+            <m:ctrlPr>
+              <w:rPr>
+                <w:rFonts w:ascii="Cambria Math" w:hAnsi="Cambria Math" w:cstheme="majorHAnsi"/>
+                <w:i/>
+              </w:rPr>
+            </m:ctrlPr>
+          </m:sSubPr>
+          <m:e>
+            <m:r>
+              <w:rPr>
+                <w:rFonts w:ascii="Cambria Math" w:hAnsi="Cambria Math" w:cstheme="majorHAnsi"/>
+              </w:rPr>
+              <m:t>e</m:t>
+            </m:r>
+          </m:e>
+          <m:sub>
+            <m:r>
+              <w:rPr>
+                <w:rFonts w:ascii="Cambria Math" w:hAnsi="Cambria Math" w:cstheme="majorHAnsi"/>
+              </w:rPr>
+              <m:t>s</m:t>
+            </m:r>
+          </m:sub>
+        </m:sSub>
+        <m:r>
+          <w:rPr>
+            <w:rFonts w:ascii="Cambria Math" w:hAnsi="Cambria Math" w:cstheme="majorHAnsi"/>
+          </w:rPr>
+          <m:t xml:space="preserve"> = </m:t>
+        </m:r>
+        <m:f>
+          <m:fPr>
+            <m:ctrlPr>
+              <w:rPr>
+                <w:rFonts w:ascii="Cambria Math" w:hAnsi="Cambria Math" w:cstheme="majorHAnsi"/>
+                <w:i/>
+              </w:rPr>
+            </m:ctrlPr>
+          </m:fPr>
+          <m:num>
+            <m:r>
+              <w:rPr>
+                <w:rFonts w:ascii="Cambria Math" w:hAnsi="Cambria Math" w:cstheme="majorHAnsi"/>
+              </w:rPr>
+              <m:t>PO</m:t>
+            </m:r>
+            <m:sSub>
+              <m:sSubPr>
+                <m:ctrlPr>
+                  <w:rPr>
+                    <w:rFonts w:ascii="Cambria Math" w:hAnsi="Cambria Math" w:cstheme="majorHAnsi"/>
+                    <w:i/>
+                  </w:rPr>
+                </m:ctrlPr>
+              </m:sSubPr>
+              <m:e>
+                <m:r>
+                  <w:rPr>
+                    <w:rFonts w:ascii="Cambria Math" w:hAnsi="Cambria Math" w:cstheme="majorHAnsi"/>
+                  </w:rPr>
+                  <m:t>P</m:t>
+                </m:r>
+              </m:e>
+              <m:sub>
+                <m:r>
+                  <w:rPr>
+                    <w:rFonts w:ascii="Cambria Math" w:hAnsi="Cambria Math" w:cstheme="majorHAnsi"/>
+                  </w:rPr>
+                  <m:t>s</m:t>
+                </m:r>
+              </m:sub>
+            </m:sSub>
+          </m:num>
+          <m:den>
+            <m:r>
+              <w:rPr>
+                <w:rFonts w:ascii="Cambria Math" w:hAnsi="Cambria Math" w:cstheme="majorHAnsi"/>
+              </w:rPr>
+              <m:t>H</m:t>
+            </m:r>
+            <m:sSub>
+              <m:sSubPr>
+                <m:ctrlPr>
+                  <w:rPr>
+                    <w:rFonts w:ascii="Cambria Math" w:hAnsi="Cambria Math" w:cstheme="majorHAnsi"/>
+                    <w:i/>
+                  </w:rPr>
+                </m:ctrlPr>
+              </m:sSubPr>
+              <m:e>
+                <m:r>
+                  <w:rPr>
+                    <w:rFonts w:ascii="Cambria Math" w:hAnsi="Cambria Math" w:cstheme="majorHAnsi"/>
+                  </w:rPr>
+                  <m:t>H</m:t>
+                </m:r>
+              </m:e>
+              <m:sub>
+                <m:r>
+                  <w:rPr>
+                    <w:rFonts w:ascii="Cambria Math" w:hAnsi="Cambria Math" w:cstheme="majorHAnsi"/>
+                  </w:rPr>
+                  <m:t>s</m:t>
+                </m:r>
+              </m:sub>
+            </m:sSub>
+          </m:den>
+        </m:f>
+      </m:oMath>
+      <w:r>
+        <w:rPr>
+          <w:rFonts w:cstheme="majorHAnsi"/>
+        </w:rPr>
+        <w:t xml:space="preserve"> is average household size of stratum s. </w:t>
+      </w:r>
+    </w:p>
+    <w:p>
+      <w:pPr>
+        <w:rPr>
+          <w:rFonts w:cstheme="majorHAnsi"/>
+        </w:rPr>
+      </w:pPr>
+      <w:r>
+        <w:rPr>
+          <w:rFonts w:cstheme="majorHAnsi"/>
+        </w:rPr>
+        <w:t xml:space="preserve">Implications. If </w:t>
+      </w:r>
+      <m:oMath>
+        <m:sSub>
+          <m:sSubPr>
+            <m:ctrlPr>
+              <w:rPr>
+                <w:rFonts w:ascii="Cambria Math" w:hAnsi="Cambria Math" w:cstheme="majorHAnsi"/>
+                <w:i/>
+              </w:rPr>
+            </m:ctrlPr>
+          </m:sSubPr>
+          <m:e>
+            <m:r>
+              <w:rPr>
+                <w:rFonts w:ascii="Cambria Math" w:hAnsi="Cambria Math" w:cstheme="majorHAnsi"/>
+              </w:rPr>
+              <m:t>m</m:t>
+            </m:r>
+          </m:e>
+          <m:sub>
+            <m:r>
+              <w:rPr>
+                <w:rFonts w:ascii="Cambria Math" w:hAnsi="Cambria Math" w:cstheme="majorHAnsi"/>
+              </w:rPr>
+              <m:t>sp</m:t>
+            </m:r>
+          </m:sub>
+        </m:sSub>
+        <m:r>
+          <w:rPr>
+            <w:rFonts w:ascii="Cambria Math" w:hAnsi="Cambria Math" w:cstheme="majorHAnsi"/>
+          </w:rPr>
+          <m:t>=m</m:t>
+        </m:r>
+      </m:oMath>
+      <w:r>
+        <w:rPr>
+          <w:rFonts w:cstheme="majorHAnsi"/>
+        </w:rPr>
+        <w:t xml:space="preserve"> is constant in stratum s, then </w:t>
+      </w:r>
+      <m:oMath>
+        <m:sSubSup>
+          <m:sSubSupPr>
+            <m:ctrlPr>
+              <w:rPr>
+                <w:rFonts w:ascii="Cambria Math" w:hAnsi="Cambria Math" w:cstheme="majorHAnsi"/>
+                <w:i/>
+              </w:rPr>
+            </m:ctrlPr>
+          </m:sSubSupPr>
+          <m:e>
+            <m:r>
+              <w:rPr>
+                <w:rFonts w:ascii="Cambria Math" w:hAnsi="Cambria Math" w:cstheme="majorHAnsi"/>
+              </w:rPr>
+              <m:t>w</m:t>
+            </m:r>
+          </m:e>
+          <m:sub>
+            <m:r>
+              <w:rPr>
+                <w:rFonts w:ascii="Cambria Math" w:hAnsi="Cambria Math" w:cstheme="majorHAnsi"/>
+              </w:rPr>
+              <m:t>sph</m:t>
+            </m:r>
+          </m:sub>
+          <m:sup>
+            <m:r>
+              <w:rPr>
+                <w:rFonts w:ascii="Cambria Math" w:hAnsi="Cambria Math" w:cstheme="majorHAnsi"/>
+              </w:rPr>
+              <m:t>adj</m:t>
+            </m:r>
+          </m:sup>
+        </m:sSubSup>
+      </m:oMath>
+      <w:r>
+        <w:rPr>
+          <w:rFonts w:cstheme="majorHAnsi"/>
+        </w:rPr>
+        <w:t xml:space="preserve"> is constant for all households in the stratum</w:t>
+      </w:r>
+      <w:r>
+        <w:rPr>
+          <w:rFonts w:cstheme="majorHAnsi"/>
+        </w:rPr>
+        <w:t xml:space="preserve">. </w:t>
+      </w:r>
+      <w:r>
+        <w:rPr>
+          <w:rFonts w:cstheme="majorHAnsi"/>
+        </w:rPr>
+        <w:t xml:space="preserve">If </w:t>
+      </w:r>
+      <m:oMath>
+        <m:sSub>
+          <m:sSubPr>
+            <m:ctrlPr>
+              <w:rPr>
+                <w:rFonts w:ascii="Cambria Math" w:hAnsi="Cambria Math" w:cstheme="majorHAnsi"/>
+                <w:i/>
+              </w:rPr>
+            </m:ctrlPr>
+          </m:sSubPr>
+          <m:e>
+            <m:r>
+              <w:rPr>
+                <w:rFonts w:ascii="Cambria Math" w:hAnsi="Cambria Math" w:cstheme="majorHAnsi"/>
+              </w:rPr>
+              <m:t>m</m:t>
+            </m:r>
+          </m:e>
+          <m:sub>
+            <m:r>
+              <w:rPr>
+                <w:rFonts w:ascii="Cambria Math" w:hAnsi="Cambria Math" w:cstheme="majorHAnsi"/>
+              </w:rPr>
+              <m:t>sp</m:t>
+            </m:r>
+          </m:sub>
+        </m:sSub>
+      </m:oMath>
+      <w:r>
+        <w:rPr>
+          <w:rFonts w:cstheme="majorHAnsi"/>
+        </w:rPr>
+        <w:t xml:space="preserve"> varies, PSU totals are equal: summing </w:t>
+      </w:r>
+      <m:oMath>
+        <m:sSubSup>
+          <m:sSubSupPr>
+            <m:ctrlPr>
+              <w:rPr>
+                <w:rFonts w:ascii="Cambria Math" w:hAnsi="Cambria Math" w:cstheme="majorHAnsi"/>
+                <w:i/>
+              </w:rPr>
+            </m:ctrlPr>
+          </m:sSubSupPr>
+          <m:e>
+            <m:r>
+              <w:rPr>
+                <w:rFonts w:ascii="Cambria Math" w:hAnsi="Cambria Math" w:cstheme="majorHAnsi"/>
+              </w:rPr>
+              <m:t>w</m:t>
+            </m:r>
+          </m:e>
+          <m:sub>
+            <m:r>
+              <w:rPr>
+                <w:rFonts w:ascii="Cambria Math" w:hAnsi="Cambria Math" w:cstheme="majorHAnsi"/>
+              </w:rPr>
+              <m:t>sph</m:t>
+            </m:r>
+          </m:sub>
+          <m:sup>
+            <m:r>
+              <w:rPr>
+                <w:rFonts w:ascii="Cambria Math" w:hAnsi="Cambria Math" w:cstheme="majorHAnsi"/>
+              </w:rPr>
+              <m:t>adj</m:t>
+            </m:r>
+          </m:sup>
+        </m:sSubSup>
+      </m:oMath>
+      <w:r>
+        <w:rPr>
+          <w:rFonts w:cstheme="majorHAnsi"/>
+        </w:rPr>
+        <w:t xml:space="preserve"> over the </w:t>
+      </w:r>
+      <m:oMath>
+        <m:sSub>
+          <m:sSubPr>
+            <m:ctrlPr>
+              <w:rPr>
+                <w:rFonts w:ascii="Cambria Math" w:hAnsi="Cambria Math" w:cstheme="majorHAnsi"/>
+                <w:i/>
+              </w:rPr>
+            </m:ctrlPr>
+          </m:sSubPr>
+          <m:e>
+            <m:r>
+              <w:rPr>
+                <w:rFonts w:ascii="Cambria Math" w:hAnsi="Cambria Math" w:cstheme="majorHAnsi"/>
+              </w:rPr>
+              <m:t>m</m:t>
+            </m:r>
+          </m:e>
+          <m:sub>
+            <m:r>
+              <w:rPr>
+                <w:rFonts w:ascii="Cambria Math" w:hAnsi="Cambria Math" w:cstheme="majorHAnsi"/>
+              </w:rPr>
+              <m:t>sp</m:t>
+            </m:r>
+          </m:sub>
+        </m:sSub>
+      </m:oMath>
+      <w:r>
+        <w:rPr>
+          <w:rFonts w:cstheme="majorHAnsi"/>
+        </w:rPr>
+        <w:t xml:space="preserve"> sampled households in PSU p gives </w:t>
+      </w:r>
+      <m:oMath>
+        <m:r>
+          <w:rPr>
+            <w:rFonts w:ascii="Cambria Math" w:hAnsi="Cambria Math" w:cstheme="majorHAnsi"/>
+          </w:rPr>
+          <m:t>∑</m:t>
+        </m:r>
+        <m:sSubSup>
+          <m:sSubSupPr>
+            <m:ctrlPr>
+              <w:rPr>
+                <w:rFonts w:ascii="Cambria Math" w:hAnsi="Cambria Math" w:cstheme="majorHAnsi"/>
+                <w:i/>
+              </w:rPr>
+            </m:ctrlPr>
+          </m:sSubSupPr>
+          <m:e>
+            <m:r>
+              <w:rPr>
+                <w:rFonts w:ascii="Cambria Math" w:hAnsi="Cambria Math" w:cstheme="majorHAnsi"/>
+              </w:rPr>
+              <m:t>w</m:t>
+            </m:r>
+          </m:e>
+          <m:sub>
+            <m:r>
+              <w:rPr>
+                <w:rFonts w:ascii="Cambria Math" w:hAnsi="Cambria Math" w:cstheme="majorHAnsi"/>
+              </w:rPr>
+              <m:t>sph</m:t>
+            </m:r>
+          </m:sub>
+          <m:sup>
+            <m:r>
+              <w:rPr>
+                <w:rFonts w:ascii="Cambria Math" w:hAnsi="Cambria Math" w:cstheme="majorHAnsi"/>
+              </w:rPr>
+              <m:t>adj</m:t>
+            </m:r>
+          </m:sup>
+        </m:sSubSup>
+        <m:r>
+          <w:rPr>
+            <w:rFonts w:ascii="Cambria Math" w:hAnsi="Cambria Math" w:cstheme="majorHAnsi"/>
+          </w:rPr>
+          <m:t>=H</m:t>
+        </m:r>
+        <m:sSub>
+          <m:sSubPr>
+            <m:ctrlPr>
+              <w:rPr>
+                <w:rFonts w:ascii="Cambria Math" w:hAnsi="Cambria Math" w:cstheme="majorHAnsi"/>
+                <w:i/>
+              </w:rPr>
+            </m:ctrlPr>
+          </m:sSubPr>
+          <m:e>
+            <m:r>
+              <w:rPr>
+                <w:rFonts w:ascii="Cambria Math" w:hAnsi="Cambria Math" w:cstheme="majorHAnsi"/>
+              </w:rPr>
+              <m:t>H</m:t>
+            </m:r>
+          </m:e>
+          <m:sub>
+            <m:r>
+              <w:rPr>
+                <w:rFonts w:ascii="Cambria Math" w:hAnsi="Cambria Math" w:cstheme="majorHAnsi"/>
+              </w:rPr>
+              <m:t>s</m:t>
+            </m:r>
+          </m:sub>
+        </m:sSub>
+        <m:r>
+          <w:rPr>
+            <w:rFonts w:ascii="Cambria Math" w:hAnsi="Cambria Math" w:cstheme="majorHAnsi"/>
+          </w:rPr>
+          <m:t>/</m:t>
+        </m:r>
+        <m:sSub>
+          <m:sSubPr>
+            <m:ctrlPr>
+              <w:rPr>
+                <w:rFonts w:ascii="Cambria Math" w:hAnsi="Cambria Math" w:cstheme="majorHAnsi"/>
+                <w:i/>
+              </w:rPr>
+            </m:ctrlPr>
+          </m:sSubPr>
+          <m:e>
+            <m:r>
+              <w:rPr>
+                <w:rFonts w:ascii="Cambria Math" w:hAnsi="Cambria Math" w:cstheme="majorHAnsi"/>
+              </w:rPr>
+              <m:t>n</m:t>
+            </m:r>
+          </m:e>
+          <m:sub>
+            <m:r>
+              <w:rPr>
+                <w:rFonts w:ascii="Cambria Math" w:hAnsi="Cambria Math" w:cstheme="majorHAnsi"/>
+              </w:rPr>
+              <m:t>s</m:t>
+            </m:r>
+          </m:sub>
+        </m:sSub>
+      </m:oMath>
+      <w:r>
+        <w:rPr>
+          <w:rFonts w:cstheme="majorHAnsi"/>
+        </w:rPr>
+        <w:t xml:space="preserve"> for every PSU. </w:t>
+      </w:r>
+    </w:p>
+    <w:p>
+      <w:pPr>
+        <w:rPr>
+          <w:rFonts w:cstheme="majorHAnsi"/>
+        </w:rPr>
+      </w:pPr>
+      <w:r>
+        <w:rPr>
+          <w:rFonts w:cstheme="majorHAnsi"/>
+        </w:rPr>
+        <w:t xml:space="preserve">Direction of adjustment. If a PSU has </w:t>
+      </w:r>
+      <m:oMath>
+        <m:r>
+          <w:rPr>
+            <w:rFonts w:ascii="Cambria Math" w:hAnsi="Cambria Math" w:cstheme="majorHAnsi"/>
+          </w:rPr>
+          <m:t>hhsiz</m:t>
+        </m:r>
+        <m:sSub>
+          <m:sSubPr>
+            <m:ctrlPr>
+              <w:rPr>
+                <w:rFonts w:ascii="Cambria Math" w:hAnsi="Cambria Math" w:cstheme="majorHAnsi"/>
+                <w:i/>
+              </w:rPr>
+            </m:ctrlPr>
+          </m:sSubPr>
+          <m:e>
+            <m:r>
+              <w:rPr>
+                <w:rFonts w:ascii="Cambria Math" w:hAnsi="Cambria Math" w:cstheme="majorHAnsi"/>
+              </w:rPr>
+              <m:t>e</m:t>
+            </m:r>
+          </m:e>
+          <m:sub>
+            <m:r>
+              <w:rPr>
+                <w:rFonts w:ascii="Cambria Math" w:hAnsi="Cambria Math" w:cstheme="majorHAnsi"/>
+              </w:rPr>
+              <m:t>sp</m:t>
+            </m:r>
+          </m:sub>
+        </m:sSub>
+        <m:r>
+          <w:rPr>
+            <w:rFonts w:ascii="Cambria Math" w:hAnsi="Cambria Math" w:cstheme="majorHAnsi"/>
+          </w:rPr>
+          <m:t>&gt;hhsiz</m:t>
+        </m:r>
+        <m:sSub>
+          <m:sSubPr>
+            <m:ctrlPr>
+              <w:rPr>
+                <w:rFonts w:ascii="Cambria Math" w:hAnsi="Cambria Math" w:cstheme="majorHAnsi"/>
+                <w:i/>
+              </w:rPr>
+            </m:ctrlPr>
+          </m:sSubPr>
+          <m:e>
+            <m:r>
+              <w:rPr>
+                <w:rFonts w:ascii="Cambria Math" w:hAnsi="Cambria Math" w:cstheme="majorHAnsi"/>
+              </w:rPr>
+              <m:t>e</m:t>
+            </m:r>
+          </m:e>
+          <m:sub>
+            <m:r>
+              <w:rPr>
+                <w:rFonts w:ascii="Cambria Math" w:hAnsi="Cambria Math" w:cstheme="majorHAnsi"/>
+              </w:rPr>
+              <m:t>s</m:t>
+            </m:r>
+          </m:sub>
+        </m:sSub>
+      </m:oMath>
+      <w:r>
+        <w:rPr>
+          <w:rFonts w:cstheme="majorHAnsi"/>
+        </w:rPr>
+        <w:t xml:space="preserve"> (larger households than the stratum average), </w:t>
+      </w:r>
+      <m:oMath>
+        <m:r>
+          <w:rPr>
+            <w:rFonts w:ascii="Cambria Math" w:hAnsi="Cambria Math" w:cstheme="majorHAnsi"/>
+          </w:rPr>
+          <m:t>ad</m:t>
+        </m:r>
+        <m:sSubSup>
+          <m:sSubSupPr>
+            <m:ctrlPr>
+              <w:rPr>
+                <w:rFonts w:ascii="Cambria Math" w:hAnsi="Cambria Math" w:cstheme="majorHAnsi"/>
+                <w:i/>
+              </w:rPr>
+            </m:ctrlPr>
+          </m:sSubSupPr>
+          <m:e>
+            <m:r>
+              <w:rPr>
+                <w:rFonts w:ascii="Cambria Math" w:hAnsi="Cambria Math" w:cstheme="majorHAnsi"/>
+              </w:rPr>
+              <m:t>j</m:t>
+            </m:r>
+          </m:e>
+          <m:sub>
+            <m:r>
+              <w:rPr>
+                <w:rFonts w:ascii="Cambria Math" w:hAnsi="Cambria Math" w:cstheme="majorHAnsi"/>
+              </w:rPr>
+              <m:t>sp</m:t>
+            </m:r>
+          </m:sub>
+          <m:sup>
+            <m:r>
+              <w:rPr>
+                <w:rFonts w:ascii="Cambria Math" w:hAnsi="Cambria Math" w:cstheme="majorHAnsi"/>
+              </w:rPr>
+              <m:t>MOS</m:t>
+            </m:r>
+          </m:sup>
+        </m:sSubSup>
+        <m:r>
+          <w:rPr>
+            <w:rFonts w:ascii="Cambria Math" w:hAnsi="Cambria Math" w:cstheme="majorHAnsi"/>
+          </w:rPr>
+          <m:t>&gt;1</m:t>
+        </m:r>
+      </m:oMath>
+      <w:r>
+        <w:rPr>
+          <w:rFonts w:cstheme="majorHAnsi"/>
+        </w:rPr>
+        <w:t xml:space="preserve">: weights are scaled up (PPS(pop) under-represents that PSU in terms of household counts). The opposite holds if </w:t>
+      </w:r>
+      <m:oMath>
+        <m:r>
+          <w:rPr>
+            <w:rFonts w:ascii="Cambria Math" w:hAnsi="Cambria Math" w:cstheme="majorHAnsi"/>
+          </w:rPr>
+          <m:t>hhsiz</m:t>
+        </m:r>
+        <m:sSub>
+          <m:sSubPr>
+            <m:ctrlPr>
+              <w:rPr>
+                <w:rFonts w:ascii="Cambria Math" w:hAnsi="Cambria Math" w:cstheme="majorHAnsi"/>
+                <w:i/>
+              </w:rPr>
+            </m:ctrlPr>
+          </m:sSubPr>
+          <m:e>
+            <m:r>
+              <w:rPr>
+                <w:rFonts w:ascii="Cambria Math" w:hAnsi="Cambria Math" w:cstheme="majorHAnsi"/>
+              </w:rPr>
+              <m:t>e</m:t>
+            </m:r>
+          </m:e>
+          <m:sub>
+            <m:r>
+              <w:rPr>
+                <w:rFonts w:ascii="Cambria Math" w:hAnsi="Cambria Math" w:cstheme="majorHAnsi"/>
+              </w:rPr>
+              <m:t>sp</m:t>
+            </m:r>
+          </m:sub>
+        </m:sSub>
+        <m:r>
+          <w:rPr>
+            <w:rFonts w:ascii="Cambria Math" w:hAnsi="Cambria Math" w:cstheme="majorHAnsi"/>
+          </w:rPr>
+          <m:t>&lt;hhsiz</m:t>
+        </m:r>
+        <m:sSub>
+          <m:sSubPr>
+            <m:ctrlPr>
+              <w:rPr>
+                <w:rFonts w:ascii="Cambria Math" w:hAnsi="Cambria Math" w:cstheme="majorHAnsi"/>
+                <w:i/>
+              </w:rPr>
+            </m:ctrlPr>
+          </m:sSubPr>
+          <m:e>
+            <m:r>
+              <w:rPr>
+                <w:rFonts w:ascii="Cambria Math" w:hAnsi="Cambria Math" w:cstheme="majorHAnsi"/>
+              </w:rPr>
+              <m:t>e</m:t>
+            </m:r>
+          </m:e>
+          <m:sub>
+            <m:r>
+              <w:rPr>
+                <w:rFonts w:ascii="Cambria Math" w:hAnsi="Cambria Math" w:cstheme="majorHAnsi"/>
+              </w:rPr>
+              <m:t>s</m:t>
+            </m:r>
+          </m:sub>
+        </m:sSub>
+      </m:oMath>
+      <w:r>
+        <w:rPr>
+          <w:rFonts w:cstheme="majorHAnsi"/>
+        </w:rPr>
+        <w:t xml:space="preserve">. </w:t>
+      </w:r>
+    </w:p>
+    <w:p>
+      <w:pPr>
+        <w:pStyle w:val="Heading2"/>
+        <w:rPr>
+          <w:rFonts w:asciiTheme="minorHAnsi" w:hAnsiTheme="minorHAnsi" w:cstheme="majorHAnsi"/>
+        </w:rPr>
+      </w:pPr>
+      <w:r>
+        <w:rPr>
+          <w:rFonts w:asciiTheme="minorHAnsi" w:hAnsiTheme="minorHAnsi" w:cstheme="majorHAnsi"/>
+        </w:rPr>
+        <w:t xml:space="preserve">Post-stratification to census household totals </w:t>
+      </w:r>
+    </w:p>
+    <w:p>
+      <w:pPr>
+        <w:rPr>
+          <w:rFonts w:cstheme="majorHAnsi"/>
+        </w:rPr>
+      </w:pPr>
+      <w:r>
+        <w:rPr>
+          <w:rFonts w:cstheme="majorHAnsi"/>
+        </w:rPr>
+        <w:t xml:space="preserve">After the MOS correction, align each stratum to the official census household total </w:t>
+      </w:r>
+      <m:oMath>
+        <m:r>
+          <w:rPr>
+            <w:rFonts w:ascii="Cambria Math" w:hAnsi="Cambria Math" w:cstheme="majorHAnsi"/>
+          </w:rPr>
+          <m:t>H</m:t>
+        </m:r>
+        <m:sSubSup>
+          <m:sSubSupPr>
+            <m:ctrlPr>
+              <w:rPr>
+                <w:rFonts w:ascii="Cambria Math" w:hAnsi="Cambria Math" w:cstheme="majorHAnsi"/>
+                <w:i/>
+              </w:rPr>
+            </m:ctrlPr>
+          </m:sSubSupPr>
+          <m:e>
+            <m:r>
+              <w:rPr>
+                <w:rFonts w:ascii="Cambria Math" w:hAnsi="Cambria Math" w:cstheme="majorHAnsi"/>
+              </w:rPr>
+              <m:t>H</m:t>
+            </m:r>
+          </m:e>
+          <m:sub>
+            <m:r>
+              <w:rPr>
+                <w:rFonts w:ascii="Cambria Math" w:hAnsi="Cambria Math" w:cstheme="majorHAnsi"/>
+              </w:rPr>
+              <m:t>s</m:t>
+            </m:r>
+          </m:sub>
+          <m:sup>
+            <m:r>
+              <w:rPr>
+                <w:rFonts w:ascii="Cambria Math" w:hAnsi="Cambria Math" w:cstheme="majorHAnsi"/>
+              </w:rPr>
+              <m:t>CENSUS</m:t>
+            </m:r>
+          </m:sup>
+        </m:sSubSup>
+      </m:oMath>
+      <w:r>
+        <w:rPr>
+          <w:rFonts w:cstheme="majorHAnsi"/>
+        </w:rPr>
+        <w:t xml:space="preserve"> by a single ratio: </w:t>
+      </w:r>
+    </w:p>
+    <w:p>
+      <w:pPr>
+        <w:rPr>
+          <w:rFonts w:cstheme="majorHAnsi"/>
+        </w:rPr>
+      </w:pPr>
+      <m:oMathPara>
+        <m:oMath>
+          <m:sSubSup>
+            <m:sSubSupPr>
+              <m:ctrlPr>
+                <w:rPr>
+                  <w:rFonts w:ascii="Cambria Math" w:hAnsi="Cambria Math" w:cstheme="majorHAnsi"/>
+                  <w:i/>
+                </w:rPr>
+              </m:ctrlPr>
+            </m:sSubSupPr>
+            <m:e>
+              <m:r>
+                <w:rPr>
+                  <w:rFonts w:ascii="Cambria Math" w:hAnsi="Cambria Math" w:cstheme="majorHAnsi"/>
+                </w:rPr>
+                <m:t>w</m:t>
+              </m:r>
+            </m:e>
+            <m:sub>
+              <m:r>
+                <w:rPr>
+                  <w:rFonts w:ascii="Cambria Math" w:hAnsi="Cambria Math" w:cstheme="majorHAnsi"/>
+                </w:rPr>
+                <m:t>sph</m:t>
+              </m:r>
+            </m:sub>
+            <m:sup>
+              <m:r>
+                <w:rPr>
+                  <w:rFonts w:ascii="Cambria Math" w:hAnsi="Cambria Math" w:cstheme="majorHAnsi"/>
+                </w:rPr>
+                <m:t>HH</m:t>
+              </m:r>
+            </m:sup>
+          </m:sSubSup>
+          <m:r>
+            <w:rPr>
+              <w:rFonts w:ascii="Cambria Math" w:hAnsi="Cambria Math" w:cstheme="majorHAnsi"/>
+            </w:rPr>
+            <m:t>=</m:t>
+          </m:r>
+          <m:sSubSup>
+            <m:sSubSupPr>
+              <m:ctrlPr>
+                <w:rPr>
+                  <w:rFonts w:ascii="Cambria Math" w:hAnsi="Cambria Math" w:cstheme="majorHAnsi"/>
+                  <w:i/>
+                </w:rPr>
+              </m:ctrlPr>
+            </m:sSubSupPr>
+            <m:e>
+              <m:r>
+                <w:rPr>
+                  <w:rFonts w:ascii="Cambria Math" w:hAnsi="Cambria Math" w:cstheme="majorHAnsi"/>
+                </w:rPr>
+                <m:t>w</m:t>
+              </m:r>
+            </m:e>
+            <m:sub>
+              <m:r>
+                <w:rPr>
+                  <w:rFonts w:ascii="Cambria Math" w:hAnsi="Cambria Math" w:cstheme="majorHAnsi"/>
+                </w:rPr>
+                <m:t>sph</m:t>
+              </m:r>
+            </m:sub>
+            <m:sup>
+              <m:r>
+                <w:rPr>
+                  <w:rFonts w:ascii="Cambria Math" w:hAnsi="Cambria Math" w:cstheme="majorHAnsi"/>
+                </w:rPr>
+                <m:t>adj</m:t>
+              </m:r>
+            </m:sup>
+          </m:sSubSup>
+          <m:r>
+            <w:rPr>
+              <w:rFonts w:ascii="Cambria Math" w:hAnsi="Cambria Math" w:cstheme="majorHAnsi"/>
+            </w:rPr>
+            <m:t>×</m:t>
+          </m:r>
+          <m:f>
+            <m:fPr>
+              <m:ctrlPr>
+                <w:rPr>
+                  <w:rFonts w:ascii="Cambria Math" w:hAnsi="Cambria Math" w:cstheme="majorHAnsi"/>
+                  <w:i/>
+                </w:rPr>
+              </m:ctrlPr>
+            </m:fPr>
+            <m:num>
+              <m:r>
+                <w:rPr>
+                  <w:rFonts w:ascii="Cambria Math" w:hAnsi="Cambria Math" w:cstheme="majorHAnsi"/>
+                </w:rPr>
+                <m:t>H</m:t>
+              </m:r>
+              <m:sSubSup>
+                <m:sSubSupPr>
+                  <m:ctrlPr>
+                    <w:rPr>
+                      <w:rFonts w:ascii="Cambria Math" w:hAnsi="Cambria Math" w:cstheme="majorHAnsi"/>
+                      <w:i/>
+                    </w:rPr>
+                  </m:ctrlPr>
+                </m:sSubSupPr>
+                <m:e>
+                  <m:r>
+                    <w:rPr>
+                      <w:rFonts w:ascii="Cambria Math" w:hAnsi="Cambria Math" w:cstheme="majorHAnsi"/>
+                    </w:rPr>
+                    <m:t>H</m:t>
+                  </m:r>
+                </m:e>
+                <m:sub>
+                  <m:r>
+                    <w:rPr>
+                      <w:rFonts w:ascii="Cambria Math" w:hAnsi="Cambria Math" w:cstheme="majorHAnsi"/>
+                    </w:rPr>
+                    <m:t>s</m:t>
+                  </m:r>
+                </m:sub>
+                <m:sup>
+                  <m:r>
+                    <w:rPr>
+                      <w:rFonts w:ascii="Cambria Math" w:hAnsi="Cambria Math" w:cstheme="majorHAnsi"/>
+                    </w:rPr>
+                    <m:t>census</m:t>
+                  </m:r>
+                </m:sup>
+              </m:sSubSup>
+            </m:num>
+            <m:den>
+              <m:nary>
+                <m:naryPr>
+                  <m:chr m:val="∑"/>
+                  <m:supHide m:val="1"/>
+                  <m:ctrlPr>
+                    <w:rPr>
+                      <w:rFonts w:ascii="Cambria Math" w:hAnsi="Cambria Math" w:cstheme="majorHAnsi"/>
+                      <w:i/>
+                    </w:rPr>
+                  </m:ctrlPr>
+                </m:naryPr>
+                <m:sub>
+                  <m:r>
+                    <w:rPr>
+                      <w:rFonts w:ascii="Cambria Math" w:hAnsi="Cambria Math" w:cstheme="majorHAnsi"/>
+                    </w:rPr>
+                    <m:t>p,h</m:t>
+                  </m:r>
+                </m:sub>
+                <m:sup/>
+                <m:e>
+                  <m:sSubSup>
+                    <m:sSubSupPr>
+                      <m:ctrlPr>
+                        <w:rPr>
+                          <w:rFonts w:ascii="Cambria Math" w:hAnsi="Cambria Math" w:cstheme="majorHAnsi"/>
+                          <w:i/>
+                        </w:rPr>
+                      </m:ctrlPr>
+                    </m:sSubSupPr>
+                    <m:e>
+                      <m:r>
+                        <w:rPr>
+                          <w:rFonts w:ascii="Cambria Math" w:hAnsi="Cambria Math" w:cstheme="majorHAnsi"/>
+                        </w:rPr>
+                        <m:t>w</m:t>
+                      </m:r>
+                    </m:e>
+                    <m:sub>
+                      <m:r>
+                        <w:rPr>
+                          <w:rFonts w:ascii="Cambria Math" w:hAnsi="Cambria Math" w:cstheme="majorHAnsi"/>
+                        </w:rPr>
+                        <m:t>sph</m:t>
+                      </m:r>
+                    </m:sub>
+                    <m:sup>
+                      <m:r>
+                        <w:rPr>
+                          <w:rFonts w:ascii="Cambria Math" w:hAnsi="Cambria Math" w:cstheme="majorHAnsi"/>
+                        </w:rPr>
+                        <m:t>adj</m:t>
+                      </m:r>
+                    </m:sup>
+                  </m:sSubSup>
+                </m:e>
+              </m:nary>
+            </m:den>
+          </m:f>
+        </m:oMath>
+      </m:oMathPara>
+    </w:p>
+    <w:p>
+      <w:pPr>
+        <w:rPr>
+          <w:rFonts w:cstheme="majorHAnsi"/>
+        </w:rPr>
+      </w:pPr>
+      <w:r>
+        <w:rPr>
+          <w:rFonts w:cstheme="majorHAnsi"/>
+        </w:rPr>
+        <w:t xml:space="preserve">This enforces </w:t>
+      </w:r>
+      <m:oMath>
+        <m:nary>
+          <m:naryPr>
+            <m:chr m:val="∑"/>
+            <m:supHide m:val="1"/>
+            <m:ctrlPr>
+              <w:rPr>
+                <w:rFonts w:ascii="Cambria Math" w:hAnsi="Cambria Math" w:cstheme="majorHAnsi"/>
+                <w:i/>
+              </w:rPr>
+            </m:ctrlPr>
+          </m:naryPr>
+          <m:sub>
+            <m:r>
+              <w:rPr>
+                <w:rFonts w:ascii="Cambria Math" w:hAnsi="Cambria Math" w:cstheme="majorHAnsi"/>
+              </w:rPr>
+              <m:t>p,h</m:t>
+            </m:r>
+          </m:sub>
+          <m:sup/>
+          <m:e>
+            <m:sSubSup>
+              <m:sSubSupPr>
+                <m:ctrlPr>
+                  <w:rPr>
+                    <w:rFonts w:ascii="Cambria Math" w:hAnsi="Cambria Math" w:cstheme="majorHAnsi"/>
+                    <w:i/>
+                  </w:rPr>
+                </m:ctrlPr>
+              </m:sSubSupPr>
+              <m:e>
+                <m:r>
+                  <w:rPr>
+                    <w:rFonts w:ascii="Cambria Math" w:hAnsi="Cambria Math" w:cstheme="majorHAnsi"/>
+                  </w:rPr>
+                  <m:t>w</m:t>
+                </m:r>
+              </m:e>
+              <m:sub>
+                <m:r>
+                  <w:rPr>
+                    <w:rFonts w:ascii="Cambria Math" w:hAnsi="Cambria Math" w:cstheme="majorHAnsi"/>
+                  </w:rPr>
+                  <m:t>sph</m:t>
+                </m:r>
+              </m:sub>
+              <m:sup>
+                <m:r>
+                  <w:rPr>
+                    <w:rFonts w:ascii="Cambria Math" w:hAnsi="Cambria Math" w:cstheme="majorHAnsi"/>
+                  </w:rPr>
+                  <m:t>HH</m:t>
+                </m:r>
+              </m:sup>
+            </m:sSubSup>
+          </m:e>
+        </m:nary>
+        <m:r>
+          <w:rPr>
+            <w:rFonts w:ascii="Cambria Math" w:hAnsi="Cambria Math" w:cstheme="majorHAnsi"/>
+          </w:rPr>
+          <m:t>=H</m:t>
+        </m:r>
+        <m:sSubSup>
+          <m:sSubSupPr>
+            <m:ctrlPr>
+              <w:rPr>
+                <w:rFonts w:ascii="Cambria Math" w:hAnsi="Cambria Math" w:cstheme="majorHAnsi"/>
+                <w:i/>
+              </w:rPr>
+            </m:ctrlPr>
+          </m:sSubSupPr>
+          <m:e>
+            <m:r>
+              <w:rPr>
+                <w:rFonts w:ascii="Cambria Math" w:hAnsi="Cambria Math" w:cstheme="majorHAnsi"/>
+              </w:rPr>
+              <m:t>H</m:t>
+            </m:r>
+          </m:e>
+          <m:sub>
+            <m:r>
+              <w:rPr>
+                <w:rFonts w:ascii="Cambria Math" w:hAnsi="Cambria Math" w:cstheme="majorHAnsi"/>
+              </w:rPr>
+              <m:t>s</m:t>
+            </m:r>
+          </m:sub>
+          <m:sup>
+            <m:r>
+              <w:rPr>
+                <w:rFonts w:ascii="Cambria Math" w:hAnsi="Cambria Math" w:cstheme="majorHAnsi"/>
+              </w:rPr>
+              <m:t>census</m:t>
+            </m:r>
+          </m:sup>
+        </m:sSubSup>
+      </m:oMath>
+      <w:r>
+        <w:rPr>
+          <w:rFonts w:cstheme="majorHAnsi"/>
+        </w:rPr>
+        <w:t xml:space="preserve"> for all strata while preserving within-PSU constancy. </w:t>
+      </w:r>
+    </w:p>
+    <w:p>
+      <w:pPr>
+        <w:pStyle w:val="Heading2"/>
+        <w:rPr>
+          <w:rFonts w:asciiTheme="minorHAnsi" w:hAnsiTheme="minorHAnsi" w:cstheme="majorHAnsi"/>
+        </w:rPr>
+      </w:pPr>
+      <w:r>
+        <w:rPr>
+          <w:rFonts w:asciiTheme="minorHAnsi" w:hAnsiTheme="minorHAnsi" w:cstheme="majorHAnsi"/>
+        </w:rPr>
+        <w:t xml:space="preserve">Person weights and age-sex calibration </w:t>
+      </w:r>
+    </w:p>
+    <w:p>
+      <w:pPr>
+        <w:rPr>
+          <w:rFonts w:cstheme="majorHAnsi"/>
+        </w:rPr>
+      </w:pPr>
+      <w:r>
+        <w:rPr>
+          <w:rFonts w:cstheme="majorHAnsi"/>
+        </w:rPr>
+        <w:t xml:space="preserve">Because all members of sampled households are in scope, each person initially shares the household weight: </w:t>
+      </w:r>
+    </w:p>
+    <w:p>
+      <w:pPr>
+        <w:rPr>
+          <w:rFonts w:cstheme="majorHAnsi"/>
+        </w:rPr>
+      </w:pPr>
+      <m:oMathPara>
+        <m:oMath>
+          <m:r>
+            <w:rPr>
+              <w:rFonts w:ascii="Cambria Math" w:hAnsi="Cambria Math" w:cstheme="majorHAnsi"/>
+            </w:rPr>
+            <m:t>IN</m:t>
+          </m:r>
+          <m:sSubSup>
+            <m:sSubSupPr>
+              <m:ctrlPr>
+                <w:rPr>
+                  <w:rFonts w:ascii="Cambria Math" w:hAnsi="Cambria Math" w:cstheme="majorHAnsi"/>
+                  <w:i/>
+                </w:rPr>
+              </m:ctrlPr>
+            </m:sSubSupPr>
+            <m:e>
+              <m:r>
+                <w:rPr>
+                  <w:rFonts w:ascii="Cambria Math" w:hAnsi="Cambria Math" w:cstheme="majorHAnsi"/>
+                </w:rPr>
+                <m:t>D</m:t>
+              </m:r>
+            </m:e>
+            <m:sub>
+              <m:r>
+                <w:rPr>
+                  <w:rFonts w:ascii="Cambria Math" w:hAnsi="Cambria Math" w:cstheme="majorHAnsi"/>
+                </w:rPr>
+                <m:t>i</m:t>
+              </m:r>
+            </m:sub>
+            <m:sup>
+              <m:r>
+                <w:rPr>
+                  <w:rFonts w:ascii="Cambria Math" w:hAnsi="Cambria Math" w:cstheme="majorHAnsi"/>
+                </w:rPr>
+                <m:t>base</m:t>
+              </m:r>
+            </m:sup>
+          </m:sSubSup>
+          <m:r>
+            <w:rPr>
+              <w:rFonts w:ascii="Cambria Math" w:hAnsi="Cambria Math" w:cstheme="majorHAnsi"/>
+            </w:rPr>
+            <m:t>=HH</m:t>
+          </m:r>
+          <m:sSubSup>
+            <m:sSubSupPr>
+              <m:ctrlPr>
+                <w:rPr>
+                  <w:rFonts w:ascii="Cambria Math" w:hAnsi="Cambria Math" w:cstheme="majorHAnsi"/>
+                  <w:i/>
+                </w:rPr>
+              </m:ctrlPr>
+            </m:sSubSupPr>
+            <m:e>
+              <m:r>
+                <w:rPr>
+                  <w:rFonts w:ascii="Cambria Math" w:hAnsi="Cambria Math" w:cstheme="majorHAnsi"/>
+                </w:rPr>
+                <m:t>W</m:t>
+              </m:r>
+            </m:e>
+            <m:sub>
+              <m:r>
+                <w:rPr>
+                  <w:rFonts w:ascii="Cambria Math" w:hAnsi="Cambria Math" w:cstheme="majorHAnsi"/>
+                </w:rPr>
+                <m:t>sph</m:t>
+              </m:r>
+            </m:sub>
+            <m:sup/>
+          </m:sSubSup>
+        </m:oMath>
+      </m:oMathPara>
+    </w:p>
+    <w:p>
+      <w:pPr>
+        <w:rPr>
+          <w:rFonts w:cstheme="majorHAnsi"/>
+        </w:rPr>
+      </w:pPr>
+      <m:oMathPara>
+        <m:oMath>
+          <m:r>
+            <w:rPr>
+              <w:rFonts w:ascii="Cambria Math" w:hAnsi="Cambria Math" w:cstheme="majorHAnsi"/>
+            </w:rPr>
+            <m:t>POP</m:t>
+          </m:r>
+          <m:sSubSup>
+            <m:sSubSupPr>
+              <m:ctrlPr>
+                <w:rPr>
+                  <w:rFonts w:ascii="Cambria Math" w:hAnsi="Cambria Math" w:cstheme="majorHAnsi"/>
+                  <w:i/>
+                </w:rPr>
+              </m:ctrlPr>
+            </m:sSubSupPr>
+            <m:e>
+              <m:r>
+                <w:rPr>
+                  <w:rFonts w:ascii="Cambria Math" w:hAnsi="Cambria Math" w:cstheme="majorHAnsi"/>
+                </w:rPr>
+                <m:t>W</m:t>
+              </m:r>
+            </m:e>
+            <m:sub>
+              <m:r>
+                <w:rPr>
+                  <w:rFonts w:ascii="Cambria Math" w:hAnsi="Cambria Math" w:cstheme="majorHAnsi"/>
+                </w:rPr>
+                <m:t>h</m:t>
+              </m:r>
+            </m:sub>
+            <m:sup>
+              <m:r>
+                <w:rPr>
+                  <w:rFonts w:ascii="Cambria Math" w:hAnsi="Cambria Math" w:cstheme="majorHAnsi"/>
+                </w:rPr>
+                <m:t>base</m:t>
+              </m:r>
+            </m:sup>
+          </m:sSubSup>
+          <m:r>
+            <w:rPr>
+              <w:rFonts w:ascii="Cambria Math" w:hAnsi="Cambria Math" w:cstheme="majorHAnsi"/>
+            </w:rPr>
+            <m:t>=HH</m:t>
+          </m:r>
+          <m:sSub>
+            <m:sSubPr>
+              <m:ctrlPr>
+                <w:rPr>
+                  <w:rFonts w:ascii="Cambria Math" w:hAnsi="Cambria Math" w:cstheme="majorHAnsi"/>
+                  <w:i/>
+                </w:rPr>
+              </m:ctrlPr>
+            </m:sSubPr>
+            <m:e>
+              <m:r>
+                <w:rPr>
+                  <w:rFonts w:ascii="Cambria Math" w:hAnsi="Cambria Math" w:cstheme="majorHAnsi"/>
+                </w:rPr>
+                <m:t>W</m:t>
+              </m:r>
+            </m:e>
+            <m:sub>
+              <m:r>
+                <w:rPr>
+                  <w:rFonts w:ascii="Cambria Math" w:hAnsi="Cambria Math" w:cstheme="majorHAnsi"/>
+                </w:rPr>
+                <m:t>sph</m:t>
+              </m:r>
+            </m:sub>
+          </m:sSub>
+          <m:r>
+            <w:rPr>
+              <w:rFonts w:ascii="Cambria Math" w:hAnsi="Cambria Math" w:cstheme="majorHAnsi"/>
+            </w:rPr>
+            <m:t xml:space="preserve"> ×hhsiz</m:t>
+          </m:r>
+          <m:sSub>
+            <m:sSubPr>
+              <m:ctrlPr>
+                <w:rPr>
+                  <w:rFonts w:ascii="Cambria Math" w:hAnsi="Cambria Math" w:cstheme="majorHAnsi"/>
+                  <w:i/>
+                </w:rPr>
+              </m:ctrlPr>
+            </m:sSubPr>
+            <m:e>
+              <m:r>
+                <w:rPr>
+                  <w:rFonts w:ascii="Cambria Math" w:hAnsi="Cambria Math" w:cstheme="majorHAnsi"/>
+                </w:rPr>
+                <m:t>e</m:t>
+              </m:r>
+            </m:e>
+            <m:sub>
+              <m:r>
+                <w:rPr>
+                  <w:rFonts w:ascii="Cambria Math" w:hAnsi="Cambria Math" w:cstheme="majorHAnsi"/>
+                </w:rPr>
+                <m:t>sph</m:t>
+              </m:r>
+            </m:sub>
+          </m:sSub>
+        </m:oMath>
+      </m:oMathPara>
+    </w:p>
+    <w:p>
+      <w:pPr>
+        <w:rPr>
+          <w:rFonts w:cstheme="majorHAnsi"/>
+        </w:rPr>
+      </w:pPr>
+      <w:r>
+        <w:rPr>
+          <w:rFonts w:cstheme="majorHAnsi"/>
+        </w:rPr>
+        <w:t xml:space="preserve">Where </w:t>
+      </w:r>
+      <m:oMath>
+        <m:r>
+          <w:rPr>
+            <w:rFonts w:ascii="Cambria Math" w:hAnsi="Cambria Math" w:cstheme="majorHAnsi"/>
+          </w:rPr>
+          <m:t>POP</m:t>
+        </m:r>
+        <m:sSubSup>
+          <m:sSubSupPr>
+            <m:ctrlPr>
+              <w:rPr>
+                <w:rFonts w:ascii="Cambria Math" w:hAnsi="Cambria Math" w:cstheme="majorHAnsi"/>
+                <w:i/>
+              </w:rPr>
+            </m:ctrlPr>
+          </m:sSubSupPr>
+          <m:e>
+            <m:r>
+              <w:rPr>
+                <w:rFonts w:ascii="Cambria Math" w:hAnsi="Cambria Math" w:cstheme="majorHAnsi"/>
+              </w:rPr>
+              <m:t>W</m:t>
+            </m:r>
+          </m:e>
+          <m:sub>
+            <m:r>
+              <w:rPr>
+                <w:rFonts w:ascii="Cambria Math" w:hAnsi="Cambria Math" w:cstheme="majorHAnsi"/>
+              </w:rPr>
+              <m:t>h</m:t>
+            </m:r>
+          </m:sub>
+          <m:sup>
+            <m:r>
+              <w:rPr>
+                <w:rFonts w:ascii="Cambria Math" w:hAnsi="Cambria Math" w:cstheme="majorHAnsi"/>
+              </w:rPr>
+              <m:t>base</m:t>
+            </m:r>
+          </m:sup>
+        </m:sSubSup>
+      </m:oMath>
+      <w:r>
+        <w:rPr>
+          <w:rFonts w:cstheme="majorHAnsi"/>
+        </w:rPr>
+        <w:t xml:space="preserve"> is a household-level person total and summing POPW over households equals summing INDW over persons. </w:t>
+      </w:r>
+    </w:p>
+    <w:p>
+      <w:pPr>
+        <w:rPr>
+          <w:rFonts w:cstheme="majorHAnsi"/>
+        </w:rPr>
+      </w:pPr>
+      <w:r>
+        <w:rPr>
+          <w:rFonts w:cstheme="majorHAnsi"/>
+        </w:rPr>
+        <w:t xml:space="preserve">To match census age-sex totals within each stratum, apply ratio calibration on the person file. For cell </w:t>
+      </w:r>
+      <m:oMath>
+        <m:r>
+          <w:rPr>
+            <w:rFonts w:ascii="Cambria Math" w:hAnsi="Cambria Math" w:cstheme="majorHAnsi"/>
+          </w:rPr>
+          <m:t>c=(g,a)</m:t>
+        </m:r>
+      </m:oMath>
+      <w:r>
+        <w:rPr>
+          <w:rFonts w:cstheme="majorHAnsi"/>
+        </w:rPr>
+        <w:t xml:space="preserve"> in stratum s.</w:t>
+      </w:r>
+    </w:p>
+    <w:p>
+      <w:pPr>
+        <w:rPr>
+          <w:rFonts w:cstheme="majorHAnsi"/>
+        </w:rPr>
+      </w:pPr>
+      <m:oMathPara>
+        <m:oMath>
+          <m:r>
+            <w:rPr>
+              <w:rFonts w:ascii="Cambria Math" w:hAnsi="Cambria Math" w:cstheme="majorHAnsi"/>
+            </w:rPr>
+            <m:t>IND</m:t>
+          </m:r>
+          <m:sSub>
+            <m:sSubPr>
+              <m:ctrlPr>
+                <w:rPr>
+                  <w:rFonts w:ascii="Cambria Math" w:hAnsi="Cambria Math" w:cstheme="majorHAnsi"/>
+                  <w:i/>
+                </w:rPr>
+              </m:ctrlPr>
+            </m:sSubPr>
+            <m:e>
+              <m:r>
+                <w:rPr>
+                  <w:rFonts w:ascii="Cambria Math" w:hAnsi="Cambria Math" w:cstheme="majorHAnsi"/>
+                </w:rPr>
+                <m:t>W</m:t>
+              </m:r>
+            </m:e>
+            <m:sub>
+              <m:r>
+                <w:rPr>
+                  <w:rFonts w:ascii="Cambria Math" w:hAnsi="Cambria Math" w:cstheme="majorHAnsi"/>
+                </w:rPr>
+                <m:t>i</m:t>
+              </m:r>
+            </m:sub>
+          </m:sSub>
+          <m:r>
+            <w:rPr>
+              <w:rFonts w:ascii="Cambria Math" w:hAnsi="Cambria Math" w:cstheme="majorHAnsi"/>
+            </w:rPr>
+            <m:t>=IND</m:t>
+          </m:r>
+          <m:sSubSup>
+            <m:sSubSupPr>
+              <m:ctrlPr>
+                <w:rPr>
+                  <w:rFonts w:ascii="Cambria Math" w:hAnsi="Cambria Math" w:cstheme="majorHAnsi"/>
+                  <w:i/>
+                </w:rPr>
+              </m:ctrlPr>
+            </m:sSubSupPr>
+            <m:e>
+              <m:r>
+                <w:rPr>
+                  <w:rFonts w:ascii="Cambria Math" w:hAnsi="Cambria Math" w:cstheme="majorHAnsi"/>
+                </w:rPr>
+                <m:t>W</m:t>
+              </m:r>
+            </m:e>
+            <m:sub>
+              <m:r>
+                <w:rPr>
+                  <w:rFonts w:ascii="Cambria Math" w:hAnsi="Cambria Math" w:cstheme="majorHAnsi"/>
+                </w:rPr>
+                <m:t>i</m:t>
+              </m:r>
+            </m:sub>
+            <m:sup>
+              <m:r>
+                <w:rPr>
+                  <w:rFonts w:ascii="Cambria Math" w:hAnsi="Cambria Math" w:cstheme="majorHAnsi"/>
+                </w:rPr>
+                <m:t>base</m:t>
+              </m:r>
+            </m:sup>
+          </m:sSubSup>
+          <m:r>
+            <w:rPr>
+              <w:rFonts w:ascii="Cambria Math" w:hAnsi="Cambria Math" w:cstheme="majorHAnsi"/>
+            </w:rPr>
+            <m:t>×</m:t>
+          </m:r>
+          <m:f>
+            <m:fPr>
+              <m:ctrlPr>
+                <w:rPr>
+                  <w:rFonts w:ascii="Cambria Math" w:hAnsi="Cambria Math" w:cstheme="majorHAnsi"/>
+                  <w:i/>
+                </w:rPr>
+              </m:ctrlPr>
+            </m:fPr>
+            <m:num>
+              <m:r>
+                <w:rPr>
+                  <w:rFonts w:ascii="Cambria Math" w:hAnsi="Cambria Math" w:cstheme="majorHAnsi"/>
+                </w:rPr>
+                <m:t>PO</m:t>
+              </m:r>
+              <m:sSubSup>
+                <m:sSubSupPr>
+                  <m:ctrlPr>
+                    <w:rPr>
+                      <w:rFonts w:ascii="Cambria Math" w:hAnsi="Cambria Math" w:cstheme="majorHAnsi"/>
+                      <w:i/>
+                    </w:rPr>
+                  </m:ctrlPr>
+                </m:sSubSupPr>
+                <m:e>
+                  <m:r>
+                    <w:rPr>
+                      <w:rFonts w:ascii="Cambria Math" w:hAnsi="Cambria Math" w:cstheme="majorHAnsi"/>
+                    </w:rPr>
+                    <m:t>P</m:t>
+                  </m:r>
+                </m:e>
+                <m:sub>
+                  <m:r>
+                    <w:rPr>
+                      <w:rFonts w:ascii="Cambria Math" w:hAnsi="Cambria Math" w:cstheme="majorHAnsi"/>
+                    </w:rPr>
+                    <m:t>s,c</m:t>
+                  </m:r>
+                </m:sub>
+                <m:sup>
+                  <m:r>
+                    <w:rPr>
+                      <w:rFonts w:ascii="Cambria Math" w:hAnsi="Cambria Math" w:cstheme="majorHAnsi"/>
+                    </w:rPr>
+                    <m:t>census</m:t>
+                  </m:r>
+                </m:sup>
+              </m:sSubSup>
+            </m:num>
+            <m:den>
+              <m:nary>
+                <m:naryPr>
+                  <m:chr m:val="∑"/>
+                  <m:supHide m:val="1"/>
+                  <m:ctrlPr>
+                    <w:rPr>
+                      <w:rFonts w:ascii="Cambria Math" w:hAnsi="Cambria Math" w:cstheme="majorHAnsi"/>
+                      <w:i/>
+                    </w:rPr>
+                  </m:ctrlPr>
+                </m:naryPr>
+                <m:sub>
+                  <m:r>
+                    <w:rPr>
+                      <w:rFonts w:ascii="Cambria Math" w:hAnsi="Cambria Math" w:cstheme="majorHAnsi"/>
+                    </w:rPr>
+                    <m:t>i∈(s,c)</m:t>
+                  </m:r>
+                </m:sub>
+                <m:sup/>
+                <m:e>
+                  <m:r>
+                    <w:rPr>
+                      <w:rFonts w:ascii="Cambria Math" w:hAnsi="Cambria Math" w:cstheme="majorHAnsi"/>
+                    </w:rPr>
+                    <m:t>IND</m:t>
+                  </m:r>
+                  <m:sSubSup>
+                    <m:sSubSupPr>
+                      <m:ctrlPr>
+                        <w:rPr>
+                          <w:rFonts w:ascii="Cambria Math" w:hAnsi="Cambria Math" w:cstheme="majorHAnsi"/>
+                          <w:i/>
+                        </w:rPr>
+                      </m:ctrlPr>
+                    </m:sSubSupPr>
+                    <m:e>
+                      <m:r>
+                        <w:rPr>
+                          <w:rFonts w:ascii="Cambria Math" w:hAnsi="Cambria Math" w:cstheme="majorHAnsi"/>
+                        </w:rPr>
+                        <m:t>W</m:t>
+                      </m:r>
+                    </m:e>
+                    <m:sub>
+                      <m:r>
+                        <w:rPr>
+                          <w:rFonts w:ascii="Cambria Math" w:hAnsi="Cambria Math" w:cstheme="majorHAnsi"/>
+                        </w:rPr>
+                        <m:t>i</m:t>
+                      </m:r>
+                    </m:sub>
+                    <m:sup>
+                      <m:r>
+                        <w:rPr>
+                          <w:rFonts w:ascii="Cambria Math" w:hAnsi="Cambria Math" w:cstheme="majorHAnsi"/>
+                        </w:rPr>
+                        <m:t>base</m:t>
+                      </m:r>
+                    </m:sup>
+                  </m:sSubSup>
+                </m:e>
+              </m:nary>
+            </m:den>
+          </m:f>
+        </m:oMath>
+      </m:oMathPara>
+    </w:p>
+    <w:p>
+      <w:pPr>
+        <w:rPr>
+          <w:rFonts w:cstheme="majorHAnsi"/>
+        </w:rPr>
+      </w:pPr>
+      <w:r>
+        <w:rPr>
+          <w:rFonts w:cstheme="majorHAnsi"/>
+        </w:rPr>
+        <w:t xml:space="preserve">This guarantees </w:t>
+      </w:r>
+      <m:oMath>
+        <m:nary>
+          <m:naryPr>
+            <m:chr m:val="∑"/>
+            <m:supHide m:val="1"/>
+            <m:ctrlPr>
+              <w:rPr>
+                <w:rFonts w:ascii="Cambria Math" w:hAnsi="Cambria Math" w:cstheme="majorHAnsi"/>
+                <w:i/>
+              </w:rPr>
+            </m:ctrlPr>
+          </m:naryPr>
+          <m:sub>
+            <m:r>
+              <w:rPr>
+                <w:rFonts w:ascii="Cambria Math" w:hAnsi="Cambria Math" w:cstheme="majorHAnsi"/>
+              </w:rPr>
+              <m:t>i∈(s,c)</m:t>
+            </m:r>
+          </m:sub>
+          <m:sup/>
+          <m:e>
+            <m:r>
+              <w:rPr>
+                <w:rFonts w:ascii="Cambria Math" w:hAnsi="Cambria Math" w:cstheme="majorHAnsi"/>
+              </w:rPr>
+              <m:t>IND</m:t>
+            </m:r>
+            <m:sSubSup>
+              <m:sSubSupPr>
+                <m:ctrlPr>
+                  <w:rPr>
+                    <w:rFonts w:ascii="Cambria Math" w:hAnsi="Cambria Math" w:cstheme="majorHAnsi"/>
+                    <w:i/>
+                  </w:rPr>
+                </m:ctrlPr>
+              </m:sSubSupPr>
+              <m:e>
+                <m:r>
+                  <w:rPr>
+                    <w:rFonts w:ascii="Cambria Math" w:hAnsi="Cambria Math" w:cstheme="majorHAnsi"/>
+                  </w:rPr>
+                  <m:t>W</m:t>
+                </m:r>
+              </m:e>
+              <m:sub>
+                <m:r>
+                  <w:rPr>
+                    <w:rFonts w:ascii="Cambria Math" w:hAnsi="Cambria Math" w:cstheme="majorHAnsi"/>
+                  </w:rPr>
+                  <m:t>i</m:t>
+                </m:r>
+              </m:sub>
+              <m:sup>
+                <m:r>
+                  <w:rPr>
+                    <w:rFonts w:ascii="Cambria Math" w:hAnsi="Cambria Math" w:cstheme="majorHAnsi"/>
+                  </w:rPr>
+                  <m:t>base</m:t>
+                </m:r>
+              </m:sup>
+            </m:sSubSup>
+          </m:e>
+        </m:nary>
+        <m:r>
+          <w:rPr>
+            <w:rFonts w:ascii="Cambria Math" w:hAnsi="Cambria Math" w:cstheme="majorHAnsi"/>
+          </w:rPr>
+          <m:t>=PO</m:t>
+        </m:r>
+        <m:sSubSup>
+          <m:sSubSupPr>
+            <m:ctrlPr>
+              <w:rPr>
+                <w:rFonts w:ascii="Cambria Math" w:hAnsi="Cambria Math" w:cstheme="majorHAnsi"/>
+                <w:i/>
+              </w:rPr>
+            </m:ctrlPr>
+          </m:sSubSupPr>
+          <m:e>
+            <m:r>
+              <w:rPr>
+                <w:rFonts w:ascii="Cambria Math" w:hAnsi="Cambria Math" w:cstheme="majorHAnsi"/>
+              </w:rPr>
+              <m:t>P</m:t>
+            </m:r>
+          </m:e>
+          <m:sub>
+            <m:r>
+              <w:rPr>
+                <w:rFonts w:ascii="Cambria Math" w:hAnsi="Cambria Math" w:cstheme="majorHAnsi"/>
+              </w:rPr>
+              <m:t>s,c</m:t>
+            </m:r>
+          </m:sub>
+          <m:sup>
+            <m:r>
+              <w:rPr>
+                <w:rFonts w:ascii="Cambria Math" w:hAnsi="Cambria Math" w:cstheme="majorHAnsi"/>
+              </w:rPr>
+              <m:t>census</m:t>
+            </m:r>
+          </m:sup>
+        </m:sSubSup>
+      </m:oMath>
+      <w:r>
+        <w:rPr>
+          <w:rFonts w:cstheme="majorHAnsi"/>
+        </w:rPr>
+        <w:t xml:space="preserve"> for all age-sex cells in each stratum. </w:t>
+      </w:r>
+    </w:p>
+    <w:p>
+      <w:pPr>
+        <w:rPr>
+          <w:rFonts w:cstheme="majorHAnsi"/>
+        </w:rPr>
+      </w:pPr>
+      <m:oMathPara>
+        <m:oMath>
+          <m:r>
+            <w:rPr>
+              <w:rFonts w:ascii="Cambria Math" w:hAnsi="Cambria Math" w:cstheme="majorHAnsi"/>
+            </w:rPr>
+            <m:t>PO</m:t>
+          </m:r>
+          <m:sSub>
+            <m:sSubPr>
+              <m:ctrlPr>
+                <w:rPr>
+                  <w:rFonts w:ascii="Cambria Math" w:hAnsi="Cambria Math" w:cstheme="majorHAnsi"/>
+                  <w:i/>
+                </w:rPr>
+              </m:ctrlPr>
+            </m:sSubPr>
+            <m:e>
+              <m:r>
+                <w:rPr>
+                  <w:rFonts w:ascii="Cambria Math" w:hAnsi="Cambria Math" w:cstheme="majorHAnsi"/>
+                </w:rPr>
+                <m:t>P</m:t>
+              </m:r>
+            </m:e>
+            <m:sub>
+              <m:r>
+                <w:rPr>
+                  <w:rFonts w:ascii="Cambria Math" w:hAnsi="Cambria Math" w:cstheme="majorHAnsi"/>
+                </w:rPr>
+                <m:t>h</m:t>
+              </m:r>
+            </m:sub>
+          </m:sSub>
+          <m:r>
+            <w:rPr>
+              <w:rFonts w:ascii="Cambria Math" w:hAnsi="Cambria Math" w:cstheme="majorHAnsi"/>
+            </w:rPr>
+            <m:t>=</m:t>
+          </m:r>
+          <m:nary>
+            <m:naryPr>
+              <m:chr m:val="∑"/>
+              <m:supHide m:val="1"/>
+              <m:ctrlPr>
+                <w:rPr>
+                  <w:rFonts w:ascii="Cambria Math" w:hAnsi="Cambria Math" w:cstheme="majorHAnsi"/>
+                  <w:i/>
+                </w:rPr>
+              </m:ctrlPr>
+            </m:naryPr>
+            <m:sub>
+              <m:r>
+                <w:rPr>
+                  <w:rFonts w:ascii="Cambria Math" w:hAnsi="Cambria Math" w:cstheme="majorHAnsi"/>
+                </w:rPr>
+                <m:t>i∈h</m:t>
+              </m:r>
+            </m:sub>
+            <m:sup/>
+            <m:e>
+              <m:r>
+                <w:rPr>
+                  <w:rFonts w:ascii="Cambria Math" w:hAnsi="Cambria Math" w:cstheme="majorHAnsi"/>
+                </w:rPr>
+                <m:t>IND</m:t>
+              </m:r>
+              <m:sSub>
+                <m:sSubPr>
+                  <m:ctrlPr>
+                    <w:rPr>
+                      <w:rFonts w:ascii="Cambria Math" w:hAnsi="Cambria Math" w:cstheme="majorHAnsi"/>
+                      <w:i/>
+                    </w:rPr>
+                  </m:ctrlPr>
+                </m:sSubPr>
+                <m:e>
+                  <m:r>
+                    <w:rPr>
+                      <w:rFonts w:ascii="Cambria Math" w:hAnsi="Cambria Math" w:cstheme="majorHAnsi"/>
+                    </w:rPr>
+                    <m:t>W</m:t>
+                  </m:r>
+                </m:e>
+                <m:sub>
+                  <m:r>
+                    <w:rPr>
+                      <w:rFonts w:ascii="Cambria Math" w:hAnsi="Cambria Math" w:cstheme="majorHAnsi"/>
+                    </w:rPr>
+                    <m:t>i</m:t>
+                  </m:r>
+                </m:sub>
+              </m:sSub>
+            </m:e>
+          </m:nary>
+        </m:oMath>
+      </m:oMathPara>
+    </w:p>
+    <w:p>
+      <w:pPr>
+        <w:rPr>
+          <w:rFonts w:cstheme="majorHAnsi"/>
+        </w:rPr>
+      </w:pPr>
+      <m:oMathPara>
+        <m:oMath>
+          <m:r>
+            <w:rPr>
+              <w:rFonts w:ascii="Cambria Math" w:hAnsi="Cambria Math" w:cstheme="majorHAnsi"/>
+            </w:rPr>
+            <w:lastRenderedPageBreak/>
+            <m:t>HH</m:t>
+          </m:r>
+          <m:sSub>
+            <m:sSubPr>
+              <m:ctrlPr>
+                <w:rPr>
+                  <w:rFonts w:ascii="Cambria Math" w:hAnsi="Cambria Math" w:cstheme="majorHAnsi"/>
+                  <w:i/>
+                </w:rPr>
+              </m:ctrlPr>
+            </m:sSubPr>
+            <m:e>
+              <m:r>
+                <w:rPr>
+                  <w:rFonts w:ascii="Cambria Math" w:hAnsi="Cambria Math" w:cstheme="majorHAnsi"/>
+                </w:rPr>
+                <m:t>W</m:t>
+              </m:r>
+            </m:e>
+            <m:sub>
+              <m:r>
+                <w:rPr>
+                  <w:rFonts w:ascii="Cambria Math" w:hAnsi="Cambria Math" w:cstheme="majorHAnsi"/>
+                </w:rPr>
+                <m:t>sph</m:t>
+              </m:r>
+            </m:sub>
+          </m:sSub>
+          <m:r>
+            <w:rPr>
+              <w:rFonts w:ascii="Cambria Math" w:hAnsi="Cambria Math" w:cstheme="majorHAnsi"/>
+            </w:rPr>
+            <m:t>=</m:t>
+          </m:r>
+          <m:f>
+            <m:fPr>
+              <m:ctrlPr>
+                <w:rPr>
+                  <w:rFonts w:ascii="Cambria Math" w:hAnsi="Cambria Math" w:cstheme="majorHAnsi"/>
+                  <w:i/>
+                </w:rPr>
+              </m:ctrlPr>
+            </m:fPr>
+            <m:num>
+              <m:nary>
+                <m:naryPr>
+                  <m:chr m:val="∑"/>
+                  <m:supHide m:val="1"/>
+                  <m:ctrlPr>
+                    <w:rPr>
+                      <w:rFonts w:ascii="Cambria Math" w:hAnsi="Cambria Math" w:cstheme="majorHAnsi"/>
+                      <w:i/>
+                    </w:rPr>
+                  </m:ctrlPr>
+                </m:naryPr>
+                <m:sub>
+                  <m:r>
+                    <w:rPr>
+                      <w:rFonts w:ascii="Cambria Math" w:hAnsi="Cambria Math" w:cstheme="majorHAnsi"/>
+                    </w:rPr>
+                    <m:t>i∈h</m:t>
+                  </m:r>
+                </m:sub>
+                <m:sup/>
+                <m:e>
+                  <m:r>
+                    <w:rPr>
+                      <w:rFonts w:ascii="Cambria Math" w:hAnsi="Cambria Math" w:cstheme="majorHAnsi"/>
+                    </w:rPr>
+                    <m:t>IND</m:t>
+                  </m:r>
+                  <m:sSub>
+                    <m:sSubPr>
+                      <m:ctrlPr>
+                        <w:rPr>
+                          <w:rFonts w:ascii="Cambria Math" w:hAnsi="Cambria Math" w:cstheme="majorHAnsi"/>
+                          <w:i/>
+                        </w:rPr>
+                      </m:ctrlPr>
+                    </m:sSubPr>
+                    <m:e>
+                      <m:r>
+                        <w:rPr>
+                          <w:rFonts w:ascii="Cambria Math" w:hAnsi="Cambria Math" w:cstheme="majorHAnsi"/>
+                        </w:rPr>
+                        <m:t>W</m:t>
+                      </m:r>
+                    </m:e>
+                    <m:sub>
+                      <m:r>
+                        <w:rPr>
+                          <w:rFonts w:ascii="Cambria Math" w:hAnsi="Cambria Math" w:cstheme="majorHAnsi"/>
+                        </w:rPr>
+                        <m:t>i</m:t>
+                      </m:r>
+                    </m:sub>
+                  </m:sSub>
+                </m:e>
+              </m:nary>
+            </m:num>
+            <m:den>
+              <m:r>
+                <w:rPr>
+                  <w:rFonts w:ascii="Cambria Math" w:hAnsi="Cambria Math" w:cstheme="majorHAnsi"/>
+                </w:rPr>
+                <m:t>hhsiz</m:t>
+              </m:r>
+              <m:sSub>
+                <m:sSubPr>
+                  <m:ctrlPr>
+                    <w:rPr>
+                      <w:rFonts w:ascii="Cambria Math" w:hAnsi="Cambria Math" w:cstheme="majorHAnsi"/>
+                      <w:i/>
+                    </w:rPr>
+                  </m:ctrlPr>
+                </m:sSubPr>
+                <m:e>
+                  <m:r>
+                    <w:rPr>
+                      <w:rFonts w:ascii="Cambria Math" w:hAnsi="Cambria Math" w:cstheme="majorHAnsi"/>
+                    </w:rPr>
+                    <m:t>e</m:t>
+                  </m:r>
+                </m:e>
+                <m:sub>
+                  <m:r>
+                    <w:rPr>
+                      <w:rFonts w:ascii="Cambria Math" w:hAnsi="Cambria Math" w:cstheme="majorHAnsi"/>
+                    </w:rPr>
+                    <m:t>sph</m:t>
+                  </m:r>
+                </m:sub>
+              </m:sSub>
+            </m:den>
+          </m:f>
+        </m:oMath>
+      </m:oMathPara>
+    </w:p>
+    <w:p>
+      <w:pPr>
+        <w:rPr>
+          <w:rFonts w:cstheme="majorHAnsi"/>
+        </w:rPr>
+      </w:pPr>
+      <w:r>
+        <w:rPr>
+          <w:rFonts w:cstheme="majorHAnsi"/>
+        </w:rPr>
+        <w:t xml:space="preserve">Finally, to keep the household benchmark exact after person calibration, rescale by a single stratum factor: </w:t>
+      </w:r>
+    </w:p>
+    <w:p>
+      <w:pPr>
+        <w:rPr>
+          <w:rFonts w:cstheme="majorHAnsi"/>
+        </w:rPr>
+      </w:pPr>
+      <m:oMathPara>
+        <m:oMath>
+          <m:r>
+            <w:rPr>
+              <w:rFonts w:ascii="Cambria Math" w:hAnsi="Cambria Math" w:cstheme="majorHAnsi"/>
+            </w:rPr>
+            <m:t>HH</m:t>
+          </m:r>
+          <m:sSubSup>
+            <m:sSubSupPr>
+              <m:ctrlPr>
+                <w:rPr>
+                  <w:rFonts w:ascii="Cambria Math" w:hAnsi="Cambria Math" w:cstheme="majorHAnsi"/>
+                  <w:i/>
+                </w:rPr>
+              </m:ctrlPr>
+            </m:sSubSupPr>
+            <m:e>
+              <m:r>
+                <w:rPr>
+                  <w:rFonts w:ascii="Cambria Math" w:hAnsi="Cambria Math" w:cstheme="majorHAnsi"/>
+                </w:rPr>
+                <m:t>W</m:t>
+              </m:r>
+            </m:e>
+            <m:sub>
+              <m:r>
+                <w:rPr>
+                  <w:rFonts w:ascii="Cambria Math" w:hAnsi="Cambria Math" w:cstheme="majorHAnsi"/>
+                </w:rPr>
+                <m:t>sph</m:t>
+              </m:r>
+            </m:sub>
+            <m:sup>
+              <m:r>
+                <w:rPr>
+                  <w:rFonts w:ascii="Cambria Math" w:hAnsi="Cambria Math" w:cstheme="majorHAnsi"/>
+                </w:rPr>
+                <m:t>final</m:t>
+              </m:r>
+            </m:sup>
+          </m:sSubSup>
+          <m:r>
+            <w:rPr>
+              <w:rFonts w:ascii="Cambria Math" w:hAnsi="Cambria Math" w:cstheme="majorHAnsi"/>
+            </w:rPr>
+            <m:t>= HH</m:t>
+          </m:r>
+          <m:sSub>
+            <m:sSubPr>
+              <m:ctrlPr>
+                <w:rPr>
+                  <w:rFonts w:ascii="Cambria Math" w:hAnsi="Cambria Math" w:cstheme="majorHAnsi"/>
+                  <w:i/>
+                </w:rPr>
+              </m:ctrlPr>
+            </m:sSubPr>
+            <m:e>
+              <m:r>
+                <w:rPr>
+                  <w:rFonts w:ascii="Cambria Math" w:hAnsi="Cambria Math" w:cstheme="majorHAnsi"/>
+                </w:rPr>
+                <m:t>W</m:t>
+              </m:r>
+            </m:e>
+            <m:sub>
+              <m:r>
+                <w:rPr>
+                  <w:rFonts w:ascii="Cambria Math" w:hAnsi="Cambria Math" w:cstheme="majorHAnsi"/>
+                </w:rPr>
+                <m:t>sph</m:t>
+              </m:r>
+            </m:sub>
+          </m:sSub>
+          <m:r>
+            <w:rPr>
+              <w:rFonts w:ascii="Cambria Math" w:hAnsi="Cambria Math" w:cstheme="majorHAnsi"/>
+            </w:rPr>
+            <m:t>×</m:t>
+          </m:r>
+          <m:f>
+            <m:fPr>
+              <m:ctrlPr>
+                <w:rPr>
+                  <w:rFonts w:ascii="Cambria Math" w:hAnsi="Cambria Math" w:cstheme="majorHAnsi"/>
+                  <w:i/>
+                </w:rPr>
+              </m:ctrlPr>
+            </m:fPr>
+            <m:num>
+              <m:r>
+                <w:rPr>
+                  <w:rFonts w:ascii="Cambria Math" w:hAnsi="Cambria Math" w:cstheme="majorHAnsi"/>
+                </w:rPr>
+                <m:t>H</m:t>
+              </m:r>
+              <m:sSubSup>
+                <m:sSubSupPr>
+                  <m:ctrlPr>
+                    <w:rPr>
+                      <w:rFonts w:ascii="Cambria Math" w:hAnsi="Cambria Math" w:cstheme="majorHAnsi"/>
+                      <w:i/>
+                    </w:rPr>
+                  </m:ctrlPr>
+                </m:sSubSupPr>
+                <m:e>
+                  <m:r>
+                    <w:rPr>
+                      <w:rFonts w:ascii="Cambria Math" w:hAnsi="Cambria Math" w:cstheme="majorHAnsi"/>
+                    </w:rPr>
+                    <m:t>H</m:t>
+                  </m:r>
+                </m:e>
+                <m:sub>
+                  <m:r>
+                    <w:rPr>
+                      <w:rFonts w:ascii="Cambria Math" w:hAnsi="Cambria Math" w:cstheme="majorHAnsi"/>
+                    </w:rPr>
+                    <m:t>s</m:t>
+                  </m:r>
+                </m:sub>
+                <m:sup>
+                  <m:r>
+                    <w:rPr>
+                      <w:rFonts w:ascii="Cambria Math" w:hAnsi="Cambria Math" w:cstheme="majorHAnsi"/>
+                    </w:rPr>
+                    <m:t>census</m:t>
+                  </m:r>
+                </m:sup>
+              </m:sSubSup>
+            </m:num>
+            <m:den>
+              <m:nary>
+                <m:naryPr>
+                  <m:chr m:val="∑"/>
+                  <m:supHide m:val="1"/>
+                  <m:ctrlPr>
+                    <w:rPr>
+                      <w:rFonts w:ascii="Cambria Math" w:hAnsi="Cambria Math" w:cstheme="majorHAnsi"/>
+                      <w:i/>
+                    </w:rPr>
+                  </m:ctrlPr>
+                </m:naryPr>
+                <m:sub>
+                  <m:r>
+                    <w:rPr>
+                      <w:rFonts w:ascii="Cambria Math" w:hAnsi="Cambria Math" w:cstheme="majorHAnsi"/>
+                    </w:rPr>
+                    <m:t>h∈s</m:t>
+                  </m:r>
+                </m:sub>
+                <m:sup/>
+                <m:e>
+                  <m:r>
+                    <w:rPr>
+                      <w:rFonts w:ascii="Cambria Math" w:hAnsi="Cambria Math" w:cstheme="majorHAnsi"/>
+                    </w:rPr>
+                    <m:t>HH</m:t>
+                  </m:r>
+                  <m:sSub>
+                    <m:sSubPr>
+                      <m:ctrlPr>
+                        <w:rPr>
+                          <w:rFonts w:ascii="Cambria Math" w:hAnsi="Cambria Math" w:cstheme="majorHAnsi"/>
+                          <w:i/>
+                        </w:rPr>
+                      </m:ctrlPr>
+                    </m:sSubPr>
+                    <m:e>
+                      <m:r>
+                        <w:rPr>
+                          <w:rFonts w:ascii="Cambria Math" w:hAnsi="Cambria Math" w:cstheme="majorHAnsi"/>
+                        </w:rPr>
+                        <m:t>W</m:t>
+                      </m:r>
+                    </m:e>
+                    <m:sub>
+                      <m:r>
+                        <w:rPr>
+                          <w:rFonts w:ascii="Cambria Math" w:hAnsi="Cambria Math" w:cstheme="majorHAnsi"/>
+                        </w:rPr>
+                        <m:t>sph</m:t>
+                      </m:r>
+                    </m:sub>
+                  </m:sSub>
+                </m:e>
+              </m:nary>
+            </m:den>
+          </m:f>
+        </m:oMath>
+      </m:oMathPara>
+    </w:p>
+    <w:p>
+      <w:pPr>
+        <w:rPr>
+          <w:rFonts w:cstheme="majorHAnsi"/>
+        </w:rPr>
+      </w:pPr>
+      <w:r>
+        <w:rPr>
+          <w:rFonts w:cstheme="majorHAnsi"/>
+        </w:rPr>
+        <w:t xml:space="preserve">Note. After age-sex calibration, in general </w:t>
+      </w:r>
+    </w:p>
+    <w:p>
+      <w:pPr>
+        <w:rPr>
+          <w:rFonts w:cstheme="majorHAnsi"/>
+        </w:rPr>
+      </w:pPr>
+      <w:r>
+        <w:rPr>
+          <w:rFonts w:cstheme="majorHAnsi"/>
+        </w:rPr>
+        <w:tab/>
+      </w:r>
+      <m:oMath>
+        <m:r>
+          <w:rPr>
+            <w:rFonts w:ascii="Cambria Math" w:hAnsi="Cambria Math" w:cstheme="majorHAnsi"/>
+          </w:rPr>
+          <m:t>POP</m:t>
+        </m:r>
+        <m:sSub>
+          <m:sSubPr>
+            <m:ctrlPr>
+              <w:rPr>
+                <w:rFonts w:ascii="Cambria Math" w:hAnsi="Cambria Math" w:cstheme="majorHAnsi"/>
+                <w:i/>
+              </w:rPr>
+            </m:ctrlPr>
+          </m:sSubPr>
+          <m:e>
+            <m:r>
+              <w:rPr>
+                <w:rFonts w:ascii="Cambria Math" w:hAnsi="Cambria Math" w:cstheme="majorHAnsi"/>
+              </w:rPr>
+              <m:t>W</m:t>
+            </m:r>
+          </m:e>
+          <m:sub>
+            <m:r>
+              <w:rPr>
+                <w:rFonts w:ascii="Cambria Math" w:hAnsi="Cambria Math" w:cstheme="majorHAnsi"/>
+              </w:rPr>
+              <m:t>h</m:t>
+            </m:r>
+          </m:sub>
+        </m:sSub>
+        <m:r>
+          <w:rPr>
+            <w:rFonts w:ascii="Cambria Math" w:hAnsi="Cambria Math" w:cstheme="majorHAnsi"/>
+          </w:rPr>
+          <m:t>≠HH</m:t>
+        </m:r>
+        <m:sSubSup>
+          <m:sSubSupPr>
+            <m:ctrlPr>
+              <w:rPr>
+                <w:rFonts w:ascii="Cambria Math" w:hAnsi="Cambria Math" w:cstheme="majorHAnsi"/>
+                <w:i/>
+              </w:rPr>
+            </m:ctrlPr>
+          </m:sSubSupPr>
+          <m:e>
+            <m:r>
+              <w:rPr>
+                <w:rFonts w:ascii="Cambria Math" w:hAnsi="Cambria Math" w:cstheme="majorHAnsi"/>
+              </w:rPr>
+              <m:t>W</m:t>
+            </m:r>
+          </m:e>
+          <m:sub>
+            <m:r>
+              <w:rPr>
+                <w:rFonts w:ascii="Cambria Math" w:hAnsi="Cambria Math" w:cstheme="majorHAnsi"/>
+              </w:rPr>
+              <m:t>sph</m:t>
+            </m:r>
+          </m:sub>
+          <m:sup>
+            <m:r>
+              <w:rPr>
+                <w:rFonts w:ascii="Cambria Math" w:hAnsi="Cambria Math" w:cstheme="majorHAnsi"/>
+              </w:rPr>
+              <m:t>final</m:t>
+            </m:r>
+          </m:sup>
+        </m:sSubSup>
+        <m:r>
+          <w:rPr>
+            <w:rFonts w:ascii="Cambria Math" w:hAnsi="Cambria Math" w:cstheme="majorHAnsi"/>
+          </w:rPr>
+          <m:t xml:space="preserve"> ×hhsiz</m:t>
+        </m:r>
+        <m:sSub>
+          <m:sSubPr>
+            <m:ctrlPr>
+              <w:rPr>
+                <w:rFonts w:ascii="Cambria Math" w:hAnsi="Cambria Math" w:cstheme="majorHAnsi"/>
+                <w:i/>
+              </w:rPr>
+            </m:ctrlPr>
+          </m:sSubPr>
+          <m:e>
+            <m:r>
+              <w:rPr>
+                <w:rFonts w:ascii="Cambria Math" w:hAnsi="Cambria Math" w:cstheme="majorHAnsi"/>
+              </w:rPr>
+              <m:t>e</m:t>
+            </m:r>
+          </m:e>
+          <m:sub>
+            <m:r>
+              <w:rPr>
+                <w:rFonts w:ascii="Cambria Math" w:hAnsi="Cambria Math" w:cstheme="majorHAnsi"/>
+              </w:rPr>
+              <m:t>sph</m:t>
+            </m:r>
+          </m:sub>
+        </m:sSub>
+      </m:oMath>
+      <w:r>
+        <w:rPr>
+          <w:rFonts w:cstheme="majorHAnsi"/>
+        </w:rPr>
+        <w:t xml:space="preserve"> </w:t>
+      </w:r>
+    </w:p>
+    <w:p>
+      <w:pPr>
+        <w:rPr>
+          <w:rFonts w:cstheme="majorHAnsi"/>
+        </w:rPr>
+      </w:pPr>
+      <w:r>
+        <w:rPr>
+          <w:rFonts w:cstheme="majorHAnsi"/>
+        </w:rPr>
+        <w:t xml:space="preserve">Treat </w:t>
+      </w:r>
+      <m:oMath>
+        <m:r>
+          <w:rPr>
+            <w:rFonts w:ascii="Cambria Math" w:hAnsi="Cambria Math" w:cstheme="majorHAnsi"/>
+          </w:rPr>
+          <m:t>POP</m:t>
+        </m:r>
+        <m:sSub>
+          <m:sSubPr>
+            <m:ctrlPr>
+              <w:rPr>
+                <w:rFonts w:ascii="Cambria Math" w:hAnsi="Cambria Math" w:cstheme="majorHAnsi"/>
+                <w:i/>
+              </w:rPr>
+            </m:ctrlPr>
+          </m:sSubPr>
+          <m:e>
+            <m:r>
+              <w:rPr>
+                <w:rFonts w:ascii="Cambria Math" w:hAnsi="Cambria Math" w:cstheme="majorHAnsi"/>
+              </w:rPr>
+              <m:t>W</m:t>
+            </m:r>
+          </m:e>
+          <m:sub>
+            <m:r>
+              <w:rPr>
+                <w:rFonts w:ascii="Cambria Math" w:hAnsi="Cambria Math" w:cstheme="majorHAnsi"/>
+              </w:rPr>
+              <m:t>h</m:t>
+            </m:r>
+          </m:sub>
+        </m:sSub>
+      </m:oMath>
+      <w:r>
+        <w:rPr>
+          <w:rFonts w:cstheme="majorHAnsi"/>
+        </w:rPr>
+        <w:t xml:space="preserve"> as the sum of person weights in household h, and </w:t>
+      </w:r>
+      <m:oMath>
+        <m:r>
+          <w:rPr>
+            <w:rFonts w:ascii="Cambria Math" w:hAnsi="Cambria Math" w:cstheme="majorHAnsi"/>
+          </w:rPr>
+          <m:t>HH</m:t>
+        </m:r>
+        <m:sSubSup>
+          <m:sSubSupPr>
+            <m:ctrlPr>
+              <w:rPr>
+                <w:rFonts w:ascii="Cambria Math" w:hAnsi="Cambria Math" w:cstheme="majorHAnsi"/>
+                <w:i/>
+              </w:rPr>
+            </m:ctrlPr>
+          </m:sSubSupPr>
+          <m:e>
+            <m:r>
+              <w:rPr>
+                <w:rFonts w:ascii="Cambria Math" w:hAnsi="Cambria Math" w:cstheme="majorHAnsi"/>
+              </w:rPr>
+              <m:t>W</m:t>
+            </m:r>
+          </m:e>
+          <m:sub>
+            <m:r>
+              <w:rPr>
+                <w:rFonts w:ascii="Cambria Math" w:hAnsi="Cambria Math" w:cstheme="majorHAnsi"/>
+              </w:rPr>
+              <m:t>sph</m:t>
+            </m:r>
+          </m:sub>
+          <m:sup>
+            <m:r>
+              <w:rPr>
+                <w:rFonts w:ascii="Cambria Math" w:hAnsi="Cambria Math" w:cstheme="majorHAnsi"/>
+              </w:rPr>
+              <m:t>final</m:t>
+            </m:r>
+          </m:sup>
+        </m:sSubSup>
+      </m:oMath>
+      <w:r>
+        <w:rPr>
+          <w:rFonts w:cstheme="majorHAnsi"/>
+        </w:rPr>
+        <w:t xml:space="preserve"> as the mean person weight in that household, with </w:t>
+      </w:r>
+      <m:oMath>
+        <m:nary>
+          <m:naryPr>
+            <m:chr m:val="∑"/>
+            <m:supHide m:val="1"/>
+            <m:ctrlPr>
+              <w:rPr>
+                <w:rFonts w:ascii="Cambria Math" w:hAnsi="Cambria Math" w:cstheme="majorHAnsi"/>
+                <w:i/>
+              </w:rPr>
+            </m:ctrlPr>
+          </m:naryPr>
+          <m:sub>
+            <m:r>
+              <w:rPr>
+                <w:rFonts w:ascii="Cambria Math" w:hAnsi="Cambria Math" w:cstheme="majorHAnsi"/>
+              </w:rPr>
+              <m:t>h∈s</m:t>
+            </m:r>
+          </m:sub>
+          <m:sup/>
+          <m:e>
+            <m:r>
+              <w:rPr>
+                <w:rFonts w:ascii="Cambria Math" w:hAnsi="Cambria Math" w:cstheme="majorHAnsi"/>
+              </w:rPr>
+              <m:t>HH</m:t>
+            </m:r>
+            <m:sSub>
+              <m:sSubPr>
+                <m:ctrlPr>
+                  <w:rPr>
+                    <w:rFonts w:ascii="Cambria Math" w:hAnsi="Cambria Math" w:cstheme="majorHAnsi"/>
+                    <w:i/>
+                  </w:rPr>
+                </m:ctrlPr>
+              </m:sSubPr>
+              <m:e>
+                <m:r>
+                  <w:rPr>
+                    <w:rFonts w:ascii="Cambria Math" w:hAnsi="Cambria Math" w:cstheme="majorHAnsi"/>
+                  </w:rPr>
+                  <m:t>W</m:t>
+                </m:r>
+              </m:e>
+              <m:sub>
+                <m:r>
+                  <w:rPr>
+                    <w:rFonts w:ascii="Cambria Math" w:hAnsi="Cambria Math" w:cstheme="majorHAnsi"/>
+                  </w:rPr>
+                  <m:t>sph</m:t>
+                </m:r>
+              </m:sub>
+            </m:sSub>
+          </m:e>
+        </m:nary>
+        <m:r>
+          <w:rPr>
+            <w:rFonts w:ascii="Cambria Math" w:hAnsi="Cambria Math" w:cstheme="majorHAnsi"/>
+          </w:rPr>
+          <m:t>=H</m:t>
+        </m:r>
+        <m:sSubSup>
+          <m:sSubSupPr>
+            <m:ctrlPr>
+              <w:rPr>
+                <w:rFonts w:ascii="Cambria Math" w:hAnsi="Cambria Math" w:cstheme="majorHAnsi"/>
+                <w:i/>
+              </w:rPr>
+            </m:ctrlPr>
+          </m:sSubSupPr>
+          <m:e>
+            <m:r>
+              <w:rPr>
+                <w:rFonts w:ascii="Cambria Math" w:hAnsi="Cambria Math" w:cstheme="majorHAnsi"/>
+              </w:rPr>
+              <m:t>H</m:t>
+            </m:r>
+          </m:e>
+          <m:sub>
+            <m:r>
+              <w:rPr>
+                <w:rFonts w:ascii="Cambria Math" w:hAnsi="Cambria Math" w:cstheme="majorHAnsi"/>
+              </w:rPr>
+              <m:t>s</m:t>
+            </m:r>
+          </m:sub>
+          <m:sup>
+            <m:r>
+              <w:rPr>
+                <w:rFonts w:ascii="Cambria Math" w:hAnsi="Cambria Math" w:cstheme="majorHAnsi"/>
+              </w:rPr>
+              <m:t>census</m:t>
+            </m:r>
+          </m:sup>
+        </m:sSubSup>
+      </m:oMath>
+      <w:r>
+        <w:rPr>
+          <w:rFonts w:cstheme="majorHAnsi"/>
+        </w:rPr>
+        <w:t xml:space="preserve">. </w:t>
       </w:r>
     </w:p>
     <w:p>

--- a/CAPI/Analysis/SL/doc/L2PHL_WEIGHTING_TECHNICAL_NOTE.docx
+++ b/CAPI/Analysis/SL/doc/L2PHL_WEIGHTING_TECHNICAL_NOTE.docx
@@ -6201,6 +6201,1273 @@
       <w:pPr/>
       <w:r>
         <w:t>Re-anchoring to census margins each round is what absorbs panel attrition and non-response, because the weighted cell totals are forced back to the census population every round. A round with fewer completed interviews in a cell simply carries larger weights there, and each round remains nationally representative on the age, sex, and geographic margins.</w:t>
+      </w:r>
+    </w:p>
+    <w:p>
+      <w:pPr>
+        <w:pStyle w:val="Heading2"/>
+      </w:pPr>
+      <w:r>
+        <w:t xml:space="preserve">Formal statement of the re-weighting</w:t>
+      </w:r>
+    </w:p>
+    <w:p>
+      <w:pPr/>
+      <w:r>
+        <w:t xml:space="preserve">Cell recalibration of the individual weight. For round</w:t>
+      </w:r>
+      <w:r>
+        <w:t xml:space="preserve"> </w:t>
+      </w:r>
+      <m:oMath>
+        <m:r>
+          <m:t>r</m:t>
+        </m:r>
+      </m:oMath>
+      <w:r>
+        <w:t xml:space="preserve">, with cells</w:t>
+      </w:r>
+      <w:r>
+        <w:t xml:space="preserve"> </w:t>
+      </w:r>
+      <m:oMath>
+        <m:r>
+          <m:t>c</m:t>
+        </m:r>
+      </m:oMath>
+      <w:r>
+        <w:t xml:space="preserve"> </w:t>
+      </w:r>
+      <w:r>
+        <w:t xml:space="preserve">defined by stratum, age group, and sex, the frozen baseline individual weight is scaled so each cell sums to its census population:</w:t>
+      </w:r>
+    </w:p>
+    <w:p>
+      <w:pPr/>
+      <m:oMathPara>
+        <m:oMathParaPr>
+          <m:jc m:val="center"/>
+        </m:oMathParaPr>
+        <m:oMath>
+          <m:sSub>
+            <m:e>
+              <m:r>
+                <m:rPr>
+                  <m:sty m:val="p"/>
+                </m:rPr>
+                <m:t>i</m:t>
+              </m:r>
+              <m:r>
+                <m:rPr>
+                  <m:sty m:val="p"/>
+                </m:rPr>
+                <m:t>n</m:t>
+              </m:r>
+              <m:r>
+                <m:rPr>
+                  <m:sty m:val="p"/>
+                </m:rPr>
+                <m:t>d</m:t>
+              </m:r>
+              <m:r>
+                <m:rPr>
+                  <m:sty m:val="p"/>
+                </m:rPr>
+                <m:t>w</m:t>
+              </m:r>
+            </m:e>
+            <m:sub>
+              <m:r>
+                <m:t>i</m:t>
+              </m:r>
+              <m:r>
+                <m:rPr>
+                  <m:sty m:val="p"/>
+                </m:rPr>
+                <m:t>,</m:t>
+              </m:r>
+              <m:r>
+                <m:t>r</m:t>
+              </m:r>
+            </m:sub>
+          </m:sSub>
+          <m:r>
+            <m:rPr>
+              <m:sty m:val="p"/>
+            </m:rPr>
+            <m:t>=</m:t>
+          </m:r>
+          <m:sSubSup>
+            <m:e>
+              <m:r>
+                <m:t>w</m:t>
+              </m:r>
+            </m:e>
+            <m:sub>
+              <m:r>
+                <m:t>i</m:t>
+              </m:r>
+            </m:sub>
+            <m:sup>
+              <m:r>
+                <m:rPr>
+                  <m:sty m:val="p"/>
+                </m:rPr>
+                <m:t>b</m:t>
+              </m:r>
+              <m:r>
+                <m:rPr>
+                  <m:sty m:val="p"/>
+                </m:rPr>
+                <m:t>a</m:t>
+              </m:r>
+              <m:r>
+                <m:rPr>
+                  <m:sty m:val="p"/>
+                </m:rPr>
+                <m:t>s</m:t>
+              </m:r>
+              <m:r>
+                <m:rPr>
+                  <m:sty m:val="p"/>
+                </m:rPr>
+                <m:t>e</m:t>
+              </m:r>
+            </m:sup>
+          </m:sSubSup>
+          <m:r>
+            <m:rPr>
+              <m:sty m:val="p"/>
+            </m:rPr>
+            <m:t>⋅</m:t>
+          </m:r>
+          <m:f>
+            <m:fPr>
+              <m:type m:val="bar"/>
+            </m:fPr>
+            <m:num>
+              <m:sSubSup>
+                <m:e>
+                  <m:r>
+                    <m:t>N</m:t>
+                  </m:r>
+                </m:e>
+                <m:sub>
+                  <m:r>
+                    <m:t>c</m:t>
+                  </m:r>
+                </m:sub>
+                <m:sup>
+                  <m:r>
+                    <m:rPr>
+                      <m:sty m:val="p"/>
+                    </m:rPr>
+                    <m:t>c</m:t>
+                  </m:r>
+                  <m:r>
+                    <m:rPr>
+                      <m:sty m:val="p"/>
+                    </m:rPr>
+                    <m:t>e</m:t>
+                  </m:r>
+                  <m:r>
+                    <m:rPr>
+                      <m:sty m:val="p"/>
+                    </m:rPr>
+                    <m:t>n</m:t>
+                  </m:r>
+                </m:sup>
+              </m:sSubSup>
+            </m:num>
+            <m:den>
+              <m:nary>
+                <m:naryPr>
+                  <m:chr m:val="∑"/>
+                  <m:limLoc m:val="undOvr"/>
+                  <m:subHide m:val="off"/>
+                  <m:supHide m:val="on"/>
+                </m:naryPr>
+                <m:sub>
+                  <m:r>
+                    <m:t>j</m:t>
+                  </m:r>
+                  <m:r>
+                    <m:rPr>
+                      <m:sty m:val="p"/>
+                    </m:rPr>
+                    <m:t>∈</m:t>
+                  </m:r>
+                  <m:r>
+                    <m:t>c</m:t>
+                  </m:r>
+                  <m:r>
+                    <m:rPr>
+                      <m:sty m:val="p"/>
+                    </m:rPr>
+                    <m:t>,</m:t>
+                  </m:r>
+                  <m:r>
+                    <m:t> </m:t>
+                  </m:r>
+                  <m:r>
+                    <m:t>r</m:t>
+                  </m:r>
+                </m:sub>
+                <m:sup>
+                  <m:r>
+                    <m:t>​</m:t>
+                  </m:r>
+                </m:sup>
+                <m:e>
+                  <m:sSubSup>
+                    <m:e>
+                      <m:r>
+                        <m:t>w</m:t>
+                      </m:r>
+                    </m:e>
+                    <m:sub>
+                      <m:r>
+                        <m:t>j</m:t>
+                      </m:r>
+                    </m:sub>
+                    <m:sup>
+                      <m:r>
+                        <m:rPr>
+                          <m:sty m:val="p"/>
+                        </m:rPr>
+                        <m:t>b</m:t>
+                      </m:r>
+                      <m:r>
+                        <m:rPr>
+                          <m:sty m:val="p"/>
+                        </m:rPr>
+                        <m:t>a</m:t>
+                      </m:r>
+                      <m:r>
+                        <m:rPr>
+                          <m:sty m:val="p"/>
+                        </m:rPr>
+                        <m:t>s</m:t>
+                      </m:r>
+                      <m:r>
+                        <m:rPr>
+                          <m:sty m:val="p"/>
+                        </m:rPr>
+                        <m:t>e</m:t>
+                      </m:r>
+                    </m:sup>
+                  </m:sSubSup>
+                </m:e>
+              </m:nary>
+            </m:den>
+          </m:f>
+        </m:oMath>
+      </m:oMathPara>
+    </w:p>
+    <w:p>
+      <w:pPr/>
+      <w:r>
+        <w:t xml:space="preserve">Household and population weights. The recalibrated person weights are summed and averaged within each household</w:t>
+      </w:r>
+      <w:r>
+        <w:t xml:space="preserve"> </w:t>
+      </w:r>
+      <m:oMath>
+        <m:r>
+          <m:t>h</m:t>
+        </m:r>
+      </m:oMath>
+      <w:r>
+        <w:t xml:space="preserve"> </w:t>
+      </w:r>
+      <w:r>
+        <w:t xml:space="preserve">of size</w:t>
+      </w:r>
+      <w:r>
+        <w:t xml:space="preserve"> </w:t>
+      </w:r>
+      <m:oMath>
+        <m:sSub>
+          <m:e>
+            <m:r>
+              <m:t>n</m:t>
+            </m:r>
+          </m:e>
+          <m:sub>
+            <m:r>
+              <m:t>h</m:t>
+            </m:r>
+          </m:sub>
+        </m:sSub>
+      </m:oMath>
+      <w:r>
+        <w:t xml:space="preserve">:</w:t>
+      </w:r>
+    </w:p>
+    <w:p>
+      <w:pPr/>
+      <m:oMathPara>
+        <m:oMathParaPr>
+          <m:jc m:val="center"/>
+        </m:oMathParaPr>
+        <m:oMath>
+          <m:sSub>
+            <m:e>
+              <m:r>
+                <m:rPr>
+                  <m:sty m:val="p"/>
+                </m:rPr>
+                <m:t>p</m:t>
+              </m:r>
+              <m:r>
+                <m:rPr>
+                  <m:sty m:val="p"/>
+                </m:rPr>
+                <m:t>o</m:t>
+              </m:r>
+              <m:r>
+                <m:rPr>
+                  <m:sty m:val="p"/>
+                </m:rPr>
+                <m:t>p</m:t>
+              </m:r>
+              <m:r>
+                <m:rPr>
+                  <m:sty m:val="p"/>
+                </m:rPr>
+                <m:t>w</m:t>
+              </m:r>
+            </m:e>
+            <m:sub>
+              <m:r>
+                <m:t>h</m:t>
+              </m:r>
+              <m:r>
+                <m:rPr>
+                  <m:sty m:val="p"/>
+                </m:rPr>
+                <m:t>,</m:t>
+              </m:r>
+              <m:r>
+                <m:t>r</m:t>
+              </m:r>
+            </m:sub>
+          </m:sSub>
+          <m:r>
+            <m:rPr>
+              <m:sty m:val="p"/>
+            </m:rPr>
+            <m:t>=</m:t>
+          </m:r>
+          <m:nary>
+            <m:naryPr>
+              <m:chr m:val="∑"/>
+              <m:limLoc m:val="undOvr"/>
+              <m:subHide m:val="off"/>
+              <m:supHide m:val="on"/>
+            </m:naryPr>
+            <m:sub>
+              <m:r>
+                <m:t>i</m:t>
+              </m:r>
+              <m:r>
+                <m:rPr>
+                  <m:sty m:val="p"/>
+                </m:rPr>
+                <m:t>∈</m:t>
+              </m:r>
+              <m:r>
+                <m:t>h</m:t>
+              </m:r>
+            </m:sub>
+            <m:sup>
+              <m:r>
+                <m:t>​</m:t>
+              </m:r>
+            </m:sup>
+            <m:e>
+              <m:sSub>
+                <m:e>
+                  <m:r>
+                    <m:rPr>
+                      <m:sty m:val="p"/>
+                    </m:rPr>
+                    <m:t>i</m:t>
+                  </m:r>
+                  <m:r>
+                    <m:rPr>
+                      <m:sty m:val="p"/>
+                    </m:rPr>
+                    <m:t>n</m:t>
+                  </m:r>
+                  <m:r>
+                    <m:rPr>
+                      <m:sty m:val="p"/>
+                    </m:rPr>
+                    <m:t>d</m:t>
+                  </m:r>
+                  <m:r>
+                    <m:rPr>
+                      <m:sty m:val="p"/>
+                    </m:rPr>
+                    <m:t>w</m:t>
+                  </m:r>
+                </m:e>
+                <m:sub>
+                  <m:r>
+                    <m:t>i</m:t>
+                  </m:r>
+                  <m:r>
+                    <m:rPr>
+                      <m:sty m:val="p"/>
+                    </m:rPr>
+                    <m:t>,</m:t>
+                  </m:r>
+                  <m:r>
+                    <m:t>r</m:t>
+                  </m:r>
+                </m:sub>
+              </m:sSub>
+            </m:e>
+          </m:nary>
+          <m:r>
+            <m:rPr>
+              <m:sty m:val="p"/>
+            </m:rPr>
+            <m:t>,</m:t>
+          </m:r>
+          <m:r>
+            <m:t>  </m:t>
+          </m:r>
+          <m:sSub>
+            <m:e>
+              <m:acc>
+                <m:accPr>
+                  <m:chr m:val="̃"/>
+                </m:accPr>
+                <m:e>
+                  <m:r>
+                    <m:t>h</m:t>
+                  </m:r>
+                </m:e>
+              </m:acc>
+            </m:e>
+            <m:sub>
+              <m:r>
+                <m:t>h</m:t>
+              </m:r>
+              <m:r>
+                <m:rPr>
+                  <m:sty m:val="p"/>
+                </m:rPr>
+                <m:t>,</m:t>
+              </m:r>
+              <m:r>
+                <m:t>r</m:t>
+              </m:r>
+            </m:sub>
+          </m:sSub>
+          <m:r>
+            <m:rPr>
+              <m:sty m:val="p"/>
+            </m:rPr>
+            <m:t>=</m:t>
+          </m:r>
+          <m:f>
+            <m:fPr>
+              <m:type m:val="bar"/>
+            </m:fPr>
+            <m:num>
+              <m:r>
+                <m:t>1</m:t>
+              </m:r>
+            </m:num>
+            <m:den>
+              <m:sSub>
+                <m:e>
+                  <m:r>
+                    <m:t>n</m:t>
+                  </m:r>
+                </m:e>
+                <m:sub>
+                  <m:r>
+                    <m:t>h</m:t>
+                  </m:r>
+                </m:sub>
+              </m:sSub>
+            </m:den>
+          </m:f>
+          <m:nary>
+            <m:naryPr>
+              <m:chr m:val="∑"/>
+              <m:limLoc m:val="undOvr"/>
+              <m:subHide m:val="off"/>
+              <m:supHide m:val="on"/>
+            </m:naryPr>
+            <m:sub>
+              <m:r>
+                <m:t>i</m:t>
+              </m:r>
+              <m:r>
+                <m:rPr>
+                  <m:sty m:val="p"/>
+                </m:rPr>
+                <m:t>∈</m:t>
+              </m:r>
+              <m:r>
+                <m:t>h</m:t>
+              </m:r>
+            </m:sub>
+            <m:sup>
+              <m:r>
+                <m:t>​</m:t>
+              </m:r>
+            </m:sup>
+            <m:e>
+              <m:sSub>
+                <m:e>
+                  <m:r>
+                    <m:rPr>
+                      <m:sty m:val="p"/>
+                    </m:rPr>
+                    <m:t>i</m:t>
+                  </m:r>
+                  <m:r>
+                    <m:rPr>
+                      <m:sty m:val="p"/>
+                    </m:rPr>
+                    <m:t>n</m:t>
+                  </m:r>
+                  <m:r>
+                    <m:rPr>
+                      <m:sty m:val="p"/>
+                    </m:rPr>
+                    <m:t>d</m:t>
+                  </m:r>
+                  <m:r>
+                    <m:rPr>
+                      <m:sty m:val="p"/>
+                    </m:rPr>
+                    <m:t>w</m:t>
+                  </m:r>
+                </m:e>
+                <m:sub>
+                  <m:r>
+                    <m:t>i</m:t>
+                  </m:r>
+                  <m:r>
+                    <m:rPr>
+                      <m:sty m:val="p"/>
+                    </m:rPr>
+                    <m:t>,</m:t>
+                  </m:r>
+                  <m:r>
+                    <m:t>r</m:t>
+                  </m:r>
+                </m:sub>
+              </m:sSub>
+            </m:e>
+          </m:nary>
+          <m:r>
+            <m:rPr>
+              <m:sty m:val="p"/>
+            </m:rPr>
+            <m:t>=</m:t>
+          </m:r>
+          <m:f>
+            <m:fPr>
+              <m:type m:val="bar"/>
+            </m:fPr>
+            <m:num>
+              <m:sSub>
+                <m:e>
+                  <m:r>
+                    <m:rPr>
+                      <m:sty m:val="p"/>
+                    </m:rPr>
+                    <m:t>p</m:t>
+                  </m:r>
+                  <m:r>
+                    <m:rPr>
+                      <m:sty m:val="p"/>
+                    </m:rPr>
+                    <m:t>o</m:t>
+                  </m:r>
+                  <m:r>
+                    <m:rPr>
+                      <m:sty m:val="p"/>
+                    </m:rPr>
+                    <m:t>p</m:t>
+                  </m:r>
+                  <m:r>
+                    <m:rPr>
+                      <m:sty m:val="p"/>
+                    </m:rPr>
+                    <m:t>w</m:t>
+                  </m:r>
+                </m:e>
+                <m:sub>
+                  <m:r>
+                    <m:t>h</m:t>
+                  </m:r>
+                  <m:r>
+                    <m:rPr>
+                      <m:sty m:val="p"/>
+                    </m:rPr>
+                    <m:t>,</m:t>
+                  </m:r>
+                  <m:r>
+                    <m:t>r</m:t>
+                  </m:r>
+                </m:sub>
+              </m:sSub>
+            </m:num>
+            <m:den>
+              <m:sSub>
+                <m:e>
+                  <m:r>
+                    <m:t>n</m:t>
+                  </m:r>
+                </m:e>
+                <m:sub>
+                  <m:r>
+                    <m:t>h</m:t>
+                  </m:r>
+                </m:sub>
+              </m:sSub>
+            </m:den>
+          </m:f>
+        </m:oMath>
+      </m:oMathPara>
+    </w:p>
+    <w:p>
+      <w:pPr/>
+      <w:r>
+        <w:t xml:space="preserve">PSU smoothing and stratum calibration. The household weight is averaged across households in its PSU</w:t>
+      </w:r>
+      <w:r>
+        <w:t xml:space="preserve"> </w:t>
+      </w:r>
+      <m:oMath>
+        <m:r>
+          <m:t>P</m:t>
+        </m:r>
+        <m:d>
+          <m:dPr>
+            <m:begChr m:val="("/>
+            <m:endChr m:val=")"/>
+            <m:sepChr m:val=""/>
+            <m:grow/>
+          </m:dPr>
+          <m:e>
+            <m:r>
+              <m:t>h</m:t>
+            </m:r>
+          </m:e>
+        </m:d>
+      </m:oMath>
+      <w:r>
+        <w:t xml:space="preserve"> </w:t>
+      </w:r>
+      <w:r>
+        <w:t xml:space="preserve">to damp variation, then rescaled so each stratum</w:t>
+      </w:r>
+      <w:r>
+        <w:t xml:space="preserve"> </w:t>
+      </w:r>
+      <m:oMath>
+        <m:r>
+          <m:t>s</m:t>
+        </m:r>
+      </m:oMath>
+      <w:r>
+        <w:t xml:space="preserve"> </w:t>
+      </w:r>
+      <w:r>
+        <w:t xml:space="preserve">matches its census household total:</w:t>
+      </w:r>
+    </w:p>
+    <w:p>
+      <w:pPr/>
+      <m:oMathPara>
+        <m:oMathParaPr>
+          <m:jc m:val="center"/>
+        </m:oMathParaPr>
+        <m:oMath>
+          <m:sSub>
+            <m:e>
+              <m:acc>
+                <m:accPr>
+                  <m:chr m:val="‾"/>
+                </m:accPr>
+                <m:e>
+                  <m:r>
+                    <m:t>h</m:t>
+                  </m:r>
+                </m:e>
+              </m:acc>
+            </m:e>
+            <m:sub>
+              <m:r>
+                <m:t>h</m:t>
+              </m:r>
+              <m:r>
+                <m:rPr>
+                  <m:sty m:val="p"/>
+                </m:rPr>
+                <m:t>,</m:t>
+              </m:r>
+              <m:r>
+                <m:t>r</m:t>
+              </m:r>
+            </m:sub>
+          </m:sSub>
+          <m:r>
+            <m:rPr>
+              <m:sty m:val="p"/>
+            </m:rPr>
+            <m:t>=</m:t>
+          </m:r>
+          <m:f>
+            <m:fPr>
+              <m:type m:val="bar"/>
+            </m:fPr>
+            <m:num>
+              <m:r>
+                <m:t>1</m:t>
+              </m:r>
+            </m:num>
+            <m:den>
+              <m:d>
+                <m:dPr>
+                  <m:begChr m:val="|"/>
+                  <m:endChr m:val="|"/>
+                  <m:sepChr m:val=""/>
+                  <m:grow/>
+                </m:dPr>
+                <m:e>
+                  <m:r>
+                    <m:t>P</m:t>
+                  </m:r>
+                  <m:d>
+                    <m:dPr>
+                      <m:begChr m:val="("/>
+                      <m:endChr m:val=")"/>
+                      <m:sepChr m:val=""/>
+                      <m:grow/>
+                    </m:dPr>
+                    <m:e>
+                      <m:r>
+                        <m:t>h</m:t>
+                      </m:r>
+                    </m:e>
+                  </m:d>
+                </m:e>
+              </m:d>
+            </m:den>
+          </m:f>
+          <m:nary>
+            <m:naryPr>
+              <m:chr m:val="∑"/>
+              <m:limLoc m:val="undOvr"/>
+              <m:subHide m:val="off"/>
+              <m:supHide m:val="on"/>
+            </m:naryPr>
+            <m:sub>
+              <m:r>
+                <m:t>h</m:t>
+              </m:r>
+              <m:r>
+                <m:rPr>
+                  <m:sty m:val="p"/>
+                </m:rPr>
+                <m:t>′</m:t>
+              </m:r>
+              <m:r>
+                <m:rPr>
+                  <m:sty m:val="p"/>
+                </m:rPr>
+                <m:t>∈</m:t>
+              </m:r>
+              <m:r>
+                <m:t>P</m:t>
+              </m:r>
+              <m:d>
+                <m:dPr>
+                  <m:begChr m:val="("/>
+                  <m:endChr m:val=")"/>
+                  <m:sepChr m:val=""/>
+                  <m:grow/>
+                </m:dPr>
+                <m:e>
+                  <m:r>
+                    <m:t>h</m:t>
+                  </m:r>
+                </m:e>
+              </m:d>
+            </m:sub>
+            <m:sup>
+              <m:r>
+                <m:t>​</m:t>
+              </m:r>
+            </m:sup>
+            <m:e>
+              <m:sSub>
+                <m:e>
+                  <m:acc>
+                    <m:accPr>
+                      <m:chr m:val="̃"/>
+                    </m:accPr>
+                    <m:e>
+                      <m:r>
+                        <m:t>h</m:t>
+                      </m:r>
+                    </m:e>
+                  </m:acc>
+                </m:e>
+                <m:sub>
+                  <m:r>
+                    <m:t>h</m:t>
+                  </m:r>
+                  <m:r>
+                    <m:rPr>
+                      <m:sty m:val="p"/>
+                    </m:rPr>
+                    <m:t>′</m:t>
+                  </m:r>
+                  <m:r>
+                    <m:rPr>
+                      <m:sty m:val="p"/>
+                    </m:rPr>
+                    <m:t>,</m:t>
+                  </m:r>
+                  <m:r>
+                    <m:t>r</m:t>
+                  </m:r>
+                </m:sub>
+              </m:sSub>
+            </m:e>
+          </m:nary>
+          <m:r>
+            <m:rPr>
+              <m:sty m:val="p"/>
+            </m:rPr>
+            <m:t>,</m:t>
+          </m:r>
+          <m:r>
+            <m:t>  </m:t>
+          </m:r>
+          <m:sSub>
+            <m:e>
+              <m:r>
+                <m:rPr>
+                  <m:sty m:val="p"/>
+                </m:rPr>
+                <m:t>h</m:t>
+              </m:r>
+              <m:r>
+                <m:rPr>
+                  <m:sty m:val="p"/>
+                </m:rPr>
+                <m:t>h</m:t>
+              </m:r>
+              <m:r>
+                <m:rPr>
+                  <m:sty m:val="p"/>
+                </m:rPr>
+                <m:t>w</m:t>
+              </m:r>
+            </m:e>
+            <m:sub>
+              <m:r>
+                <m:t>h</m:t>
+              </m:r>
+              <m:r>
+                <m:rPr>
+                  <m:sty m:val="p"/>
+                </m:rPr>
+                <m:t>,</m:t>
+              </m:r>
+              <m:r>
+                <m:t>r</m:t>
+              </m:r>
+            </m:sub>
+          </m:sSub>
+          <m:r>
+            <m:rPr>
+              <m:sty m:val="p"/>
+            </m:rPr>
+            <m:t>=</m:t>
+          </m:r>
+          <m:sSub>
+            <m:e>
+              <m:acc>
+                <m:accPr>
+                  <m:chr m:val="‾"/>
+                </m:accPr>
+                <m:e>
+                  <m:r>
+                    <m:t>h</m:t>
+                  </m:r>
+                </m:e>
+              </m:acc>
+            </m:e>
+            <m:sub>
+              <m:r>
+                <m:t>h</m:t>
+              </m:r>
+              <m:r>
+                <m:rPr>
+                  <m:sty m:val="p"/>
+                </m:rPr>
+                <m:t>,</m:t>
+              </m:r>
+              <m:r>
+                <m:t>r</m:t>
+              </m:r>
+            </m:sub>
+          </m:sSub>
+          <m:r>
+            <m:rPr>
+              <m:sty m:val="p"/>
+            </m:rPr>
+            <m:t>⋅</m:t>
+          </m:r>
+          <m:f>
+            <m:fPr>
+              <m:type m:val="bar"/>
+            </m:fPr>
+            <m:num>
+              <m:sSubSup>
+                <m:e>
+                  <m:r>
+                    <m:t>H</m:t>
+                  </m:r>
+                </m:e>
+                <m:sub>
+                  <m:r>
+                    <m:t>s</m:t>
+                  </m:r>
+                </m:sub>
+                <m:sup>
+                  <m:r>
+                    <m:rPr>
+                      <m:sty m:val="p"/>
+                    </m:rPr>
+                    <m:t>c</m:t>
+                  </m:r>
+                  <m:r>
+                    <m:rPr>
+                      <m:sty m:val="p"/>
+                    </m:rPr>
+                    <m:t>e</m:t>
+                  </m:r>
+                  <m:r>
+                    <m:rPr>
+                      <m:sty m:val="p"/>
+                    </m:rPr>
+                    <m:t>n</m:t>
+                  </m:r>
+                </m:sup>
+              </m:sSubSup>
+            </m:num>
+            <m:den>
+              <m:nary>
+                <m:naryPr>
+                  <m:chr m:val="∑"/>
+                  <m:limLoc m:val="undOvr"/>
+                  <m:subHide m:val="off"/>
+                  <m:supHide m:val="on"/>
+                </m:naryPr>
+                <m:sub>
+                  <m:r>
+                    <m:t>h</m:t>
+                  </m:r>
+                  <m:r>
+                    <m:rPr>
+                      <m:sty m:val="p"/>
+                    </m:rPr>
+                    <m:t>′</m:t>
+                  </m:r>
+                  <m:r>
+                    <m:rPr>
+                      <m:sty m:val="p"/>
+                    </m:rPr>
+                    <m:t>∈</m:t>
+                  </m:r>
+                  <m:r>
+                    <m:t>s</m:t>
+                  </m:r>
+                </m:sub>
+                <m:sup>
+                  <m:r>
+                    <m:t>​</m:t>
+                  </m:r>
+                </m:sup>
+                <m:e>
+                  <m:sSub>
+                    <m:e>
+                      <m:acc>
+                        <m:accPr>
+                          <m:chr m:val="‾"/>
+                        </m:accPr>
+                        <m:e>
+                          <m:r>
+                            <m:t>h</m:t>
+                          </m:r>
+                        </m:e>
+                      </m:acc>
+                    </m:e>
+                    <m:sub>
+                      <m:r>
+                        <m:t>h</m:t>
+                      </m:r>
+                      <m:r>
+                        <m:rPr>
+                          <m:sty m:val="p"/>
+                        </m:rPr>
+                        <m:t>′</m:t>
+                      </m:r>
+                      <m:r>
+                        <m:rPr>
+                          <m:sty m:val="p"/>
+                        </m:rPr>
+                        <m:t>,</m:t>
+                      </m:r>
+                      <m:r>
+                        <m:t>r</m:t>
+                      </m:r>
+                    </m:sub>
+                  </m:sSub>
+                </m:e>
+              </m:nary>
+            </m:den>
+          </m:f>
+        </m:oMath>
+      </m:oMathPara>
+    </w:p>
+    <w:p>
+      <w:pPr/>
+      <w:r>
+        <w:t xml:space="preserve">where</w:t>
+      </w:r>
+      <w:r>
+        <w:t xml:space="preserve"> </w:t>
+      </w:r>
+      <m:oMath>
+        <m:sSubSup>
+          <m:e>
+            <m:r>
+              <m:t>w</m:t>
+            </m:r>
+          </m:e>
+          <m:sub>
+            <m:r>
+              <m:t>i</m:t>
+            </m:r>
+          </m:sub>
+          <m:sup>
+            <m:r>
+              <m:rPr>
+                <m:sty m:val="p"/>
+              </m:rPr>
+              <m:t>b</m:t>
+            </m:r>
+            <m:r>
+              <m:rPr>
+                <m:sty m:val="p"/>
+              </m:rPr>
+              <m:t>a</m:t>
+            </m:r>
+            <m:r>
+              <m:rPr>
+                <m:sty m:val="p"/>
+              </m:rPr>
+              <m:t>s</m:t>
+            </m:r>
+            <m:r>
+              <m:rPr>
+                <m:sty m:val="p"/>
+              </m:rPr>
+              <m:t>e</m:t>
+            </m:r>
+          </m:sup>
+        </m:sSubSup>
+      </m:oMath>
+      <w:r>
+        <w:t xml:space="preserve"> </w:t>
+      </w:r>
+      <w:r>
+        <w:t xml:space="preserve">is the frozen baseline individual weight,</w:t>
+      </w:r>
+      <w:r>
+        <w:t xml:space="preserve"> </w:t>
+      </w:r>
+      <m:oMath>
+        <m:sSubSup>
+          <m:e>
+            <m:r>
+              <m:t>N</m:t>
+            </m:r>
+          </m:e>
+          <m:sub>
+            <m:r>
+              <m:t>c</m:t>
+            </m:r>
+          </m:sub>
+          <m:sup>
+            <m:r>
+              <m:rPr>
+                <m:sty m:val="p"/>
+              </m:rPr>
+              <m:t>c</m:t>
+            </m:r>
+            <m:r>
+              <m:rPr>
+                <m:sty m:val="p"/>
+              </m:rPr>
+              <m:t>e</m:t>
+            </m:r>
+            <m:r>
+              <m:rPr>
+                <m:sty m:val="p"/>
+              </m:rPr>
+              <m:t>n</m:t>
+            </m:r>
+          </m:sup>
+        </m:sSubSup>
+      </m:oMath>
+      <w:r>
+        <w:t xml:space="preserve"> </w:t>
+      </w:r>
+      <w:r>
+        <w:t xml:space="preserve">the census population of age-sex-stratum cell</w:t>
+      </w:r>
+      <w:r>
+        <w:t xml:space="preserve"> </w:t>
+      </w:r>
+      <m:oMath>
+        <m:r>
+          <m:t>c</m:t>
+        </m:r>
+      </m:oMath>
+      <w:r>
+        <w:t xml:space="preserve">,</w:t>
+      </w:r>
+      <w:r>
+        <w:t xml:space="preserve"> </w:t>
+      </w:r>
+      <m:oMath>
+        <m:sSub>
+          <m:e>
+            <m:r>
+              <m:t>n</m:t>
+            </m:r>
+          </m:e>
+          <m:sub>
+            <m:r>
+              <m:t>h</m:t>
+            </m:r>
+          </m:sub>
+        </m:sSub>
+      </m:oMath>
+      <w:r>
+        <w:t xml:space="preserve"> </w:t>
+      </w:r>
+      <w:r>
+        <w:t xml:space="preserve">the size of household</w:t>
+      </w:r>
+      <w:r>
+        <w:t xml:space="preserve"> </w:t>
+      </w:r>
+      <m:oMath>
+        <m:r>
+          <m:t>h</m:t>
+        </m:r>
+      </m:oMath>
+      <w:r>
+        <w:t xml:space="preserve">,</w:t>
+      </w:r>
+      <w:r>
+        <w:t xml:space="preserve"> </w:t>
+      </w:r>
+      <m:oMath>
+        <m:r>
+          <m:t>P</m:t>
+        </m:r>
+        <m:d>
+          <m:dPr>
+            <m:begChr m:val="("/>
+            <m:endChr m:val=")"/>
+            <m:sepChr m:val=""/>
+            <m:grow/>
+          </m:dPr>
+          <m:e>
+            <m:r>
+              <m:t>h</m:t>
+            </m:r>
+          </m:e>
+        </m:d>
+      </m:oMath>
+      <w:r>
+        <w:t xml:space="preserve"> </w:t>
+      </w:r>
+      <w:r>
+        <w:t xml:space="preserve">its PSU, and</w:t>
+      </w:r>
+      <w:r>
+        <w:t xml:space="preserve"> </w:t>
+      </w:r>
+      <m:oMath>
+        <m:sSubSup>
+          <m:e>
+            <m:r>
+              <m:t>H</m:t>
+            </m:r>
+          </m:e>
+          <m:sub>
+            <m:r>
+              <m:t>s</m:t>
+            </m:r>
+          </m:sub>
+          <m:sup>
+            <m:r>
+              <m:rPr>
+                <m:sty m:val="p"/>
+              </m:rPr>
+              <m:t>c</m:t>
+            </m:r>
+            <m:r>
+              <m:rPr>
+                <m:sty m:val="p"/>
+              </m:rPr>
+              <m:t>e</m:t>
+            </m:r>
+            <m:r>
+              <m:rPr>
+                <m:sty m:val="p"/>
+              </m:rPr>
+              <m:t>n</m:t>
+            </m:r>
+          </m:sup>
+        </m:sSubSup>
+      </m:oMath>
+      <w:r>
+        <w:t xml:space="preserve"> </w:t>
+      </w:r>
+      <w:r>
+        <w:t xml:space="preserve">the census household count of stratum</w:t>
+      </w:r>
+      <w:r>
+        <w:t xml:space="preserve"> </w:t>
+      </w:r>
+      <m:oMath>
+        <m:r>
+          <m:t>s</m:t>
+        </m:r>
+      </m:oMath>
+      <w:r>
+        <w:t xml:space="preserve">.</w:t>
       </w:r>
     </w:p>
     <w:p>

--- a/CAPI/Analysis/SL/doc/L2PHL_WEIGHTING_TECHNICAL_NOTE.docx
+++ b/CAPI/Analysis/SL/doc/L2PHL_WEIGHTING_TECHNICAL_NOTE.docx
@@ -301,10 +301,21 @@
             <w:tcW w:type="dxa" w:w="3324"/>
           </w:tcPr>
           <w:p>
-            <w:r/>
-            <w:r>
-              <w:rPr>
+            <w:pPr>
+              <w:spacing w:before="20" w:after="20" w:line="240" w:lineRule="auto"/>
+            </w:pPr>
+            <w:r>
+              <w:rPr>
+                <w:rFonts w:ascii="Arial Narrow" w:hAnsi="Arial Narrow"/>
                 <w:b/>
+                <w:sz w:val="18"/>
+              </w:rPr>
+            </w:r>
+            <w:r>
+              <w:rPr>
+                <w:rFonts w:ascii="Arial Narrow" w:hAnsi="Arial Narrow"/>
+                <w:b/>
+                <w:sz w:val="18"/>
               </w:rPr>
               <w:t>Weight</w:t>
             </w:r>
@@ -315,10 +326,21 @@
             <w:tcW w:type="dxa" w:w="3324"/>
           </w:tcPr>
           <w:p>
-            <w:r/>
-            <w:r>
-              <w:rPr>
+            <w:pPr>
+              <w:spacing w:before="20" w:after="20" w:line="240" w:lineRule="auto"/>
+            </w:pPr>
+            <w:r>
+              <w:rPr>
+                <w:rFonts w:ascii="Arial Narrow" w:hAnsi="Arial Narrow"/>
                 <w:b/>
+                <w:sz w:val="18"/>
+              </w:rPr>
+            </w:r>
+            <w:r>
+              <w:rPr>
+                <w:rFonts w:ascii="Arial Narrow" w:hAnsi="Arial Narrow"/>
+                <w:b/>
+                <w:sz w:val="18"/>
               </w:rPr>
               <w:t>Unit of analysis</w:t>
             </w:r>
@@ -329,10 +351,21 @@
             <w:tcW w:type="dxa" w:w="3324"/>
           </w:tcPr>
           <w:p>
-            <w:r/>
-            <w:r>
-              <w:rPr>
+            <w:pPr>
+              <w:spacing w:before="20" w:after="20" w:line="240" w:lineRule="auto"/>
+            </w:pPr>
+            <w:r>
+              <w:rPr>
+                <w:rFonts w:ascii="Arial Narrow" w:hAnsi="Arial Narrow"/>
                 <w:b/>
+                <w:sz w:val="18"/>
+              </w:rPr>
+            </w:r>
+            <w:r>
+              <w:rPr>
+                <w:rFonts w:ascii="Arial Narrow" w:hAnsi="Arial Narrow"/>
+                <w:b/>
+                <w:sz w:val="18"/>
               </w:rPr>
               <w:t>Reads as</w:t>
             </w:r>
@@ -345,7 +378,14 @@
             <w:tcW w:type="dxa" w:w="3324"/>
           </w:tcPr>
           <w:p>
-            <w:r>
+            <w:pPr>
+              <w:spacing w:before="20" w:after="20" w:line="240" w:lineRule="auto"/>
+            </w:pPr>
+            <w:r>
+              <w:rPr>
+                <w:rFonts w:ascii="Arial Narrow" w:hAnsi="Arial Narrow"/>
+                <w:sz w:val="18"/>
+              </w:rPr>
               <w:t>indw</w:t>
             </w:r>
           </w:p>
@@ -355,7 +395,14 @@
             <w:tcW w:type="dxa" w:w="3324"/>
           </w:tcPr>
           <w:p>
-            <w:r>
+            <w:pPr>
+              <w:spacing w:before="20" w:after="20" w:line="240" w:lineRule="auto"/>
+            </w:pPr>
+            <w:r>
+              <w:rPr>
+                <w:rFonts w:ascii="Arial Narrow" w:hAnsi="Arial Narrow"/>
+                <w:sz w:val="18"/>
+              </w:rPr>
               <w:t>Individual (person)</w:t>
             </w:r>
           </w:p>
@@ -365,7 +412,14 @@
             <w:tcW w:type="dxa" w:w="3324"/>
           </w:tcPr>
           <w:p>
-            <w:r>
+            <w:pPr>
+              <w:spacing w:before="20" w:after="20" w:line="240" w:lineRule="auto"/>
+            </w:pPr>
+            <w:r>
+              <w:rPr>
+                <w:rFonts w:ascii="Arial Narrow" w:hAnsi="Arial Narrow"/>
+                <w:sz w:val="18"/>
+              </w:rPr>
               <w:t>“X.X% of individuals…” or a per-person mean</w:t>
             </w:r>
           </w:p>
@@ -377,7 +431,14 @@
             <w:tcW w:type="dxa" w:w="3324"/>
           </w:tcPr>
           <w:p>
-            <w:r>
+            <w:pPr>
+              <w:spacing w:before="20" w:after="20" w:line="240" w:lineRule="auto"/>
+            </w:pPr>
+            <w:r>
+              <w:rPr>
+                <w:rFonts w:ascii="Arial Narrow" w:hAnsi="Arial Narrow"/>
+                <w:sz w:val="18"/>
+              </w:rPr>
               <w:t>hhw</w:t>
             </w:r>
           </w:p>
@@ -387,7 +448,14 @@
             <w:tcW w:type="dxa" w:w="3324"/>
           </w:tcPr>
           <w:p>
-            <w:r>
+            <w:pPr>
+              <w:spacing w:before="20" w:after="20" w:line="240" w:lineRule="auto"/>
+            </w:pPr>
+            <w:r>
+              <w:rPr>
+                <w:rFonts w:ascii="Arial Narrow" w:hAnsi="Arial Narrow"/>
+                <w:sz w:val="18"/>
+              </w:rPr>
               <w:t>Household</w:t>
             </w:r>
           </w:p>
@@ -397,7 +465,14 @@
             <w:tcW w:type="dxa" w:w="3324"/>
           </w:tcPr>
           <w:p>
-            <w:r>
+            <w:pPr>
+              <w:spacing w:before="20" w:after="20" w:line="240" w:lineRule="auto"/>
+            </w:pPr>
+            <w:r>
+              <w:rPr>
+                <w:rFonts w:ascii="Arial Narrow" w:hAnsi="Arial Narrow"/>
+                <w:sz w:val="18"/>
+              </w:rPr>
               <w:t>“X.X% of households…” or a per-household mean</w:t>
             </w:r>
           </w:p>
@@ -409,7 +484,14 @@
             <w:tcW w:type="dxa" w:w="3324"/>
           </w:tcPr>
           <w:p>
-            <w:r>
+            <w:pPr>
+              <w:spacing w:before="20" w:after="20" w:line="240" w:lineRule="auto"/>
+            </w:pPr>
+            <w:r>
+              <w:rPr>
+                <w:rFonts w:ascii="Arial Narrow" w:hAnsi="Arial Narrow"/>
+                <w:sz w:val="18"/>
+              </w:rPr>
               <w:t>popw</w:t>
             </w:r>
           </w:p>
@@ -419,7 +501,14 @@
             <w:tcW w:type="dxa" w:w="3324"/>
           </w:tcPr>
           <w:p>
-            <w:r>
+            <w:pPr>
+              <w:spacing w:before="20" w:after="20" w:line="240" w:lineRule="auto"/>
+            </w:pPr>
+            <w:r>
+              <w:rPr>
+                <w:rFonts w:ascii="Arial Narrow" w:hAnsi="Arial Narrow"/>
+                <w:sz w:val="18"/>
+              </w:rPr>
               <w:t>Population (via household)</w:t>
             </w:r>
           </w:p>
@@ -429,7 +518,14 @@
             <w:tcW w:type="dxa" w:w="3324"/>
           </w:tcPr>
           <w:p>
-            <w:r>
+            <w:pPr>
+              <w:spacing w:before="20" w:after="20" w:line="240" w:lineRule="auto"/>
+            </w:pPr>
+            <w:r>
+              <w:rPr>
+                <w:rFonts w:ascii="Arial Narrow" w:hAnsi="Arial Narrow"/>
+                <w:sz w:val="18"/>
+              </w:rPr>
               <w:t>“X.X% of Filipinos live in households where…”</w:t>
             </w:r>
           </w:p>
@@ -7517,7 +7613,15 @@
             <w:tcW w:type="dxa" w:w="907"/>
           </w:tcPr>
           <w:p>
-            <w:r>
+            <w:pPr>
+              <w:spacing w:before="20" w:after="20" w:line="240" w:lineRule="auto"/>
+            </w:pPr>
+            <w:r>
+              <w:rPr>
+                <w:rFonts w:ascii="Arial Narrow" w:hAnsi="Arial Narrow"/>
+                <w:b/>
+                <w:sz w:val="18"/>
+              </w:rPr>
               <w:t>weight</w:t>
             </w:r>
           </w:p>
@@ -7527,7 +7631,15 @@
             <w:tcW w:type="dxa" w:w="907"/>
           </w:tcPr>
           <w:p>
-            <w:r>
+            <w:pPr>
+              <w:spacing w:before="20" w:after="20" w:line="240" w:lineRule="auto"/>
+            </w:pPr>
+            <w:r>
+              <w:rPr>
+                <w:rFonts w:ascii="Arial Narrow" w:hAnsi="Arial Narrow"/>
+                <w:b/>
+                <w:sz w:val="18"/>
+              </w:rPr>
               <w:t>N</w:t>
             </w:r>
           </w:p>
@@ -7537,7 +7649,15 @@
             <w:tcW w:type="dxa" w:w="907"/>
           </w:tcPr>
           <w:p>
-            <w:r>
+            <w:pPr>
+              <w:spacing w:before="20" w:after="20" w:line="240" w:lineRule="auto"/>
+            </w:pPr>
+            <w:r>
+              <w:rPr>
+                <w:rFonts w:ascii="Arial Narrow" w:hAnsi="Arial Narrow"/>
+                <w:b/>
+                <w:sz w:val="18"/>
+              </w:rPr>
               <w:t>mean</w:t>
             </w:r>
           </w:p>
@@ -7547,7 +7667,15 @@
             <w:tcW w:type="dxa" w:w="907"/>
           </w:tcPr>
           <w:p>
-            <w:r>
+            <w:pPr>
+              <w:spacing w:before="20" w:after="20" w:line="240" w:lineRule="auto"/>
+            </w:pPr>
+            <w:r>
+              <w:rPr>
+                <w:rFonts w:ascii="Arial Narrow" w:hAnsi="Arial Narrow"/>
+                <w:b/>
+                <w:sz w:val="18"/>
+              </w:rPr>
               <w:t>median</w:t>
             </w:r>
           </w:p>
@@ -7557,7 +7685,15 @@
             <w:tcW w:type="dxa" w:w="907"/>
           </w:tcPr>
           <w:p>
-            <w:r>
+            <w:pPr>
+              <w:spacing w:before="20" w:after="20" w:line="240" w:lineRule="auto"/>
+            </w:pPr>
+            <w:r>
+              <w:rPr>
+                <w:rFonts w:ascii="Arial Narrow" w:hAnsi="Arial Narrow"/>
+                <w:b/>
+                <w:sz w:val="18"/>
+              </w:rPr>
               <w:t>min</w:t>
             </w:r>
           </w:p>
@@ -7567,7 +7703,15 @@
             <w:tcW w:type="dxa" w:w="907"/>
           </w:tcPr>
           <w:p>
-            <w:r>
+            <w:pPr>
+              <w:spacing w:before="20" w:after="20" w:line="240" w:lineRule="auto"/>
+            </w:pPr>
+            <w:r>
+              <w:rPr>
+                <w:rFonts w:ascii="Arial Narrow" w:hAnsi="Arial Narrow"/>
+                <w:b/>
+                <w:sz w:val="18"/>
+              </w:rPr>
               <w:t>max</w:t>
             </w:r>
           </w:p>
@@ -7577,7 +7721,15 @@
             <w:tcW w:type="dxa" w:w="907"/>
           </w:tcPr>
           <w:p>
-            <w:r>
+            <w:pPr>
+              <w:spacing w:before="20" w:after="20" w:line="240" w:lineRule="auto"/>
+            </w:pPr>
+            <w:r>
+              <w:rPr>
+                <w:rFonts w:ascii="Arial Narrow" w:hAnsi="Arial Narrow"/>
+                <w:b/>
+                <w:sz w:val="18"/>
+              </w:rPr>
               <w:t>CV</w:t>
             </w:r>
           </w:p>
@@ -7587,7 +7739,15 @@
             <w:tcW w:type="dxa" w:w="907"/>
           </w:tcPr>
           <w:p>
-            <w:r>
+            <w:pPr>
+              <w:spacing w:before="20" w:after="20" w:line="240" w:lineRule="auto"/>
+            </w:pPr>
+            <w:r>
+              <w:rPr>
+                <w:rFonts w:ascii="Arial Narrow" w:hAnsi="Arial Narrow"/>
+                <w:b/>
+                <w:sz w:val="18"/>
+              </w:rPr>
               <w:t>max_min</w:t>
             </w:r>
           </w:p>
@@ -7597,7 +7757,15 @@
             <w:tcW w:type="dxa" w:w="907"/>
           </w:tcPr>
           <w:p>
-            <w:r>
+            <w:pPr>
+              <w:spacing w:before="20" w:after="20" w:line="240" w:lineRule="auto"/>
+            </w:pPr>
+            <w:r>
+              <w:rPr>
+                <w:rFonts w:ascii="Arial Narrow" w:hAnsi="Arial Narrow"/>
+                <w:b/>
+                <w:sz w:val="18"/>
+              </w:rPr>
               <w:t>DEFFw</w:t>
             </w:r>
           </w:p>
@@ -7607,7 +7775,15 @@
             <w:tcW w:type="dxa" w:w="907"/>
           </w:tcPr>
           <w:p>
-            <w:r>
+            <w:pPr>
+              <w:spacing w:before="20" w:after="20" w:line="240" w:lineRule="auto"/>
+            </w:pPr>
+            <w:r>
+              <w:rPr>
+                <w:rFonts w:ascii="Arial Narrow" w:hAnsi="Arial Narrow"/>
+                <w:b/>
+                <w:sz w:val="18"/>
+              </w:rPr>
               <w:t>ESS</w:t>
             </w:r>
           </w:p>
@@ -7617,7 +7793,15 @@
             <w:tcW w:type="dxa" w:w="907"/>
           </w:tcPr>
           <w:p>
-            <w:r>
+            <w:pPr>
+              <w:spacing w:before="20" w:after="20" w:line="240" w:lineRule="auto"/>
+            </w:pPr>
+            <w:r>
+              <w:rPr>
+                <w:rFonts w:ascii="Arial Narrow" w:hAnsi="Arial Narrow"/>
+                <w:b/>
+                <w:sz w:val="18"/>
+              </w:rPr>
               <w:t>KishESS</w:t>
             </w:r>
           </w:p>
@@ -7629,7 +7813,14 @@
             <w:tcW w:type="dxa" w:w="907"/>
           </w:tcPr>
           <w:p>
-            <w:r>
+            <w:pPr>
+              <w:spacing w:before="20" w:after="20" w:line="240" w:lineRule="auto"/>
+            </w:pPr>
+            <w:r>
+              <w:rPr>
+                <w:rFonts w:ascii="Arial Narrow" w:hAnsi="Arial Narrow"/>
+                <w:sz w:val="18"/>
+              </w:rPr>
               <w:t>indw</w:t>
             </w:r>
           </w:p>
@@ -7639,7 +7830,14 @@
             <w:tcW w:type="dxa" w:w="907"/>
           </w:tcPr>
           <w:p>
-            <w:r>
+            <w:pPr>
+              <w:spacing w:before="20" w:after="20" w:line="240" w:lineRule="auto"/>
+            </w:pPr>
+            <w:r>
+              <w:rPr>
+                <w:rFonts w:ascii="Arial Narrow" w:hAnsi="Arial Narrow"/>
+                <w:sz w:val="18"/>
+              </w:rPr>
               <w:t>10,496</w:t>
             </w:r>
           </w:p>
@@ -7649,7 +7847,14 @@
             <w:tcW w:type="dxa" w:w="907"/>
           </w:tcPr>
           <w:p>
-            <w:r>
+            <w:pPr>
+              <w:spacing w:before="20" w:after="20" w:line="240" w:lineRule="auto"/>
+            </w:pPr>
+            <w:r>
+              <w:rPr>
+                <w:rFonts w:ascii="Arial Narrow" w:hAnsi="Arial Narrow"/>
+                <w:sz w:val="18"/>
+              </w:rPr>
               <w:t>10,353</w:t>
             </w:r>
           </w:p>
@@ -7659,7 +7864,14 @@
             <w:tcW w:type="dxa" w:w="907"/>
           </w:tcPr>
           <w:p>
-            <w:r>
+            <w:pPr>
+              <w:spacing w:before="20" w:after="20" w:line="240" w:lineRule="auto"/>
+            </w:pPr>
+            <w:r>
+              <w:rPr>
+                <w:rFonts w:ascii="Arial Narrow" w:hAnsi="Arial Narrow"/>
+                <w:sz w:val="18"/>
+              </w:rPr>
               <w:t>10,515</w:t>
             </w:r>
           </w:p>
@@ -7669,7 +7881,14 @@
             <w:tcW w:type="dxa" w:w="907"/>
           </w:tcPr>
           <w:p>
-            <w:r>
+            <w:pPr>
+              <w:spacing w:before="20" w:after="20" w:line="240" w:lineRule="auto"/>
+            </w:pPr>
+            <w:r>
+              <w:rPr>
+                <w:rFonts w:ascii="Arial Narrow" w:hAnsi="Arial Narrow"/>
+                <w:sz w:val="18"/>
+              </w:rPr>
               <w:t>3,271</w:t>
             </w:r>
           </w:p>
@@ -7679,7 +7898,14 @@
             <w:tcW w:type="dxa" w:w="907"/>
           </w:tcPr>
           <w:p>
-            <w:r>
+            <w:pPr>
+              <w:spacing w:before="20" w:after="20" w:line="240" w:lineRule="auto"/>
+            </w:pPr>
+            <w:r>
+              <w:rPr>
+                <w:rFonts w:ascii="Arial Narrow" w:hAnsi="Arial Narrow"/>
+                <w:sz w:val="18"/>
+              </w:rPr>
               <w:t>37,264</w:t>
             </w:r>
           </w:p>
@@ -7689,7 +7915,14 @@
             <w:tcW w:type="dxa" w:w="907"/>
           </w:tcPr>
           <w:p>
-            <w:r>
+            <w:pPr>
+              <w:spacing w:before="20" w:after="20" w:line="240" w:lineRule="auto"/>
+            </w:pPr>
+            <w:r>
+              <w:rPr>
+                <w:rFonts w:ascii="Arial Narrow" w:hAnsi="Arial Narrow"/>
+                <w:sz w:val="18"/>
+              </w:rPr>
               <w:t>0.346</w:t>
             </w:r>
           </w:p>
@@ -7699,7 +7932,14 @@
             <w:tcW w:type="dxa" w:w="907"/>
           </w:tcPr>
           <w:p>
-            <w:r>
+            <w:pPr>
+              <w:spacing w:before="20" w:after="20" w:line="240" w:lineRule="auto"/>
+            </w:pPr>
+            <w:r>
+              <w:rPr>
+                <w:rFonts w:ascii="Arial Narrow" w:hAnsi="Arial Narrow"/>
+                <w:sz w:val="18"/>
+              </w:rPr>
               <w:t>11.392</w:t>
             </w:r>
           </w:p>
@@ -7709,7 +7949,14 @@
             <w:tcW w:type="dxa" w:w="907"/>
           </w:tcPr>
           <w:p>
-            <w:r>
+            <w:pPr>
+              <w:spacing w:before="20" w:after="20" w:line="240" w:lineRule="auto"/>
+            </w:pPr>
+            <w:r>
+              <w:rPr>
+                <w:rFonts w:ascii="Arial Narrow" w:hAnsi="Arial Narrow"/>
+                <w:sz w:val="18"/>
+              </w:rPr>
               <w:t>1.120</w:t>
             </w:r>
           </w:p>
@@ -7719,7 +7966,14 @@
             <w:tcW w:type="dxa" w:w="907"/>
           </w:tcPr>
           <w:p>
-            <w:r>
+            <w:pPr>
+              <w:spacing w:before="20" w:after="20" w:line="240" w:lineRule="auto"/>
+            </w:pPr>
+            <w:r>
+              <w:rPr>
+                <w:rFonts w:ascii="Arial Narrow" w:hAnsi="Arial Narrow"/>
+                <w:sz w:val="18"/>
+              </w:rPr>
               <w:t>9,374</w:t>
             </w:r>
           </w:p>
@@ -7729,7 +7983,14 @@
             <w:tcW w:type="dxa" w:w="907"/>
           </w:tcPr>
           <w:p>
-            <w:r>
+            <w:pPr>
+              <w:spacing w:before="20" w:after="20" w:line="240" w:lineRule="auto"/>
+            </w:pPr>
+            <w:r>
+              <w:rPr>
+                <w:rFonts w:ascii="Arial Narrow" w:hAnsi="Arial Narrow"/>
+                <w:sz w:val="18"/>
+              </w:rPr>
               <w:t>9,374</w:t>
             </w:r>
           </w:p>
@@ -7741,7 +8002,14 @@
             <w:tcW w:type="dxa" w:w="907"/>
           </w:tcPr>
           <w:p>
-            <w:r>
+            <w:pPr>
+              <w:spacing w:before="20" w:after="20" w:line="240" w:lineRule="auto"/>
+            </w:pPr>
+            <w:r>
+              <w:rPr>
+                <w:rFonts w:ascii="Arial Narrow" w:hAnsi="Arial Narrow"/>
+                <w:sz w:val="18"/>
+              </w:rPr>
               <w:t>popw</w:t>
             </w:r>
           </w:p>
@@ -7751,7 +8019,14 @@
             <w:tcW w:type="dxa" w:w="907"/>
           </w:tcPr>
           <w:p>
-            <w:r>
+            <w:pPr>
+              <w:spacing w:before="20" w:after="20" w:line="240" w:lineRule="auto"/>
+            </w:pPr>
+            <w:r>
+              <w:rPr>
+                <w:rFonts w:ascii="Arial Narrow" w:hAnsi="Arial Narrow"/>
+                <w:sz w:val="18"/>
+              </w:rPr>
               <w:t>2,470</w:t>
             </w:r>
           </w:p>
@@ -7761,7 +8036,14 @@
             <w:tcW w:type="dxa" w:w="907"/>
           </w:tcPr>
           <w:p>
-            <w:r>
+            <w:pPr>
+              <w:spacing w:before="20" w:after="20" w:line="240" w:lineRule="auto"/>
+            </w:pPr>
+            <w:r>
+              <w:rPr>
+                <w:rFonts w:ascii="Arial Narrow" w:hAnsi="Arial Narrow"/>
+                <w:sz w:val="18"/>
+              </w:rPr>
               <w:t>43,995</w:t>
             </w:r>
           </w:p>
@@ -7771,7 +8053,14 @@
             <w:tcW w:type="dxa" w:w="907"/>
           </w:tcPr>
           <w:p>
-            <w:r>
+            <w:pPr>
+              <w:spacing w:before="20" w:after="20" w:line="240" w:lineRule="auto"/>
+            </w:pPr>
+            <w:r>
+              <w:rPr>
+                <w:rFonts w:ascii="Arial Narrow" w:hAnsi="Arial Narrow"/>
+                <w:sz w:val="18"/>
+              </w:rPr>
               <w:t>41,146</w:t>
             </w:r>
           </w:p>
@@ -7781,7 +8070,14 @@
             <w:tcW w:type="dxa" w:w="907"/>
           </w:tcPr>
           <w:p>
-            <w:r>
+            <w:pPr>
+              <w:spacing w:before="20" w:after="20" w:line="240" w:lineRule="auto"/>
+            </w:pPr>
+            <w:r>
+              <w:rPr>
+                <w:rFonts w:ascii="Arial Narrow" w:hAnsi="Arial Narrow"/>
+                <w:sz w:val="18"/>
+              </w:rPr>
               <w:t>3,432</w:t>
             </w:r>
           </w:p>
@@ -7791,7 +8087,14 @@
             <w:tcW w:type="dxa" w:w="907"/>
           </w:tcPr>
           <w:p>
-            <w:r>
+            <w:pPr>
+              <w:spacing w:before="20" w:after="20" w:line="240" w:lineRule="auto"/>
+            </w:pPr>
+            <w:r>
+              <w:rPr>
+                <w:rFonts w:ascii="Arial Narrow" w:hAnsi="Arial Narrow"/>
+                <w:sz w:val="18"/>
+              </w:rPr>
               <w:t>206,870</w:t>
             </w:r>
           </w:p>
@@ -7801,7 +8104,14 @@
             <w:tcW w:type="dxa" w:w="907"/>
           </w:tcPr>
           <w:p>
-            <w:r>
+            <w:pPr>
+              <w:spacing w:before="20" w:after="20" w:line="240" w:lineRule="auto"/>
+            </w:pPr>
+            <w:r>
+              <w:rPr>
+                <w:rFonts w:ascii="Arial Narrow" w:hAnsi="Arial Narrow"/>
+                <w:sz w:val="18"/>
+              </w:rPr>
               <w:t>0.575</w:t>
             </w:r>
           </w:p>
@@ -7811,7 +8121,14 @@
             <w:tcW w:type="dxa" w:w="907"/>
           </w:tcPr>
           <w:p>
-            <w:r>
+            <w:pPr>
+              <w:spacing w:before="20" w:after="20" w:line="240" w:lineRule="auto"/>
+            </w:pPr>
+            <w:r>
+              <w:rPr>
+                <w:rFonts w:ascii="Arial Narrow" w:hAnsi="Arial Narrow"/>
+                <w:sz w:val="18"/>
+              </w:rPr>
               <w:t>60.278</w:t>
             </w:r>
           </w:p>
@@ -7821,7 +8138,14 @@
             <w:tcW w:type="dxa" w:w="907"/>
           </w:tcPr>
           <w:p>
-            <w:r>
+            <w:pPr>
+              <w:spacing w:before="20" w:after="20" w:line="240" w:lineRule="auto"/>
+            </w:pPr>
+            <w:r>
+              <w:rPr>
+                <w:rFonts w:ascii="Arial Narrow" w:hAnsi="Arial Narrow"/>
+                <w:sz w:val="18"/>
+              </w:rPr>
               <w:t>1.331</w:t>
             </w:r>
           </w:p>
@@ -7831,7 +8155,14 @@
             <w:tcW w:type="dxa" w:w="907"/>
           </w:tcPr>
           <w:p>
-            <w:r>
+            <w:pPr>
+              <w:spacing w:before="20" w:after="20" w:line="240" w:lineRule="auto"/>
+            </w:pPr>
+            <w:r>
+              <w:rPr>
+                <w:rFonts w:ascii="Arial Narrow" w:hAnsi="Arial Narrow"/>
+                <w:sz w:val="18"/>
+              </w:rPr>
               <w:t>1,856</w:t>
             </w:r>
           </w:p>
@@ -7841,7 +8172,14 @@
             <w:tcW w:type="dxa" w:w="907"/>
           </w:tcPr>
           <w:p>
-            <w:r>
+            <w:pPr>
+              <w:spacing w:before="20" w:after="20" w:line="240" w:lineRule="auto"/>
+            </w:pPr>
+            <w:r>
+              <w:rPr>
+                <w:rFonts w:ascii="Arial Narrow" w:hAnsi="Arial Narrow"/>
+                <w:sz w:val="18"/>
+              </w:rPr>
               <w:t>1,856</w:t>
             </w:r>
           </w:p>
@@ -7853,7 +8191,14 @@
             <w:tcW w:type="dxa" w:w="907"/>
           </w:tcPr>
           <w:p>
-            <w:r>
+            <w:pPr>
+              <w:spacing w:before="20" w:after="20" w:line="240" w:lineRule="auto"/>
+            </w:pPr>
+            <w:r>
+              <w:rPr>
+                <w:rFonts w:ascii="Arial Narrow" w:hAnsi="Arial Narrow"/>
+                <w:sz w:val="18"/>
+              </w:rPr>
               <w:t>hhw</w:t>
             </w:r>
           </w:p>
@@ -7863,7 +8208,14 @@
             <w:tcW w:type="dxa" w:w="907"/>
           </w:tcPr>
           <w:p>
-            <w:r>
+            <w:pPr>
+              <w:spacing w:before="20" w:after="20" w:line="240" w:lineRule="auto"/>
+            </w:pPr>
+            <w:r>
+              <w:rPr>
+                <w:rFonts w:ascii="Arial Narrow" w:hAnsi="Arial Narrow"/>
+                <w:sz w:val="18"/>
+              </w:rPr>
               <w:t>2,470</w:t>
             </w:r>
           </w:p>
@@ -7873,7 +8225,14 @@
             <w:tcW w:type="dxa" w:w="907"/>
           </w:tcPr>
           <w:p>
-            <w:r>
+            <w:pPr>
+              <w:spacing w:before="20" w:after="20" w:line="240" w:lineRule="auto"/>
+            </w:pPr>
+            <w:r>
+              <w:rPr>
+                <w:rFonts w:ascii="Arial Narrow" w:hAnsi="Arial Narrow"/>
+                <w:sz w:val="18"/>
+              </w:rPr>
               <w:t>10,686</w:t>
             </w:r>
           </w:p>
@@ -7883,7 +8242,14 @@
             <w:tcW w:type="dxa" w:w="907"/>
           </w:tcPr>
           <w:p>
-            <w:r>
+            <w:pPr>
+              <w:spacing w:before="20" w:after="20" w:line="240" w:lineRule="auto"/>
+            </w:pPr>
+            <w:r>
+              <w:rPr>
+                <w:rFonts w:ascii="Arial Narrow" w:hAnsi="Arial Narrow"/>
+                <w:sz w:val="18"/>
+              </w:rPr>
               <w:t>11,489</w:t>
             </w:r>
           </w:p>
@@ -7893,7 +8259,14 @@
             <w:tcW w:type="dxa" w:w="907"/>
           </w:tcPr>
           <w:p>
-            <w:r>
+            <w:pPr>
+              <w:spacing w:before="20" w:after="20" w:line="240" w:lineRule="auto"/>
+            </w:pPr>
+            <w:r>
+              <w:rPr>
+                <w:rFonts w:ascii="Arial Narrow" w:hAnsi="Arial Narrow"/>
+                <w:sz w:val="18"/>
+              </w:rPr>
               <w:t>4,632</w:t>
             </w:r>
           </w:p>
@@ -7903,7 +8276,14 @@
             <w:tcW w:type="dxa" w:w="907"/>
           </w:tcPr>
           <w:p>
-            <w:r>
+            <w:pPr>
+              <w:spacing w:before="20" w:after="20" w:line="240" w:lineRule="auto"/>
+            </w:pPr>
+            <w:r>
+              <w:rPr>
+                <w:rFonts w:ascii="Arial Narrow" w:hAnsi="Arial Narrow"/>
+                <w:sz w:val="18"/>
+              </w:rPr>
               <w:t>24,114</w:t>
             </w:r>
           </w:p>
@@ -7913,7 +8293,14 @@
             <w:tcW w:type="dxa" w:w="907"/>
           </w:tcPr>
           <w:p>
-            <w:r>
+            <w:pPr>
+              <w:spacing w:before="20" w:after="20" w:line="240" w:lineRule="auto"/>
+            </w:pPr>
+            <w:r>
+              <w:rPr>
+                <w:rFonts w:ascii="Arial Narrow" w:hAnsi="Arial Narrow"/>
+                <w:sz w:val="18"/>
+              </w:rPr>
               <w:t>0.265</w:t>
             </w:r>
           </w:p>
@@ -7923,7 +8310,14 @@
             <w:tcW w:type="dxa" w:w="907"/>
           </w:tcPr>
           <w:p>
-            <w:r>
+            <w:pPr>
+              <w:spacing w:before="20" w:after="20" w:line="240" w:lineRule="auto"/>
+            </w:pPr>
+            <w:r>
+              <w:rPr>
+                <w:rFonts w:ascii="Arial Narrow" w:hAnsi="Arial Narrow"/>
+                <w:sz w:val="18"/>
+              </w:rPr>
               <w:t>5.206</w:t>
             </w:r>
           </w:p>
@@ -7933,7 +8327,14 @@
             <w:tcW w:type="dxa" w:w="907"/>
           </w:tcPr>
           <w:p>
-            <w:r>
+            <w:pPr>
+              <w:spacing w:before="20" w:after="20" w:line="240" w:lineRule="auto"/>
+            </w:pPr>
+            <w:r>
+              <w:rPr>
+                <w:rFonts w:ascii="Arial Narrow" w:hAnsi="Arial Narrow"/>
+                <w:sz w:val="18"/>
+              </w:rPr>
               <w:t>1.070</w:t>
             </w:r>
           </w:p>
@@ -7943,7 +8344,14 @@
             <w:tcW w:type="dxa" w:w="907"/>
           </w:tcPr>
           <w:p>
-            <w:r>
+            <w:pPr>
+              <w:spacing w:before="20" w:after="20" w:line="240" w:lineRule="auto"/>
+            </w:pPr>
+            <w:r>
+              <w:rPr>
+                <w:rFonts w:ascii="Arial Narrow" w:hAnsi="Arial Narrow"/>
+                <w:sz w:val="18"/>
+              </w:rPr>
               <w:t>2,308</w:t>
             </w:r>
           </w:p>
@@ -7953,7 +8361,14 @@
             <w:tcW w:type="dxa" w:w="907"/>
           </w:tcPr>
           <w:p>
-            <w:r>
+            <w:pPr>
+              <w:spacing w:before="20" w:after="20" w:line="240" w:lineRule="auto"/>
+            </w:pPr>
+            <w:r>
+              <w:rPr>
+                <w:rFonts w:ascii="Arial Narrow" w:hAnsi="Arial Narrow"/>
+                <w:sz w:val="18"/>
+              </w:rPr>
               <w:t>2,308</w:t>
             </w:r>
           </w:p>
@@ -7992,7 +8407,15 @@
             <w:tcW w:type="dxa" w:w="1994"/>
           </w:tcPr>
           <w:p>
-            <w:r>
+            <w:pPr>
+              <w:spacing w:before="20" w:after="20" w:line="240" w:lineRule="auto"/>
+            </w:pPr>
+            <w:r>
+              <w:rPr>
+                <w:rFonts w:ascii="Arial Narrow" w:hAnsi="Arial Narrow"/>
+                <w:b/>
+                <w:sz w:val="18"/>
+              </w:rPr>
               <w:t>weight</w:t>
             </w:r>
           </w:p>
@@ -8002,7 +8425,15 @@
             <w:tcW w:type="dxa" w:w="1994"/>
           </w:tcPr>
           <w:p>
-            <w:r>
+            <w:pPr>
+              <w:spacing w:before="20" w:after="20" w:line="240" w:lineRule="auto"/>
+            </w:pPr>
+            <w:r>
+              <w:rPr>
+                <w:rFonts w:ascii="Arial Narrow" w:hAnsi="Arial Narrow"/>
+                <w:b/>
+                <w:sz w:val="18"/>
+              </w:rPr>
               <w:t>stage</w:t>
             </w:r>
           </w:p>
@@ -8012,7 +8443,15 @@
             <w:tcW w:type="dxa" w:w="1994"/>
           </w:tcPr>
           <w:p>
-            <w:r>
+            <w:pPr>
+              <w:spacing w:before="20" w:after="20" w:line="240" w:lineRule="auto"/>
+            </w:pPr>
+            <w:r>
+              <w:rPr>
+                <w:rFonts w:ascii="Arial Narrow" w:hAnsi="Arial Narrow"/>
+                <w:b/>
+                <w:sz w:val="18"/>
+              </w:rPr>
               <w:t>CV</w:t>
             </w:r>
           </w:p>
@@ -8022,7 +8461,15 @@
             <w:tcW w:type="dxa" w:w="1994"/>
           </w:tcPr>
           <w:p>
-            <w:r>
+            <w:pPr>
+              <w:spacing w:before="20" w:after="20" w:line="240" w:lineRule="auto"/>
+            </w:pPr>
+            <w:r>
+              <w:rPr>
+                <w:rFonts w:ascii="Arial Narrow" w:hAnsi="Arial Narrow"/>
+                <w:b/>
+                <w:sz w:val="18"/>
+              </w:rPr>
               <w:t>DEFFw</w:t>
             </w:r>
           </w:p>
@@ -8032,7 +8479,15 @@
             <w:tcW w:type="dxa" w:w="1994"/>
           </w:tcPr>
           <w:p>
-            <w:r>
+            <w:pPr>
+              <w:spacing w:before="20" w:after="20" w:line="240" w:lineRule="auto"/>
+            </w:pPr>
+            <w:r>
+              <w:rPr>
+                <w:rFonts w:ascii="Arial Narrow" w:hAnsi="Arial Narrow"/>
+                <w:b/>
+                <w:sz w:val="18"/>
+              </w:rPr>
               <w:t>ESS</w:t>
             </w:r>
           </w:p>
@@ -8044,7 +8499,14 @@
             <w:tcW w:type="dxa" w:w="1994"/>
           </w:tcPr>
           <w:p>
-            <w:r>
+            <w:pPr>
+              <w:spacing w:before="20" w:after="20" w:line="240" w:lineRule="auto"/>
+            </w:pPr>
+            <w:r>
+              <w:rPr>
+                <w:rFonts w:ascii="Arial Narrow" w:hAnsi="Arial Narrow"/>
+                <w:sz w:val="18"/>
+              </w:rPr>
               <w:t>indw</w:t>
             </w:r>
           </w:p>
@@ -8054,7 +8516,14 @@
             <w:tcW w:type="dxa" w:w="1994"/>
           </w:tcPr>
           <w:p>
-            <w:r>
+            <w:pPr>
+              <w:spacing w:before="20" w:after="20" w:line="240" w:lineRule="auto"/>
+            </w:pPr>
+            <w:r>
+              <w:rPr>
+                <w:rFonts w:ascii="Arial Narrow" w:hAnsi="Arial Narrow"/>
+                <w:sz w:val="18"/>
+              </w:rPr>
               <w:t>design</w:t>
             </w:r>
           </w:p>
@@ -8064,7 +8533,14 @@
             <w:tcW w:type="dxa" w:w="1994"/>
           </w:tcPr>
           <w:p>
-            <w:r>
+            <w:pPr>
+              <w:spacing w:before="20" w:after="20" w:line="240" w:lineRule="auto"/>
+            </w:pPr>
+            <w:r>
+              <w:rPr>
+                <w:rFonts w:ascii="Arial Narrow" w:hAnsi="Arial Narrow"/>
+                <w:sz w:val="18"/>
+              </w:rPr>
               <w:t>0.256</w:t>
             </w:r>
           </w:p>
@@ -8074,7 +8550,14 @@
             <w:tcW w:type="dxa" w:w="1994"/>
           </w:tcPr>
           <w:p>
-            <w:r>
+            <w:pPr>
+              <w:spacing w:before="20" w:after="20" w:line="240" w:lineRule="auto"/>
+            </w:pPr>
+            <w:r>
+              <w:rPr>
+                <w:rFonts w:ascii="Arial Narrow" w:hAnsi="Arial Narrow"/>
+                <w:sz w:val="18"/>
+              </w:rPr>
               <w:t>1.066</w:t>
             </w:r>
           </w:p>
@@ -8084,7 +8567,14 @@
             <w:tcW w:type="dxa" w:w="1994"/>
           </w:tcPr>
           <w:p>
-            <w:r>
+            <w:pPr>
+              <w:spacing w:before="20" w:after="20" w:line="240" w:lineRule="auto"/>
+            </w:pPr>
+            <w:r>
+              <w:rPr>
+                <w:rFonts w:ascii="Arial Narrow" w:hAnsi="Arial Narrow"/>
+                <w:sz w:val="18"/>
+              </w:rPr>
               <w:t>9,850</w:t>
             </w:r>
           </w:p>
@@ -8096,7 +8586,14 @@
             <w:tcW w:type="dxa" w:w="1994"/>
           </w:tcPr>
           <w:p>
-            <w:r>
+            <w:pPr>
+              <w:spacing w:before="20" w:after="20" w:line="240" w:lineRule="auto"/>
+            </w:pPr>
+            <w:r>
+              <w:rPr>
+                <w:rFonts w:ascii="Arial Narrow" w:hAnsi="Arial Narrow"/>
+                <w:sz w:val="18"/>
+              </w:rPr>
               <w:t>indw</w:t>
             </w:r>
           </w:p>
@@ -8106,7 +8603,14 @@
             <w:tcW w:type="dxa" w:w="1994"/>
           </w:tcPr>
           <w:p>
-            <w:r>
+            <w:pPr>
+              <w:spacing w:before="20" w:after="20" w:line="240" w:lineRule="auto"/>
+            </w:pPr>
+            <w:r>
+              <w:rPr>
+                <w:rFonts w:ascii="Arial Narrow" w:hAnsi="Arial Narrow"/>
+                <w:sz w:val="18"/>
+              </w:rPr>
               <w:t>final</w:t>
             </w:r>
           </w:p>
@@ -8116,7 +8620,14 @@
             <w:tcW w:type="dxa" w:w="1994"/>
           </w:tcPr>
           <w:p>
-            <w:r>
+            <w:pPr>
+              <w:spacing w:before="20" w:after="20" w:line="240" w:lineRule="auto"/>
+            </w:pPr>
+            <w:r>
+              <w:rPr>
+                <w:rFonts w:ascii="Arial Narrow" w:hAnsi="Arial Narrow"/>
+                <w:sz w:val="18"/>
+              </w:rPr>
               <w:t>0.346</w:t>
             </w:r>
           </w:p>
@@ -8126,7 +8637,14 @@
             <w:tcW w:type="dxa" w:w="1994"/>
           </w:tcPr>
           <w:p>
-            <w:r>
+            <w:pPr>
+              <w:spacing w:before="20" w:after="20" w:line="240" w:lineRule="auto"/>
+            </w:pPr>
+            <w:r>
+              <w:rPr>
+                <w:rFonts w:ascii="Arial Narrow" w:hAnsi="Arial Narrow"/>
+                <w:sz w:val="18"/>
+              </w:rPr>
               <w:t>1.120</w:t>
             </w:r>
           </w:p>
@@ -8136,7 +8654,14 @@
             <w:tcW w:type="dxa" w:w="1994"/>
           </w:tcPr>
           <w:p>
-            <w:r>
+            <w:pPr>
+              <w:spacing w:before="20" w:after="20" w:line="240" w:lineRule="auto"/>
+            </w:pPr>
+            <w:r>
+              <w:rPr>
+                <w:rFonts w:ascii="Arial Narrow" w:hAnsi="Arial Narrow"/>
+                <w:sz w:val="18"/>
+              </w:rPr>
               <w:t>9,374</w:t>
             </w:r>
           </w:p>
@@ -8148,7 +8673,14 @@
             <w:tcW w:type="dxa" w:w="1994"/>
           </w:tcPr>
           <w:p>
-            <w:r>
+            <w:pPr>
+              <w:spacing w:before="20" w:after="20" w:line="240" w:lineRule="auto"/>
+            </w:pPr>
+            <w:r>
+              <w:rPr>
+                <w:rFonts w:ascii="Arial Narrow" w:hAnsi="Arial Narrow"/>
+                <w:sz w:val="18"/>
+              </w:rPr>
               <w:t>popw</w:t>
             </w:r>
           </w:p>
@@ -8158,7 +8690,14 @@
             <w:tcW w:type="dxa" w:w="1994"/>
           </w:tcPr>
           <w:p>
-            <w:r>
+            <w:pPr>
+              <w:spacing w:before="20" w:after="20" w:line="240" w:lineRule="auto"/>
+            </w:pPr>
+            <w:r>
+              <w:rPr>
+                <w:rFonts w:ascii="Arial Narrow" w:hAnsi="Arial Narrow"/>
+                <w:sz w:val="18"/>
+              </w:rPr>
               <w:t>design</w:t>
             </w:r>
           </w:p>
@@ -8168,7 +8707,14 @@
             <w:tcW w:type="dxa" w:w="1994"/>
           </w:tcPr>
           <w:p>
-            <w:r>
+            <w:pPr>
+              <w:spacing w:before="20" w:after="20" w:line="240" w:lineRule="auto"/>
+            </w:pPr>
+            <w:r>
+              <w:rPr>
+                <w:rFonts w:ascii="Arial Narrow" w:hAnsi="Arial Narrow"/>
+                <w:sz w:val="18"/>
+              </w:rPr>
               <w:t>0.540</w:t>
             </w:r>
           </w:p>
@@ -8178,7 +8724,14 @@
             <w:tcW w:type="dxa" w:w="1994"/>
           </w:tcPr>
           <w:p>
-            <w:r>
+            <w:pPr>
+              <w:spacing w:before="20" w:after="20" w:line="240" w:lineRule="auto"/>
+            </w:pPr>
+            <w:r>
+              <w:rPr>
+                <w:rFonts w:ascii="Arial Narrow" w:hAnsi="Arial Narrow"/>
+                <w:sz w:val="18"/>
+              </w:rPr>
               <w:t>1.292</w:t>
             </w:r>
           </w:p>
@@ -8188,7 +8741,14 @@
             <w:tcW w:type="dxa" w:w="1994"/>
           </w:tcPr>
           <w:p>
-            <w:r>
+            <w:pPr>
+              <w:spacing w:before="20" w:after="20" w:line="240" w:lineRule="auto"/>
+            </w:pPr>
+            <w:r>
+              <w:rPr>
+                <w:rFonts w:ascii="Arial Narrow" w:hAnsi="Arial Narrow"/>
+                <w:sz w:val="18"/>
+              </w:rPr>
               <w:t>1,912</w:t>
             </w:r>
           </w:p>
@@ -8200,7 +8760,14 @@
             <w:tcW w:type="dxa" w:w="1994"/>
           </w:tcPr>
           <w:p>
-            <w:r>
+            <w:pPr>
+              <w:spacing w:before="20" w:after="20" w:line="240" w:lineRule="auto"/>
+            </w:pPr>
+            <w:r>
+              <w:rPr>
+                <w:rFonts w:ascii="Arial Narrow" w:hAnsi="Arial Narrow"/>
+                <w:sz w:val="18"/>
+              </w:rPr>
               <w:t>popw</w:t>
             </w:r>
           </w:p>
@@ -8210,7 +8777,14 @@
             <w:tcW w:type="dxa" w:w="1994"/>
           </w:tcPr>
           <w:p>
-            <w:r>
+            <w:pPr>
+              <w:spacing w:before="20" w:after="20" w:line="240" w:lineRule="auto"/>
+            </w:pPr>
+            <w:r>
+              <w:rPr>
+                <w:rFonts w:ascii="Arial Narrow" w:hAnsi="Arial Narrow"/>
+                <w:sz w:val="18"/>
+              </w:rPr>
               <w:t>final</w:t>
             </w:r>
           </w:p>
@@ -8220,7 +8794,14 @@
             <w:tcW w:type="dxa" w:w="1994"/>
           </w:tcPr>
           <w:p>
-            <w:r>
+            <w:pPr>
+              <w:spacing w:before="20" w:after="20" w:line="240" w:lineRule="auto"/>
+            </w:pPr>
+            <w:r>
+              <w:rPr>
+                <w:rFonts w:ascii="Arial Narrow" w:hAnsi="Arial Narrow"/>
+                <w:sz w:val="18"/>
+              </w:rPr>
               <w:t>0.575</w:t>
             </w:r>
           </w:p>
@@ -8230,7 +8811,14 @@
             <w:tcW w:type="dxa" w:w="1994"/>
           </w:tcPr>
           <w:p>
-            <w:r>
+            <w:pPr>
+              <w:spacing w:before="20" w:after="20" w:line="240" w:lineRule="auto"/>
+            </w:pPr>
+            <w:r>
+              <w:rPr>
+                <w:rFonts w:ascii="Arial Narrow" w:hAnsi="Arial Narrow"/>
+                <w:sz w:val="18"/>
+              </w:rPr>
               <w:t>1.331</w:t>
             </w:r>
           </w:p>
@@ -8240,7 +8828,14 @@
             <w:tcW w:type="dxa" w:w="1994"/>
           </w:tcPr>
           <w:p>
-            <w:r>
+            <w:pPr>
+              <w:spacing w:before="20" w:after="20" w:line="240" w:lineRule="auto"/>
+            </w:pPr>
+            <w:r>
+              <w:rPr>
+                <w:rFonts w:ascii="Arial Narrow" w:hAnsi="Arial Narrow"/>
+                <w:sz w:val="18"/>
+              </w:rPr>
               <w:t>1,856</w:t>
             </w:r>
           </w:p>
@@ -8252,7 +8847,14 @@
             <w:tcW w:type="dxa" w:w="1994"/>
           </w:tcPr>
           <w:p>
-            <w:r>
+            <w:pPr>
+              <w:spacing w:before="20" w:after="20" w:line="240" w:lineRule="auto"/>
+            </w:pPr>
+            <w:r>
+              <w:rPr>
+                <w:rFonts w:ascii="Arial Narrow" w:hAnsi="Arial Narrow"/>
+                <w:sz w:val="18"/>
+              </w:rPr>
               <w:t>hhw</w:t>
             </w:r>
           </w:p>
@@ -8262,7 +8864,14 @@
             <w:tcW w:type="dxa" w:w="1994"/>
           </w:tcPr>
           <w:p>
-            <w:r>
+            <w:pPr>
+              <w:spacing w:before="20" w:after="20" w:line="240" w:lineRule="auto"/>
+            </w:pPr>
+            <w:r>
+              <w:rPr>
+                <w:rFonts w:ascii="Arial Narrow" w:hAnsi="Arial Narrow"/>
+                <w:sz w:val="18"/>
+              </w:rPr>
               <w:t>design</w:t>
             </w:r>
           </w:p>
@@ -8272,7 +8881,14 @@
             <w:tcW w:type="dxa" w:w="1994"/>
           </w:tcPr>
           <w:p>
-            <w:r>
+            <w:pPr>
+              <w:spacing w:before="20" w:after="20" w:line="240" w:lineRule="auto"/>
+            </w:pPr>
+            <w:r>
+              <w:rPr>
+                <w:rFonts w:ascii="Arial Narrow" w:hAnsi="Arial Narrow"/>
+                <w:sz w:val="18"/>
+              </w:rPr>
               <w:t>0.263</w:t>
             </w:r>
           </w:p>
@@ -8282,7 +8898,14 @@
             <w:tcW w:type="dxa" w:w="1994"/>
           </w:tcPr>
           <w:p>
-            <w:r>
+            <w:pPr>
+              <w:spacing w:before="20" w:after="20" w:line="240" w:lineRule="auto"/>
+            </w:pPr>
+            <w:r>
+              <w:rPr>
+                <w:rFonts w:ascii="Arial Narrow" w:hAnsi="Arial Narrow"/>
+                <w:sz w:val="18"/>
+              </w:rPr>
               <w:t>1.069</w:t>
             </w:r>
           </w:p>
@@ -8292,7 +8915,14 @@
             <w:tcW w:type="dxa" w:w="1994"/>
           </w:tcPr>
           <w:p>
-            <w:r>
+            <w:pPr>
+              <w:spacing w:before="20" w:after="20" w:line="240" w:lineRule="auto"/>
+            </w:pPr>
+            <w:r>
+              <w:rPr>
+                <w:rFonts w:ascii="Arial Narrow" w:hAnsi="Arial Narrow"/>
+                <w:sz w:val="18"/>
+              </w:rPr>
               <w:t>2,311</w:t>
             </w:r>
           </w:p>
@@ -8304,7 +8934,14 @@
             <w:tcW w:type="dxa" w:w="1994"/>
           </w:tcPr>
           <w:p>
-            <w:r>
+            <w:pPr>
+              <w:spacing w:before="20" w:after="20" w:line="240" w:lineRule="auto"/>
+            </w:pPr>
+            <w:r>
+              <w:rPr>
+                <w:rFonts w:ascii="Arial Narrow" w:hAnsi="Arial Narrow"/>
+                <w:sz w:val="18"/>
+              </w:rPr>
               <w:t>hhw</w:t>
             </w:r>
           </w:p>
@@ -8314,7 +8951,14 @@
             <w:tcW w:type="dxa" w:w="1994"/>
           </w:tcPr>
           <w:p>
-            <w:r>
+            <w:pPr>
+              <w:spacing w:before="20" w:after="20" w:line="240" w:lineRule="auto"/>
+            </w:pPr>
+            <w:r>
+              <w:rPr>
+                <w:rFonts w:ascii="Arial Narrow" w:hAnsi="Arial Narrow"/>
+                <w:sz w:val="18"/>
+              </w:rPr>
               <w:t>final</w:t>
             </w:r>
           </w:p>
@@ -8324,7 +8968,14 @@
             <w:tcW w:type="dxa" w:w="1994"/>
           </w:tcPr>
           <w:p>
-            <w:r>
+            <w:pPr>
+              <w:spacing w:before="20" w:after="20" w:line="240" w:lineRule="auto"/>
+            </w:pPr>
+            <w:r>
+              <w:rPr>
+                <w:rFonts w:ascii="Arial Narrow" w:hAnsi="Arial Narrow"/>
+                <w:sz w:val="18"/>
+              </w:rPr>
               <w:t>0.265</w:t>
             </w:r>
           </w:p>
@@ -8334,7 +8985,14 @@
             <w:tcW w:type="dxa" w:w="1994"/>
           </w:tcPr>
           <w:p>
-            <w:r>
+            <w:pPr>
+              <w:spacing w:before="20" w:after="20" w:line="240" w:lineRule="auto"/>
+            </w:pPr>
+            <w:r>
+              <w:rPr>
+                <w:rFonts w:ascii="Arial Narrow" w:hAnsi="Arial Narrow"/>
+                <w:sz w:val="18"/>
+              </w:rPr>
               <w:t>1.070</w:t>
             </w:r>
           </w:p>
@@ -8344,7 +9002,14 @@
             <w:tcW w:type="dxa" w:w="1994"/>
           </w:tcPr>
           <w:p>
-            <w:r>
+            <w:pPr>
+              <w:spacing w:before="20" w:after="20" w:line="240" w:lineRule="auto"/>
+            </w:pPr>
+            <w:r>
+              <w:rPr>
+                <w:rFonts w:ascii="Arial Narrow" w:hAnsi="Arial Narrow"/>
+                <w:sz w:val="18"/>
+              </w:rPr>
               <w:t>2,308</w:t>
             </w:r>
           </w:p>
@@ -8380,7 +9045,15 @@
             <w:tcW w:type="dxa" w:w="1425"/>
           </w:tcPr>
           <w:p>
-            <w:r>
+            <w:pPr>
+              <w:spacing w:before="20" w:after="20" w:line="240" w:lineRule="auto"/>
+            </w:pPr>
+            <w:r>
+              <w:rPr>
+                <w:rFonts w:ascii="Arial Narrow" w:hAnsi="Arial Narrow"/>
+                <w:b/>
+                <w:sz w:val="18"/>
+              </w:rPr>
               <w:t>round</w:t>
             </w:r>
           </w:p>
@@ -8390,7 +9063,15 @@
             <w:tcW w:type="dxa" w:w="1425"/>
           </w:tcPr>
           <w:p>
-            <w:r>
+            <w:pPr>
+              <w:spacing w:before="20" w:after="20" w:line="240" w:lineRule="auto"/>
+            </w:pPr>
+            <w:r>
+              <w:rPr>
+                <w:rFonts w:ascii="Arial Narrow" w:hAnsi="Arial Narrow"/>
+                <w:b/>
+                <w:sz w:val="18"/>
+              </w:rPr>
               <w:t>N</w:t>
             </w:r>
           </w:p>
@@ -8400,7 +9081,15 @@
             <w:tcW w:type="dxa" w:w="1425"/>
           </w:tcPr>
           <w:p>
-            <w:r>
+            <w:pPr>
+              <w:spacing w:before="20" w:after="20" w:line="240" w:lineRule="auto"/>
+            </w:pPr>
+            <w:r>
+              <w:rPr>
+                <w:rFonts w:ascii="Arial Narrow" w:hAnsi="Arial Narrow"/>
+                <w:b/>
+                <w:sz w:val="18"/>
+              </w:rPr>
               <w:t>CV</w:t>
             </w:r>
           </w:p>
@@ -8410,7 +9099,15 @@
             <w:tcW w:type="dxa" w:w="1425"/>
           </w:tcPr>
           <w:p>
-            <w:r>
+            <w:pPr>
+              <w:spacing w:before="20" w:after="20" w:line="240" w:lineRule="auto"/>
+            </w:pPr>
+            <w:r>
+              <w:rPr>
+                <w:rFonts w:ascii="Arial Narrow" w:hAnsi="Arial Narrow"/>
+                <w:b/>
+                <w:sz w:val="18"/>
+              </w:rPr>
               <w:t>DEFFw</w:t>
             </w:r>
           </w:p>
@@ -8420,7 +9117,15 @@
             <w:tcW w:type="dxa" w:w="1425"/>
           </w:tcPr>
           <w:p>
-            <w:r>
+            <w:pPr>
+              <w:spacing w:before="20" w:after="20" w:line="240" w:lineRule="auto"/>
+            </w:pPr>
+            <w:r>
+              <w:rPr>
+                <w:rFonts w:ascii="Arial Narrow" w:hAnsi="Arial Narrow"/>
+                <w:b/>
+                <w:sz w:val="18"/>
+              </w:rPr>
               <w:t>ESS</w:t>
             </w:r>
           </w:p>
@@ -8430,7 +9135,15 @@
             <w:tcW w:type="dxa" w:w="1425"/>
           </w:tcPr>
           <w:p>
-            <w:r>
+            <w:pPr>
+              <w:spacing w:before="20" w:after="20" w:line="240" w:lineRule="auto"/>
+            </w:pPr>
+            <w:r>
+              <w:rPr>
+                <w:rFonts w:ascii="Arial Narrow" w:hAnsi="Arial Narrow"/>
+                <w:b/>
+                <w:sz w:val="18"/>
+              </w:rPr>
               <w:t>KishESS</w:t>
             </w:r>
           </w:p>
@@ -8440,7 +9153,15 @@
             <w:tcW w:type="dxa" w:w="1425"/>
           </w:tcPr>
           <w:p>
-            <w:r>
+            <w:pPr>
+              <w:spacing w:before="20" w:after="20" w:line="240" w:lineRule="auto"/>
+            </w:pPr>
+            <w:r>
+              <w:rPr>
+                <w:rFonts w:ascii="Arial Narrow" w:hAnsi="Arial Narrow"/>
+                <w:b/>
+                <w:sz w:val="18"/>
+              </w:rPr>
               <w:t>sum_indw</w:t>
             </w:r>
           </w:p>
@@ -8452,7 +9173,14 @@
             <w:tcW w:type="dxa" w:w="1425"/>
           </w:tcPr>
           <w:p>
-            <w:r>
+            <w:pPr>
+              <w:spacing w:before="20" w:after="20" w:line="240" w:lineRule="auto"/>
+            </w:pPr>
+            <w:r>
+              <w:rPr>
+                <w:rFonts w:ascii="Arial Narrow" w:hAnsi="Arial Narrow"/>
+                <w:sz w:val="18"/>
+              </w:rPr>
               <w:t>1</w:t>
             </w:r>
           </w:p>
@@ -8462,7 +9190,14 @@
             <w:tcW w:type="dxa" w:w="1425"/>
           </w:tcPr>
           <w:p>
-            <w:r>
+            <w:pPr>
+              <w:spacing w:before="20" w:after="20" w:line="240" w:lineRule="auto"/>
+            </w:pPr>
+            <w:r>
+              <w:rPr>
+                <w:rFonts w:ascii="Arial Narrow" w:hAnsi="Arial Narrow"/>
+                <w:sz w:val="18"/>
+              </w:rPr>
               <w:t>5,378</w:t>
             </w:r>
           </w:p>
@@ -8472,7 +9207,14 @@
             <w:tcW w:type="dxa" w:w="1425"/>
           </w:tcPr>
           <w:p>
-            <w:r>
+            <w:pPr>
+              <w:spacing w:before="20" w:after="20" w:line="240" w:lineRule="auto"/>
+            </w:pPr>
+            <w:r>
+              <w:rPr>
+                <w:rFonts w:ascii="Arial Narrow" w:hAnsi="Arial Narrow"/>
+                <w:sz w:val="18"/>
+              </w:rPr>
               <w:t>0.438</w:t>
             </w:r>
           </w:p>
@@ -8482,7 +9224,14 @@
             <w:tcW w:type="dxa" w:w="1425"/>
           </w:tcPr>
           <w:p>
-            <w:r>
+            <w:pPr>
+              <w:spacing w:before="20" w:after="20" w:line="240" w:lineRule="auto"/>
+            </w:pPr>
+            <w:r>
+              <w:rPr>
+                <w:rFonts w:ascii="Arial Narrow" w:hAnsi="Arial Narrow"/>
+                <w:sz w:val="18"/>
+              </w:rPr>
               <w:t>1.192</w:t>
             </w:r>
           </w:p>
@@ -8492,7 +9241,14 @@
             <w:tcW w:type="dxa" w:w="1425"/>
           </w:tcPr>
           <w:p>
-            <w:r>
+            <w:pPr>
+              <w:spacing w:before="20" w:after="20" w:line="240" w:lineRule="auto"/>
+            </w:pPr>
+            <w:r>
+              <w:rPr>
+                <w:rFonts w:ascii="Arial Narrow" w:hAnsi="Arial Narrow"/>
+                <w:sz w:val="18"/>
+              </w:rPr>
               <w:t>4,513</w:t>
             </w:r>
           </w:p>
@@ -8502,7 +9258,14 @@
             <w:tcW w:type="dxa" w:w="1425"/>
           </w:tcPr>
           <w:p>
-            <w:r>
+            <w:pPr>
+              <w:spacing w:before="20" w:after="20" w:line="240" w:lineRule="auto"/>
+            </w:pPr>
+            <w:r>
+              <w:rPr>
+                <w:rFonts w:ascii="Arial Narrow" w:hAnsi="Arial Narrow"/>
+                <w:sz w:val="18"/>
+              </w:rPr>
               <w:t>4,513</w:t>
             </w:r>
           </w:p>
@@ -8512,7 +9275,14 @@
             <w:tcW w:type="dxa" w:w="1425"/>
           </w:tcPr>
           <w:p>
-            <w:r>
+            <w:pPr>
+              <w:spacing w:before="20" w:after="20" w:line="240" w:lineRule="auto"/>
+            </w:pPr>
+            <w:r>
+              <w:rPr>
+                <w:rFonts w:ascii="Arial Narrow" w:hAnsi="Arial Narrow"/>
+                <w:sz w:val="18"/>
+              </w:rPr>
               <w:t>108,667,043</w:t>
             </w:r>
           </w:p>
@@ -8524,7 +9294,14 @@
             <w:tcW w:type="dxa" w:w="1425"/>
           </w:tcPr>
           <w:p>
-            <w:r>
+            <w:pPr>
+              <w:spacing w:before="20" w:after="20" w:line="240" w:lineRule="auto"/>
+            </w:pPr>
+            <w:r>
+              <w:rPr>
+                <w:rFonts w:ascii="Arial Narrow" w:hAnsi="Arial Narrow"/>
+                <w:sz w:val="18"/>
+              </w:rPr>
               <w:t>2</w:t>
             </w:r>
           </w:p>
@@ -8534,7 +9311,14 @@
             <w:tcW w:type="dxa" w:w="1425"/>
           </w:tcPr>
           <w:p>
-            <w:r>
+            <w:pPr>
+              <w:spacing w:before="20" w:after="20" w:line="240" w:lineRule="auto"/>
+            </w:pPr>
+            <w:r>
+              <w:rPr>
+                <w:rFonts w:ascii="Arial Narrow" w:hAnsi="Arial Narrow"/>
+                <w:sz w:val="18"/>
+              </w:rPr>
               <w:t>5,353</w:t>
             </w:r>
           </w:p>
@@ -8544,7 +9328,14 @@
             <w:tcW w:type="dxa" w:w="1425"/>
           </w:tcPr>
           <w:p>
-            <w:r>
+            <w:pPr>
+              <w:spacing w:before="20" w:after="20" w:line="240" w:lineRule="auto"/>
+            </w:pPr>
+            <w:r>
+              <w:rPr>
+                <w:rFonts w:ascii="Arial Narrow" w:hAnsi="Arial Narrow"/>
+                <w:sz w:val="18"/>
+              </w:rPr>
               <w:t>0.388</w:t>
             </w:r>
           </w:p>
@@ -8554,7 +9345,14 @@
             <w:tcW w:type="dxa" w:w="1425"/>
           </w:tcPr>
           <w:p>
-            <w:r>
+            <w:pPr>
+              <w:spacing w:before="20" w:after="20" w:line="240" w:lineRule="auto"/>
+            </w:pPr>
+            <w:r>
+              <w:rPr>
+                <w:rFonts w:ascii="Arial Narrow" w:hAnsi="Arial Narrow"/>
+                <w:sz w:val="18"/>
+              </w:rPr>
               <w:t>1.150</w:t>
             </w:r>
           </w:p>
@@ -8564,7 +9362,14 @@
             <w:tcW w:type="dxa" w:w="1425"/>
           </w:tcPr>
           <w:p>
-            <w:r>
+            <w:pPr>
+              <w:spacing w:before="20" w:after="20" w:line="240" w:lineRule="auto"/>
+            </w:pPr>
+            <w:r>
+              <w:rPr>
+                <w:rFonts w:ascii="Arial Narrow" w:hAnsi="Arial Narrow"/>
+                <w:sz w:val="18"/>
+              </w:rPr>
               <w:t>4,654</w:t>
             </w:r>
           </w:p>
@@ -8574,7 +9379,14 @@
             <w:tcW w:type="dxa" w:w="1425"/>
           </w:tcPr>
           <w:p>
-            <w:r>
+            <w:pPr>
+              <w:spacing w:before="20" w:after="20" w:line="240" w:lineRule="auto"/>
+            </w:pPr>
+            <w:r>
+              <w:rPr>
+                <w:rFonts w:ascii="Arial Narrow" w:hAnsi="Arial Narrow"/>
+                <w:sz w:val="18"/>
+              </w:rPr>
               <w:t>4,654</w:t>
             </w:r>
           </w:p>
@@ -8584,7 +9396,14 @@
             <w:tcW w:type="dxa" w:w="1425"/>
           </w:tcPr>
           <w:p>
-            <w:r>
+            <w:pPr>
+              <w:spacing w:before="20" w:after="20" w:line="240" w:lineRule="auto"/>
+            </w:pPr>
+            <w:r>
+              <w:rPr>
+                <w:rFonts w:ascii="Arial Narrow" w:hAnsi="Arial Narrow"/>
+                <w:sz w:val="18"/>
+              </w:rPr>
               <w:t>108,667,043</w:t>
             </w:r>
           </w:p>
@@ -8596,7 +9415,14 @@
             <w:tcW w:type="dxa" w:w="1425"/>
           </w:tcPr>
           <w:p>
-            <w:r>
+            <w:pPr>
+              <w:spacing w:before="20" w:after="20" w:line="240" w:lineRule="auto"/>
+            </w:pPr>
+            <w:r>
+              <w:rPr>
+                <w:rFonts w:ascii="Arial Narrow" w:hAnsi="Arial Narrow"/>
+                <w:sz w:val="18"/>
+              </w:rPr>
               <w:t>3</w:t>
             </w:r>
           </w:p>
@@ -8606,7 +9432,14 @@
             <w:tcW w:type="dxa" w:w="1425"/>
           </w:tcPr>
           <w:p>
-            <w:r>
+            <w:pPr>
+              <w:spacing w:before="20" w:after="20" w:line="240" w:lineRule="auto"/>
+            </w:pPr>
+            <w:r>
+              <w:rPr>
+                <w:rFonts w:ascii="Arial Narrow" w:hAnsi="Arial Narrow"/>
+                <w:sz w:val="18"/>
+              </w:rPr>
               <w:t>5,225</w:t>
             </w:r>
           </w:p>
@@ -8616,7 +9449,14 @@
             <w:tcW w:type="dxa" w:w="1425"/>
           </w:tcPr>
           <w:p>
-            <w:r>
+            <w:pPr>
+              <w:spacing w:before="20" w:after="20" w:line="240" w:lineRule="auto"/>
+            </w:pPr>
+            <w:r>
+              <w:rPr>
+                <w:rFonts w:ascii="Arial Narrow" w:hAnsi="Arial Narrow"/>
+                <w:sz w:val="18"/>
+              </w:rPr>
               <w:t>0.503</w:t>
             </w:r>
           </w:p>
@@ -8626,7 +9466,14 @@
             <w:tcW w:type="dxa" w:w="1425"/>
           </w:tcPr>
           <w:p>
-            <w:r>
+            <w:pPr>
+              <w:spacing w:before="20" w:after="20" w:line="240" w:lineRule="auto"/>
+            </w:pPr>
+            <w:r>
+              <w:rPr>
+                <w:rFonts w:ascii="Arial Narrow" w:hAnsi="Arial Narrow"/>
+                <w:sz w:val="18"/>
+              </w:rPr>
               <w:t>1.253</w:t>
             </w:r>
           </w:p>
@@ -8636,7 +9483,14 @@
             <w:tcW w:type="dxa" w:w="1425"/>
           </w:tcPr>
           <w:p>
-            <w:r>
+            <w:pPr>
+              <w:spacing w:before="20" w:after="20" w:line="240" w:lineRule="auto"/>
+            </w:pPr>
+            <w:r>
+              <w:rPr>
+                <w:rFonts w:ascii="Arial Narrow" w:hAnsi="Arial Narrow"/>
+                <w:sz w:val="18"/>
+              </w:rPr>
               <w:t>4,170</w:t>
             </w:r>
           </w:p>
@@ -8646,7 +9500,14 @@
             <w:tcW w:type="dxa" w:w="1425"/>
           </w:tcPr>
           <w:p>
-            <w:r>
+            <w:pPr>
+              <w:spacing w:before="20" w:after="20" w:line="240" w:lineRule="auto"/>
+            </w:pPr>
+            <w:r>
+              <w:rPr>
+                <w:rFonts w:ascii="Arial Narrow" w:hAnsi="Arial Narrow"/>
+                <w:sz w:val="18"/>
+              </w:rPr>
               <w:t>4,170</w:t>
             </w:r>
           </w:p>
@@ -8656,7 +9517,14 @@
             <w:tcW w:type="dxa" w:w="1425"/>
           </w:tcPr>
           <w:p>
-            <w:r>
+            <w:pPr>
+              <w:spacing w:before="20" w:after="20" w:line="240" w:lineRule="auto"/>
+            </w:pPr>
+            <w:r>
+              <w:rPr>
+                <w:rFonts w:ascii="Arial Narrow" w:hAnsi="Arial Narrow"/>
+                <w:sz w:val="18"/>
+              </w:rPr>
               <w:t>108,667,043</w:t>
             </w:r>
           </w:p>
@@ -8668,7 +9536,14 @@
             <w:tcW w:type="dxa" w:w="1425"/>
           </w:tcPr>
           <w:p>
-            <w:r>
+            <w:pPr>
+              <w:spacing w:before="20" w:after="20" w:line="240" w:lineRule="auto"/>
+            </w:pPr>
+            <w:r>
+              <w:rPr>
+                <w:rFonts w:ascii="Arial Narrow" w:hAnsi="Arial Narrow"/>
+                <w:sz w:val="18"/>
+              </w:rPr>
               <w:t>4</w:t>
             </w:r>
           </w:p>
@@ -8678,7 +9553,14 @@
             <w:tcW w:type="dxa" w:w="1425"/>
           </w:tcPr>
           <w:p>
-            <w:r>
+            <w:pPr>
+              <w:spacing w:before="20" w:after="20" w:line="240" w:lineRule="auto"/>
+            </w:pPr>
+            <w:r>
+              <w:rPr>
+                <w:rFonts w:ascii="Arial Narrow" w:hAnsi="Arial Narrow"/>
+                <w:sz w:val="18"/>
+              </w:rPr>
               <w:t>5,572</w:t>
             </w:r>
           </w:p>
@@ -8688,7 +9570,14 @@
             <w:tcW w:type="dxa" w:w="1425"/>
           </w:tcPr>
           <w:p>
-            <w:r>
+            <w:pPr>
+              <w:spacing w:before="20" w:after="20" w:line="240" w:lineRule="auto"/>
+            </w:pPr>
+            <w:r>
+              <w:rPr>
+                <w:rFonts w:ascii="Arial Narrow" w:hAnsi="Arial Narrow"/>
+                <w:sz w:val="18"/>
+              </w:rPr>
               <w:t>0.431</w:t>
             </w:r>
           </w:p>
@@ -8698,7 +9587,14 @@
             <w:tcW w:type="dxa" w:w="1425"/>
           </w:tcPr>
           <w:p>
-            <w:r>
+            <w:pPr>
+              <w:spacing w:before="20" w:after="20" w:line="240" w:lineRule="auto"/>
+            </w:pPr>
+            <w:r>
+              <w:rPr>
+                <w:rFonts w:ascii="Arial Narrow" w:hAnsi="Arial Narrow"/>
+                <w:sz w:val="18"/>
+              </w:rPr>
               <w:t>1.186</w:t>
             </w:r>
           </w:p>
@@ -8708,7 +9604,14 @@
             <w:tcW w:type="dxa" w:w="1425"/>
           </w:tcPr>
           <w:p>
-            <w:r>
+            <w:pPr>
+              <w:spacing w:before="20" w:after="20" w:line="240" w:lineRule="auto"/>
+            </w:pPr>
+            <w:r>
+              <w:rPr>
+                <w:rFonts w:ascii="Arial Narrow" w:hAnsi="Arial Narrow"/>
+                <w:sz w:val="18"/>
+              </w:rPr>
               <w:t>4,698</w:t>
             </w:r>
           </w:p>
@@ -8718,7 +9621,14 @@
             <w:tcW w:type="dxa" w:w="1425"/>
           </w:tcPr>
           <w:p>
-            <w:r>
+            <w:pPr>
+              <w:spacing w:before="20" w:after="20" w:line="240" w:lineRule="auto"/>
+            </w:pPr>
+            <w:r>
+              <w:rPr>
+                <w:rFonts w:ascii="Arial Narrow" w:hAnsi="Arial Narrow"/>
+                <w:sz w:val="18"/>
+              </w:rPr>
               <w:t>4,698</w:t>
             </w:r>
           </w:p>
@@ -8728,7 +9638,14 @@
             <w:tcW w:type="dxa" w:w="1425"/>
           </w:tcPr>
           <w:p>
-            <w:r>
+            <w:pPr>
+              <w:spacing w:before="20" w:after="20" w:line="240" w:lineRule="auto"/>
+            </w:pPr>
+            <w:r>
+              <w:rPr>
+                <w:rFonts w:ascii="Arial Narrow" w:hAnsi="Arial Narrow"/>
+                <w:sz w:val="18"/>
+              </w:rPr>
               <w:t>108,667,042</w:t>
             </w:r>
           </w:p>
@@ -8740,7 +9657,14 @@
             <w:tcW w:type="dxa" w:w="1425"/>
           </w:tcPr>
           <w:p>
-            <w:r>
+            <w:pPr>
+              <w:spacing w:before="20" w:after="20" w:line="240" w:lineRule="auto"/>
+            </w:pPr>
+            <w:r>
+              <w:rPr>
+                <w:rFonts w:ascii="Arial Narrow" w:hAnsi="Arial Narrow"/>
+                <w:sz w:val="18"/>
+              </w:rPr>
               <w:t>5</w:t>
             </w:r>
           </w:p>
@@ -8750,7 +9674,14 @@
             <w:tcW w:type="dxa" w:w="1425"/>
           </w:tcPr>
           <w:p>
-            <w:r>
+            <w:pPr>
+              <w:spacing w:before="20" w:after="20" w:line="240" w:lineRule="auto"/>
+            </w:pPr>
+            <w:r>
+              <w:rPr>
+                <w:rFonts w:ascii="Arial Narrow" w:hAnsi="Arial Narrow"/>
+                <w:sz w:val="18"/>
+              </w:rPr>
               <w:t>5,347</w:t>
             </w:r>
           </w:p>
@@ -8760,7 +9691,14 @@
             <w:tcW w:type="dxa" w:w="1425"/>
           </w:tcPr>
           <w:p>
-            <w:r>
+            <w:pPr>
+              <w:spacing w:before="20" w:after="20" w:line="240" w:lineRule="auto"/>
+            </w:pPr>
+            <w:r>
+              <w:rPr>
+                <w:rFonts w:ascii="Arial Narrow" w:hAnsi="Arial Narrow"/>
+                <w:sz w:val="18"/>
+              </w:rPr>
               <w:t>0.450</w:t>
             </w:r>
           </w:p>
@@ -8770,7 +9708,14 @@
             <w:tcW w:type="dxa" w:w="1425"/>
           </w:tcPr>
           <w:p>
-            <w:r>
+            <w:pPr>
+              <w:spacing w:before="20" w:after="20" w:line="240" w:lineRule="auto"/>
+            </w:pPr>
+            <w:r>
+              <w:rPr>
+                <w:rFonts w:ascii="Arial Narrow" w:hAnsi="Arial Narrow"/>
+                <w:sz w:val="18"/>
+              </w:rPr>
               <w:t>1.202</w:t>
             </w:r>
           </w:p>
@@ -8780,7 +9725,14 @@
             <w:tcW w:type="dxa" w:w="1425"/>
           </w:tcPr>
           <w:p>
-            <w:r>
+            <w:pPr>
+              <w:spacing w:before="20" w:after="20" w:line="240" w:lineRule="auto"/>
+            </w:pPr>
+            <w:r>
+              <w:rPr>
+                <w:rFonts w:ascii="Arial Narrow" w:hAnsi="Arial Narrow"/>
+                <w:sz w:val="18"/>
+              </w:rPr>
               <w:t>4,447</w:t>
             </w:r>
           </w:p>
@@ -8790,7 +9742,14 @@
             <w:tcW w:type="dxa" w:w="1425"/>
           </w:tcPr>
           <w:p>
-            <w:r>
+            <w:pPr>
+              <w:spacing w:before="20" w:after="20" w:line="240" w:lineRule="auto"/>
+            </w:pPr>
+            <w:r>
+              <w:rPr>
+                <w:rFonts w:ascii="Arial Narrow" w:hAnsi="Arial Narrow"/>
+                <w:sz w:val="18"/>
+              </w:rPr>
               <w:t>4,447</w:t>
             </w:r>
           </w:p>
@@ -8800,7 +9759,14 @@
             <w:tcW w:type="dxa" w:w="1425"/>
           </w:tcPr>
           <w:p>
-            <w:r>
+            <w:pPr>
+              <w:spacing w:before="20" w:after="20" w:line="240" w:lineRule="auto"/>
+            </w:pPr>
+            <w:r>
+              <w:rPr>
+                <w:rFonts w:ascii="Arial Narrow" w:hAnsi="Arial Narrow"/>
+                <w:sz w:val="18"/>
+              </w:rPr>
               <w:t>108,667,043</w:t>
             </w:r>
           </w:p>
@@ -8812,7 +9778,14 @@
             <w:tcW w:type="dxa" w:w="1425"/>
           </w:tcPr>
           <w:p>
-            <w:r>
+            <w:pPr>
+              <w:spacing w:before="20" w:after="20" w:line="240" w:lineRule="auto"/>
+            </w:pPr>
+            <w:r>
+              <w:rPr>
+                <w:rFonts w:ascii="Arial Narrow" w:hAnsi="Arial Narrow"/>
+                <w:sz w:val="18"/>
+              </w:rPr>
               <w:t>6</w:t>
             </w:r>
           </w:p>
@@ -8822,7 +9795,14 @@
             <w:tcW w:type="dxa" w:w="1425"/>
           </w:tcPr>
           <w:p>
-            <w:r>
+            <w:pPr>
+              <w:spacing w:before="20" w:after="20" w:line="240" w:lineRule="auto"/>
+            </w:pPr>
+            <w:r>
+              <w:rPr>
+                <w:rFonts w:ascii="Arial Narrow" w:hAnsi="Arial Narrow"/>
+                <w:sz w:val="18"/>
+              </w:rPr>
               <w:t>5,261</w:t>
             </w:r>
           </w:p>
@@ -8832,7 +9812,14 @@
             <w:tcW w:type="dxa" w:w="1425"/>
           </w:tcPr>
           <w:p>
-            <w:r>
+            <w:pPr>
+              <w:spacing w:before="20" w:after="20" w:line="240" w:lineRule="auto"/>
+            </w:pPr>
+            <w:r>
+              <w:rPr>
+                <w:rFonts w:ascii="Arial Narrow" w:hAnsi="Arial Narrow"/>
+                <w:sz w:val="18"/>
+              </w:rPr>
               <w:t>0.432</w:t>
             </w:r>
           </w:p>
@@ -8842,7 +9829,14 @@
             <w:tcW w:type="dxa" w:w="1425"/>
           </w:tcPr>
           <w:p>
-            <w:r>
+            <w:pPr>
+              <w:spacing w:before="20" w:after="20" w:line="240" w:lineRule="auto"/>
+            </w:pPr>
+            <w:r>
+              <w:rPr>
+                <w:rFonts w:ascii="Arial Narrow" w:hAnsi="Arial Narrow"/>
+                <w:sz w:val="18"/>
+              </w:rPr>
               <w:t>1.187</w:t>
             </w:r>
           </w:p>
@@ -8852,7 +9846,14 @@
             <w:tcW w:type="dxa" w:w="1425"/>
           </w:tcPr>
           <w:p>
-            <w:r>
+            <w:pPr>
+              <w:spacing w:before="20" w:after="20" w:line="240" w:lineRule="auto"/>
+            </w:pPr>
+            <w:r>
+              <w:rPr>
+                <w:rFonts w:ascii="Arial Narrow" w:hAnsi="Arial Narrow"/>
+                <w:sz w:val="18"/>
+              </w:rPr>
               <w:t>4,434</w:t>
             </w:r>
           </w:p>
@@ -8862,7 +9863,14 @@
             <w:tcW w:type="dxa" w:w="1425"/>
           </w:tcPr>
           <w:p>
-            <w:r>
+            <w:pPr>
+              <w:spacing w:before="20" w:after="20" w:line="240" w:lineRule="auto"/>
+            </w:pPr>
+            <w:r>
+              <w:rPr>
+                <w:rFonts w:ascii="Arial Narrow" w:hAnsi="Arial Narrow"/>
+                <w:sz w:val="18"/>
+              </w:rPr>
               <w:t>4,434</w:t>
             </w:r>
           </w:p>
@@ -8872,7 +9880,14 @@
             <w:tcW w:type="dxa" w:w="1425"/>
           </w:tcPr>
           <w:p>
-            <w:r>
+            <w:pPr>
+              <w:spacing w:before="20" w:after="20" w:line="240" w:lineRule="auto"/>
+            </w:pPr>
+            <w:r>
+              <w:rPr>
+                <w:rFonts w:ascii="Arial Narrow" w:hAnsi="Arial Narrow"/>
+                <w:sz w:val="18"/>
+              </w:rPr>
               <w:t>108,667,043</w:t>
             </w:r>
           </w:p>
@@ -8884,7 +9899,14 @@
             <w:tcW w:type="dxa" w:w="1425"/>
           </w:tcPr>
           <w:p>
-            <w:r>
+            <w:pPr>
+              <w:spacing w:before="20" w:after="20" w:line="240" w:lineRule="auto"/>
+            </w:pPr>
+            <w:r>
+              <w:rPr>
+                <w:rFonts w:ascii="Arial Narrow" w:hAnsi="Arial Narrow"/>
+                <w:sz w:val="18"/>
+              </w:rPr>
               <w:t>7</w:t>
             </w:r>
           </w:p>
@@ -8894,7 +9916,14 @@
             <w:tcW w:type="dxa" w:w="1425"/>
           </w:tcPr>
           <w:p>
-            <w:r>
+            <w:pPr>
+              <w:spacing w:before="20" w:after="20" w:line="240" w:lineRule="auto"/>
+            </w:pPr>
+            <w:r>
+              <w:rPr>
+                <w:rFonts w:ascii="Arial Narrow" w:hAnsi="Arial Narrow"/>
+                <w:sz w:val="18"/>
+              </w:rPr>
               <w:t>5,046</w:t>
             </w:r>
           </w:p>
@@ -8904,7 +9933,14 @@
             <w:tcW w:type="dxa" w:w="1425"/>
           </w:tcPr>
           <w:p>
-            <w:r>
+            <w:pPr>
+              <w:spacing w:before="20" w:after="20" w:line="240" w:lineRule="auto"/>
+            </w:pPr>
+            <w:r>
+              <w:rPr>
+                <w:rFonts w:ascii="Arial Narrow" w:hAnsi="Arial Narrow"/>
+                <w:sz w:val="18"/>
+              </w:rPr>
               <w:t>0.449</w:t>
             </w:r>
           </w:p>
@@ -8914,7 +9950,14 @@
             <w:tcW w:type="dxa" w:w="1425"/>
           </w:tcPr>
           <w:p>
-            <w:r>
+            <w:pPr>
+              <w:spacing w:before="20" w:after="20" w:line="240" w:lineRule="auto"/>
+            </w:pPr>
+            <w:r>
+              <w:rPr>
+                <w:rFonts w:ascii="Arial Narrow" w:hAnsi="Arial Narrow"/>
+                <w:sz w:val="18"/>
+              </w:rPr>
               <w:t>1.202</w:t>
             </w:r>
           </w:p>
@@ -8924,7 +9967,14 @@
             <w:tcW w:type="dxa" w:w="1425"/>
           </w:tcPr>
           <w:p>
-            <w:r>
+            <w:pPr>
+              <w:spacing w:before="20" w:after="20" w:line="240" w:lineRule="auto"/>
+            </w:pPr>
+            <w:r>
+              <w:rPr>
+                <w:rFonts w:ascii="Arial Narrow" w:hAnsi="Arial Narrow"/>
+                <w:sz w:val="18"/>
+              </w:rPr>
               <w:t>4,199</w:t>
             </w:r>
           </w:p>
@@ -8934,7 +9984,14 @@
             <w:tcW w:type="dxa" w:w="1425"/>
           </w:tcPr>
           <w:p>
-            <w:r>
+            <w:pPr>
+              <w:spacing w:before="20" w:after="20" w:line="240" w:lineRule="auto"/>
+            </w:pPr>
+            <w:r>
+              <w:rPr>
+                <w:rFonts w:ascii="Arial Narrow" w:hAnsi="Arial Narrow"/>
+                <w:sz w:val="18"/>
+              </w:rPr>
               <w:t>4,199</w:t>
             </w:r>
           </w:p>
@@ -8944,7 +10001,14 @@
             <w:tcW w:type="dxa" w:w="1425"/>
           </w:tcPr>
           <w:p>
-            <w:r>
+            <w:pPr>
+              <w:spacing w:before="20" w:after="20" w:line="240" w:lineRule="auto"/>
+            </w:pPr>
+            <w:r>
+              <w:rPr>
+                <w:rFonts w:ascii="Arial Narrow" w:hAnsi="Arial Narrow"/>
+                <w:sz w:val="18"/>
+              </w:rPr>
               <w:t>108,667,043</w:t>
             </w:r>
           </w:p>
@@ -8956,7 +10020,14 @@
             <w:tcW w:type="dxa" w:w="1425"/>
           </w:tcPr>
           <w:p>
-            <w:r>
+            <w:pPr>
+              <w:spacing w:before="20" w:after="20" w:line="240" w:lineRule="auto"/>
+            </w:pPr>
+            <w:r>
+              <w:rPr>
+                <w:rFonts w:ascii="Arial Narrow" w:hAnsi="Arial Narrow"/>
+                <w:sz w:val="18"/>
+              </w:rPr>
               <w:t>8</w:t>
             </w:r>
           </w:p>
@@ -8966,7 +10037,14 @@
             <w:tcW w:type="dxa" w:w="1425"/>
           </w:tcPr>
           <w:p>
-            <w:r>
+            <w:pPr>
+              <w:spacing w:before="20" w:after="20" w:line="240" w:lineRule="auto"/>
+            </w:pPr>
+            <w:r>
+              <w:rPr>
+                <w:rFonts w:ascii="Arial Narrow" w:hAnsi="Arial Narrow"/>
+                <w:sz w:val="18"/>
+              </w:rPr>
               <w:t>5,013</w:t>
             </w:r>
           </w:p>
@@ -8976,7 +10054,14 @@
             <w:tcW w:type="dxa" w:w="1425"/>
           </w:tcPr>
           <w:p>
-            <w:r>
+            <w:pPr>
+              <w:spacing w:before="20" w:after="20" w:line="240" w:lineRule="auto"/>
+            </w:pPr>
+            <w:r>
+              <w:rPr>
+                <w:rFonts w:ascii="Arial Narrow" w:hAnsi="Arial Narrow"/>
+                <w:sz w:val="18"/>
+              </w:rPr>
               <w:t>0.488</w:t>
             </w:r>
           </w:p>
@@ -8986,7 +10071,14 @@
             <w:tcW w:type="dxa" w:w="1425"/>
           </w:tcPr>
           <w:p>
-            <w:r>
+            <w:pPr>
+              <w:spacing w:before="20" w:after="20" w:line="240" w:lineRule="auto"/>
+            </w:pPr>
+            <w:r>
+              <w:rPr>
+                <w:rFonts w:ascii="Arial Narrow" w:hAnsi="Arial Narrow"/>
+                <w:sz w:val="18"/>
+              </w:rPr>
               <w:t>1.239</w:t>
             </w:r>
           </w:p>
@@ -8996,7 +10088,14 @@
             <w:tcW w:type="dxa" w:w="1425"/>
           </w:tcPr>
           <w:p>
-            <w:r>
+            <w:pPr>
+              <w:spacing w:before="20" w:after="20" w:line="240" w:lineRule="auto"/>
+            </w:pPr>
+            <w:r>
+              <w:rPr>
+                <w:rFonts w:ascii="Arial Narrow" w:hAnsi="Arial Narrow"/>
+                <w:sz w:val="18"/>
+              </w:rPr>
               <w:t>4,047</w:t>
             </w:r>
           </w:p>
@@ -9006,7 +10105,14 @@
             <w:tcW w:type="dxa" w:w="1425"/>
           </w:tcPr>
           <w:p>
-            <w:r>
+            <w:pPr>
+              <w:spacing w:before="20" w:after="20" w:line="240" w:lineRule="auto"/>
+            </w:pPr>
+            <w:r>
+              <w:rPr>
+                <w:rFonts w:ascii="Arial Narrow" w:hAnsi="Arial Narrow"/>
+                <w:sz w:val="18"/>
+              </w:rPr>
               <w:t>4,047</w:t>
             </w:r>
           </w:p>
@@ -9016,7 +10122,14 @@
             <w:tcW w:type="dxa" w:w="1425"/>
           </w:tcPr>
           <w:p>
-            <w:r>
+            <w:pPr>
+              <w:spacing w:before="20" w:after="20" w:line="240" w:lineRule="auto"/>
+            </w:pPr>
+            <w:r>
+              <w:rPr>
+                <w:rFonts w:ascii="Arial Narrow" w:hAnsi="Arial Narrow"/>
+                <w:sz w:val="18"/>
+              </w:rPr>
               <w:t>108,667,043</w:t>
             </w:r>
           </w:p>
@@ -9052,7 +10165,15 @@
             <w:tcW w:type="dxa" w:w="1425"/>
           </w:tcPr>
           <w:p>
-            <w:r>
+            <w:pPr>
+              <w:spacing w:before="20" w:after="20" w:line="240" w:lineRule="auto"/>
+            </w:pPr>
+            <w:r>
+              <w:rPr>
+                <w:rFonts w:ascii="Arial Narrow" w:hAnsi="Arial Narrow"/>
+                <w:b/>
+                <w:sz w:val="18"/>
+              </w:rPr>
               <w:t>round</w:t>
             </w:r>
           </w:p>
@@ -9062,7 +10183,15 @@
             <w:tcW w:type="dxa" w:w="1425"/>
           </w:tcPr>
           <w:p>
-            <w:r>
+            <w:pPr>
+              <w:spacing w:before="20" w:after="20" w:line="240" w:lineRule="auto"/>
+            </w:pPr>
+            <w:r>
+              <w:rPr>
+                <w:rFonts w:ascii="Arial Narrow" w:hAnsi="Arial Narrow"/>
+                <w:b/>
+                <w:sz w:val="18"/>
+              </w:rPr>
               <w:t>N_hh</w:t>
             </w:r>
           </w:p>
@@ -9072,7 +10201,15 @@
             <w:tcW w:type="dxa" w:w="1425"/>
           </w:tcPr>
           <w:p>
-            <w:r>
+            <w:pPr>
+              <w:spacing w:before="20" w:after="20" w:line="240" w:lineRule="auto"/>
+            </w:pPr>
+            <w:r>
+              <w:rPr>
+                <w:rFonts w:ascii="Arial Narrow" w:hAnsi="Arial Narrow"/>
+                <w:b/>
+                <w:sz w:val="18"/>
+              </w:rPr>
               <w:t>CV_hhw</w:t>
             </w:r>
           </w:p>
@@ -9082,7 +10219,15 @@
             <w:tcW w:type="dxa" w:w="1425"/>
           </w:tcPr>
           <w:p>
-            <w:r>
+            <w:pPr>
+              <w:spacing w:before="20" w:after="20" w:line="240" w:lineRule="auto"/>
+            </w:pPr>
+            <w:r>
+              <w:rPr>
+                <w:rFonts w:ascii="Arial Narrow" w:hAnsi="Arial Narrow"/>
+                <w:b/>
+                <w:sz w:val="18"/>
+              </w:rPr>
               <w:t>DEFFw_hhw</w:t>
             </w:r>
           </w:p>
@@ -9092,7 +10237,15 @@
             <w:tcW w:type="dxa" w:w="1425"/>
           </w:tcPr>
           <w:p>
-            <w:r>
+            <w:pPr>
+              <w:spacing w:before="20" w:after="20" w:line="240" w:lineRule="auto"/>
+            </w:pPr>
+            <w:r>
+              <w:rPr>
+                <w:rFonts w:ascii="Arial Narrow" w:hAnsi="Arial Narrow"/>
+                <w:b/>
+                <w:sz w:val="18"/>
+              </w:rPr>
               <w:t>ESS_hhw</w:t>
             </w:r>
           </w:p>
@@ -9102,7 +10255,15 @@
             <w:tcW w:type="dxa" w:w="1425"/>
           </w:tcPr>
           <w:p>
-            <w:r>
+            <w:pPr>
+              <w:spacing w:before="20" w:after="20" w:line="240" w:lineRule="auto"/>
+            </w:pPr>
+            <w:r>
+              <w:rPr>
+                <w:rFonts w:ascii="Arial Narrow" w:hAnsi="Arial Narrow"/>
+                <w:b/>
+                <w:sz w:val="18"/>
+              </w:rPr>
               <w:t>CV_popw</w:t>
             </w:r>
           </w:p>
@@ -9112,7 +10273,15 @@
             <w:tcW w:type="dxa" w:w="1425"/>
           </w:tcPr>
           <w:p>
-            <w:r>
+            <w:pPr>
+              <w:spacing w:before="20" w:after="20" w:line="240" w:lineRule="auto"/>
+            </w:pPr>
+            <w:r>
+              <w:rPr>
+                <w:rFonts w:ascii="Arial Narrow" w:hAnsi="Arial Narrow"/>
+                <w:b/>
+                <w:sz w:val="18"/>
+              </w:rPr>
               <w:t>ESS_popw</w:t>
             </w:r>
           </w:p>
@@ -9124,7 +10293,14 @@
             <w:tcW w:type="dxa" w:w="1425"/>
           </w:tcPr>
           <w:p>
-            <w:r>
+            <w:pPr>
+              <w:spacing w:before="20" w:after="20" w:line="240" w:lineRule="auto"/>
+            </w:pPr>
+            <w:r>
+              <w:rPr>
+                <w:rFonts w:ascii="Arial Narrow" w:hAnsi="Arial Narrow"/>
+                <w:sz w:val="18"/>
+              </w:rPr>
               <w:t>1</w:t>
             </w:r>
           </w:p>
@@ -9134,7 +10310,14 @@
             <w:tcW w:type="dxa" w:w="1425"/>
           </w:tcPr>
           <w:p>
-            <w:r>
+            <w:pPr>
+              <w:spacing w:before="20" w:after="20" w:line="240" w:lineRule="auto"/>
+            </w:pPr>
+            <w:r>
+              <w:rPr>
+                <w:rFonts w:ascii="Arial Narrow" w:hAnsi="Arial Narrow"/>
+                <w:sz w:val="18"/>
+              </w:rPr>
               <w:t>1,239</w:t>
             </w:r>
           </w:p>
@@ -9144,7 +10327,14 @@
             <w:tcW w:type="dxa" w:w="1425"/>
           </w:tcPr>
           <w:p>
-            <w:r>
+            <w:pPr>
+              <w:spacing w:before="20" w:after="20" w:line="240" w:lineRule="auto"/>
+            </w:pPr>
+            <w:r>
+              <w:rPr>
+                <w:rFonts w:ascii="Arial Narrow" w:hAnsi="Arial Narrow"/>
+                <w:sz w:val="18"/>
+              </w:rPr>
               <w:t>0.346</w:t>
             </w:r>
           </w:p>
@@ -9154,7 +10344,14 @@
             <w:tcW w:type="dxa" w:w="1425"/>
           </w:tcPr>
           <w:p>
-            <w:r>
+            <w:pPr>
+              <w:spacing w:before="20" w:after="20" w:line="240" w:lineRule="auto"/>
+            </w:pPr>
+            <w:r>
+              <w:rPr>
+                <w:rFonts w:ascii="Arial Narrow" w:hAnsi="Arial Narrow"/>
+                <w:sz w:val="18"/>
+              </w:rPr>
               <w:t>1.120</w:t>
             </w:r>
           </w:p>
@@ -9164,7 +10361,14 @@
             <w:tcW w:type="dxa" w:w="1425"/>
           </w:tcPr>
           <w:p>
-            <w:r>
+            <w:pPr>
+              <w:spacing w:before="20" w:after="20" w:line="240" w:lineRule="auto"/>
+            </w:pPr>
+            <w:r>
+              <w:rPr>
+                <w:rFonts w:ascii="Arial Narrow" w:hAnsi="Arial Narrow"/>
+                <w:sz w:val="18"/>
+              </w:rPr>
               <w:t>1,107</w:t>
             </w:r>
           </w:p>
@@ -9174,7 +10378,14 @@
             <w:tcW w:type="dxa" w:w="1425"/>
           </w:tcPr>
           <w:p>
-            <w:r>
+            <w:pPr>
+              <w:spacing w:before="20" w:after="20" w:line="240" w:lineRule="auto"/>
+            </w:pPr>
+            <w:r>
+              <w:rPr>
+                <w:rFonts w:ascii="Arial Narrow" w:hAnsi="Arial Narrow"/>
+                <w:sz w:val="18"/>
+              </w:rPr>
               <w:t>0.631</w:t>
             </w:r>
           </w:p>
@@ -9184,7 +10395,14 @@
             <w:tcW w:type="dxa" w:w="1425"/>
           </w:tcPr>
           <w:p>
-            <w:r>
+            <w:pPr>
+              <w:spacing w:before="20" w:after="20" w:line="240" w:lineRule="auto"/>
+            </w:pPr>
+            <w:r>
+              <w:rPr>
+                <w:rFonts w:ascii="Arial Narrow" w:hAnsi="Arial Narrow"/>
+                <w:sz w:val="18"/>
+              </w:rPr>
               <w:t>886</w:t>
             </w:r>
           </w:p>
@@ -9196,7 +10414,14 @@
             <w:tcW w:type="dxa" w:w="1425"/>
           </w:tcPr>
           <w:p>
-            <w:r>
+            <w:pPr>
+              <w:spacing w:before="20" w:after="20" w:line="240" w:lineRule="auto"/>
+            </w:pPr>
+            <w:r>
+              <w:rPr>
+                <w:rFonts w:ascii="Arial Narrow" w:hAnsi="Arial Narrow"/>
+                <w:sz w:val="18"/>
+              </w:rPr>
               <w:t>2</w:t>
             </w:r>
           </w:p>
@@ -9206,7 +10431,14 @@
             <w:tcW w:type="dxa" w:w="1425"/>
           </w:tcPr>
           <w:p>
-            <w:r>
+            <w:pPr>
+              <w:spacing w:before="20" w:after="20" w:line="240" w:lineRule="auto"/>
+            </w:pPr>
+            <w:r>
+              <w:rPr>
+                <w:rFonts w:ascii="Arial Narrow" w:hAnsi="Arial Narrow"/>
+                <w:sz w:val="18"/>
+              </w:rPr>
               <w:t>1,193</w:t>
             </w:r>
           </w:p>
@@ -9216,7 +10448,14 @@
             <w:tcW w:type="dxa" w:w="1425"/>
           </w:tcPr>
           <w:p>
-            <w:r>
+            <w:pPr>
+              <w:spacing w:before="20" w:after="20" w:line="240" w:lineRule="auto"/>
+            </w:pPr>
+            <w:r>
+              <w:rPr>
+                <w:rFonts w:ascii="Arial Narrow" w:hAnsi="Arial Narrow"/>
+                <w:sz w:val="18"/>
+              </w:rPr>
               <w:t>0.305</w:t>
             </w:r>
           </w:p>
@@ -9226,7 +10465,14 @@
             <w:tcW w:type="dxa" w:w="1425"/>
           </w:tcPr>
           <w:p>
-            <w:r>
+            <w:pPr>
+              <w:spacing w:before="20" w:after="20" w:line="240" w:lineRule="auto"/>
+            </w:pPr>
+            <w:r>
+              <w:rPr>
+                <w:rFonts w:ascii="Arial Narrow" w:hAnsi="Arial Narrow"/>
+                <w:sz w:val="18"/>
+              </w:rPr>
               <w:t>1.093</w:t>
             </w:r>
           </w:p>
@@ -9236,7 +10482,14 @@
             <w:tcW w:type="dxa" w:w="1425"/>
           </w:tcPr>
           <w:p>
-            <w:r>
+            <w:pPr>
+              <w:spacing w:before="20" w:after="20" w:line="240" w:lineRule="auto"/>
+            </w:pPr>
+            <w:r>
+              <w:rPr>
+                <w:rFonts w:ascii="Arial Narrow" w:hAnsi="Arial Narrow"/>
+                <w:sz w:val="18"/>
+              </w:rPr>
               <w:t>1,091</w:t>
             </w:r>
           </w:p>
@@ -9246,7 +10499,14 @@
             <w:tcW w:type="dxa" w:w="1425"/>
           </w:tcPr>
           <w:p>
-            <w:r>
+            <w:pPr>
+              <w:spacing w:before="20" w:after="20" w:line="240" w:lineRule="auto"/>
+            </w:pPr>
+            <w:r>
+              <w:rPr>
+                <w:rFonts w:ascii="Arial Narrow" w:hAnsi="Arial Narrow"/>
+                <w:sz w:val="18"/>
+              </w:rPr>
               <w:t>0.567</w:t>
             </w:r>
           </w:p>
@@ -9256,7 +10516,14 @@
             <w:tcW w:type="dxa" w:w="1425"/>
           </w:tcPr>
           <w:p>
-            <w:r>
+            <w:pPr>
+              <w:spacing w:before="20" w:after="20" w:line="240" w:lineRule="auto"/>
+            </w:pPr>
+            <w:r>
+              <w:rPr>
+                <w:rFonts w:ascii="Arial Narrow" w:hAnsi="Arial Narrow"/>
+                <w:sz w:val="18"/>
+              </w:rPr>
               <w:t>902</w:t>
             </w:r>
           </w:p>
@@ -9268,7 +10535,14 @@
             <w:tcW w:type="dxa" w:w="1425"/>
           </w:tcPr>
           <w:p>
-            <w:r>
+            <w:pPr>
+              <w:spacing w:before="20" w:after="20" w:line="240" w:lineRule="auto"/>
+            </w:pPr>
+            <w:r>
+              <w:rPr>
+                <w:rFonts w:ascii="Arial Narrow" w:hAnsi="Arial Narrow"/>
+                <w:sz w:val="18"/>
+              </w:rPr>
               <w:t>3</w:t>
             </w:r>
           </w:p>
@@ -9278,7 +10552,14 @@
             <w:tcW w:type="dxa" w:w="1425"/>
           </w:tcPr>
           <w:p>
-            <w:r>
+            <w:pPr>
+              <w:spacing w:before="20" w:after="20" w:line="240" w:lineRule="auto"/>
+            </w:pPr>
+            <w:r>
+              <w:rPr>
+                <w:rFonts w:ascii="Arial Narrow" w:hAnsi="Arial Narrow"/>
+                <w:sz w:val="18"/>
+              </w:rPr>
               <w:t>1,174</w:t>
             </w:r>
           </w:p>
@@ -9288,7 +10569,14 @@
             <w:tcW w:type="dxa" w:w="1425"/>
           </w:tcPr>
           <w:p>
-            <w:r>
+            <w:pPr>
+              <w:spacing w:before="20" w:after="20" w:line="240" w:lineRule="auto"/>
+            </w:pPr>
+            <w:r>
+              <w:rPr>
+                <w:rFonts w:ascii="Arial Narrow" w:hAnsi="Arial Narrow"/>
+                <w:sz w:val="18"/>
+              </w:rPr>
               <w:t>0.433</w:t>
             </w:r>
           </w:p>
@@ -9298,7 +10586,14 @@
             <w:tcW w:type="dxa" w:w="1425"/>
           </w:tcPr>
           <w:p>
-            <w:r>
+            <w:pPr>
+              <w:spacing w:before="20" w:after="20" w:line="240" w:lineRule="auto"/>
+            </w:pPr>
+            <w:r>
+              <w:rPr>
+                <w:rFonts w:ascii="Arial Narrow" w:hAnsi="Arial Narrow"/>
+                <w:sz w:val="18"/>
+              </w:rPr>
               <w:t>1.187</w:t>
             </w:r>
           </w:p>
@@ -9308,7 +10603,14 @@
             <w:tcW w:type="dxa" w:w="1425"/>
           </w:tcPr>
           <w:p>
-            <w:r>
+            <w:pPr>
+              <w:spacing w:before="20" w:after="20" w:line="240" w:lineRule="auto"/>
+            </w:pPr>
+            <w:r>
+              <w:rPr>
+                <w:rFonts w:ascii="Arial Narrow" w:hAnsi="Arial Narrow"/>
+                <w:sz w:val="18"/>
+              </w:rPr>
               <w:t>989</w:t>
             </w:r>
           </w:p>
@@ -9318,7 +10620,14 @@
             <w:tcW w:type="dxa" w:w="1425"/>
           </w:tcPr>
           <w:p>
-            <w:r>
+            <w:pPr>
+              <w:spacing w:before="20" w:after="20" w:line="240" w:lineRule="auto"/>
+            </w:pPr>
+            <w:r>
+              <w:rPr>
+                <w:rFonts w:ascii="Arial Narrow" w:hAnsi="Arial Narrow"/>
+                <w:sz w:val="18"/>
+              </w:rPr>
               <w:t>0.667</w:t>
             </w:r>
           </w:p>
@@ -9328,7 +10637,14 @@
             <w:tcW w:type="dxa" w:w="1425"/>
           </w:tcPr>
           <w:p>
-            <w:r>
+            <w:pPr>
+              <w:spacing w:before="20" w:after="20" w:line="240" w:lineRule="auto"/>
+            </w:pPr>
+            <w:r>
+              <w:rPr>
+                <w:rFonts w:ascii="Arial Narrow" w:hAnsi="Arial Narrow"/>
+                <w:sz w:val="18"/>
+              </w:rPr>
               <w:t>813</w:t>
             </w:r>
           </w:p>
@@ -9340,7 +10656,14 @@
             <w:tcW w:type="dxa" w:w="1425"/>
           </w:tcPr>
           <w:p>
-            <w:r>
+            <w:pPr>
+              <w:spacing w:before="20" w:after="20" w:line="240" w:lineRule="auto"/>
+            </w:pPr>
+            <w:r>
+              <w:rPr>
+                <w:rFonts w:ascii="Arial Narrow" w:hAnsi="Arial Narrow"/>
+                <w:sz w:val="18"/>
+              </w:rPr>
               <w:t>4</w:t>
             </w:r>
           </w:p>
@@ -9350,7 +10673,14 @@
             <w:tcW w:type="dxa" w:w="1425"/>
           </w:tcPr>
           <w:p>
-            <w:r>
+            <w:pPr>
+              <w:spacing w:before="20" w:after="20" w:line="240" w:lineRule="auto"/>
+            </w:pPr>
+            <w:r>
+              <w:rPr>
+                <w:rFonts w:ascii="Arial Narrow" w:hAnsi="Arial Narrow"/>
+                <w:sz w:val="18"/>
+              </w:rPr>
               <w:t>1,243</w:t>
             </w:r>
           </w:p>
@@ -9360,7 +10690,14 @@
             <w:tcW w:type="dxa" w:w="1425"/>
           </w:tcPr>
           <w:p>
-            <w:r>
+            <w:pPr>
+              <w:spacing w:before="20" w:after="20" w:line="240" w:lineRule="auto"/>
+            </w:pPr>
+            <w:r>
+              <w:rPr>
+                <w:rFonts w:ascii="Arial Narrow" w:hAnsi="Arial Narrow"/>
+                <w:sz w:val="18"/>
+              </w:rPr>
               <w:t>0.362</w:t>
             </w:r>
           </w:p>
@@ -9370,7 +10707,14 @@
             <w:tcW w:type="dxa" w:w="1425"/>
           </w:tcPr>
           <w:p>
-            <w:r>
+            <w:pPr>
+              <w:spacing w:before="20" w:after="20" w:line="240" w:lineRule="auto"/>
+            </w:pPr>
+            <w:r>
+              <w:rPr>
+                <w:rFonts w:ascii="Arial Narrow" w:hAnsi="Arial Narrow"/>
+                <w:sz w:val="18"/>
+              </w:rPr>
               <w:t>1.131</w:t>
             </w:r>
           </w:p>
@@ -9380,7 +10724,14 @@
             <w:tcW w:type="dxa" w:w="1425"/>
           </w:tcPr>
           <w:p>
-            <w:r>
+            <w:pPr>
+              <w:spacing w:before="20" w:after="20" w:line="240" w:lineRule="auto"/>
+            </w:pPr>
+            <w:r>
+              <w:rPr>
+                <w:rFonts w:ascii="Arial Narrow" w:hAnsi="Arial Narrow"/>
+                <w:sz w:val="18"/>
+              </w:rPr>
               <w:t>1,099</w:t>
             </w:r>
           </w:p>
@@ -9390,7 +10741,14 @@
             <w:tcW w:type="dxa" w:w="1425"/>
           </w:tcPr>
           <w:p>
-            <w:r>
+            <w:pPr>
+              <w:spacing w:before="20" w:after="20" w:line="240" w:lineRule="auto"/>
+            </w:pPr>
+            <w:r>
+              <w:rPr>
+                <w:rFonts w:ascii="Arial Narrow" w:hAnsi="Arial Narrow"/>
+                <w:sz w:val="18"/>
+              </w:rPr>
               <w:t>0.613</w:t>
             </w:r>
           </w:p>
@@ -9400,7 +10758,14 @@
             <w:tcW w:type="dxa" w:w="1425"/>
           </w:tcPr>
           <w:p>
-            <w:r>
+            <w:pPr>
+              <w:spacing w:before="20" w:after="20" w:line="240" w:lineRule="auto"/>
+            </w:pPr>
+            <w:r>
+              <w:rPr>
+                <w:rFonts w:ascii="Arial Narrow" w:hAnsi="Arial Narrow"/>
+                <w:sz w:val="18"/>
+              </w:rPr>
               <w:t>903</w:t>
             </w:r>
           </w:p>
@@ -9412,7 +10777,14 @@
             <w:tcW w:type="dxa" w:w="1425"/>
           </w:tcPr>
           <w:p>
-            <w:r>
+            <w:pPr>
+              <w:spacing w:before="20" w:after="20" w:line="240" w:lineRule="auto"/>
+            </w:pPr>
+            <w:r>
+              <w:rPr>
+                <w:rFonts w:ascii="Arial Narrow" w:hAnsi="Arial Narrow"/>
+                <w:sz w:val="18"/>
+              </w:rPr>
               <w:t>5</w:t>
             </w:r>
           </w:p>
@@ -9422,7 +10794,14 @@
             <w:tcW w:type="dxa" w:w="1425"/>
           </w:tcPr>
           <w:p>
-            <w:r>
+            <w:pPr>
+              <w:spacing w:before="20" w:after="20" w:line="240" w:lineRule="auto"/>
+            </w:pPr>
+            <w:r>
+              <w:rPr>
+                <w:rFonts w:ascii="Arial Narrow" w:hAnsi="Arial Narrow"/>
+                <w:sz w:val="18"/>
+              </w:rPr>
               <w:t>1,184</w:t>
             </w:r>
           </w:p>
@@ -9432,7 +10811,14 @@
             <w:tcW w:type="dxa" w:w="1425"/>
           </w:tcPr>
           <w:p>
-            <w:r>
+            <w:pPr>
+              <w:spacing w:before="20" w:after="20" w:line="240" w:lineRule="auto"/>
+            </w:pPr>
+            <w:r>
+              <w:rPr>
+                <w:rFonts w:ascii="Arial Narrow" w:hAnsi="Arial Narrow"/>
+                <w:sz w:val="18"/>
+              </w:rPr>
               <w:t>0.362</w:t>
             </w:r>
           </w:p>
@@ -9442,7 +10828,14 @@
             <w:tcW w:type="dxa" w:w="1425"/>
           </w:tcPr>
           <w:p>
-            <w:r>
+            <w:pPr>
+              <w:spacing w:before="20" w:after="20" w:line="240" w:lineRule="auto"/>
+            </w:pPr>
+            <w:r>
+              <w:rPr>
+                <w:rFonts w:ascii="Arial Narrow" w:hAnsi="Arial Narrow"/>
+                <w:sz w:val="18"/>
+              </w:rPr>
               <w:t>1.131</w:t>
             </w:r>
           </w:p>
@@ -9452,7 +10845,14 @@
             <w:tcW w:type="dxa" w:w="1425"/>
           </w:tcPr>
           <w:p>
-            <w:r>
+            <w:pPr>
+              <w:spacing w:before="20" w:after="20" w:line="240" w:lineRule="auto"/>
+            </w:pPr>
+            <w:r>
+              <w:rPr>
+                <w:rFonts w:ascii="Arial Narrow" w:hAnsi="Arial Narrow"/>
+                <w:sz w:val="18"/>
+              </w:rPr>
               <w:t>1,047</w:t>
             </w:r>
           </w:p>
@@ -9462,7 +10862,14 @@
             <w:tcW w:type="dxa" w:w="1425"/>
           </w:tcPr>
           <w:p>
-            <w:r>
+            <w:pPr>
+              <w:spacing w:before="20" w:after="20" w:line="240" w:lineRule="auto"/>
+            </w:pPr>
+            <w:r>
+              <w:rPr>
+                <w:rFonts w:ascii="Arial Narrow" w:hAnsi="Arial Narrow"/>
+                <w:sz w:val="18"/>
+              </w:rPr>
               <w:t>0.611</w:t>
             </w:r>
           </w:p>
@@ -9472,7 +10879,14 @@
             <w:tcW w:type="dxa" w:w="1425"/>
           </w:tcPr>
           <w:p>
-            <w:r>
+            <w:pPr>
+              <w:spacing w:before="20" w:after="20" w:line="240" w:lineRule="auto"/>
+            </w:pPr>
+            <w:r>
+              <w:rPr>
+                <w:rFonts w:ascii="Arial Narrow" w:hAnsi="Arial Narrow"/>
+                <w:sz w:val="18"/>
+              </w:rPr>
               <w:t>862</w:t>
             </w:r>
           </w:p>
@@ -9484,7 +10898,14 @@
             <w:tcW w:type="dxa" w:w="1425"/>
           </w:tcPr>
           <w:p>
-            <w:r>
+            <w:pPr>
+              <w:spacing w:before="20" w:after="20" w:line="240" w:lineRule="auto"/>
+            </w:pPr>
+            <w:r>
+              <w:rPr>
+                <w:rFonts w:ascii="Arial Narrow" w:hAnsi="Arial Narrow"/>
+                <w:sz w:val="18"/>
+              </w:rPr>
               <w:t>6</w:t>
             </w:r>
           </w:p>
@@ -9494,7 +10915,14 @@
             <w:tcW w:type="dxa" w:w="1425"/>
           </w:tcPr>
           <w:p>
-            <w:r>
+            <w:pPr>
+              <w:spacing w:before="20" w:after="20" w:line="240" w:lineRule="auto"/>
+            </w:pPr>
+            <w:r>
+              <w:rPr>
+                <w:rFonts w:ascii="Arial Narrow" w:hAnsi="Arial Narrow"/>
+                <w:sz w:val="18"/>
+              </w:rPr>
               <w:t>1,157</w:t>
             </w:r>
           </w:p>
@@ -9504,7 +10932,14 @@
             <w:tcW w:type="dxa" w:w="1425"/>
           </w:tcPr>
           <w:p>
-            <w:r>
+            <w:pPr>
+              <w:spacing w:before="20" w:after="20" w:line="240" w:lineRule="auto"/>
+            </w:pPr>
+            <w:r>
+              <w:rPr>
+                <w:rFonts w:ascii="Arial Narrow" w:hAnsi="Arial Narrow"/>
+                <w:sz w:val="18"/>
+              </w:rPr>
               <w:t>0.352</w:t>
             </w:r>
           </w:p>
@@ -9514,7 +10949,14 @@
             <w:tcW w:type="dxa" w:w="1425"/>
           </w:tcPr>
           <w:p>
-            <w:r>
+            <w:pPr>
+              <w:spacing w:before="20" w:after="20" w:line="240" w:lineRule="auto"/>
+            </w:pPr>
+            <w:r>
+              <w:rPr>
+                <w:rFonts w:ascii="Arial Narrow" w:hAnsi="Arial Narrow"/>
+                <w:sz w:val="18"/>
+              </w:rPr>
               <w:t>1.124</w:t>
             </w:r>
           </w:p>
@@ -9524,7 +10966,14 @@
             <w:tcW w:type="dxa" w:w="1425"/>
           </w:tcPr>
           <w:p>
-            <w:r>
+            <w:pPr>
+              <w:spacing w:before="20" w:after="20" w:line="240" w:lineRule="auto"/>
+            </w:pPr>
+            <w:r>
+              <w:rPr>
+                <w:rFonts w:ascii="Arial Narrow" w:hAnsi="Arial Narrow"/>
+                <w:sz w:val="18"/>
+              </w:rPr>
               <w:t>1,029</w:t>
             </w:r>
           </w:p>
@@ -9534,7 +10983,14 @@
             <w:tcW w:type="dxa" w:w="1425"/>
           </w:tcPr>
           <w:p>
-            <w:r>
+            <w:pPr>
+              <w:spacing w:before="20" w:after="20" w:line="240" w:lineRule="auto"/>
+            </w:pPr>
+            <w:r>
+              <w:rPr>
+                <w:rFonts w:ascii="Arial Narrow" w:hAnsi="Arial Narrow"/>
+                <w:sz w:val="18"/>
+              </w:rPr>
               <w:t>0.602</w:t>
             </w:r>
           </w:p>
@@ -9544,7 +11000,14 @@
             <w:tcW w:type="dxa" w:w="1425"/>
           </w:tcPr>
           <w:p>
-            <w:r>
+            <w:pPr>
+              <w:spacing w:before="20" w:after="20" w:line="240" w:lineRule="auto"/>
+            </w:pPr>
+            <w:r>
+              <w:rPr>
+                <w:rFonts w:ascii="Arial Narrow" w:hAnsi="Arial Narrow"/>
+                <w:sz w:val="18"/>
+              </w:rPr>
               <w:t>849</w:t>
             </w:r>
           </w:p>
@@ -9556,7 +11019,14 @@
             <w:tcW w:type="dxa" w:w="1425"/>
           </w:tcPr>
           <w:p>
-            <w:r>
+            <w:pPr>
+              <w:spacing w:before="20" w:after="20" w:line="240" w:lineRule="auto"/>
+            </w:pPr>
+            <w:r>
+              <w:rPr>
+                <w:rFonts w:ascii="Arial Narrow" w:hAnsi="Arial Narrow"/>
+                <w:sz w:val="18"/>
+              </w:rPr>
               <w:t>7</w:t>
             </w:r>
           </w:p>
@@ -9566,7 +11036,14 @@
             <w:tcW w:type="dxa" w:w="1425"/>
           </w:tcPr>
           <w:p>
-            <w:r>
+            <w:pPr>
+              <w:spacing w:before="20" w:after="20" w:line="240" w:lineRule="auto"/>
+            </w:pPr>
+            <w:r>
+              <w:rPr>
+                <w:rFonts w:ascii="Arial Narrow" w:hAnsi="Arial Narrow"/>
+                <w:sz w:val="18"/>
+              </w:rPr>
               <w:t>1,112</w:t>
             </w:r>
           </w:p>
@@ -9576,7 +11053,14 @@
             <w:tcW w:type="dxa" w:w="1425"/>
           </w:tcPr>
           <w:p>
-            <w:r>
+            <w:pPr>
+              <w:spacing w:before="20" w:after="20" w:line="240" w:lineRule="auto"/>
+            </w:pPr>
+            <w:r>
+              <w:rPr>
+                <w:rFonts w:ascii="Arial Narrow" w:hAnsi="Arial Narrow"/>
+                <w:sz w:val="18"/>
+              </w:rPr>
               <w:t>0.354</w:t>
             </w:r>
           </w:p>
@@ -9586,7 +11070,14 @@
             <w:tcW w:type="dxa" w:w="1425"/>
           </w:tcPr>
           <w:p>
-            <w:r>
+            <w:pPr>
+              <w:spacing w:before="20" w:after="20" w:line="240" w:lineRule="auto"/>
+            </w:pPr>
+            <w:r>
+              <w:rPr>
+                <w:rFonts w:ascii="Arial Narrow" w:hAnsi="Arial Narrow"/>
+                <w:sz w:val="18"/>
+              </w:rPr>
               <w:t>1.125</w:t>
             </w:r>
           </w:p>
@@ -9596,7 +11087,14 @@
             <w:tcW w:type="dxa" w:w="1425"/>
           </w:tcPr>
           <w:p>
-            <w:r>
+            <w:pPr>
+              <w:spacing w:before="20" w:after="20" w:line="240" w:lineRule="auto"/>
+            </w:pPr>
+            <w:r>
+              <w:rPr>
+                <w:rFonts w:ascii="Arial Narrow" w:hAnsi="Arial Narrow"/>
+                <w:sz w:val="18"/>
+              </w:rPr>
               <w:t>988</w:t>
             </w:r>
           </w:p>
@@ -9606,7 +11104,14 @@
             <w:tcW w:type="dxa" w:w="1425"/>
           </w:tcPr>
           <w:p>
-            <w:r>
+            <w:pPr>
+              <w:spacing w:before="20" w:after="20" w:line="240" w:lineRule="auto"/>
+            </w:pPr>
+            <w:r>
+              <w:rPr>
+                <w:rFonts w:ascii="Arial Narrow" w:hAnsi="Arial Narrow"/>
+                <w:sz w:val="18"/>
+              </w:rPr>
               <w:t>0.597</w:t>
             </w:r>
           </w:p>
@@ -9616,7 +11121,14 @@
             <w:tcW w:type="dxa" w:w="1425"/>
           </w:tcPr>
           <w:p>
-            <w:r>
+            <w:pPr>
+              <w:spacing w:before="20" w:after="20" w:line="240" w:lineRule="auto"/>
+            </w:pPr>
+            <w:r>
+              <w:rPr>
+                <w:rFonts w:ascii="Arial Narrow" w:hAnsi="Arial Narrow"/>
+                <w:sz w:val="18"/>
+              </w:rPr>
               <w:t>820</w:t>
             </w:r>
           </w:p>
@@ -9628,7 +11140,14 @@
             <w:tcW w:type="dxa" w:w="1425"/>
           </w:tcPr>
           <w:p>
-            <w:r>
+            <w:pPr>
+              <w:spacing w:before="20" w:after="20" w:line="240" w:lineRule="auto"/>
+            </w:pPr>
+            <w:r>
+              <w:rPr>
+                <w:rFonts w:ascii="Arial Narrow" w:hAnsi="Arial Narrow"/>
+                <w:sz w:val="18"/>
+              </w:rPr>
               <w:t>8</w:t>
             </w:r>
           </w:p>
@@ -9638,7 +11157,14 @@
             <w:tcW w:type="dxa" w:w="1425"/>
           </w:tcPr>
           <w:p>
-            <w:r>
+            <w:pPr>
+              <w:spacing w:before="20" w:after="20" w:line="240" w:lineRule="auto"/>
+            </w:pPr>
+            <w:r>
+              <w:rPr>
+                <w:rFonts w:ascii="Arial Narrow" w:hAnsi="Arial Narrow"/>
+                <w:sz w:val="18"/>
+              </w:rPr>
               <w:t>1,115</w:t>
             </w:r>
           </w:p>
@@ -9648,7 +11174,14 @@
             <w:tcW w:type="dxa" w:w="1425"/>
           </w:tcPr>
           <w:p>
-            <w:r>
+            <w:pPr>
+              <w:spacing w:before="20" w:after="20" w:line="240" w:lineRule="auto"/>
+            </w:pPr>
+            <w:r>
+              <w:rPr>
+                <w:rFonts w:ascii="Arial Narrow" w:hAnsi="Arial Narrow"/>
+                <w:sz w:val="18"/>
+              </w:rPr>
               <w:t>0.359</w:t>
             </w:r>
           </w:p>
@@ -9658,7 +11191,14 @@
             <w:tcW w:type="dxa" w:w="1425"/>
           </w:tcPr>
           <w:p>
-            <w:r>
+            <w:pPr>
+              <w:spacing w:before="20" w:after="20" w:line="240" w:lineRule="auto"/>
+            </w:pPr>
+            <w:r>
+              <w:rPr>
+                <w:rFonts w:ascii="Arial Narrow" w:hAnsi="Arial Narrow"/>
+                <w:sz w:val="18"/>
+              </w:rPr>
               <w:t>1.129</w:t>
             </w:r>
           </w:p>
@@ -9668,7 +11208,14 @@
             <w:tcW w:type="dxa" w:w="1425"/>
           </w:tcPr>
           <w:p>
-            <w:r>
+            <w:pPr>
+              <w:spacing w:before="20" w:after="20" w:line="240" w:lineRule="auto"/>
+            </w:pPr>
+            <w:r>
+              <w:rPr>
+                <w:rFonts w:ascii="Arial Narrow" w:hAnsi="Arial Narrow"/>
+                <w:sz w:val="18"/>
+              </w:rPr>
               <w:t>988</w:t>
             </w:r>
           </w:p>
@@ -9678,7 +11225,14 @@
             <w:tcW w:type="dxa" w:w="1425"/>
           </w:tcPr>
           <w:p>
-            <w:r>
+            <w:pPr>
+              <w:spacing w:before="20" w:after="20" w:line="240" w:lineRule="auto"/>
+            </w:pPr>
+            <w:r>
+              <w:rPr>
+                <w:rFonts w:ascii="Arial Narrow" w:hAnsi="Arial Narrow"/>
+                <w:sz w:val="18"/>
+              </w:rPr>
               <w:t>0.613</w:t>
             </w:r>
           </w:p>
@@ -9688,7 +11242,14 @@
             <w:tcW w:type="dxa" w:w="1425"/>
           </w:tcPr>
           <w:p>
-            <w:r>
+            <w:pPr>
+              <w:spacing w:before="20" w:after="20" w:line="240" w:lineRule="auto"/>
+            </w:pPr>
+            <w:r>
+              <w:rPr>
+                <w:rFonts w:ascii="Arial Narrow" w:hAnsi="Arial Narrow"/>
+                <w:sz w:val="18"/>
+              </w:rPr>
               <w:t>811</w:t>
             </w:r>
           </w:p>
@@ -9722,7 +11283,15 @@
             <w:tcW w:type="dxa" w:w="1994"/>
           </w:tcPr>
           <w:p>
-            <w:r>
+            <w:pPr>
+              <w:spacing w:before="20" w:after="20" w:line="240" w:lineRule="auto"/>
+            </w:pPr>
+            <w:r>
+              <w:rPr>
+                <w:rFonts w:ascii="Arial Narrow" w:hAnsi="Arial Narrow"/>
+                <w:b/>
+                <w:sz w:val="18"/>
+              </w:rPr>
               <w:t>round</w:t>
             </w:r>
           </w:p>
@@ -9732,7 +11301,15 @@
             <w:tcW w:type="dxa" w:w="1994"/>
           </w:tcPr>
           <w:p>
-            <w:r>
+            <w:pPr>
+              <w:spacing w:before="20" w:after="20" w:line="240" w:lineRule="auto"/>
+            </w:pPr>
+            <w:r>
+              <w:rPr>
+                <w:rFonts w:ascii="Arial Narrow" w:hAnsi="Arial Narrow"/>
+                <w:b/>
+                <w:sz w:val="18"/>
+              </w:rPr>
               <w:t>n_hh</w:t>
             </w:r>
           </w:p>
@@ -9742,7 +11319,15 @@
             <w:tcW w:type="dxa" w:w="1994"/>
           </w:tcPr>
           <w:p>
-            <w:r>
+            <w:pPr>
+              <w:spacing w:before="20" w:after="20" w:line="240" w:lineRule="auto"/>
+            </w:pPr>
+            <w:r>
+              <w:rPr>
+                <w:rFonts w:ascii="Arial Narrow" w:hAnsi="Arial Narrow"/>
+                <w:b/>
+                <w:sz w:val="18"/>
+              </w:rPr>
               <w:t>urban_share</w:t>
             </w:r>
           </w:p>
@@ -9752,7 +11337,15 @@
             <w:tcW w:type="dxa" w:w="1994"/>
           </w:tcPr>
           <w:p>
-            <w:r>
+            <w:pPr>
+              <w:spacing w:before="20" w:after="20" w:line="240" w:lineRule="auto"/>
+            </w:pPr>
+            <w:r>
+              <w:rPr>
+                <w:rFonts w:ascii="Arial Narrow" w:hAnsi="Arial Narrow"/>
+                <w:b/>
+                <w:sz w:val="18"/>
+              </w:rPr>
               <w:t>q1_share</w:t>
             </w:r>
           </w:p>
@@ -9762,7 +11355,15 @@
             <w:tcW w:type="dxa" w:w="1994"/>
           </w:tcPr>
           <w:p>
-            <w:r>
+            <w:pPr>
+              <w:spacing w:before="20" w:after="20" w:line="240" w:lineRule="auto"/>
+            </w:pPr>
+            <w:r>
+              <w:rPr>
+                <w:rFonts w:ascii="Arial Narrow" w:hAnsi="Arial Narrow"/>
+                <w:b/>
+                <w:sz w:val="18"/>
+              </w:rPr>
               <w:t>q5_share</w:t>
             </w:r>
           </w:p>
@@ -9774,7 +11375,14 @@
             <w:tcW w:type="dxa" w:w="1994"/>
           </w:tcPr>
           <w:p>
-            <w:r>
+            <w:pPr>
+              <w:spacing w:before="20" w:after="20" w:line="240" w:lineRule="auto"/>
+            </w:pPr>
+            <w:r>
+              <w:rPr>
+                <w:rFonts w:ascii="Arial Narrow" w:hAnsi="Arial Narrow"/>
+                <w:sz w:val="18"/>
+              </w:rPr>
               <w:t>1</w:t>
             </w:r>
           </w:p>
@@ -9784,7 +11392,14 @@
             <w:tcW w:type="dxa" w:w="1994"/>
           </w:tcPr>
           <w:p>
-            <w:r>
+            <w:pPr>
+              <w:spacing w:before="20" w:after="20" w:line="240" w:lineRule="auto"/>
+            </w:pPr>
+            <w:r>
+              <w:rPr>
+                <w:rFonts w:ascii="Arial Narrow" w:hAnsi="Arial Narrow"/>
+                <w:sz w:val="18"/>
+              </w:rPr>
               <w:t>1,239</w:t>
             </w:r>
           </w:p>
@@ -9794,7 +11409,14 @@
             <w:tcW w:type="dxa" w:w="1994"/>
           </w:tcPr>
           <w:p>
-            <w:r>
+            <w:pPr>
+              <w:spacing w:before="20" w:after="20" w:line="240" w:lineRule="auto"/>
+            </w:pPr>
+            <w:r>
+              <w:rPr>
+                <w:rFonts w:ascii="Arial Narrow" w:hAnsi="Arial Narrow"/>
+                <w:sz w:val="18"/>
+              </w:rPr>
               <w:t>0.552</w:t>
             </w:r>
           </w:p>
@@ -9804,7 +11426,14 @@
             <w:tcW w:type="dxa" w:w="1994"/>
           </w:tcPr>
           <w:p>
-            <w:r>
+            <w:pPr>
+              <w:spacing w:before="20" w:after="20" w:line="240" w:lineRule="auto"/>
+            </w:pPr>
+            <w:r>
+              <w:rPr>
+                <w:rFonts w:ascii="Arial Narrow" w:hAnsi="Arial Narrow"/>
+                <w:sz w:val="18"/>
+              </w:rPr>
               <w:t>0.220</w:t>
             </w:r>
           </w:p>
@@ -9814,7 +11443,14 @@
             <w:tcW w:type="dxa" w:w="1994"/>
           </w:tcPr>
           <w:p>
-            <w:r>
+            <w:pPr>
+              <w:spacing w:before="20" w:after="20" w:line="240" w:lineRule="auto"/>
+            </w:pPr>
+            <w:r>
+              <w:rPr>
+                <w:rFonts w:ascii="Arial Narrow" w:hAnsi="Arial Narrow"/>
+                <w:sz w:val="18"/>
+              </w:rPr>
               <w:t>0.176</w:t>
             </w:r>
           </w:p>
@@ -9826,7 +11462,14 @@
             <w:tcW w:type="dxa" w:w="1994"/>
           </w:tcPr>
           <w:p>
-            <w:r>
+            <w:pPr>
+              <w:spacing w:before="20" w:after="20" w:line="240" w:lineRule="auto"/>
+            </w:pPr>
+            <w:r>
+              <w:rPr>
+                <w:rFonts w:ascii="Arial Narrow" w:hAnsi="Arial Narrow"/>
+                <w:sz w:val="18"/>
+              </w:rPr>
               <w:t>2</w:t>
             </w:r>
           </w:p>
@@ -9836,7 +11479,14 @@
             <w:tcW w:type="dxa" w:w="1994"/>
           </w:tcPr>
           <w:p>
-            <w:r>
+            <w:pPr>
+              <w:spacing w:before="20" w:after="20" w:line="240" w:lineRule="auto"/>
+            </w:pPr>
+            <w:r>
+              <w:rPr>
+                <w:rFonts w:ascii="Arial Narrow" w:hAnsi="Arial Narrow"/>
+                <w:sz w:val="18"/>
+              </w:rPr>
               <w:t>1,193</w:t>
             </w:r>
           </w:p>
@@ -9846,7 +11496,14 @@
             <w:tcW w:type="dxa" w:w="1994"/>
           </w:tcPr>
           <w:p>
-            <w:r>
+            <w:pPr>
+              <w:spacing w:before="20" w:after="20" w:line="240" w:lineRule="auto"/>
+            </w:pPr>
+            <w:r>
+              <w:rPr>
+                <w:rFonts w:ascii="Arial Narrow" w:hAnsi="Arial Narrow"/>
+                <w:sz w:val="18"/>
+              </w:rPr>
               <w:t>0.552</w:t>
             </w:r>
           </w:p>
@@ -9856,7 +11513,14 @@
             <w:tcW w:type="dxa" w:w="1994"/>
           </w:tcPr>
           <w:p>
-            <w:r>
+            <w:pPr>
+              <w:spacing w:before="20" w:after="20" w:line="240" w:lineRule="auto"/>
+            </w:pPr>
+            <w:r>
+              <w:rPr>
+                <w:rFonts w:ascii="Arial Narrow" w:hAnsi="Arial Narrow"/>
+                <w:sz w:val="18"/>
+              </w:rPr>
               <w:t>0.222</w:t>
             </w:r>
           </w:p>
@@ -9866,7 +11530,14 @@
             <w:tcW w:type="dxa" w:w="1994"/>
           </w:tcPr>
           <w:p>
-            <w:r>
+            <w:pPr>
+              <w:spacing w:before="20" w:after="20" w:line="240" w:lineRule="auto"/>
+            </w:pPr>
+            <w:r>
+              <w:rPr>
+                <w:rFonts w:ascii="Arial Narrow" w:hAnsi="Arial Narrow"/>
+                <w:sz w:val="18"/>
+              </w:rPr>
               <w:t>0.183</w:t>
             </w:r>
           </w:p>
@@ -9878,7 +11549,14 @@
             <w:tcW w:type="dxa" w:w="1994"/>
           </w:tcPr>
           <w:p>
-            <w:r>
+            <w:pPr>
+              <w:spacing w:before="20" w:after="20" w:line="240" w:lineRule="auto"/>
+            </w:pPr>
+            <w:r>
+              <w:rPr>
+                <w:rFonts w:ascii="Arial Narrow" w:hAnsi="Arial Narrow"/>
+                <w:sz w:val="18"/>
+              </w:rPr>
               <w:t>3</w:t>
             </w:r>
           </w:p>
@@ -9888,7 +11566,14 @@
             <w:tcW w:type="dxa" w:w="1994"/>
           </w:tcPr>
           <w:p>
-            <w:r>
+            <w:pPr>
+              <w:spacing w:before="20" w:after="20" w:line="240" w:lineRule="auto"/>
+            </w:pPr>
+            <w:r>
+              <w:rPr>
+                <w:rFonts w:ascii="Arial Narrow" w:hAnsi="Arial Narrow"/>
+                <w:sz w:val="18"/>
+              </w:rPr>
               <w:t>1,174</w:t>
             </w:r>
           </w:p>
@@ -9898,7 +11583,14 @@
             <w:tcW w:type="dxa" w:w="1994"/>
           </w:tcPr>
           <w:p>
-            <w:r>
+            <w:pPr>
+              <w:spacing w:before="20" w:after="20" w:line="240" w:lineRule="auto"/>
+            </w:pPr>
+            <w:r>
+              <w:rPr>
+                <w:rFonts w:ascii="Arial Narrow" w:hAnsi="Arial Narrow"/>
+                <w:sz w:val="18"/>
+              </w:rPr>
               <w:t>0.552</w:t>
             </w:r>
           </w:p>
@@ -9908,7 +11600,14 @@
             <w:tcW w:type="dxa" w:w="1994"/>
           </w:tcPr>
           <w:p>
-            <w:r>
+            <w:pPr>
+              <w:spacing w:before="20" w:after="20" w:line="240" w:lineRule="auto"/>
+            </w:pPr>
+            <w:r>
+              <w:rPr>
+                <w:rFonts w:ascii="Arial Narrow" w:hAnsi="Arial Narrow"/>
+                <w:sz w:val="18"/>
+              </w:rPr>
               <w:t>0.224</w:t>
             </w:r>
           </w:p>
@@ -9918,7 +11617,14 @@
             <w:tcW w:type="dxa" w:w="1994"/>
           </w:tcPr>
           <w:p>
-            <w:r>
+            <w:pPr>
+              <w:spacing w:before="20" w:after="20" w:line="240" w:lineRule="auto"/>
+            </w:pPr>
+            <w:r>
+              <w:rPr>
+                <w:rFonts w:ascii="Arial Narrow" w:hAnsi="Arial Narrow"/>
+                <w:sz w:val="18"/>
+              </w:rPr>
               <w:t>0.179</w:t>
             </w:r>
           </w:p>
@@ -9930,7 +11636,14 @@
             <w:tcW w:type="dxa" w:w="1994"/>
           </w:tcPr>
           <w:p>
-            <w:r>
+            <w:pPr>
+              <w:spacing w:before="20" w:after="20" w:line="240" w:lineRule="auto"/>
+            </w:pPr>
+            <w:r>
+              <w:rPr>
+                <w:rFonts w:ascii="Arial Narrow" w:hAnsi="Arial Narrow"/>
+                <w:sz w:val="18"/>
+              </w:rPr>
               <w:t>4</w:t>
             </w:r>
           </w:p>
@@ -9940,7 +11653,14 @@
             <w:tcW w:type="dxa" w:w="1994"/>
           </w:tcPr>
           <w:p>
-            <w:r>
+            <w:pPr>
+              <w:spacing w:before="20" w:after="20" w:line="240" w:lineRule="auto"/>
+            </w:pPr>
+            <w:r>
+              <w:rPr>
+                <w:rFonts w:ascii="Arial Narrow" w:hAnsi="Arial Narrow"/>
+                <w:sz w:val="18"/>
+              </w:rPr>
               <w:t>1,243</w:t>
             </w:r>
           </w:p>
@@ -9950,7 +11670,14 @@
             <w:tcW w:type="dxa" w:w="1994"/>
           </w:tcPr>
           <w:p>
-            <w:r>
+            <w:pPr>
+              <w:spacing w:before="20" w:after="20" w:line="240" w:lineRule="auto"/>
+            </w:pPr>
+            <w:r>
+              <w:rPr>
+                <w:rFonts w:ascii="Arial Narrow" w:hAnsi="Arial Narrow"/>
+                <w:sz w:val="18"/>
+              </w:rPr>
               <w:t>0.552</w:t>
             </w:r>
           </w:p>
@@ -9960,7 +11687,14 @@
             <w:tcW w:type="dxa" w:w="1994"/>
           </w:tcPr>
           <w:p>
-            <w:r>
+            <w:pPr>
+              <w:spacing w:before="20" w:after="20" w:line="240" w:lineRule="auto"/>
+            </w:pPr>
+            <w:r>
+              <w:rPr>
+                <w:rFonts w:ascii="Arial Narrow" w:hAnsi="Arial Narrow"/>
+                <w:sz w:val="18"/>
+              </w:rPr>
               <w:t>0.231</w:t>
             </w:r>
           </w:p>
@@ -9970,7 +11704,14 @@
             <w:tcW w:type="dxa" w:w="1994"/>
           </w:tcPr>
           <w:p>
-            <w:r>
+            <w:pPr>
+              <w:spacing w:before="20" w:after="20" w:line="240" w:lineRule="auto"/>
+            </w:pPr>
+            <w:r>
+              <w:rPr>
+                <w:rFonts w:ascii="Arial Narrow" w:hAnsi="Arial Narrow"/>
+                <w:sz w:val="18"/>
+              </w:rPr>
               <w:t>0.179</w:t>
             </w:r>
           </w:p>
@@ -9982,7 +11723,14 @@
             <w:tcW w:type="dxa" w:w="1994"/>
           </w:tcPr>
           <w:p>
-            <w:r>
+            <w:pPr>
+              <w:spacing w:before="20" w:after="20" w:line="240" w:lineRule="auto"/>
+            </w:pPr>
+            <w:r>
+              <w:rPr>
+                <w:rFonts w:ascii="Arial Narrow" w:hAnsi="Arial Narrow"/>
+                <w:sz w:val="18"/>
+              </w:rPr>
               <w:t>5</w:t>
             </w:r>
           </w:p>
@@ -9992,7 +11740,14 @@
             <w:tcW w:type="dxa" w:w="1994"/>
           </w:tcPr>
           <w:p>
-            <w:r>
+            <w:pPr>
+              <w:spacing w:before="20" w:after="20" w:line="240" w:lineRule="auto"/>
+            </w:pPr>
+            <w:r>
+              <w:rPr>
+                <w:rFonts w:ascii="Arial Narrow" w:hAnsi="Arial Narrow"/>
+                <w:sz w:val="18"/>
+              </w:rPr>
               <w:t>1,184</w:t>
             </w:r>
           </w:p>
@@ -10002,7 +11757,14 @@
             <w:tcW w:type="dxa" w:w="1994"/>
           </w:tcPr>
           <w:p>
-            <w:r>
+            <w:pPr>
+              <w:spacing w:before="20" w:after="20" w:line="240" w:lineRule="auto"/>
+            </w:pPr>
+            <w:r>
+              <w:rPr>
+                <w:rFonts w:ascii="Arial Narrow" w:hAnsi="Arial Narrow"/>
+                <w:sz w:val="18"/>
+              </w:rPr>
               <w:t>0.552</w:t>
             </w:r>
           </w:p>
@@ -10012,7 +11774,14 @@
             <w:tcW w:type="dxa" w:w="1994"/>
           </w:tcPr>
           <w:p>
-            <w:r>
+            <w:pPr>
+              <w:spacing w:before="20" w:after="20" w:line="240" w:lineRule="auto"/>
+            </w:pPr>
+            <w:r>
+              <w:rPr>
+                <w:rFonts w:ascii="Arial Narrow" w:hAnsi="Arial Narrow"/>
+                <w:sz w:val="18"/>
+              </w:rPr>
               <w:t>0.221</w:t>
             </w:r>
           </w:p>
@@ -10022,7 +11791,14 @@
             <w:tcW w:type="dxa" w:w="1994"/>
           </w:tcPr>
           <w:p>
-            <w:r>
+            <w:pPr>
+              <w:spacing w:before="20" w:after="20" w:line="240" w:lineRule="auto"/>
+            </w:pPr>
+            <w:r>
+              <w:rPr>
+                <w:rFonts w:ascii="Arial Narrow" w:hAnsi="Arial Narrow"/>
+                <w:sz w:val="18"/>
+              </w:rPr>
               <w:t>0.186</w:t>
             </w:r>
           </w:p>
@@ -10034,7 +11810,14 @@
             <w:tcW w:type="dxa" w:w="1994"/>
           </w:tcPr>
           <w:p>
-            <w:r>
+            <w:pPr>
+              <w:spacing w:before="20" w:after="20" w:line="240" w:lineRule="auto"/>
+            </w:pPr>
+            <w:r>
+              <w:rPr>
+                <w:rFonts w:ascii="Arial Narrow" w:hAnsi="Arial Narrow"/>
+                <w:sz w:val="18"/>
+              </w:rPr>
               <w:t>6</w:t>
             </w:r>
           </w:p>
@@ -10044,7 +11827,14 @@
             <w:tcW w:type="dxa" w:w="1994"/>
           </w:tcPr>
           <w:p>
-            <w:r>
+            <w:pPr>
+              <w:spacing w:before="20" w:after="20" w:line="240" w:lineRule="auto"/>
+            </w:pPr>
+            <w:r>
+              <w:rPr>
+                <w:rFonts w:ascii="Arial Narrow" w:hAnsi="Arial Narrow"/>
+                <w:sz w:val="18"/>
+              </w:rPr>
               <w:t>1,157</w:t>
             </w:r>
           </w:p>
@@ -10054,7 +11844,14 @@
             <w:tcW w:type="dxa" w:w="1994"/>
           </w:tcPr>
           <w:p>
-            <w:r>
+            <w:pPr>
+              <w:spacing w:before="20" w:after="20" w:line="240" w:lineRule="auto"/>
+            </w:pPr>
+            <w:r>
+              <w:rPr>
+                <w:rFonts w:ascii="Arial Narrow" w:hAnsi="Arial Narrow"/>
+                <w:sz w:val="18"/>
+              </w:rPr>
               <w:t>0.552</w:t>
             </w:r>
           </w:p>
@@ -10064,7 +11861,14 @@
             <w:tcW w:type="dxa" w:w="1994"/>
           </w:tcPr>
           <w:p>
-            <w:r>
+            <w:pPr>
+              <w:spacing w:before="20" w:after="20" w:line="240" w:lineRule="auto"/>
+            </w:pPr>
+            <w:r>
+              <w:rPr>
+                <w:rFonts w:ascii="Arial Narrow" w:hAnsi="Arial Narrow"/>
+                <w:sz w:val="18"/>
+              </w:rPr>
               <w:t>0.230</w:t>
             </w:r>
           </w:p>
@@ -10074,7 +11878,14 @@
             <w:tcW w:type="dxa" w:w="1994"/>
           </w:tcPr>
           <w:p>
-            <w:r>
+            <w:pPr>
+              <w:spacing w:before="20" w:after="20" w:line="240" w:lineRule="auto"/>
+            </w:pPr>
+            <w:r>
+              <w:rPr>
+                <w:rFonts w:ascii="Arial Narrow" w:hAnsi="Arial Narrow"/>
+                <w:sz w:val="18"/>
+              </w:rPr>
               <w:t>0.184</w:t>
             </w:r>
           </w:p>
@@ -10086,7 +11897,14 @@
             <w:tcW w:type="dxa" w:w="1994"/>
           </w:tcPr>
           <w:p>
-            <w:r>
+            <w:pPr>
+              <w:spacing w:before="20" w:after="20" w:line="240" w:lineRule="auto"/>
+            </w:pPr>
+            <w:r>
+              <w:rPr>
+                <w:rFonts w:ascii="Arial Narrow" w:hAnsi="Arial Narrow"/>
+                <w:sz w:val="18"/>
+              </w:rPr>
               <w:t>7</w:t>
             </w:r>
           </w:p>
@@ -10096,7 +11914,14 @@
             <w:tcW w:type="dxa" w:w="1994"/>
           </w:tcPr>
           <w:p>
-            <w:r>
+            <w:pPr>
+              <w:spacing w:before="20" w:after="20" w:line="240" w:lineRule="auto"/>
+            </w:pPr>
+            <w:r>
+              <w:rPr>
+                <w:rFonts w:ascii="Arial Narrow" w:hAnsi="Arial Narrow"/>
+                <w:sz w:val="18"/>
+              </w:rPr>
               <w:t>1,112</w:t>
             </w:r>
           </w:p>
@@ -10106,7 +11931,14 @@
             <w:tcW w:type="dxa" w:w="1994"/>
           </w:tcPr>
           <w:p>
-            <w:r>
+            <w:pPr>
+              <w:spacing w:before="20" w:after="20" w:line="240" w:lineRule="auto"/>
+            </w:pPr>
+            <w:r>
+              <w:rPr>
+                <w:rFonts w:ascii="Arial Narrow" w:hAnsi="Arial Narrow"/>
+                <w:sz w:val="18"/>
+              </w:rPr>
               <w:t>0.552</w:t>
             </w:r>
           </w:p>
@@ -10116,7 +11948,14 @@
             <w:tcW w:type="dxa" w:w="1994"/>
           </w:tcPr>
           <w:p>
-            <w:r>
+            <w:pPr>
+              <w:spacing w:before="20" w:after="20" w:line="240" w:lineRule="auto"/>
+            </w:pPr>
+            <w:r>
+              <w:rPr>
+                <w:rFonts w:ascii="Arial Narrow" w:hAnsi="Arial Narrow"/>
+                <w:sz w:val="18"/>
+              </w:rPr>
               <w:t>0.231</w:t>
             </w:r>
           </w:p>
@@ -10126,7 +11965,14 @@
             <w:tcW w:type="dxa" w:w="1994"/>
           </w:tcPr>
           <w:p>
-            <w:r>
+            <w:pPr>
+              <w:spacing w:before="20" w:after="20" w:line="240" w:lineRule="auto"/>
+            </w:pPr>
+            <w:r>
+              <w:rPr>
+                <w:rFonts w:ascii="Arial Narrow" w:hAnsi="Arial Narrow"/>
+                <w:sz w:val="18"/>
+              </w:rPr>
               <w:t>0.179</w:t>
             </w:r>
           </w:p>
@@ -10138,7 +11984,14 @@
             <w:tcW w:type="dxa" w:w="1994"/>
           </w:tcPr>
           <w:p>
-            <w:r>
+            <w:pPr>
+              <w:spacing w:before="20" w:after="20" w:line="240" w:lineRule="auto"/>
+            </w:pPr>
+            <w:r>
+              <w:rPr>
+                <w:rFonts w:ascii="Arial Narrow" w:hAnsi="Arial Narrow"/>
+                <w:sz w:val="18"/>
+              </w:rPr>
               <w:t>8</w:t>
             </w:r>
           </w:p>
@@ -10148,7 +12001,14 @@
             <w:tcW w:type="dxa" w:w="1994"/>
           </w:tcPr>
           <w:p>
-            <w:r>
+            <w:pPr>
+              <w:spacing w:before="20" w:after="20" w:line="240" w:lineRule="auto"/>
+            </w:pPr>
+            <w:r>
+              <w:rPr>
+                <w:rFonts w:ascii="Arial Narrow" w:hAnsi="Arial Narrow"/>
+                <w:sz w:val="18"/>
+              </w:rPr>
               <w:t>1,115</w:t>
             </w:r>
           </w:p>
@@ -10158,7 +12018,14 @@
             <w:tcW w:type="dxa" w:w="1994"/>
           </w:tcPr>
           <w:p>
-            <w:r>
+            <w:pPr>
+              <w:spacing w:before="20" w:after="20" w:line="240" w:lineRule="auto"/>
+            </w:pPr>
+            <w:r>
+              <w:rPr>
+                <w:rFonts w:ascii="Arial Narrow" w:hAnsi="Arial Narrow"/>
+                <w:sz w:val="18"/>
+              </w:rPr>
               <w:t>0.552</w:t>
             </w:r>
           </w:p>
@@ -10168,7 +12035,14 @@
             <w:tcW w:type="dxa" w:w="1994"/>
           </w:tcPr>
           <w:p>
-            <w:r>
+            <w:pPr>
+              <w:spacing w:before="20" w:after="20" w:line="240" w:lineRule="auto"/>
+            </w:pPr>
+            <w:r>
+              <w:rPr>
+                <w:rFonts w:ascii="Arial Narrow" w:hAnsi="Arial Narrow"/>
+                <w:sz w:val="18"/>
+              </w:rPr>
               <w:t>0.219</w:t>
             </w:r>
           </w:p>
@@ -10178,7 +12052,14 @@
             <w:tcW w:type="dxa" w:w="1994"/>
           </w:tcPr>
           <w:p>
-            <w:r>
+            <w:pPr>
+              <w:spacing w:before="20" w:after="20" w:line="240" w:lineRule="auto"/>
+            </w:pPr>
+            <w:r>
+              <w:rPr>
+                <w:rFonts w:ascii="Arial Narrow" w:hAnsi="Arial Narrow"/>
+                <w:sz w:val="18"/>
+              </w:rPr>
               <w:t>0.195</w:t>
             </w:r>
           </w:p>
@@ -10247,10 +12128,21 @@
             <w:tcW w:type="dxa" w:w="3324"/>
           </w:tcPr>
           <w:p>
-            <w:r/>
-            <w:r>
-              <w:rPr>
+            <w:pPr>
+              <w:spacing w:before="20" w:after="20" w:line="240" w:lineRule="auto"/>
+            </w:pPr>
+            <w:r>
+              <w:rPr>
+                <w:rFonts w:ascii="Arial Narrow" w:hAnsi="Arial Narrow"/>
                 <w:b/>
+                <w:sz w:val="18"/>
+              </w:rPr>
+            </w:r>
+            <w:r>
+              <w:rPr>
+                <w:rFonts w:ascii="Arial Narrow" w:hAnsi="Arial Narrow"/>
+                <w:b/>
+                <w:sz w:val="18"/>
               </w:rPr>
               <w:t>Module</w:t>
             </w:r>
@@ -10261,10 +12153,21 @@
             <w:tcW w:type="dxa" w:w="3324"/>
           </w:tcPr>
           <w:p>
-            <w:r/>
-            <w:r>
-              <w:rPr>
+            <w:pPr>
+              <w:spacing w:before="20" w:after="20" w:line="240" w:lineRule="auto"/>
+            </w:pPr>
+            <w:r>
+              <w:rPr>
+                <w:rFonts w:ascii="Arial Narrow" w:hAnsi="Arial Narrow"/>
                 <w:b/>
+                <w:sz w:val="18"/>
+              </w:rPr>
+            </w:r>
+            <w:r>
+              <w:rPr>
+                <w:rFonts w:ascii="Arial Narrow" w:hAnsi="Arial Narrow"/>
+                <w:b/>
+                <w:sz w:val="18"/>
               </w:rPr>
               <w:t>Weight</w:t>
             </w:r>
@@ -10275,10 +12178,21 @@
             <w:tcW w:type="dxa" w:w="3324"/>
           </w:tcPr>
           <w:p>
-            <w:r/>
-            <w:r>
-              <w:rPr>
+            <w:pPr>
+              <w:spacing w:before="20" w:after="20" w:line="240" w:lineRule="auto"/>
+            </w:pPr>
+            <w:r>
+              <w:rPr>
+                <w:rFonts w:ascii="Arial Narrow" w:hAnsi="Arial Narrow"/>
                 <w:b/>
+                <w:sz w:val="18"/>
+              </w:rPr>
+            </w:r>
+            <w:r>
+              <w:rPr>
+                <w:rFonts w:ascii="Arial Narrow" w:hAnsi="Arial Narrow"/>
+                <w:b/>
+                <w:sz w:val="18"/>
               </w:rPr>
               <w:t>Basis</w:t>
             </w:r>
@@ -10291,7 +12205,14 @@
             <w:tcW w:type="dxa" w:w="3324"/>
           </w:tcPr>
           <w:p>
-            <w:r>
+            <w:pPr>
+              <w:spacing w:before="20" w:after="20" w:line="240" w:lineRule="auto"/>
+            </w:pPr>
+            <w:r>
+              <w:rPr>
+                <w:rFonts w:ascii="Arial Narrow" w:hAnsi="Arial Narrow"/>
+                <w:sz w:val="18"/>
+              </w:rPr>
               <w:t>M01 Roster</w:t>
             </w:r>
           </w:p>
@@ -10301,7 +12222,14 @@
             <w:tcW w:type="dxa" w:w="3324"/>
           </w:tcPr>
           <w:p>
-            <w:r>
+            <w:pPr>
+              <w:spacing w:before="20" w:after="20" w:line="240" w:lineRule="auto"/>
+            </w:pPr>
+            <w:r>
+              <w:rPr>
+                <w:rFonts w:ascii="Arial Narrow" w:hAnsi="Arial Narrow"/>
+                <w:sz w:val="18"/>
+              </w:rPr>
               <w:t>indw</w:t>
             </w:r>
           </w:p>
@@ -10311,7 +12239,14 @@
             <w:tcW w:type="dxa" w:w="3324"/>
           </w:tcPr>
           <w:p>
-            <w:r>
+            <w:pPr>
+              <w:spacing w:before="20" w:after="20" w:line="240" w:lineRule="auto"/>
+            </w:pPr>
+            <w:r>
+              <w:rPr>
+                <w:rFonts w:ascii="Arial Narrow" w:hAnsi="Arial Narrow"/>
+                <w:sz w:val="18"/>
+              </w:rPr>
               <w:t>individual characteristics</w:t>
             </w:r>
           </w:p>
@@ -10323,7 +12258,14 @@
             <w:tcW w:type="dxa" w:w="3324"/>
           </w:tcPr>
           <w:p>
-            <w:r>
+            <w:pPr>
+              <w:spacing w:before="20" w:after="20" w:line="240" w:lineRule="auto"/>
+            </w:pPr>
+            <w:r>
+              <w:rPr>
+                <w:rFonts w:ascii="Arial Narrow" w:hAnsi="Arial Narrow"/>
+                <w:sz w:val="18"/>
+              </w:rPr>
               <w:t>M02 Education</w:t>
             </w:r>
           </w:p>
@@ -10333,7 +12275,14 @@
             <w:tcW w:type="dxa" w:w="3324"/>
           </w:tcPr>
           <w:p>
-            <w:r>
+            <w:pPr>
+              <w:spacing w:before="20" w:after="20" w:line="240" w:lineRule="auto"/>
+            </w:pPr>
+            <w:r>
+              <w:rPr>
+                <w:rFonts w:ascii="Arial Narrow" w:hAnsi="Arial Narrow"/>
+                <w:sz w:val="18"/>
+              </w:rPr>
               <w:t>indw</w:t>
             </w:r>
           </w:p>
@@ -10343,7 +12292,14 @@
             <w:tcW w:type="dxa" w:w="3324"/>
           </w:tcPr>
           <w:p>
-            <w:r>
+            <w:pPr>
+              <w:spacing w:before="20" w:after="20" w:line="240" w:lineRule="auto"/>
+            </w:pPr>
+            <w:r>
+              <w:rPr>
+                <w:rFonts w:ascii="Arial Narrow" w:hAnsi="Arial Narrow"/>
+                <w:sz w:val="18"/>
+              </w:rPr>
               <w:t>individual attendance/attainment/spend</w:t>
             </w:r>
           </w:p>
@@ -10355,7 +12311,14 @@
             <w:tcW w:type="dxa" w:w="3324"/>
           </w:tcPr>
           <w:p>
-            <w:r>
+            <w:pPr>
+              <w:spacing w:before="20" w:after="20" w:line="240" w:lineRule="auto"/>
+            </w:pPr>
+            <w:r>
+              <w:rPr>
+                <w:rFonts w:ascii="Arial Narrow" w:hAnsi="Arial Narrow"/>
+                <w:sz w:val="18"/>
+              </w:rPr>
               <w:t>M03 Employment</w:t>
             </w:r>
           </w:p>
@@ -10365,7 +12328,14 @@
             <w:tcW w:type="dxa" w:w="3324"/>
           </w:tcPr>
           <w:p>
-            <w:r>
+            <w:pPr>
+              <w:spacing w:before="20" w:after="20" w:line="240" w:lineRule="auto"/>
+            </w:pPr>
+            <w:r>
+              <w:rPr>
+                <w:rFonts w:ascii="Arial Narrow" w:hAnsi="Arial Narrow"/>
+                <w:sz w:val="18"/>
+              </w:rPr>
               <w:t>indw</w:t>
             </w:r>
           </w:p>
@@ -10375,7 +12345,14 @@
             <w:tcW w:type="dxa" w:w="3324"/>
           </w:tcPr>
           <w:p>
-            <w:r>
+            <w:pPr>
+              <w:spacing w:before="20" w:after="20" w:line="240" w:lineRule="auto"/>
+            </w:pPr>
+            <w:r>
+              <w:rPr>
+                <w:rFonts w:ascii="Arial Narrow" w:hAnsi="Arial Narrow"/>
+                <w:sz w:val="18"/>
+              </w:rPr>
               <w:t>individual labour-market outcomes</w:t>
             </w:r>
           </w:p>
@@ -10387,7 +12364,14 @@
             <w:tcW w:type="dxa" w:w="3324"/>
           </w:tcPr>
           <w:p>
-            <w:r>
+            <w:pPr>
+              <w:spacing w:before="20" w:after="20" w:line="240" w:lineRule="auto"/>
+            </w:pPr>
+            <w:r>
+              <w:rPr>
+                <w:rFonts w:ascii="Arial Narrow" w:hAnsi="Arial Narrow"/>
+                <w:sz w:val="18"/>
+              </w:rPr>
               <w:t>M04 Income</w:t>
             </w:r>
           </w:p>
@@ -10397,7 +12381,14 @@
             <w:tcW w:type="dxa" w:w="3324"/>
           </w:tcPr>
           <w:p>
-            <w:r>
+            <w:pPr>
+              <w:spacing w:before="20" w:after="20" w:line="240" w:lineRule="auto"/>
+            </w:pPr>
+            <w:r>
+              <w:rPr>
+                <w:rFonts w:ascii="Arial Narrow" w:hAnsi="Arial Narrow"/>
+                <w:sz w:val="18"/>
+              </w:rPr>
               <w:t>indw / hhw / popw</w:t>
             </w:r>
           </w:p>
@@ -10407,7 +12398,14 @@
             <w:tcW w:type="dxa" w:w="3324"/>
           </w:tcPr>
           <w:p>
-            <w:r>
+            <w:pPr>
+              <w:spacing w:before="20" w:after="20" w:line="240" w:lineRule="auto"/>
+            </w:pPr>
+            <w:r>
+              <w:rPr>
+                <w:rFonts w:ascii="Arial Narrow" w:hAnsi="Arial Narrow"/>
+                <w:sz w:val="18"/>
+              </w:rPr>
               <w:t>earnings=indw; HH transfers=hhw; welfare coverage (pension, 4Ps)=popw</w:t>
             </w:r>
           </w:p>
@@ -10419,7 +12417,14 @@
             <w:tcW w:type="dxa" w:w="3324"/>
           </w:tcPr>
           <w:p>
-            <w:r>
+            <w:pPr>
+              <w:spacing w:before="20" w:after="20" w:line="240" w:lineRule="auto"/>
+            </w:pPr>
+            <w:r>
+              <w:rPr>
+                <w:rFonts w:ascii="Arial Narrow" w:hAnsi="Arial Narrow"/>
+                <w:sz w:val="18"/>
+              </w:rPr>
               <w:t>M05 Finance</w:t>
             </w:r>
           </w:p>
@@ -10429,7 +12434,14 @@
             <w:tcW w:type="dxa" w:w="3324"/>
           </w:tcPr>
           <w:p>
-            <w:r>
+            <w:pPr>
+              <w:spacing w:before="20" w:after="20" w:line="240" w:lineRule="auto"/>
+            </w:pPr>
+            <w:r>
+              <w:rPr>
+                <w:rFonts w:ascii="Arial Narrow" w:hAnsi="Arial Narrow"/>
+                <w:sz w:val="18"/>
+              </w:rPr>
               <w:t>hhw (popw for emergency capacity)</w:t>
             </w:r>
           </w:p>
@@ -10439,7 +12451,14 @@
             <w:tcW w:type="dxa" w:w="3324"/>
           </w:tcPr>
           <w:p>
-            <w:r>
+            <w:pPr>
+              <w:spacing w:before="20" w:after="20" w:line="240" w:lineRule="auto"/>
+            </w:pPr>
+            <w:r>
+              <w:rPr>
+                <w:rFonts w:ascii="Arial Narrow" w:hAnsi="Arial Narrow"/>
+                <w:sz w:val="18"/>
+              </w:rPr>
               <w:t>HH financial decisions; vulnerability framed per population</w:t>
             </w:r>
           </w:p>
@@ -10451,7 +12470,14 @@
             <w:tcW w:type="dxa" w:w="3324"/>
           </w:tcPr>
           <w:p>
-            <w:r>
+            <w:pPr>
+              <w:spacing w:before="20" w:after="20" w:line="240" w:lineRule="auto"/>
+            </w:pPr>
+            <w:r>
+              <w:rPr>
+                <w:rFonts w:ascii="Arial Narrow" w:hAnsi="Arial Narrow"/>
+                <w:sz w:val="18"/>
+              </w:rPr>
               <w:t>M06 Migration</w:t>
             </w:r>
           </w:p>
@@ -10461,7 +12487,14 @@
             <w:tcW w:type="dxa" w:w="3324"/>
           </w:tcPr>
           <w:p>
-            <w:r>
+            <w:pPr>
+              <w:spacing w:before="20" w:after="20" w:line="240" w:lineRule="auto"/>
+            </w:pPr>
+            <w:r>
+              <w:rPr>
+                <w:rFonts w:ascii="Arial Narrow" w:hAnsi="Arial Narrow"/>
+                <w:sz w:val="18"/>
+              </w:rPr>
               <w:t>hhw / indw</w:t>
             </w:r>
           </w:p>
@@ -10471,7 +12504,14 @@
             <w:tcW w:type="dxa" w:w="3324"/>
           </w:tcPr>
           <w:p>
-            <w:r>
+            <w:pPr>
+              <w:spacing w:before="20" w:after="20" w:line="240" w:lineRule="auto"/>
+            </w:pPr>
+            <w:r>
+              <w:rPr>
+                <w:rFonts w:ascii="Arial Narrow" w:hAnsi="Arial Narrow"/>
+                <w:sz w:val="18"/>
+              </w:rPr>
               <w:t>HH intent=hhw; individual displacement=indw</w:t>
             </w:r>
           </w:p>
@@ -10483,7 +12523,14 @@
             <w:tcW w:type="dxa" w:w="3324"/>
           </w:tcPr>
           <w:p>
-            <w:r>
+            <w:pPr>
+              <w:spacing w:before="20" w:after="20" w:line="240" w:lineRule="auto"/>
+            </w:pPr>
+            <w:r>
+              <w:rPr>
+                <w:rFonts w:ascii="Arial Narrow" w:hAnsi="Arial Narrow"/>
+                <w:sz w:val="18"/>
+              </w:rPr>
               <w:t>M07 Health</w:t>
             </w:r>
           </w:p>
@@ -10493,7 +12540,14 @@
             <w:tcW w:type="dxa" w:w="3324"/>
           </w:tcPr>
           <w:p>
-            <w:r>
+            <w:pPr>
+              <w:spacing w:before="20" w:after="20" w:line="240" w:lineRule="auto"/>
+            </w:pPr>
+            <w:r>
+              <w:rPr>
+                <w:rFonts w:ascii="Arial Narrow" w:hAnsi="Arial Narrow"/>
+                <w:sz w:val="18"/>
+              </w:rPr>
               <w:t>indw (popw for hospital bill)</w:t>
             </w:r>
           </w:p>
@@ -10503,7 +12557,14 @@
             <w:tcW w:type="dxa" w:w="3324"/>
           </w:tcPr>
           <w:p>
-            <w:r>
+            <w:pPr>
+              <w:spacing w:before="20" w:after="20" w:line="240" w:lineRule="auto"/>
+            </w:pPr>
+            <w:r>
+              <w:rPr>
+                <w:rFonts w:ascii="Arial Narrow" w:hAnsi="Arial Narrow"/>
+                <w:sz w:val="18"/>
+              </w:rPr>
               <w:t>individual care-seeking/coverage; HH expense per population</w:t>
             </w:r>
           </w:p>
@@ -10515,7 +12576,14 @@
             <w:tcW w:type="dxa" w:w="3324"/>
           </w:tcPr>
           <w:p>
-            <w:r>
+            <w:pPr>
+              <w:spacing w:before="20" w:after="20" w:line="240" w:lineRule="auto"/>
+            </w:pPr>
+            <w:r>
+              <w:rPr>
+                <w:rFonts w:ascii="Arial Narrow" w:hAnsi="Arial Narrow"/>
+                <w:sz w:val="18"/>
+              </w:rPr>
               <w:t>M08 Food</w:t>
             </w:r>
           </w:p>
@@ -10525,7 +12593,14 @@
             <w:tcW w:type="dxa" w:w="3324"/>
           </w:tcPr>
           <w:p>
-            <w:r>
+            <w:pPr>
+              <w:spacing w:before="20" w:after="20" w:line="240" w:lineRule="auto"/>
+            </w:pPr>
+            <w:r>
+              <w:rPr>
+                <w:rFonts w:ascii="Arial Narrow" w:hAnsi="Arial Narrow"/>
+                <w:sz w:val="18"/>
+              </w:rPr>
               <w:t>hhw / indw</w:t>
             </w:r>
           </w:p>
@@ -10535,7 +12610,14 @@
             <w:tcW w:type="dxa" w:w="3324"/>
           </w:tcPr>
           <w:p>
-            <w:r>
+            <w:pPr>
+              <w:spacing w:before="20" w:after="20" w:line="240" w:lineRule="auto"/>
+            </w:pPr>
+            <w:r>
+              <w:rPr>
+                <w:rFonts w:ascii="Arial Narrow" w:hAnsi="Arial Narrow"/>
+                <w:sz w:val="18"/>
+              </w:rPr>
               <w:t>HH sourcing=hhw; individual SSB consumption=indw</w:t>
             </w:r>
           </w:p>
@@ -10547,7 +12629,14 @@
             <w:tcW w:type="dxa" w:w="3324"/>
           </w:tcPr>
           <w:p>
-            <w:r>
+            <w:pPr>
+              <w:spacing w:before="20" w:after="20" w:line="240" w:lineRule="auto"/>
+            </w:pPr>
+            <w:r>
+              <w:rPr>
+                <w:rFonts w:ascii="Arial Narrow" w:hAnsi="Arial Narrow"/>
+                <w:sz w:val="18"/>
+              </w:rPr>
               <w:t>M09 Hazards</w:t>
             </w:r>
           </w:p>
@@ -10557,7 +12646,14 @@
             <w:tcW w:type="dxa" w:w="3324"/>
           </w:tcPr>
           <w:p>
-            <w:r>
+            <w:pPr>
+              <w:spacing w:before="20" w:after="20" w:line="240" w:lineRule="auto"/>
+            </w:pPr>
+            <w:r>
+              <w:rPr>
+                <w:rFonts w:ascii="Arial Narrow" w:hAnsi="Arial Narrow"/>
+                <w:sz w:val="18"/>
+              </w:rPr>
               <w:t>popw</w:t>
             </w:r>
           </w:p>
@@ -10567,7 +12663,14 @@
             <w:tcW w:type="dxa" w:w="3324"/>
           </w:tcPr>
           <w:p>
-            <w:r>
+            <w:pPr>
+              <w:spacing w:before="20" w:after="20" w:line="240" w:lineRule="auto"/>
+            </w:pPr>
+            <w:r>
+              <w:rPr>
+                <w:rFonts w:ascii="Arial Narrow" w:hAnsi="Arial Narrow"/>
+                <w:sz w:val="18"/>
+              </w:rPr>
               <w:t>share of affected population warned/assisted</w:t>
             </w:r>
           </w:p>
@@ -10579,7 +12682,14 @@
             <w:tcW w:type="dxa" w:w="3324"/>
           </w:tcPr>
           <w:p>
-            <w:r>
+            <w:pPr>
+              <w:spacing w:before="20" w:after="20" w:line="240" w:lineRule="auto"/>
+            </w:pPr>
+            <w:r>
+              <w:rPr>
+                <w:rFonts w:ascii="Arial Narrow" w:hAnsi="Arial Narrow"/>
+                <w:sz w:val="18"/>
+              </w:rPr>
               <w:t>M10 Dwelling</w:t>
             </w:r>
           </w:p>
@@ -10589,7 +12699,14 @@
             <w:tcW w:type="dxa" w:w="3324"/>
           </w:tcPr>
           <w:p>
-            <w:r>
+            <w:pPr>
+              <w:spacing w:before="20" w:after="20" w:line="240" w:lineRule="auto"/>
+            </w:pPr>
+            <w:r>
+              <w:rPr>
+                <w:rFonts w:ascii="Arial Narrow" w:hAnsi="Arial Narrow"/>
+                <w:sz w:val="18"/>
+              </w:rPr>
               <w:t>popw</w:t>
             </w:r>
           </w:p>
@@ -10599,7 +12716,14 @@
             <w:tcW w:type="dxa" w:w="3324"/>
           </w:tcPr>
           <w:p>
-            <w:r>
+            <w:pPr>
+              <w:spacing w:before="20" w:after="20" w:line="240" w:lineRule="auto"/>
+            </w:pPr>
+            <w:r>
+              <w:rPr>
+                <w:rFonts w:ascii="Arial Narrow" w:hAnsi="Arial Narrow"/>
+                <w:sz w:val="18"/>
+              </w:rPr>
               <w:t>housing conditions (people)</w:t>
             </w:r>
           </w:p>
@@ -10611,7 +12735,14 @@
             <w:tcW w:type="dxa" w:w="3324"/>
           </w:tcPr>
           <w:p>
-            <w:r>
+            <w:pPr>
+              <w:spacing w:before="20" w:after="20" w:line="240" w:lineRule="auto"/>
+            </w:pPr>
+            <w:r>
+              <w:rPr>
+                <w:rFonts w:ascii="Arial Narrow" w:hAnsi="Arial Narrow"/>
+                <w:sz w:val="18"/>
+              </w:rPr>
               <w:t>M11 Sanitation</w:t>
             </w:r>
           </w:p>
@@ -10621,7 +12752,14 @@
             <w:tcW w:type="dxa" w:w="3324"/>
           </w:tcPr>
           <w:p>
-            <w:r>
+            <w:pPr>
+              <w:spacing w:before="20" w:after="20" w:line="240" w:lineRule="auto"/>
+            </w:pPr>
+            <w:r>
+              <w:rPr>
+                <w:rFonts w:ascii="Arial Narrow" w:hAnsi="Arial Narrow"/>
+                <w:sz w:val="18"/>
+              </w:rPr>
               <w:t>popw (hhw for waste behaviour)</w:t>
             </w:r>
           </w:p>
@@ -10631,7 +12769,14 @@
             <w:tcW w:type="dxa" w:w="3324"/>
           </w:tcPr>
           <w:p>
-            <w:r>
+            <w:pPr>
+              <w:spacing w:before="20" w:after="20" w:line="240" w:lineRule="auto"/>
+            </w:pPr>
+            <w:r>
+              <w:rPr>
+                <w:rFonts w:ascii="Arial Narrow" w:hAnsi="Arial Narrow"/>
+                <w:sz w:val="18"/>
+              </w:rPr>
               <w:t>SDG-6 people with improved sanitation</w:t>
             </w:r>
           </w:p>
@@ -10643,7 +12788,14 @@
             <w:tcW w:type="dxa" w:w="3324"/>
           </w:tcPr>
           <w:p>
-            <w:r>
+            <w:pPr>
+              <w:spacing w:before="20" w:after="20" w:line="240" w:lineRule="auto"/>
+            </w:pPr>
+            <w:r>
+              <w:rPr>
+                <w:rFonts w:ascii="Arial Narrow" w:hAnsi="Arial Narrow"/>
+                <w:sz w:val="18"/>
+              </w:rPr>
               <w:t>M12 Utilities</w:t>
             </w:r>
           </w:p>
@@ -10653,7 +12805,14 @@
             <w:tcW w:type="dxa" w:w="3324"/>
           </w:tcPr>
           <w:p>
-            <w:r>
+            <w:pPr>
+              <w:spacing w:before="20" w:after="20" w:line="240" w:lineRule="auto"/>
+            </w:pPr>
+            <w:r>
+              <w:rPr>
+                <w:rFonts w:ascii="Arial Narrow" w:hAnsi="Arial Narrow"/>
+                <w:sz w:val="18"/>
+              </w:rPr>
               <w:t>popw</w:t>
             </w:r>
           </w:p>
@@ -10663,7 +12822,14 @@
             <w:tcW w:type="dxa" w:w="3324"/>
           </w:tcPr>
           <w:p>
-            <w:r>
+            <w:pPr>
+              <w:spacing w:before="20" w:after="20" w:line="240" w:lineRule="auto"/>
+            </w:pPr>
+            <w:r>
+              <w:rPr>
+                <w:rFonts w:ascii="Arial Narrow" w:hAnsi="Arial Narrow"/>
+                <w:sz w:val="18"/>
+              </w:rPr>
               <w:t>SDG-6/7 people with electricity/water/internet</w:t>
             </w:r>
           </w:p>
@@ -10675,7 +12841,14 @@
             <w:tcW w:type="dxa" w:w="3324"/>
           </w:tcPr>
           <w:p>
-            <w:r>
+            <w:pPr>
+              <w:spacing w:before="20" w:after="20" w:line="240" w:lineRule="auto"/>
+            </w:pPr>
+            <w:r>
+              <w:rPr>
+                <w:rFonts w:ascii="Arial Narrow" w:hAnsi="Arial Narrow"/>
+                <w:sz w:val="18"/>
+              </w:rPr>
               <w:t>M13 Assets</w:t>
             </w:r>
           </w:p>
@@ -10685,7 +12858,14 @@
             <w:tcW w:type="dxa" w:w="3324"/>
           </w:tcPr>
           <w:p>
-            <w:r>
+            <w:pPr>
+              <w:spacing w:before="20" w:after="20" w:line="240" w:lineRule="auto"/>
+            </w:pPr>
+            <w:r>
+              <w:rPr>
+                <w:rFonts w:ascii="Arial Narrow" w:hAnsi="Arial Narrow"/>
+                <w:sz w:val="18"/>
+              </w:rPr>
               <w:t>hhw (popw for cooking fuel)</w:t>
             </w:r>
           </w:p>
@@ -10695,7 +12875,14 @@
             <w:tcW w:type="dxa" w:w="3324"/>
           </w:tcPr>
           <w:p>
-            <w:r>
+            <w:pPr>
+              <w:spacing w:before="20" w:after="20" w:line="240" w:lineRule="auto"/>
+            </w:pPr>
+            <w:r>
+              <w:rPr>
+                <w:rFonts w:ascii="Arial Narrow" w:hAnsi="Arial Narrow"/>
+                <w:sz w:val="18"/>
+              </w:rPr>
               <w:t>HH asset stock; clean-cooking exposure per population</w:t>
             </w:r>
           </w:p>
@@ -10707,7 +12894,14 @@
             <w:tcW w:type="dxa" w:w="3324"/>
           </w:tcPr>
           <w:p>
-            <w:r>
+            <w:pPr>
+              <w:spacing w:before="20" w:after="20" w:line="240" w:lineRule="auto"/>
+            </w:pPr>
+            <w:r>
+              <w:rPr>
+                <w:rFonts w:ascii="Arial Narrow" w:hAnsi="Arial Narrow"/>
+                <w:sz w:val="18"/>
+              </w:rPr>
               <w:t>M14 Views</w:t>
             </w:r>
           </w:p>
@@ -10717,7 +12911,14 @@
             <w:tcW w:type="dxa" w:w="3324"/>
           </w:tcPr>
           <w:p>
-            <w:r>
+            <w:pPr>
+              <w:spacing w:before="20" w:after="20" w:line="240" w:lineRule="auto"/>
+            </w:pPr>
+            <w:r>
+              <w:rPr>
+                <w:rFonts w:ascii="Arial Narrow" w:hAnsi="Arial Narrow"/>
+                <w:sz w:val="18"/>
+              </w:rPr>
               <w:t>hhw</w:t>
             </w:r>
           </w:p>
@@ -10727,7 +12928,14 @@
             <w:tcW w:type="dxa" w:w="3324"/>
           </w:tcPr>
           <w:p>
-            <w:r>
+            <w:pPr>
+              <w:spacing w:before="20" w:after="20" w:line="240" w:lineRule="auto"/>
+            </w:pPr>
+            <w:r>
+              <w:rPr>
+                <w:rFonts w:ascii="Arial Narrow" w:hAnsi="Arial Narrow"/>
+                <w:sz w:val="18"/>
+              </w:rPr>
               <w:t>HH head’s subjective assessment</w:t>
             </w:r>
           </w:p>
@@ -10760,10 +12968,21 @@
             <w:tcW w:type="dxa" w:w="3324"/>
           </w:tcPr>
           <w:p>
-            <w:r/>
-            <w:r>
-              <w:rPr>
+            <w:pPr>
+              <w:spacing w:before="20" w:after="20" w:line="240" w:lineRule="auto"/>
+            </w:pPr>
+            <w:r>
+              <w:rPr>
+                <w:rFonts w:ascii="Arial Narrow" w:hAnsi="Arial Narrow"/>
                 <w:b/>
+                <w:sz w:val="18"/>
+              </w:rPr>
+            </w:r>
+            <w:r>
+              <w:rPr>
+                <w:rFonts w:ascii="Arial Narrow" w:hAnsi="Arial Narrow"/>
+                <w:b/>
+                <w:sz w:val="18"/>
               </w:rPr>
               <w:t>Module</w:t>
             </w:r>
@@ -10774,10 +12993,21 @@
             <w:tcW w:type="dxa" w:w="3324"/>
           </w:tcPr>
           <w:p>
-            <w:r/>
-            <w:r>
-              <w:rPr>
+            <w:pPr>
+              <w:spacing w:before="20" w:after="20" w:line="240" w:lineRule="auto"/>
+            </w:pPr>
+            <w:r>
+              <w:rPr>
+                <w:rFonts w:ascii="Arial Narrow" w:hAnsi="Arial Narrow"/>
                 <w:b/>
+                <w:sz w:val="18"/>
+              </w:rPr>
+            </w:r>
+            <w:r>
+              <w:rPr>
+                <w:rFonts w:ascii="Arial Narrow" w:hAnsi="Arial Narrow"/>
+                <w:b/>
+                <w:sz w:val="18"/>
               </w:rPr>
               <w:t>Weight</w:t>
             </w:r>
@@ -10788,10 +13018,21 @@
             <w:tcW w:type="dxa" w:w="3324"/>
           </w:tcPr>
           <w:p>
-            <w:r/>
-            <w:r>
-              <w:rPr>
+            <w:pPr>
+              <w:spacing w:before="20" w:after="20" w:line="240" w:lineRule="auto"/>
+            </w:pPr>
+            <w:r>
+              <w:rPr>
+                <w:rFonts w:ascii="Arial Narrow" w:hAnsi="Arial Narrow"/>
                 <w:b/>
+                <w:sz w:val="18"/>
+              </w:rPr>
+            </w:r>
+            <w:r>
+              <w:rPr>
+                <w:rFonts w:ascii="Arial Narrow" w:hAnsi="Arial Narrow"/>
+                <w:b/>
+                <w:sz w:val="18"/>
               </w:rPr>
               <w:t>Basis</w:t>
             </w:r>
@@ -10804,7 +13045,14 @@
             <w:tcW w:type="dxa" w:w="3324"/>
           </w:tcPr>
           <w:p>
-            <w:r>
+            <w:pPr>
+              <w:spacing w:before="20" w:after="20" w:line="240" w:lineRule="auto"/>
+            </w:pPr>
+            <w:r>
+              <w:rPr>
+                <w:rFonts w:ascii="Arial Narrow" w:hAnsi="Arial Narrow"/>
+                <w:sz w:val="18"/>
+              </w:rPr>
               <w:t>M00 Passport</w:t>
             </w:r>
           </w:p>
@@ -10814,7 +13062,14 @@
             <w:tcW w:type="dxa" w:w="3324"/>
           </w:tcPr>
           <w:p>
-            <w:r>
+            <w:pPr>
+              <w:spacing w:before="20" w:after="20" w:line="240" w:lineRule="auto"/>
+            </w:pPr>
+            <w:r>
+              <w:rPr>
+                <w:rFonts w:ascii="Arial Narrow" w:hAnsi="Arial Narrow"/>
+                <w:sz w:val="18"/>
+              </w:rPr>
               <w:t>—</w:t>
             </w:r>
           </w:p>
@@ -10824,7 +13079,14 @@
             <w:tcW w:type="dxa" w:w="3324"/>
           </w:tcPr>
           <w:p>
-            <w:r>
+            <w:pPr>
+              <w:spacing w:before="20" w:after="20" w:line="240" w:lineRule="auto"/>
+            </w:pPr>
+            <w:r>
+              <w:rPr>
+                <w:rFonts w:ascii="Arial Narrow" w:hAnsi="Arial Narrow"/>
+                <w:sz w:val="18"/>
+              </w:rPr>
               <w:t>identifiers/metadata, not analysed</w:t>
             </w:r>
           </w:p>
@@ -10836,7 +13098,14 @@
             <w:tcW w:type="dxa" w:w="3324"/>
           </w:tcPr>
           <w:p>
-            <w:r>
+            <w:pPr>
+              <w:spacing w:before="20" w:after="20" w:line="240" w:lineRule="auto"/>
+            </w:pPr>
+            <w:r>
+              <w:rPr>
+                <w:rFonts w:ascii="Arial Narrow" w:hAnsi="Arial Narrow"/>
+                <w:sz w:val="18"/>
+              </w:rPr>
               <w:t>M01 Roster</w:t>
             </w:r>
           </w:p>
@@ -10846,7 +13115,14 @@
             <w:tcW w:type="dxa" w:w="3324"/>
           </w:tcPr>
           <w:p>
-            <w:r>
+            <w:pPr>
+              <w:spacing w:before="20" w:after="20" w:line="240" w:lineRule="auto"/>
+            </w:pPr>
+            <w:r>
+              <w:rPr>
+                <w:rFonts w:ascii="Arial Narrow" w:hAnsi="Arial Narrow"/>
+                <w:sz w:val="18"/>
+              </w:rPr>
               <w:t>indw</w:t>
             </w:r>
           </w:p>
@@ -10856,7 +13132,14 @@
             <w:tcW w:type="dxa" w:w="3324"/>
           </w:tcPr>
           <w:p>
-            <w:r>
+            <w:pPr>
+              <w:spacing w:before="20" w:after="20" w:line="240" w:lineRule="auto"/>
+            </w:pPr>
+            <w:r>
+              <w:rPr>
+                <w:rFonts w:ascii="Arial Narrow" w:hAnsi="Arial Narrow"/>
+                <w:sz w:val="18"/>
+              </w:rPr>
               <w:t>individual characteristics</w:t>
             </w:r>
           </w:p>
@@ -10868,7 +13151,14 @@
             <w:tcW w:type="dxa" w:w="3324"/>
           </w:tcPr>
           <w:p>
-            <w:r>
+            <w:pPr>
+              <w:spacing w:before="20" w:after="20" w:line="240" w:lineRule="auto"/>
+            </w:pPr>
+            <w:r>
+              <w:rPr>
+                <w:rFonts w:ascii="Arial Narrow" w:hAnsi="Arial Narrow"/>
+                <w:sz w:val="18"/>
+              </w:rPr>
               <w:t>M02 Education</w:t>
             </w:r>
           </w:p>
@@ -10878,7 +13168,14 @@
             <w:tcW w:type="dxa" w:w="3324"/>
           </w:tcPr>
           <w:p>
-            <w:r>
+            <w:pPr>
+              <w:spacing w:before="20" w:after="20" w:line="240" w:lineRule="auto"/>
+            </w:pPr>
+            <w:r>
+              <w:rPr>
+                <w:rFonts w:ascii="Arial Narrow" w:hAnsi="Arial Narrow"/>
+                <w:sz w:val="18"/>
+              </w:rPr>
               <w:t>indw</w:t>
             </w:r>
           </w:p>
@@ -10888,7 +13185,14 @@
             <w:tcW w:type="dxa" w:w="3324"/>
           </w:tcPr>
           <w:p>
-            <w:r>
+            <w:pPr>
+              <w:spacing w:before="20" w:after="20" w:line="240" w:lineRule="auto"/>
+            </w:pPr>
+            <w:r>
+              <w:rPr>
+                <w:rFonts w:ascii="Arial Narrow" w:hAnsi="Arial Narrow"/>
+                <w:sz w:val="18"/>
+              </w:rPr>
               <w:t>individual attendance</w:t>
             </w:r>
           </w:p>
@@ -10900,7 +13204,14 @@
             <w:tcW w:type="dxa" w:w="3324"/>
           </w:tcPr>
           <w:p>
-            <w:r>
+            <w:pPr>
+              <w:spacing w:before="20" w:after="20" w:line="240" w:lineRule="auto"/>
+            </w:pPr>
+            <w:r>
+              <w:rPr>
+                <w:rFonts w:ascii="Arial Narrow" w:hAnsi="Arial Narrow"/>
+                <w:sz w:val="18"/>
+              </w:rPr>
               <w:t>M03 Shocks</w:t>
             </w:r>
           </w:p>
@@ -10910,7 +13221,14 @@
             <w:tcW w:type="dxa" w:w="3324"/>
           </w:tcPr>
           <w:p>
-            <w:r>
+            <w:pPr>
+              <w:spacing w:before="20" w:after="20" w:line="240" w:lineRule="auto"/>
+            </w:pPr>
+            <w:r>
+              <w:rPr>
+                <w:rFonts w:ascii="Arial Narrow" w:hAnsi="Arial Narrow"/>
+                <w:sz w:val="18"/>
+              </w:rPr>
               <w:t>hhw</w:t>
             </w:r>
           </w:p>
@@ -10920,7 +13238,14 @@
             <w:tcW w:type="dxa" w:w="3324"/>
           </w:tcPr>
           <w:p>
-            <w:r>
+            <w:pPr>
+              <w:spacing w:before="20" w:after="20" w:line="240" w:lineRule="auto"/>
+            </w:pPr>
+            <w:r>
+              <w:rPr>
+                <w:rFonts w:ascii="Arial Narrow" w:hAnsi="Arial Narrow"/>
+                <w:sz w:val="18"/>
+              </w:rPr>
               <w:t>household exposure</w:t>
             </w:r>
           </w:p>
@@ -10932,7 +13257,14 @@
             <w:tcW w:type="dxa" w:w="3324"/>
           </w:tcPr>
           <w:p>
-            <w:r>
+            <w:pPr>
+              <w:spacing w:before="20" w:after="20" w:line="240" w:lineRule="auto"/>
+            </w:pPr>
+            <w:r>
+              <w:rPr>
+                <w:rFonts w:ascii="Arial Narrow" w:hAnsi="Arial Narrow"/>
+                <w:sz w:val="18"/>
+              </w:rPr>
               <w:t>M04 Employment</w:t>
             </w:r>
           </w:p>
@@ -10942,7 +13274,14 @@
             <w:tcW w:type="dxa" w:w="3324"/>
           </w:tcPr>
           <w:p>
-            <w:r>
+            <w:pPr>
+              <w:spacing w:before="20" w:after="20" w:line="240" w:lineRule="auto"/>
+            </w:pPr>
+            <w:r>
+              <w:rPr>
+                <w:rFonts w:ascii="Arial Narrow" w:hAnsi="Arial Narrow"/>
+                <w:sz w:val="18"/>
+              </w:rPr>
               <w:t>indw</w:t>
             </w:r>
           </w:p>
@@ -10952,7 +13291,14 @@
             <w:tcW w:type="dxa" w:w="3324"/>
           </w:tcPr>
           <w:p>
-            <w:r>
+            <w:pPr>
+              <w:spacing w:before="20" w:after="20" w:line="240" w:lineRule="auto"/>
+            </w:pPr>
+            <w:r>
+              <w:rPr>
+                <w:rFonts w:ascii="Arial Narrow" w:hAnsi="Arial Narrow"/>
+                <w:sz w:val="18"/>
+              </w:rPr>
               <w:t>individual labour-market outcomes</w:t>
             </w:r>
           </w:p>
@@ -10964,7 +13310,14 @@
             <w:tcW w:type="dxa" w:w="3324"/>
           </w:tcPr>
           <w:p>
-            <w:r>
+            <w:pPr>
+              <w:spacing w:before="20" w:after="20" w:line="240" w:lineRule="auto"/>
+            </w:pPr>
+            <w:r>
+              <w:rPr>
+                <w:rFonts w:ascii="Arial Narrow" w:hAnsi="Arial Narrow"/>
+                <w:sz w:val="18"/>
+              </w:rPr>
               <w:t>M05 Income</w:t>
             </w:r>
           </w:p>
@@ -10974,7 +13327,14 @@
             <w:tcW w:type="dxa" w:w="3324"/>
           </w:tcPr>
           <w:p>
-            <w:r>
+            <w:pPr>
+              <w:spacing w:before="20" w:after="20" w:line="240" w:lineRule="auto"/>
+            </w:pPr>
+            <w:r>
+              <w:rPr>
+                <w:rFonts w:ascii="Arial Narrow" w:hAnsi="Arial Narrow"/>
+                <w:sz w:val="18"/>
+              </w:rPr>
               <w:t>hhw (indw for individual earnings)</w:t>
             </w:r>
           </w:p>
@@ -10984,7 +13344,14 @@
             <w:tcW w:type="dxa" w:w="3324"/>
           </w:tcPr>
           <w:p>
-            <w:r>
+            <w:pPr>
+              <w:spacing w:before="20" w:after="20" w:line="240" w:lineRule="auto"/>
+            </w:pPr>
+            <w:r>
+              <w:rPr>
+                <w:rFonts w:ascii="Arial Narrow" w:hAnsi="Arial Narrow"/>
+                <w:sz w:val="18"/>
+              </w:rPr>
               <w:t>household transfers; individual earnings</w:t>
             </w:r>
           </w:p>
@@ -10996,7 +13363,14 @@
             <w:tcW w:type="dxa" w:w="3324"/>
           </w:tcPr>
           <w:p>
-            <w:r>
+            <w:pPr>
+              <w:spacing w:before="20" w:after="20" w:line="240" w:lineRule="auto"/>
+            </w:pPr>
+            <w:r>
+              <w:rPr>
+                <w:rFonts w:ascii="Arial Narrow" w:hAnsi="Arial Narrow"/>
+                <w:sz w:val="18"/>
+              </w:rPr>
               <w:t>M06 Finance</w:t>
             </w:r>
           </w:p>
@@ -11006,7 +13380,14 @@
             <w:tcW w:type="dxa" w:w="3324"/>
           </w:tcPr>
           <w:p>
-            <w:r>
+            <w:pPr>
+              <w:spacing w:before="20" w:after="20" w:line="240" w:lineRule="auto"/>
+            </w:pPr>
+            <w:r>
+              <w:rPr>
+                <w:rFonts w:ascii="Arial Narrow" w:hAnsi="Arial Narrow"/>
+                <w:sz w:val="18"/>
+              </w:rPr>
               <w:t>hhw</w:t>
             </w:r>
           </w:p>
@@ -11016,7 +13397,14 @@
             <w:tcW w:type="dxa" w:w="3324"/>
           </w:tcPr>
           <w:p>
-            <w:r>
+            <w:pPr>
+              <w:spacing w:before="20" w:after="20" w:line="240" w:lineRule="auto"/>
+            </w:pPr>
+            <w:r>
+              <w:rPr>
+                <w:rFonts w:ascii="Arial Narrow" w:hAnsi="Arial Narrow"/>
+                <w:sz w:val="18"/>
+              </w:rPr>
               <w:t>household financial decisions</w:t>
             </w:r>
           </w:p>
@@ -11028,7 +13416,14 @@
             <w:tcW w:type="dxa" w:w="3324"/>
           </w:tcPr>
           <w:p>
-            <w:r>
+            <w:pPr>
+              <w:spacing w:before="20" w:after="20" w:line="240" w:lineRule="auto"/>
+            </w:pPr>
+            <w:r>
+              <w:rPr>
+                <w:rFonts w:ascii="Arial Narrow" w:hAnsi="Arial Narrow"/>
+                <w:sz w:val="18"/>
+              </w:rPr>
               <w:t>M07 Health</w:t>
             </w:r>
           </w:p>
@@ -11038,7 +13433,14 @@
             <w:tcW w:type="dxa" w:w="3324"/>
           </w:tcPr>
           <w:p>
-            <w:r>
+            <w:pPr>
+              <w:spacing w:before="20" w:after="20" w:line="240" w:lineRule="auto"/>
+            </w:pPr>
+            <w:r>
+              <w:rPr>
+                <w:rFonts w:ascii="Arial Narrow" w:hAnsi="Arial Narrow"/>
+                <w:sz w:val="18"/>
+              </w:rPr>
               <w:t>indw</w:t>
             </w:r>
           </w:p>
@@ -11048,7 +13450,14 @@
             <w:tcW w:type="dxa" w:w="3324"/>
           </w:tcPr>
           <w:p>
-            <w:r>
+            <w:pPr>
+              <w:spacing w:before="20" w:after="20" w:line="240" w:lineRule="auto"/>
+            </w:pPr>
+            <w:r>
+              <w:rPr>
+                <w:rFonts w:ascii="Arial Narrow" w:hAnsi="Arial Narrow"/>
+                <w:sz w:val="18"/>
+              </w:rPr>
               <w:t>individual care-seeking/coverage</w:t>
             </w:r>
           </w:p>
@@ -11060,7 +13469,14 @@
             <w:tcW w:type="dxa" w:w="3324"/>
           </w:tcPr>
           <w:p>
-            <w:r>
+            <w:pPr>
+              <w:spacing w:before="20" w:after="20" w:line="240" w:lineRule="auto"/>
+            </w:pPr>
+            <w:r>
+              <w:rPr>
+                <w:rFonts w:ascii="Arial Narrow" w:hAnsi="Arial Narrow"/>
+                <w:sz w:val="18"/>
+              </w:rPr>
               <w:t>M08 Food (FIES)</w:t>
             </w:r>
           </w:p>
@@ -11070,7 +13486,14 @@
             <w:tcW w:type="dxa" w:w="3324"/>
           </w:tcPr>
           <w:p>
-            <w:r>
+            <w:pPr>
+              <w:spacing w:before="20" w:after="20" w:line="240" w:lineRule="auto"/>
+            </w:pPr>
+            <w:r>
+              <w:rPr>
+                <w:rFonts w:ascii="Arial Narrow" w:hAnsi="Arial Narrow"/>
+                <w:sz w:val="18"/>
+              </w:rPr>
               <w:t>hhw</w:t>
             </w:r>
           </w:p>
@@ -11080,7 +13503,14 @@
             <w:tcW w:type="dxa" w:w="3324"/>
           </w:tcPr>
           <w:p>
-            <w:r>
+            <w:pPr>
+              <w:spacing w:before="20" w:after="20" w:line="240" w:lineRule="auto"/>
+            </w:pPr>
+            <w:r>
+              <w:rPr>
+                <w:rFonts w:ascii="Arial Narrow" w:hAnsi="Arial Narrow"/>
+                <w:sz w:val="18"/>
+              </w:rPr>
               <w:t>household food security</w:t>
             </w:r>
           </w:p>
@@ -11092,7 +13522,14 @@
             <w:tcW w:type="dxa" w:w="3324"/>
           </w:tcPr>
           <w:p>
-            <w:r>
+            <w:pPr>
+              <w:spacing w:before="20" w:after="20" w:line="240" w:lineRule="auto"/>
+            </w:pPr>
+            <w:r>
+              <w:rPr>
+                <w:rFonts w:ascii="Arial Narrow" w:hAnsi="Arial Narrow"/>
+                <w:sz w:val="18"/>
+              </w:rPr>
               <w:t>M09 Views</w:t>
             </w:r>
           </w:p>
@@ -11102,7 +13539,14 @@
             <w:tcW w:type="dxa" w:w="3324"/>
           </w:tcPr>
           <w:p>
-            <w:r>
+            <w:pPr>
+              <w:spacing w:before="20" w:after="20" w:line="240" w:lineRule="auto"/>
+            </w:pPr>
+            <w:r>
+              <w:rPr>
+                <w:rFonts w:ascii="Arial Narrow" w:hAnsi="Arial Narrow"/>
+                <w:sz w:val="18"/>
+              </w:rPr>
               <w:t>hhw</w:t>
             </w:r>
           </w:p>
@@ -11112,7 +13556,14 @@
             <w:tcW w:type="dxa" w:w="3324"/>
           </w:tcPr>
           <w:p>
-            <w:r>
+            <w:pPr>
+              <w:spacing w:before="20" w:after="20" w:line="240" w:lineRule="auto"/>
+            </w:pPr>
+            <w:r>
+              <w:rPr>
+                <w:rFonts w:ascii="Arial Narrow" w:hAnsi="Arial Narrow"/>
+                <w:sz w:val="18"/>
+              </w:rPr>
               <w:t>HH respondent’s assessment</w:t>
             </w:r>
           </w:p>

--- a/CAPI/Analysis/SL/doc/L2PHL_WEIGHTING_TECHNICAL_NOTE.docx
+++ b/CAPI/Analysis/SL/doc/L2PHL_WEIGHTING_TECHNICAL_NOTE.docx
@@ -7923,7 +7923,7 @@
                 <w:rFonts w:ascii="Arial Narrow" w:hAnsi="Arial Narrow"/>
                 <w:sz w:val="18"/>
               </w:rPr>
-              <w:t>0.346</w:t>
+              <w:t>0.35</w:t>
             </w:r>
           </w:p>
         </w:tc>
@@ -7940,7 +7940,7 @@
                 <w:rFonts w:ascii="Arial Narrow" w:hAnsi="Arial Narrow"/>
                 <w:sz w:val="18"/>
               </w:rPr>
-              <w:t>11.392</w:t>
+              <w:t>11.39</w:t>
             </w:r>
           </w:p>
         </w:tc>
@@ -7957,7 +7957,7 @@
                 <w:rFonts w:ascii="Arial Narrow" w:hAnsi="Arial Narrow"/>
                 <w:sz w:val="18"/>
               </w:rPr>
-              <w:t>1.120</w:t>
+              <w:t>1.12</w:t>
             </w:r>
           </w:p>
         </w:tc>
@@ -8112,7 +8112,7 @@
                 <w:rFonts w:ascii="Arial Narrow" w:hAnsi="Arial Narrow"/>
                 <w:sz w:val="18"/>
               </w:rPr>
-              <w:t>0.575</w:t>
+              <w:t>0.58</w:t>
             </w:r>
           </w:p>
         </w:tc>
@@ -8129,7 +8129,7 @@
                 <w:rFonts w:ascii="Arial Narrow" w:hAnsi="Arial Narrow"/>
                 <w:sz w:val="18"/>
               </w:rPr>
-              <w:t>60.278</w:t>
+              <w:t>60.28</w:t>
             </w:r>
           </w:p>
         </w:tc>
@@ -8146,7 +8146,7 @@
                 <w:rFonts w:ascii="Arial Narrow" w:hAnsi="Arial Narrow"/>
                 <w:sz w:val="18"/>
               </w:rPr>
-              <w:t>1.331</w:t>
+              <w:t>1.33</w:t>
             </w:r>
           </w:p>
         </w:tc>
@@ -8301,7 +8301,7 @@
                 <w:rFonts w:ascii="Arial Narrow" w:hAnsi="Arial Narrow"/>
                 <w:sz w:val="18"/>
               </w:rPr>
-              <w:t>0.265</w:t>
+              <w:t>0.26</w:t>
             </w:r>
           </w:p>
         </w:tc>
@@ -8318,7 +8318,7 @@
                 <w:rFonts w:ascii="Arial Narrow" w:hAnsi="Arial Narrow"/>
                 <w:sz w:val="18"/>
               </w:rPr>
-              <w:t>5.206</w:t>
+              <w:t>5.21</w:t>
             </w:r>
           </w:p>
         </w:tc>
@@ -8335,7 +8335,7 @@
                 <w:rFonts w:ascii="Arial Narrow" w:hAnsi="Arial Narrow"/>
                 <w:sz w:val="18"/>
               </w:rPr>
-              <w:t>1.070</w:t>
+              <w:t>1.07</w:t>
             </w:r>
           </w:p>
         </w:tc>
@@ -8541,7 +8541,7 @@
                 <w:rFonts w:ascii="Arial Narrow" w:hAnsi="Arial Narrow"/>
                 <w:sz w:val="18"/>
               </w:rPr>
-              <w:t>0.256</w:t>
+              <w:t>0.26</w:t>
             </w:r>
           </w:p>
         </w:tc>
@@ -8558,7 +8558,7 @@
                 <w:rFonts w:ascii="Arial Narrow" w:hAnsi="Arial Narrow"/>
                 <w:sz w:val="18"/>
               </w:rPr>
-              <w:t>1.066</w:t>
+              <w:t>1.07</w:t>
             </w:r>
           </w:p>
         </w:tc>
@@ -8628,7 +8628,7 @@
                 <w:rFonts w:ascii="Arial Narrow" w:hAnsi="Arial Narrow"/>
                 <w:sz w:val="18"/>
               </w:rPr>
-              <w:t>0.346</w:t>
+              <w:t>0.35</w:t>
             </w:r>
           </w:p>
         </w:tc>
@@ -8645,7 +8645,7 @@
                 <w:rFonts w:ascii="Arial Narrow" w:hAnsi="Arial Narrow"/>
                 <w:sz w:val="18"/>
               </w:rPr>
-              <w:t>1.120</w:t>
+              <w:t>1.12</w:t>
             </w:r>
           </w:p>
         </w:tc>
@@ -8715,7 +8715,7 @@
                 <w:rFonts w:ascii="Arial Narrow" w:hAnsi="Arial Narrow"/>
                 <w:sz w:val="18"/>
               </w:rPr>
-              <w:t>0.540</w:t>
+              <w:t>0.54</w:t>
             </w:r>
           </w:p>
         </w:tc>
@@ -8732,7 +8732,7 @@
                 <w:rFonts w:ascii="Arial Narrow" w:hAnsi="Arial Narrow"/>
                 <w:sz w:val="18"/>
               </w:rPr>
-              <w:t>1.292</w:t>
+              <w:t>1.29</w:t>
             </w:r>
           </w:p>
         </w:tc>
@@ -8802,7 +8802,7 @@
                 <w:rFonts w:ascii="Arial Narrow" w:hAnsi="Arial Narrow"/>
                 <w:sz w:val="18"/>
               </w:rPr>
-              <w:t>0.575</w:t>
+              <w:t>0.58</w:t>
             </w:r>
           </w:p>
         </w:tc>
@@ -8819,7 +8819,7 @@
                 <w:rFonts w:ascii="Arial Narrow" w:hAnsi="Arial Narrow"/>
                 <w:sz w:val="18"/>
               </w:rPr>
-              <w:t>1.331</w:t>
+              <w:t>1.33</w:t>
             </w:r>
           </w:p>
         </w:tc>
@@ -8889,7 +8889,7 @@
                 <w:rFonts w:ascii="Arial Narrow" w:hAnsi="Arial Narrow"/>
                 <w:sz w:val="18"/>
               </w:rPr>
-              <w:t>0.263</w:t>
+              <w:t>0.26</w:t>
             </w:r>
           </w:p>
         </w:tc>
@@ -8906,7 +8906,7 @@
                 <w:rFonts w:ascii="Arial Narrow" w:hAnsi="Arial Narrow"/>
                 <w:sz w:val="18"/>
               </w:rPr>
-              <w:t>1.069</w:t>
+              <w:t>1.07</w:t>
             </w:r>
           </w:p>
         </w:tc>
@@ -8976,7 +8976,7 @@
                 <w:rFonts w:ascii="Arial Narrow" w:hAnsi="Arial Narrow"/>
                 <w:sz w:val="18"/>
               </w:rPr>
-              <w:t>0.265</w:t>
+              <w:t>0.26</w:t>
             </w:r>
           </w:p>
         </w:tc>
@@ -8993,7 +8993,7 @@
                 <w:rFonts w:ascii="Arial Narrow" w:hAnsi="Arial Narrow"/>
                 <w:sz w:val="18"/>
               </w:rPr>
-              <w:t>1.070</w:t>
+              <w:t>1.07</w:t>
             </w:r>
           </w:p>
         </w:tc>
@@ -9215,7 +9215,7 @@
                 <w:rFonts w:ascii="Arial Narrow" w:hAnsi="Arial Narrow"/>
                 <w:sz w:val="18"/>
               </w:rPr>
-              <w:t>0.438</w:t>
+              <w:t>0.44</w:t>
             </w:r>
           </w:p>
         </w:tc>
@@ -9232,7 +9232,7 @@
                 <w:rFonts w:ascii="Arial Narrow" w:hAnsi="Arial Narrow"/>
                 <w:sz w:val="18"/>
               </w:rPr>
-              <w:t>1.192</w:t>
+              <w:t>1.19</w:t>
             </w:r>
           </w:p>
         </w:tc>
@@ -9336,7 +9336,7 @@
                 <w:rFonts w:ascii="Arial Narrow" w:hAnsi="Arial Narrow"/>
                 <w:sz w:val="18"/>
               </w:rPr>
-              <w:t>0.388</w:t>
+              <w:t>0.39</w:t>
             </w:r>
           </w:p>
         </w:tc>
@@ -9353,7 +9353,7 @@
                 <w:rFonts w:ascii="Arial Narrow" w:hAnsi="Arial Narrow"/>
                 <w:sz w:val="18"/>
               </w:rPr>
-              <w:t>1.150</w:t>
+              <w:t>1.15</w:t>
             </w:r>
           </w:p>
         </w:tc>
@@ -9457,7 +9457,7 @@
                 <w:rFonts w:ascii="Arial Narrow" w:hAnsi="Arial Narrow"/>
                 <w:sz w:val="18"/>
               </w:rPr>
-              <w:t>0.503</w:t>
+              <w:t>0.50</w:t>
             </w:r>
           </w:p>
         </w:tc>
@@ -9474,7 +9474,7 @@
                 <w:rFonts w:ascii="Arial Narrow" w:hAnsi="Arial Narrow"/>
                 <w:sz w:val="18"/>
               </w:rPr>
-              <w:t>1.253</w:t>
+              <w:t>1.25</w:t>
             </w:r>
           </w:p>
         </w:tc>
@@ -9578,7 +9578,7 @@
                 <w:rFonts w:ascii="Arial Narrow" w:hAnsi="Arial Narrow"/>
                 <w:sz w:val="18"/>
               </w:rPr>
-              <w:t>0.431</w:t>
+              <w:t>0.43</w:t>
             </w:r>
           </w:p>
         </w:tc>
@@ -9595,7 +9595,7 @@
                 <w:rFonts w:ascii="Arial Narrow" w:hAnsi="Arial Narrow"/>
                 <w:sz w:val="18"/>
               </w:rPr>
-              <w:t>1.186</w:t>
+              <w:t>1.19</w:t>
             </w:r>
           </w:p>
         </w:tc>
@@ -9699,7 +9699,7 @@
                 <w:rFonts w:ascii="Arial Narrow" w:hAnsi="Arial Narrow"/>
                 <w:sz w:val="18"/>
               </w:rPr>
-              <w:t>0.450</w:t>
+              <w:t>0.45</w:t>
             </w:r>
           </w:p>
         </w:tc>
@@ -9716,7 +9716,7 @@
                 <w:rFonts w:ascii="Arial Narrow" w:hAnsi="Arial Narrow"/>
                 <w:sz w:val="18"/>
               </w:rPr>
-              <w:t>1.202</w:t>
+              <w:t>1.20</w:t>
             </w:r>
           </w:p>
         </w:tc>
@@ -9820,7 +9820,7 @@
                 <w:rFonts w:ascii="Arial Narrow" w:hAnsi="Arial Narrow"/>
                 <w:sz w:val="18"/>
               </w:rPr>
-              <w:t>0.432</w:t>
+              <w:t>0.43</w:t>
             </w:r>
           </w:p>
         </w:tc>
@@ -9837,7 +9837,7 @@
                 <w:rFonts w:ascii="Arial Narrow" w:hAnsi="Arial Narrow"/>
                 <w:sz w:val="18"/>
               </w:rPr>
-              <w:t>1.187</w:t>
+              <w:t>1.19</w:t>
             </w:r>
           </w:p>
         </w:tc>
@@ -9941,7 +9941,7 @@
                 <w:rFonts w:ascii="Arial Narrow" w:hAnsi="Arial Narrow"/>
                 <w:sz w:val="18"/>
               </w:rPr>
-              <w:t>0.449</w:t>
+              <w:t>0.45</w:t>
             </w:r>
           </w:p>
         </w:tc>
@@ -9958,7 +9958,7 @@
                 <w:rFonts w:ascii="Arial Narrow" w:hAnsi="Arial Narrow"/>
                 <w:sz w:val="18"/>
               </w:rPr>
-              <w:t>1.202</w:t>
+              <w:t>1.20</w:t>
             </w:r>
           </w:p>
         </w:tc>
@@ -10062,7 +10062,7 @@
                 <w:rFonts w:ascii="Arial Narrow" w:hAnsi="Arial Narrow"/>
                 <w:sz w:val="18"/>
               </w:rPr>
-              <w:t>0.488</w:t>
+              <w:t>0.49</w:t>
             </w:r>
           </w:p>
         </w:tc>
@@ -10079,7 +10079,7 @@
                 <w:rFonts w:ascii="Arial Narrow" w:hAnsi="Arial Narrow"/>
                 <w:sz w:val="18"/>
               </w:rPr>
-              <w:t>1.239</w:t>
+              <w:t>1.24</w:t>
             </w:r>
           </w:p>
         </w:tc>
@@ -10335,7 +10335,7 @@
                 <w:rFonts w:ascii="Arial Narrow" w:hAnsi="Arial Narrow"/>
                 <w:sz w:val="18"/>
               </w:rPr>
-              <w:t>0.346</w:t>
+              <w:t>0.35</w:t>
             </w:r>
           </w:p>
         </w:tc>
@@ -10352,7 +10352,7 @@
                 <w:rFonts w:ascii="Arial Narrow" w:hAnsi="Arial Narrow"/>
                 <w:sz w:val="18"/>
               </w:rPr>
-              <w:t>1.120</w:t>
+              <w:t>1.12</w:t>
             </w:r>
           </w:p>
         </w:tc>
@@ -10386,7 +10386,7 @@
                 <w:rFonts w:ascii="Arial Narrow" w:hAnsi="Arial Narrow"/>
                 <w:sz w:val="18"/>
               </w:rPr>
-              <w:t>0.631</w:t>
+              <w:t>0.63</w:t>
             </w:r>
           </w:p>
         </w:tc>
@@ -10403,7 +10403,7 @@
                 <w:rFonts w:ascii="Arial Narrow" w:hAnsi="Arial Narrow"/>
                 <w:sz w:val="18"/>
               </w:rPr>
-              <w:t>886</w:t>
+              <w:t>886.3</w:t>
             </w:r>
           </w:p>
         </w:tc>
@@ -10456,7 +10456,7 @@
                 <w:rFonts w:ascii="Arial Narrow" w:hAnsi="Arial Narrow"/>
                 <w:sz w:val="18"/>
               </w:rPr>
-              <w:t>0.305</w:t>
+              <w:t>0.31</w:t>
             </w:r>
           </w:p>
         </w:tc>
@@ -10473,7 +10473,7 @@
                 <w:rFonts w:ascii="Arial Narrow" w:hAnsi="Arial Narrow"/>
                 <w:sz w:val="18"/>
               </w:rPr>
-              <w:t>1.093</w:t>
+              <w:t>1.09</w:t>
             </w:r>
           </w:p>
         </w:tc>
@@ -10507,7 +10507,7 @@
                 <w:rFonts w:ascii="Arial Narrow" w:hAnsi="Arial Narrow"/>
                 <w:sz w:val="18"/>
               </w:rPr>
-              <w:t>0.567</w:t>
+              <w:t>0.57</w:t>
             </w:r>
           </w:p>
         </w:tc>
@@ -10524,7 +10524,7 @@
                 <w:rFonts w:ascii="Arial Narrow" w:hAnsi="Arial Narrow"/>
                 <w:sz w:val="18"/>
               </w:rPr>
-              <w:t>902</w:t>
+              <w:t>902.5</w:t>
             </w:r>
           </w:p>
         </w:tc>
@@ -10577,7 +10577,7 @@
                 <w:rFonts w:ascii="Arial Narrow" w:hAnsi="Arial Narrow"/>
                 <w:sz w:val="18"/>
               </w:rPr>
-              <w:t>0.433</w:t>
+              <w:t>0.43</w:t>
             </w:r>
           </w:p>
         </w:tc>
@@ -10594,7 +10594,7 @@
                 <w:rFonts w:ascii="Arial Narrow" w:hAnsi="Arial Narrow"/>
                 <w:sz w:val="18"/>
               </w:rPr>
-              <w:t>1.187</w:t>
+              <w:t>1.19</w:t>
             </w:r>
           </w:p>
         </w:tc>
@@ -10611,7 +10611,7 @@
                 <w:rFonts w:ascii="Arial Narrow" w:hAnsi="Arial Narrow"/>
                 <w:sz w:val="18"/>
               </w:rPr>
-              <w:t>989</w:t>
+              <w:t>988.8</w:t>
             </w:r>
           </w:p>
         </w:tc>
@@ -10628,7 +10628,7 @@
                 <w:rFonts w:ascii="Arial Narrow" w:hAnsi="Arial Narrow"/>
                 <w:sz w:val="18"/>
               </w:rPr>
-              <w:t>0.667</w:t>
+              <w:t>0.67</w:t>
             </w:r>
           </w:p>
         </w:tc>
@@ -10645,7 +10645,7 @@
                 <w:rFonts w:ascii="Arial Narrow" w:hAnsi="Arial Narrow"/>
                 <w:sz w:val="18"/>
               </w:rPr>
-              <w:t>813</w:t>
+              <w:t>812.8</w:t>
             </w:r>
           </w:p>
         </w:tc>
@@ -10698,7 +10698,7 @@
                 <w:rFonts w:ascii="Arial Narrow" w:hAnsi="Arial Narrow"/>
                 <w:sz w:val="18"/>
               </w:rPr>
-              <w:t>0.362</w:t>
+              <w:t>0.36</w:t>
             </w:r>
           </w:p>
         </w:tc>
@@ -10715,7 +10715,7 @@
                 <w:rFonts w:ascii="Arial Narrow" w:hAnsi="Arial Narrow"/>
                 <w:sz w:val="18"/>
               </w:rPr>
-              <w:t>1.131</w:t>
+              <w:t>1.13</w:t>
             </w:r>
           </w:p>
         </w:tc>
@@ -10749,7 +10749,7 @@
                 <w:rFonts w:ascii="Arial Narrow" w:hAnsi="Arial Narrow"/>
                 <w:sz w:val="18"/>
               </w:rPr>
-              <w:t>0.613</w:t>
+              <w:t>0.61</w:t>
             </w:r>
           </w:p>
         </w:tc>
@@ -10766,7 +10766,7 @@
                 <w:rFonts w:ascii="Arial Narrow" w:hAnsi="Arial Narrow"/>
                 <w:sz w:val="18"/>
               </w:rPr>
-              <w:t>903</w:t>
+              <w:t>903.3</w:t>
             </w:r>
           </w:p>
         </w:tc>
@@ -10819,7 +10819,7 @@
                 <w:rFonts w:ascii="Arial Narrow" w:hAnsi="Arial Narrow"/>
                 <w:sz w:val="18"/>
               </w:rPr>
-              <w:t>0.362</w:t>
+              <w:t>0.36</w:t>
             </w:r>
           </w:p>
         </w:tc>
@@ -10836,7 +10836,7 @@
                 <w:rFonts w:ascii="Arial Narrow" w:hAnsi="Arial Narrow"/>
                 <w:sz w:val="18"/>
               </w:rPr>
-              <w:t>1.131</w:t>
+              <w:t>1.13</w:t>
             </w:r>
           </w:p>
         </w:tc>
@@ -10870,7 +10870,7 @@
                 <w:rFonts w:ascii="Arial Narrow" w:hAnsi="Arial Narrow"/>
                 <w:sz w:val="18"/>
               </w:rPr>
-              <w:t>0.611</w:t>
+              <w:t>0.61</w:t>
             </w:r>
           </w:p>
         </w:tc>
@@ -10887,7 +10887,7 @@
                 <w:rFonts w:ascii="Arial Narrow" w:hAnsi="Arial Narrow"/>
                 <w:sz w:val="18"/>
               </w:rPr>
-              <w:t>862</w:t>
+              <w:t>861.9</w:t>
             </w:r>
           </w:p>
         </w:tc>
@@ -10940,7 +10940,7 @@
                 <w:rFonts w:ascii="Arial Narrow" w:hAnsi="Arial Narrow"/>
                 <w:sz w:val="18"/>
               </w:rPr>
-              <w:t>0.352</w:t>
+              <w:t>0.35</w:t>
             </w:r>
           </w:p>
         </w:tc>
@@ -10957,7 +10957,7 @@
                 <w:rFonts w:ascii="Arial Narrow" w:hAnsi="Arial Narrow"/>
                 <w:sz w:val="18"/>
               </w:rPr>
-              <w:t>1.124</w:t>
+              <w:t>1.12</w:t>
             </w:r>
           </w:p>
         </w:tc>
@@ -10991,7 +10991,7 @@
                 <w:rFonts w:ascii="Arial Narrow" w:hAnsi="Arial Narrow"/>
                 <w:sz w:val="18"/>
               </w:rPr>
-              <w:t>0.602</w:t>
+              <w:t>0.60</w:t>
             </w:r>
           </w:p>
         </w:tc>
@@ -11008,7 +11008,7 @@
                 <w:rFonts w:ascii="Arial Narrow" w:hAnsi="Arial Narrow"/>
                 <w:sz w:val="18"/>
               </w:rPr>
-              <w:t>849</w:t>
+              <w:t>848.9</w:t>
             </w:r>
           </w:p>
         </w:tc>
@@ -11061,7 +11061,7 @@
                 <w:rFonts w:ascii="Arial Narrow" w:hAnsi="Arial Narrow"/>
                 <w:sz w:val="18"/>
               </w:rPr>
-              <w:t>0.354</w:t>
+              <w:t>0.35</w:t>
             </w:r>
           </w:p>
         </w:tc>
@@ -11078,7 +11078,7 @@
                 <w:rFonts w:ascii="Arial Narrow" w:hAnsi="Arial Narrow"/>
                 <w:sz w:val="18"/>
               </w:rPr>
-              <w:t>1.125</w:t>
+              <w:t>1.13</w:t>
             </w:r>
           </w:p>
         </w:tc>
@@ -11095,7 +11095,7 @@
                 <w:rFonts w:ascii="Arial Narrow" w:hAnsi="Arial Narrow"/>
                 <w:sz w:val="18"/>
               </w:rPr>
-              <w:t>988</w:t>
+              <w:t>988.3</w:t>
             </w:r>
           </w:p>
         </w:tc>
@@ -11112,7 +11112,7 @@
                 <w:rFonts w:ascii="Arial Narrow" w:hAnsi="Arial Narrow"/>
                 <w:sz w:val="18"/>
               </w:rPr>
-              <w:t>0.597</w:t>
+              <w:t>0.60</w:t>
             </w:r>
           </w:p>
         </w:tc>
@@ -11129,7 +11129,7 @@
                 <w:rFonts w:ascii="Arial Narrow" w:hAnsi="Arial Narrow"/>
                 <w:sz w:val="18"/>
               </w:rPr>
-              <w:t>820</w:t>
+              <w:t>819.6</w:t>
             </w:r>
           </w:p>
         </w:tc>
@@ -11182,7 +11182,7 @@
                 <w:rFonts w:ascii="Arial Narrow" w:hAnsi="Arial Narrow"/>
                 <w:sz w:val="18"/>
               </w:rPr>
-              <w:t>0.359</w:t>
+              <w:t>0.36</w:t>
             </w:r>
           </w:p>
         </w:tc>
@@ -11199,7 +11199,7 @@
                 <w:rFonts w:ascii="Arial Narrow" w:hAnsi="Arial Narrow"/>
                 <w:sz w:val="18"/>
               </w:rPr>
-              <w:t>1.129</w:t>
+              <w:t>1.13</w:t>
             </w:r>
           </w:p>
         </w:tc>
@@ -11216,7 +11216,7 @@
                 <w:rFonts w:ascii="Arial Narrow" w:hAnsi="Arial Narrow"/>
                 <w:sz w:val="18"/>
               </w:rPr>
-              <w:t>988</w:t>
+              <w:t>988.0</w:t>
             </w:r>
           </w:p>
         </w:tc>
@@ -11233,7 +11233,7 @@
                 <w:rFonts w:ascii="Arial Narrow" w:hAnsi="Arial Narrow"/>
                 <w:sz w:val="18"/>
               </w:rPr>
-              <w:t>0.613</w:t>
+              <w:t>0.61</w:t>
             </w:r>
           </w:p>
         </w:tc>
@@ -11250,7 +11250,7 @@
                 <w:rFonts w:ascii="Arial Narrow" w:hAnsi="Arial Narrow"/>
                 <w:sz w:val="18"/>
               </w:rPr>
-              <w:t>811</w:t>
+              <w:t>810.6</w:t>
             </w:r>
           </w:p>
         </w:tc>
@@ -11417,7 +11417,7 @@
                 <w:rFonts w:ascii="Arial Narrow" w:hAnsi="Arial Narrow"/>
                 <w:sz w:val="18"/>
               </w:rPr>
-              <w:t>0.552</w:t>
+              <w:t>0.55</w:t>
             </w:r>
           </w:p>
         </w:tc>
@@ -11434,7 +11434,7 @@
                 <w:rFonts w:ascii="Arial Narrow" w:hAnsi="Arial Narrow"/>
                 <w:sz w:val="18"/>
               </w:rPr>
-              <w:t>0.220</w:t>
+              <w:t>0.22</w:t>
             </w:r>
           </w:p>
         </w:tc>
@@ -11451,7 +11451,7 @@
                 <w:rFonts w:ascii="Arial Narrow" w:hAnsi="Arial Narrow"/>
                 <w:sz w:val="18"/>
               </w:rPr>
-              <w:t>0.176</w:t>
+              <w:t>0.18</w:t>
             </w:r>
           </w:p>
         </w:tc>
@@ -11504,7 +11504,7 @@
                 <w:rFonts w:ascii="Arial Narrow" w:hAnsi="Arial Narrow"/>
                 <w:sz w:val="18"/>
               </w:rPr>
-              <w:t>0.552</w:t>
+              <w:t>0.55</w:t>
             </w:r>
           </w:p>
         </w:tc>
@@ -11521,7 +11521,7 @@
                 <w:rFonts w:ascii="Arial Narrow" w:hAnsi="Arial Narrow"/>
                 <w:sz w:val="18"/>
               </w:rPr>
-              <w:t>0.222</w:t>
+              <w:t>0.22</w:t>
             </w:r>
           </w:p>
         </w:tc>
@@ -11538,7 +11538,7 @@
                 <w:rFonts w:ascii="Arial Narrow" w:hAnsi="Arial Narrow"/>
                 <w:sz w:val="18"/>
               </w:rPr>
-              <w:t>0.183</w:t>
+              <w:t>0.18</w:t>
             </w:r>
           </w:p>
         </w:tc>
@@ -11591,7 +11591,7 @@
                 <w:rFonts w:ascii="Arial Narrow" w:hAnsi="Arial Narrow"/>
                 <w:sz w:val="18"/>
               </w:rPr>
-              <w:t>0.552</w:t>
+              <w:t>0.55</w:t>
             </w:r>
           </w:p>
         </w:tc>
@@ -11608,7 +11608,7 @@
                 <w:rFonts w:ascii="Arial Narrow" w:hAnsi="Arial Narrow"/>
                 <w:sz w:val="18"/>
               </w:rPr>
-              <w:t>0.224</w:t>
+              <w:t>0.22</w:t>
             </w:r>
           </w:p>
         </w:tc>
@@ -11625,7 +11625,7 @@
                 <w:rFonts w:ascii="Arial Narrow" w:hAnsi="Arial Narrow"/>
                 <w:sz w:val="18"/>
               </w:rPr>
-              <w:t>0.179</w:t>
+              <w:t>0.18</w:t>
             </w:r>
           </w:p>
         </w:tc>
@@ -11678,7 +11678,7 @@
                 <w:rFonts w:ascii="Arial Narrow" w:hAnsi="Arial Narrow"/>
                 <w:sz w:val="18"/>
               </w:rPr>
-              <w:t>0.552</w:t>
+              <w:t>0.55</w:t>
             </w:r>
           </w:p>
         </w:tc>
@@ -11695,7 +11695,7 @@
                 <w:rFonts w:ascii="Arial Narrow" w:hAnsi="Arial Narrow"/>
                 <w:sz w:val="18"/>
               </w:rPr>
-              <w:t>0.231</w:t>
+              <w:t>0.23</w:t>
             </w:r>
           </w:p>
         </w:tc>
@@ -11712,7 +11712,7 @@
                 <w:rFonts w:ascii="Arial Narrow" w:hAnsi="Arial Narrow"/>
                 <w:sz w:val="18"/>
               </w:rPr>
-              <w:t>0.179</w:t>
+              <w:t>0.18</w:t>
             </w:r>
           </w:p>
         </w:tc>
@@ -11765,7 +11765,7 @@
                 <w:rFonts w:ascii="Arial Narrow" w:hAnsi="Arial Narrow"/>
                 <w:sz w:val="18"/>
               </w:rPr>
-              <w:t>0.552</w:t>
+              <w:t>0.55</w:t>
             </w:r>
           </w:p>
         </w:tc>
@@ -11782,7 +11782,7 @@
                 <w:rFonts w:ascii="Arial Narrow" w:hAnsi="Arial Narrow"/>
                 <w:sz w:val="18"/>
               </w:rPr>
-              <w:t>0.221</w:t>
+              <w:t>0.22</w:t>
             </w:r>
           </w:p>
         </w:tc>
@@ -11799,7 +11799,7 @@
                 <w:rFonts w:ascii="Arial Narrow" w:hAnsi="Arial Narrow"/>
                 <w:sz w:val="18"/>
               </w:rPr>
-              <w:t>0.186</w:t>
+              <w:t>0.19</w:t>
             </w:r>
           </w:p>
         </w:tc>
@@ -11852,7 +11852,7 @@
                 <w:rFonts w:ascii="Arial Narrow" w:hAnsi="Arial Narrow"/>
                 <w:sz w:val="18"/>
               </w:rPr>
-              <w:t>0.552</w:t>
+              <w:t>0.55</w:t>
             </w:r>
           </w:p>
         </w:tc>
@@ -11869,7 +11869,7 @@
                 <w:rFonts w:ascii="Arial Narrow" w:hAnsi="Arial Narrow"/>
                 <w:sz w:val="18"/>
               </w:rPr>
-              <w:t>0.230</w:t>
+              <w:t>0.23</w:t>
             </w:r>
           </w:p>
         </w:tc>
@@ -11886,7 +11886,7 @@
                 <w:rFonts w:ascii="Arial Narrow" w:hAnsi="Arial Narrow"/>
                 <w:sz w:val="18"/>
               </w:rPr>
-              <w:t>0.184</w:t>
+              <w:t>0.18</w:t>
             </w:r>
           </w:p>
         </w:tc>
@@ -11939,7 +11939,7 @@
                 <w:rFonts w:ascii="Arial Narrow" w:hAnsi="Arial Narrow"/>
                 <w:sz w:val="18"/>
               </w:rPr>
-              <w:t>0.552</w:t>
+              <w:t>0.55</w:t>
             </w:r>
           </w:p>
         </w:tc>
@@ -11956,7 +11956,7 @@
                 <w:rFonts w:ascii="Arial Narrow" w:hAnsi="Arial Narrow"/>
                 <w:sz w:val="18"/>
               </w:rPr>
-              <w:t>0.231</w:t>
+              <w:t>0.23</w:t>
             </w:r>
           </w:p>
         </w:tc>
@@ -11973,7 +11973,7 @@
                 <w:rFonts w:ascii="Arial Narrow" w:hAnsi="Arial Narrow"/>
                 <w:sz w:val="18"/>
               </w:rPr>
-              <w:t>0.179</w:t>
+              <w:t>0.18</w:t>
             </w:r>
           </w:p>
         </w:tc>
@@ -12026,7 +12026,7 @@
                 <w:rFonts w:ascii="Arial Narrow" w:hAnsi="Arial Narrow"/>
                 <w:sz w:val="18"/>
               </w:rPr>
-              <w:t>0.552</w:t>
+              <w:t>0.55</w:t>
             </w:r>
           </w:p>
         </w:tc>
@@ -12043,7 +12043,7 @@
                 <w:rFonts w:ascii="Arial Narrow" w:hAnsi="Arial Narrow"/>
                 <w:sz w:val="18"/>
               </w:rPr>
-              <w:t>0.219</w:t>
+              <w:t>0.22</w:t>
             </w:r>
           </w:p>
         </w:tc>
@@ -12060,12 +12060,2133 @@
                 <w:rFonts w:ascii="Arial Narrow" w:hAnsi="Arial Narrow"/>
                 <w:sz w:val="18"/>
               </w:rPr>
-              <w:t>0.195</w:t>
+              <w:t>0.20</w:t>
             </w:r>
           </w:p>
         </w:tc>
       </w:tr>
     </w:tbl>
+    <w:p>
+      <w:pPr>
+        <w:pStyle w:val="Heading1"/>
+      </w:pPr>
+      <w:r>
+        <w:t>Panel attrition and representativeness</w:t>
+      </w:r>
+    </w:p>
+    <w:p>
+      <w:pPr/>
+      <w:r>
+        <w:t>The CATI panel is not a closed cohort. Of the 1,239 households reached in Round 1, 705 (56.9 percent) are still interviewed in Round 8, while 534 have left; each round also brings households first reached later, 410 of them by Round 8. Because the weights re-anchor the achieved sample to census margins every round, as the previous section describes, attrition on the calibrated dimensions - age, sex, stratum, and the household total - is corrected by construction. The open question is whether the households that leave differ systematically from those that stay on characteristics the calibration does not target.</w:t>
+      </w:r>
+    </w:p>
+    <w:p>
+      <w:pPr>
+        <w:pStyle w:val="Heading2"/>
+      </w:pPr>
+      <w:r>
+        <w:t>Retention by round</w:t>
+      </w:r>
+    </w:p>
+    <w:p>
+      <w:pPr/>
+      <w:r>
+        <w:t>Retention of the Round-1 cohort declines steadily and settles near 57 percent by Round 8, offset each round by newly reached households.</w:t>
+      </w:r>
+    </w:p>
+    <w:tbl>
+      <w:tblPr>
+        <w:tblStyle w:val="TableGrid"/>
+        <w:tblW w:type="auto" w:w="0"/>
+        <w:tblLook w:firstColumn="1" w:firstRow="1" w:lastColumn="0" w:lastRow="0" w:noHBand="0" w:noVBand="1" w:val="04A0"/>
+      </w:tblPr>
+      <w:tblGrid>
+        <w:gridCol w:w="1994"/>
+        <w:gridCol w:w="1994"/>
+        <w:gridCol w:w="1994"/>
+        <w:gridCol w:w="1994"/>
+        <w:gridCol w:w="1994"/>
+      </w:tblGrid>
+      <w:tr>
+        <w:tc>
+          <w:tcPr>
+            <w:tcW w:type="dxa" w:w="1994"/>
+          </w:tcPr>
+          <w:p>
+            <w:pPr>
+              <w:spacing w:before="20" w:after="20" w:line="240" w:lineRule="auto"/>
+            </w:pPr>
+            <w:r>
+              <w:rPr>
+                <w:rFonts w:ascii="Arial Narrow" w:hAnsi="Arial Narrow"/>
+                <w:b/>
+                <w:sz w:val="18"/>
+              </w:rPr>
+              <w:t>round</w:t>
+            </w:r>
+          </w:p>
+        </w:tc>
+        <w:tc>
+          <w:tcPr>
+            <w:tcW w:type="dxa" w:w="1994"/>
+          </w:tcPr>
+          <w:p>
+            <w:pPr>
+              <w:spacing w:before="20" w:after="20" w:line="240" w:lineRule="auto"/>
+            </w:pPr>
+            <w:r>
+              <w:rPr>
+                <w:rFonts w:ascii="Arial Narrow" w:hAnsi="Arial Narrow"/>
+                <w:b/>
+                <w:sz w:val="18"/>
+              </w:rPr>
+              <w:t>n_present</w:t>
+            </w:r>
+          </w:p>
+        </w:tc>
+        <w:tc>
+          <w:tcPr>
+            <w:tcW w:type="dxa" w:w="1994"/>
+          </w:tcPr>
+          <w:p>
+            <w:pPr>
+              <w:spacing w:before="20" w:after="20" w:line="240" w:lineRule="auto"/>
+            </w:pPr>
+            <w:r>
+              <w:rPr>
+                <w:rFonts w:ascii="Arial Narrow" w:hAnsi="Arial Narrow"/>
+                <w:b/>
+                <w:sz w:val="18"/>
+              </w:rPr>
+              <w:t>n_r1cohort_present</w:t>
+            </w:r>
+          </w:p>
+        </w:tc>
+        <w:tc>
+          <w:tcPr>
+            <w:tcW w:type="dxa" w:w="1994"/>
+          </w:tcPr>
+          <w:p>
+            <w:pPr>
+              <w:spacing w:before="20" w:after="20" w:line="240" w:lineRule="auto"/>
+            </w:pPr>
+            <w:r>
+              <w:rPr>
+                <w:rFonts w:ascii="Arial Narrow" w:hAnsi="Arial Narrow"/>
+                <w:b/>
+                <w:sz w:val="18"/>
+              </w:rPr>
+              <w:t>pct_r1_retained</w:t>
+            </w:r>
+          </w:p>
+        </w:tc>
+        <w:tc>
+          <w:tcPr>
+            <w:tcW w:type="dxa" w:w="1994"/>
+          </w:tcPr>
+          <w:p>
+            <w:pPr>
+              <w:spacing w:before="20" w:after="20" w:line="240" w:lineRule="auto"/>
+            </w:pPr>
+            <w:r>
+              <w:rPr>
+                <w:rFonts w:ascii="Arial Narrow" w:hAnsi="Arial Narrow"/>
+                <w:b/>
+                <w:sz w:val="18"/>
+              </w:rPr>
+              <w:t>n_new_since_r1</w:t>
+            </w:r>
+          </w:p>
+        </w:tc>
+      </w:tr>
+      <w:tr>
+        <w:tc>
+          <w:tcPr>
+            <w:tcW w:type="dxa" w:w="1994"/>
+          </w:tcPr>
+          <w:p>
+            <w:pPr>
+              <w:spacing w:before="20" w:after="20" w:line="240" w:lineRule="auto"/>
+            </w:pPr>
+            <w:r>
+              <w:rPr>
+                <w:rFonts w:ascii="Arial Narrow" w:hAnsi="Arial Narrow"/>
+                <w:sz w:val="18"/>
+              </w:rPr>
+              <w:t>1</w:t>
+            </w:r>
+          </w:p>
+        </w:tc>
+        <w:tc>
+          <w:tcPr>
+            <w:tcW w:type="dxa" w:w="1994"/>
+          </w:tcPr>
+          <w:p>
+            <w:pPr>
+              <w:spacing w:before="20" w:after="20" w:line="240" w:lineRule="auto"/>
+            </w:pPr>
+            <w:r>
+              <w:rPr>
+                <w:rFonts w:ascii="Arial Narrow" w:hAnsi="Arial Narrow"/>
+                <w:sz w:val="18"/>
+              </w:rPr>
+              <w:t>1,239</w:t>
+            </w:r>
+          </w:p>
+        </w:tc>
+        <w:tc>
+          <w:tcPr>
+            <w:tcW w:type="dxa" w:w="1994"/>
+          </w:tcPr>
+          <w:p>
+            <w:pPr>
+              <w:spacing w:before="20" w:after="20" w:line="240" w:lineRule="auto"/>
+            </w:pPr>
+            <w:r>
+              <w:rPr>
+                <w:rFonts w:ascii="Arial Narrow" w:hAnsi="Arial Narrow"/>
+                <w:sz w:val="18"/>
+              </w:rPr>
+              <w:t>1,239</w:t>
+            </w:r>
+          </w:p>
+        </w:tc>
+        <w:tc>
+          <w:tcPr>
+            <w:tcW w:type="dxa" w:w="1994"/>
+          </w:tcPr>
+          <w:p>
+            <w:pPr>
+              <w:spacing w:before="20" w:after="20" w:line="240" w:lineRule="auto"/>
+            </w:pPr>
+            <w:r>
+              <w:rPr>
+                <w:rFonts w:ascii="Arial Narrow" w:hAnsi="Arial Narrow"/>
+                <w:sz w:val="18"/>
+              </w:rPr>
+              <w:t>100</w:t>
+            </w:r>
+          </w:p>
+        </w:tc>
+        <w:tc>
+          <w:tcPr>
+            <w:tcW w:type="dxa" w:w="1994"/>
+          </w:tcPr>
+          <w:p>
+            <w:pPr>
+              <w:spacing w:before="20" w:after="20" w:line="240" w:lineRule="auto"/>
+            </w:pPr>
+            <w:r>
+              <w:rPr>
+                <w:rFonts w:ascii="Arial Narrow" w:hAnsi="Arial Narrow"/>
+                <w:sz w:val="18"/>
+              </w:rPr>
+              <w:t>0</w:t>
+            </w:r>
+          </w:p>
+        </w:tc>
+      </w:tr>
+      <w:tr>
+        <w:tc>
+          <w:tcPr>
+            <w:tcW w:type="dxa" w:w="1994"/>
+          </w:tcPr>
+          <w:p>
+            <w:pPr>
+              <w:spacing w:before="20" w:after="20" w:line="240" w:lineRule="auto"/>
+            </w:pPr>
+            <w:r>
+              <w:rPr>
+                <w:rFonts w:ascii="Arial Narrow" w:hAnsi="Arial Narrow"/>
+                <w:sz w:val="18"/>
+              </w:rPr>
+              <w:t>2</w:t>
+            </w:r>
+          </w:p>
+        </w:tc>
+        <w:tc>
+          <w:tcPr>
+            <w:tcW w:type="dxa" w:w="1994"/>
+          </w:tcPr>
+          <w:p>
+            <w:pPr>
+              <w:spacing w:before="20" w:after="20" w:line="240" w:lineRule="auto"/>
+            </w:pPr>
+            <w:r>
+              <w:rPr>
+                <w:rFonts w:ascii="Arial Narrow" w:hAnsi="Arial Narrow"/>
+                <w:sz w:val="18"/>
+              </w:rPr>
+              <w:t>1,193</w:t>
+            </w:r>
+          </w:p>
+        </w:tc>
+        <w:tc>
+          <w:tcPr>
+            <w:tcW w:type="dxa" w:w="1994"/>
+          </w:tcPr>
+          <w:p>
+            <w:pPr>
+              <w:spacing w:before="20" w:after="20" w:line="240" w:lineRule="auto"/>
+            </w:pPr>
+            <w:r>
+              <w:rPr>
+                <w:rFonts w:ascii="Arial Narrow" w:hAnsi="Arial Narrow"/>
+                <w:sz w:val="18"/>
+              </w:rPr>
+              <w:t>860</w:t>
+            </w:r>
+          </w:p>
+        </w:tc>
+        <w:tc>
+          <w:tcPr>
+            <w:tcW w:type="dxa" w:w="1994"/>
+          </w:tcPr>
+          <w:p>
+            <w:pPr>
+              <w:spacing w:before="20" w:after="20" w:line="240" w:lineRule="auto"/>
+            </w:pPr>
+            <w:r>
+              <w:rPr>
+                <w:rFonts w:ascii="Arial Narrow" w:hAnsi="Arial Narrow"/>
+                <w:sz w:val="18"/>
+              </w:rPr>
+              <w:t>69.41</w:t>
+            </w:r>
+          </w:p>
+        </w:tc>
+        <w:tc>
+          <w:tcPr>
+            <w:tcW w:type="dxa" w:w="1994"/>
+          </w:tcPr>
+          <w:p>
+            <w:pPr>
+              <w:spacing w:before="20" w:after="20" w:line="240" w:lineRule="auto"/>
+            </w:pPr>
+            <w:r>
+              <w:rPr>
+                <w:rFonts w:ascii="Arial Narrow" w:hAnsi="Arial Narrow"/>
+                <w:sz w:val="18"/>
+              </w:rPr>
+              <w:t>333</w:t>
+            </w:r>
+          </w:p>
+        </w:tc>
+      </w:tr>
+      <w:tr>
+        <w:tc>
+          <w:tcPr>
+            <w:tcW w:type="dxa" w:w="1994"/>
+          </w:tcPr>
+          <w:p>
+            <w:pPr>
+              <w:spacing w:before="20" w:after="20" w:line="240" w:lineRule="auto"/>
+            </w:pPr>
+            <w:r>
+              <w:rPr>
+                <w:rFonts w:ascii="Arial Narrow" w:hAnsi="Arial Narrow"/>
+                <w:sz w:val="18"/>
+              </w:rPr>
+              <w:t>3</w:t>
+            </w:r>
+          </w:p>
+        </w:tc>
+        <w:tc>
+          <w:tcPr>
+            <w:tcW w:type="dxa" w:w="1994"/>
+          </w:tcPr>
+          <w:p>
+            <w:pPr>
+              <w:spacing w:before="20" w:after="20" w:line="240" w:lineRule="auto"/>
+            </w:pPr>
+            <w:r>
+              <w:rPr>
+                <w:rFonts w:ascii="Arial Narrow" w:hAnsi="Arial Narrow"/>
+                <w:sz w:val="18"/>
+              </w:rPr>
+              <w:t>1,174</w:t>
+            </w:r>
+          </w:p>
+        </w:tc>
+        <w:tc>
+          <w:tcPr>
+            <w:tcW w:type="dxa" w:w="1994"/>
+          </w:tcPr>
+          <w:p>
+            <w:pPr>
+              <w:spacing w:before="20" w:after="20" w:line="240" w:lineRule="auto"/>
+            </w:pPr>
+            <w:r>
+              <w:rPr>
+                <w:rFonts w:ascii="Arial Narrow" w:hAnsi="Arial Narrow"/>
+                <w:sz w:val="18"/>
+              </w:rPr>
+              <w:t>794</w:t>
+            </w:r>
+          </w:p>
+        </w:tc>
+        <w:tc>
+          <w:tcPr>
+            <w:tcW w:type="dxa" w:w="1994"/>
+          </w:tcPr>
+          <w:p>
+            <w:pPr>
+              <w:spacing w:before="20" w:after="20" w:line="240" w:lineRule="auto"/>
+            </w:pPr>
+            <w:r>
+              <w:rPr>
+                <w:rFonts w:ascii="Arial Narrow" w:hAnsi="Arial Narrow"/>
+                <w:sz w:val="18"/>
+              </w:rPr>
+              <w:t>64.08</w:t>
+            </w:r>
+          </w:p>
+        </w:tc>
+        <w:tc>
+          <w:tcPr>
+            <w:tcW w:type="dxa" w:w="1994"/>
+          </w:tcPr>
+          <w:p>
+            <w:pPr>
+              <w:spacing w:before="20" w:after="20" w:line="240" w:lineRule="auto"/>
+            </w:pPr>
+            <w:r>
+              <w:rPr>
+                <w:rFonts w:ascii="Arial Narrow" w:hAnsi="Arial Narrow"/>
+                <w:sz w:val="18"/>
+              </w:rPr>
+              <w:t>380</w:t>
+            </w:r>
+          </w:p>
+        </w:tc>
+      </w:tr>
+      <w:tr>
+        <w:tc>
+          <w:tcPr>
+            <w:tcW w:type="dxa" w:w="1994"/>
+          </w:tcPr>
+          <w:p>
+            <w:pPr>
+              <w:spacing w:before="20" w:after="20" w:line="240" w:lineRule="auto"/>
+            </w:pPr>
+            <w:r>
+              <w:rPr>
+                <w:rFonts w:ascii="Arial Narrow" w:hAnsi="Arial Narrow"/>
+                <w:sz w:val="18"/>
+              </w:rPr>
+              <w:t>4</w:t>
+            </w:r>
+          </w:p>
+        </w:tc>
+        <w:tc>
+          <w:tcPr>
+            <w:tcW w:type="dxa" w:w="1994"/>
+          </w:tcPr>
+          <w:p>
+            <w:pPr>
+              <w:spacing w:before="20" w:after="20" w:line="240" w:lineRule="auto"/>
+            </w:pPr>
+            <w:r>
+              <w:rPr>
+                <w:rFonts w:ascii="Arial Narrow" w:hAnsi="Arial Narrow"/>
+                <w:sz w:val="18"/>
+              </w:rPr>
+              <w:t>1,243</w:t>
+            </w:r>
+          </w:p>
+        </w:tc>
+        <w:tc>
+          <w:tcPr>
+            <w:tcW w:type="dxa" w:w="1994"/>
+          </w:tcPr>
+          <w:p>
+            <w:pPr>
+              <w:spacing w:before="20" w:after="20" w:line="240" w:lineRule="auto"/>
+            </w:pPr>
+            <w:r>
+              <w:rPr>
+                <w:rFonts w:ascii="Arial Narrow" w:hAnsi="Arial Narrow"/>
+                <w:sz w:val="18"/>
+              </w:rPr>
+              <w:t>801</w:t>
+            </w:r>
+          </w:p>
+        </w:tc>
+        <w:tc>
+          <w:tcPr>
+            <w:tcW w:type="dxa" w:w="1994"/>
+          </w:tcPr>
+          <w:p>
+            <w:pPr>
+              <w:spacing w:before="20" w:after="20" w:line="240" w:lineRule="auto"/>
+            </w:pPr>
+            <w:r>
+              <w:rPr>
+                <w:rFonts w:ascii="Arial Narrow" w:hAnsi="Arial Narrow"/>
+                <w:sz w:val="18"/>
+              </w:rPr>
+              <w:t>64.65</w:t>
+            </w:r>
+          </w:p>
+        </w:tc>
+        <w:tc>
+          <w:tcPr>
+            <w:tcW w:type="dxa" w:w="1994"/>
+          </w:tcPr>
+          <w:p>
+            <w:pPr>
+              <w:spacing w:before="20" w:after="20" w:line="240" w:lineRule="auto"/>
+            </w:pPr>
+            <w:r>
+              <w:rPr>
+                <w:rFonts w:ascii="Arial Narrow" w:hAnsi="Arial Narrow"/>
+                <w:sz w:val="18"/>
+              </w:rPr>
+              <w:t>442</w:t>
+            </w:r>
+          </w:p>
+        </w:tc>
+      </w:tr>
+      <w:tr>
+        <w:tc>
+          <w:tcPr>
+            <w:tcW w:type="dxa" w:w="1994"/>
+          </w:tcPr>
+          <w:p>
+            <w:pPr>
+              <w:spacing w:before="20" w:after="20" w:line="240" w:lineRule="auto"/>
+            </w:pPr>
+            <w:r>
+              <w:rPr>
+                <w:rFonts w:ascii="Arial Narrow" w:hAnsi="Arial Narrow"/>
+                <w:sz w:val="18"/>
+              </w:rPr>
+              <w:t>5</w:t>
+            </w:r>
+          </w:p>
+        </w:tc>
+        <w:tc>
+          <w:tcPr>
+            <w:tcW w:type="dxa" w:w="1994"/>
+          </w:tcPr>
+          <w:p>
+            <w:pPr>
+              <w:spacing w:before="20" w:after="20" w:line="240" w:lineRule="auto"/>
+            </w:pPr>
+            <w:r>
+              <w:rPr>
+                <w:rFonts w:ascii="Arial Narrow" w:hAnsi="Arial Narrow"/>
+                <w:sz w:val="18"/>
+              </w:rPr>
+              <w:t>1,184</w:t>
+            </w:r>
+          </w:p>
+        </w:tc>
+        <w:tc>
+          <w:tcPr>
+            <w:tcW w:type="dxa" w:w="1994"/>
+          </w:tcPr>
+          <w:p>
+            <w:pPr>
+              <w:spacing w:before="20" w:after="20" w:line="240" w:lineRule="auto"/>
+            </w:pPr>
+            <w:r>
+              <w:rPr>
+                <w:rFonts w:ascii="Arial Narrow" w:hAnsi="Arial Narrow"/>
+                <w:sz w:val="18"/>
+              </w:rPr>
+              <w:t>767</w:t>
+            </w:r>
+          </w:p>
+        </w:tc>
+        <w:tc>
+          <w:tcPr>
+            <w:tcW w:type="dxa" w:w="1994"/>
+          </w:tcPr>
+          <w:p>
+            <w:pPr>
+              <w:spacing w:before="20" w:after="20" w:line="240" w:lineRule="auto"/>
+            </w:pPr>
+            <w:r>
+              <w:rPr>
+                <w:rFonts w:ascii="Arial Narrow" w:hAnsi="Arial Narrow"/>
+                <w:sz w:val="18"/>
+              </w:rPr>
+              <w:t>61.90</w:t>
+            </w:r>
+          </w:p>
+        </w:tc>
+        <w:tc>
+          <w:tcPr>
+            <w:tcW w:type="dxa" w:w="1994"/>
+          </w:tcPr>
+          <w:p>
+            <w:pPr>
+              <w:spacing w:before="20" w:after="20" w:line="240" w:lineRule="auto"/>
+            </w:pPr>
+            <w:r>
+              <w:rPr>
+                <w:rFonts w:ascii="Arial Narrow" w:hAnsi="Arial Narrow"/>
+                <w:sz w:val="18"/>
+              </w:rPr>
+              <w:t>417</w:t>
+            </w:r>
+          </w:p>
+        </w:tc>
+      </w:tr>
+      <w:tr>
+        <w:tc>
+          <w:tcPr>
+            <w:tcW w:type="dxa" w:w="1994"/>
+          </w:tcPr>
+          <w:p>
+            <w:pPr>
+              <w:spacing w:before="20" w:after="20" w:line="240" w:lineRule="auto"/>
+            </w:pPr>
+            <w:r>
+              <w:rPr>
+                <w:rFonts w:ascii="Arial Narrow" w:hAnsi="Arial Narrow"/>
+                <w:sz w:val="18"/>
+              </w:rPr>
+              <w:t>6</w:t>
+            </w:r>
+          </w:p>
+        </w:tc>
+        <w:tc>
+          <w:tcPr>
+            <w:tcW w:type="dxa" w:w="1994"/>
+          </w:tcPr>
+          <w:p>
+            <w:pPr>
+              <w:spacing w:before="20" w:after="20" w:line="240" w:lineRule="auto"/>
+            </w:pPr>
+            <w:r>
+              <w:rPr>
+                <w:rFonts w:ascii="Arial Narrow" w:hAnsi="Arial Narrow"/>
+                <w:sz w:val="18"/>
+              </w:rPr>
+              <w:t>1,157</w:t>
+            </w:r>
+          </w:p>
+        </w:tc>
+        <w:tc>
+          <w:tcPr>
+            <w:tcW w:type="dxa" w:w="1994"/>
+          </w:tcPr>
+          <w:p>
+            <w:pPr>
+              <w:spacing w:before="20" w:after="20" w:line="240" w:lineRule="auto"/>
+            </w:pPr>
+            <w:r>
+              <w:rPr>
+                <w:rFonts w:ascii="Arial Narrow" w:hAnsi="Arial Narrow"/>
+                <w:sz w:val="18"/>
+              </w:rPr>
+              <w:t>734</w:t>
+            </w:r>
+          </w:p>
+        </w:tc>
+        <w:tc>
+          <w:tcPr>
+            <w:tcW w:type="dxa" w:w="1994"/>
+          </w:tcPr>
+          <w:p>
+            <w:pPr>
+              <w:spacing w:before="20" w:after="20" w:line="240" w:lineRule="auto"/>
+            </w:pPr>
+            <w:r>
+              <w:rPr>
+                <w:rFonts w:ascii="Arial Narrow" w:hAnsi="Arial Narrow"/>
+                <w:sz w:val="18"/>
+              </w:rPr>
+              <w:t>59.24</w:t>
+            </w:r>
+          </w:p>
+        </w:tc>
+        <w:tc>
+          <w:tcPr>
+            <w:tcW w:type="dxa" w:w="1994"/>
+          </w:tcPr>
+          <w:p>
+            <w:pPr>
+              <w:spacing w:before="20" w:after="20" w:line="240" w:lineRule="auto"/>
+            </w:pPr>
+            <w:r>
+              <w:rPr>
+                <w:rFonts w:ascii="Arial Narrow" w:hAnsi="Arial Narrow"/>
+                <w:sz w:val="18"/>
+              </w:rPr>
+              <w:t>423</w:t>
+            </w:r>
+          </w:p>
+        </w:tc>
+      </w:tr>
+      <w:tr>
+        <w:tc>
+          <w:tcPr>
+            <w:tcW w:type="dxa" w:w="1994"/>
+          </w:tcPr>
+          <w:p>
+            <w:pPr>
+              <w:spacing w:before="20" w:after="20" w:line="240" w:lineRule="auto"/>
+            </w:pPr>
+            <w:r>
+              <w:rPr>
+                <w:rFonts w:ascii="Arial Narrow" w:hAnsi="Arial Narrow"/>
+                <w:sz w:val="18"/>
+              </w:rPr>
+              <w:t>7</w:t>
+            </w:r>
+          </w:p>
+        </w:tc>
+        <w:tc>
+          <w:tcPr>
+            <w:tcW w:type="dxa" w:w="1994"/>
+          </w:tcPr>
+          <w:p>
+            <w:pPr>
+              <w:spacing w:before="20" w:after="20" w:line="240" w:lineRule="auto"/>
+            </w:pPr>
+            <w:r>
+              <w:rPr>
+                <w:rFonts w:ascii="Arial Narrow" w:hAnsi="Arial Narrow"/>
+                <w:sz w:val="18"/>
+              </w:rPr>
+              <w:t>1,112</w:t>
+            </w:r>
+          </w:p>
+        </w:tc>
+        <w:tc>
+          <w:tcPr>
+            <w:tcW w:type="dxa" w:w="1994"/>
+          </w:tcPr>
+          <w:p>
+            <w:pPr>
+              <w:spacing w:before="20" w:after="20" w:line="240" w:lineRule="auto"/>
+            </w:pPr>
+            <w:r>
+              <w:rPr>
+                <w:rFonts w:ascii="Arial Narrow" w:hAnsi="Arial Narrow"/>
+                <w:sz w:val="18"/>
+              </w:rPr>
+              <w:t>694</w:t>
+            </w:r>
+          </w:p>
+        </w:tc>
+        <w:tc>
+          <w:tcPr>
+            <w:tcW w:type="dxa" w:w="1994"/>
+          </w:tcPr>
+          <w:p>
+            <w:pPr>
+              <w:spacing w:before="20" w:after="20" w:line="240" w:lineRule="auto"/>
+            </w:pPr>
+            <w:r>
+              <w:rPr>
+                <w:rFonts w:ascii="Arial Narrow" w:hAnsi="Arial Narrow"/>
+                <w:sz w:val="18"/>
+              </w:rPr>
+              <w:t>56.01</w:t>
+            </w:r>
+          </w:p>
+        </w:tc>
+        <w:tc>
+          <w:tcPr>
+            <w:tcW w:type="dxa" w:w="1994"/>
+          </w:tcPr>
+          <w:p>
+            <w:pPr>
+              <w:spacing w:before="20" w:after="20" w:line="240" w:lineRule="auto"/>
+            </w:pPr>
+            <w:r>
+              <w:rPr>
+                <w:rFonts w:ascii="Arial Narrow" w:hAnsi="Arial Narrow"/>
+                <w:sz w:val="18"/>
+              </w:rPr>
+              <w:t>418</w:t>
+            </w:r>
+          </w:p>
+        </w:tc>
+      </w:tr>
+      <w:tr>
+        <w:tc>
+          <w:tcPr>
+            <w:tcW w:type="dxa" w:w="1994"/>
+          </w:tcPr>
+          <w:p>
+            <w:pPr>
+              <w:spacing w:before="20" w:after="20" w:line="240" w:lineRule="auto"/>
+            </w:pPr>
+            <w:r>
+              <w:rPr>
+                <w:rFonts w:ascii="Arial Narrow" w:hAnsi="Arial Narrow"/>
+                <w:sz w:val="18"/>
+              </w:rPr>
+              <w:t>8</w:t>
+            </w:r>
+          </w:p>
+        </w:tc>
+        <w:tc>
+          <w:tcPr>
+            <w:tcW w:type="dxa" w:w="1994"/>
+          </w:tcPr>
+          <w:p>
+            <w:pPr>
+              <w:spacing w:before="20" w:after="20" w:line="240" w:lineRule="auto"/>
+            </w:pPr>
+            <w:r>
+              <w:rPr>
+                <w:rFonts w:ascii="Arial Narrow" w:hAnsi="Arial Narrow"/>
+                <w:sz w:val="18"/>
+              </w:rPr>
+              <w:t>1,115</w:t>
+            </w:r>
+          </w:p>
+        </w:tc>
+        <w:tc>
+          <w:tcPr>
+            <w:tcW w:type="dxa" w:w="1994"/>
+          </w:tcPr>
+          <w:p>
+            <w:pPr>
+              <w:spacing w:before="20" w:after="20" w:line="240" w:lineRule="auto"/>
+            </w:pPr>
+            <w:r>
+              <w:rPr>
+                <w:rFonts w:ascii="Arial Narrow" w:hAnsi="Arial Narrow"/>
+                <w:sz w:val="18"/>
+              </w:rPr>
+              <w:t>705</w:t>
+            </w:r>
+          </w:p>
+        </w:tc>
+        <w:tc>
+          <w:tcPr>
+            <w:tcW w:type="dxa" w:w="1994"/>
+          </w:tcPr>
+          <w:p>
+            <w:pPr>
+              <w:spacing w:before="20" w:after="20" w:line="240" w:lineRule="auto"/>
+            </w:pPr>
+            <w:r>
+              <w:rPr>
+                <w:rFonts w:ascii="Arial Narrow" w:hAnsi="Arial Narrow"/>
+                <w:sz w:val="18"/>
+              </w:rPr>
+              <w:t>56.90</w:t>
+            </w:r>
+          </w:p>
+        </w:tc>
+        <w:tc>
+          <w:tcPr>
+            <w:tcW w:type="dxa" w:w="1994"/>
+          </w:tcPr>
+          <w:p>
+            <w:pPr>
+              <w:spacing w:before="20" w:after="20" w:line="240" w:lineRule="auto"/>
+            </w:pPr>
+            <w:r>
+              <w:rPr>
+                <w:rFonts w:ascii="Arial Narrow" w:hAnsi="Arial Narrow"/>
+                <w:sz w:val="18"/>
+              </w:rPr>
+              <w:t>410</w:t>
+            </w:r>
+          </w:p>
+        </w:tc>
+      </w:tr>
+    </w:tbl>
+    <w:p>
+      <w:pPr>
+        <w:pStyle w:val="Heading2"/>
+      </w:pPr>
+      <w:r>
+        <w:t>Attrition: stayers versus leavers</w:t>
+      </w:r>
+    </w:p>
+    <w:p>
+      <w:pPr/>
+      <w:r>
+        <w:t>To test for selection, households present in Round 1 are split into those retained through Round 8 and those that left, and compared on their Round-1 characteristics. A significant difference means the leavers were not a random subset.</w:t>
+      </w:r>
+    </w:p>
+    <w:tbl>
+      <w:tblPr>
+        <w:tblStyle w:val="TableGrid"/>
+        <w:tblW w:type="auto" w:w="0"/>
+        <w:tblLook w:firstColumn="1" w:firstRow="1" w:lastColumn="0" w:lastRow="0" w:noHBand="0" w:noVBand="1" w:val="04A0"/>
+      </w:tblPr>
+      <w:tblGrid>
+        <w:gridCol w:w="1108"/>
+        <w:gridCol w:w="1108"/>
+        <w:gridCol w:w="1108"/>
+        <w:gridCol w:w="1108"/>
+        <w:gridCol w:w="1108"/>
+        <w:gridCol w:w="1108"/>
+        <w:gridCol w:w="1108"/>
+        <w:gridCol w:w="1108"/>
+        <w:gridCol w:w="1108"/>
+      </w:tblGrid>
+      <w:tr>
+        <w:tc>
+          <w:tcPr>
+            <w:tcW w:type="dxa" w:w="1108"/>
+          </w:tcPr>
+          <w:p>
+            <w:pPr>
+              <w:spacing w:before="20" w:after="20" w:line="240" w:lineRule="auto"/>
+            </w:pPr>
+            <w:r>
+              <w:rPr>
+                <w:rFonts w:ascii="Arial Narrow" w:hAnsi="Arial Narrow"/>
+                <w:b/>
+                <w:sz w:val="18"/>
+              </w:rPr>
+              <w:t>characteristic</w:t>
+            </w:r>
+          </w:p>
+        </w:tc>
+        <w:tc>
+          <w:tcPr>
+            <w:tcW w:type="dxa" w:w="1108"/>
+          </w:tcPr>
+          <w:p>
+            <w:pPr>
+              <w:spacing w:before="20" w:after="20" w:line="240" w:lineRule="auto"/>
+            </w:pPr>
+            <w:r>
+              <w:rPr>
+                <w:rFonts w:ascii="Arial Narrow" w:hAnsi="Arial Narrow"/>
+                <w:b/>
+                <w:sz w:val="18"/>
+              </w:rPr>
+              <w:t>stayer</w:t>
+            </w:r>
+          </w:p>
+        </w:tc>
+        <w:tc>
+          <w:tcPr>
+            <w:tcW w:type="dxa" w:w="1108"/>
+          </w:tcPr>
+          <w:p>
+            <w:pPr>
+              <w:spacing w:before="20" w:after="20" w:line="240" w:lineRule="auto"/>
+            </w:pPr>
+            <w:r>
+              <w:rPr>
+                <w:rFonts w:ascii="Arial Narrow" w:hAnsi="Arial Narrow"/>
+                <w:b/>
+                <w:sz w:val="18"/>
+              </w:rPr>
+              <w:t>attriter</w:t>
+            </w:r>
+          </w:p>
+        </w:tc>
+        <w:tc>
+          <w:tcPr>
+            <w:tcW w:type="dxa" w:w="1108"/>
+          </w:tcPr>
+          <w:p>
+            <w:pPr>
+              <w:spacing w:before="20" w:after="20" w:line="240" w:lineRule="auto"/>
+            </w:pPr>
+            <w:r>
+              <w:rPr>
+                <w:rFonts w:ascii="Arial Narrow" w:hAnsi="Arial Narrow"/>
+                <w:b/>
+                <w:sz w:val="18"/>
+              </w:rPr>
+              <w:t>difference</w:t>
+            </w:r>
+          </w:p>
+        </w:tc>
+        <w:tc>
+          <w:tcPr>
+            <w:tcW w:type="dxa" w:w="1108"/>
+          </w:tcPr>
+          <w:p>
+            <w:pPr>
+              <w:spacing w:before="20" w:after="20" w:line="240" w:lineRule="auto"/>
+            </w:pPr>
+            <w:r>
+              <w:rPr>
+                <w:rFonts w:ascii="Arial Narrow" w:hAnsi="Arial Narrow"/>
+                <w:b/>
+                <w:sz w:val="18"/>
+              </w:rPr>
+              <w:t>test</w:t>
+            </w:r>
+          </w:p>
+        </w:tc>
+        <w:tc>
+          <w:tcPr>
+            <w:tcW w:type="dxa" w:w="1108"/>
+          </w:tcPr>
+          <w:p>
+            <w:pPr>
+              <w:spacing w:before="20" w:after="20" w:line="240" w:lineRule="auto"/>
+            </w:pPr>
+            <w:r>
+              <w:rPr>
+                <w:rFonts w:ascii="Arial Narrow" w:hAnsi="Arial Narrow"/>
+                <w:b/>
+                <w:sz w:val="18"/>
+              </w:rPr>
+              <w:t>stat</w:t>
+            </w:r>
+          </w:p>
+        </w:tc>
+        <w:tc>
+          <w:tcPr>
+            <w:tcW w:type="dxa" w:w="1108"/>
+          </w:tcPr>
+          <w:p>
+            <w:pPr>
+              <w:spacing w:before="20" w:after="20" w:line="240" w:lineRule="auto"/>
+            </w:pPr>
+            <w:r>
+              <w:rPr>
+                <w:rFonts w:ascii="Arial Narrow" w:hAnsi="Arial Narrow"/>
+                <w:b/>
+                <w:sz w:val="18"/>
+              </w:rPr>
+              <w:t>p_value</w:t>
+            </w:r>
+          </w:p>
+        </w:tc>
+        <w:tc>
+          <w:tcPr>
+            <w:tcW w:type="dxa" w:w="1108"/>
+          </w:tcPr>
+          <w:p>
+            <w:pPr>
+              <w:spacing w:before="20" w:after="20" w:line="240" w:lineRule="auto"/>
+            </w:pPr>
+            <w:r>
+              <w:rPr>
+                <w:rFonts w:ascii="Arial Narrow" w:hAnsi="Arial Narrow"/>
+                <w:b/>
+                <w:sz w:val="18"/>
+              </w:rPr>
+              <w:t>sig</w:t>
+            </w:r>
+          </w:p>
+        </w:tc>
+        <w:tc>
+          <w:tcPr>
+            <w:tcW w:type="dxa" w:w="1108"/>
+          </w:tcPr>
+          <w:p>
+            <w:pPr>
+              <w:spacing w:before="20" w:after="20" w:line="240" w:lineRule="auto"/>
+            </w:pPr>
+            <w:r>
+              <w:rPr>
+                <w:rFonts w:ascii="Arial Narrow" w:hAnsi="Arial Narrow"/>
+                <w:b/>
+                <w:sz w:val="18"/>
+              </w:rPr>
+              <w:t>verdict</w:t>
+            </w:r>
+          </w:p>
+        </w:tc>
+      </w:tr>
+      <w:tr>
+        <w:tc>
+          <w:tcPr>
+            <w:tcW w:type="dxa" w:w="1108"/>
+          </w:tcPr>
+          <w:p>
+            <w:pPr>
+              <w:spacing w:before="20" w:after="20" w:line="240" w:lineRule="auto"/>
+            </w:pPr>
+            <w:r>
+              <w:rPr>
+                <w:rFonts w:ascii="Arial Narrow" w:hAnsi="Arial Narrow"/>
+                <w:sz w:val="18"/>
+              </w:rPr>
+              <w:t>urban</w:t>
+            </w:r>
+          </w:p>
+        </w:tc>
+        <w:tc>
+          <w:tcPr>
+            <w:tcW w:type="dxa" w:w="1108"/>
+          </w:tcPr>
+          <w:p>
+            <w:pPr>
+              <w:spacing w:before="20" w:after="20" w:line="240" w:lineRule="auto"/>
+            </w:pPr>
+            <w:r>
+              <w:rPr>
+                <w:rFonts w:ascii="Arial Narrow" w:hAnsi="Arial Narrow"/>
+                <w:sz w:val="18"/>
+              </w:rPr>
+              <w:t>60</w:t>
+            </w:r>
+          </w:p>
+        </w:tc>
+        <w:tc>
+          <w:tcPr>
+            <w:tcW w:type="dxa" w:w="1108"/>
+          </w:tcPr>
+          <w:p>
+            <w:pPr>
+              <w:spacing w:before="20" w:after="20" w:line="240" w:lineRule="auto"/>
+            </w:pPr>
+            <w:r>
+              <w:rPr>
+                <w:rFonts w:ascii="Arial Narrow" w:hAnsi="Arial Narrow"/>
+                <w:sz w:val="18"/>
+              </w:rPr>
+              <w:t>54.68</w:t>
+            </w:r>
+          </w:p>
+        </w:tc>
+        <w:tc>
+          <w:tcPr>
+            <w:tcW w:type="dxa" w:w="1108"/>
+          </w:tcPr>
+          <w:p>
+            <w:pPr>
+              <w:spacing w:before="20" w:after="20" w:line="240" w:lineRule="auto"/>
+            </w:pPr>
+            <w:r>
+              <w:rPr>
+                <w:rFonts w:ascii="Arial Narrow" w:hAnsi="Arial Narrow"/>
+                <w:sz w:val="18"/>
+              </w:rPr>
+              <w:t>5.32</w:t>
+            </w:r>
+          </w:p>
+        </w:tc>
+        <w:tc>
+          <w:tcPr>
+            <w:tcW w:type="dxa" w:w="1108"/>
+          </w:tcPr>
+          <w:p>
+            <w:pPr>
+              <w:spacing w:before="20" w:after="20" w:line="240" w:lineRule="auto"/>
+            </w:pPr>
+            <w:r>
+              <w:rPr>
+                <w:rFonts w:ascii="Arial Narrow" w:hAnsi="Arial Narrow"/>
+                <w:sz w:val="18"/>
+              </w:rPr>
+              <w:t>chi2</w:t>
+            </w:r>
+          </w:p>
+        </w:tc>
+        <w:tc>
+          <w:tcPr>
+            <w:tcW w:type="dxa" w:w="1108"/>
+          </w:tcPr>
+          <w:p>
+            <w:pPr>
+              <w:spacing w:before="20" w:after="20" w:line="240" w:lineRule="auto"/>
+            </w:pPr>
+            <w:r>
+              <w:rPr>
+                <w:rFonts w:ascii="Arial Narrow" w:hAnsi="Arial Narrow"/>
+                <w:sz w:val="18"/>
+              </w:rPr>
+              <w:t>3.52</w:t>
+            </w:r>
+          </w:p>
+        </w:tc>
+        <w:tc>
+          <w:tcPr>
+            <w:tcW w:type="dxa" w:w="1108"/>
+          </w:tcPr>
+          <w:p>
+            <w:pPr>
+              <w:spacing w:before="20" w:after="20" w:line="240" w:lineRule="auto"/>
+            </w:pPr>
+            <w:r>
+              <w:rPr>
+                <w:rFonts w:ascii="Arial Narrow" w:hAnsi="Arial Narrow"/>
+                <w:sz w:val="18"/>
+              </w:rPr>
+              <w:t>0.061</w:t>
+            </w:r>
+          </w:p>
+        </w:tc>
+        <w:tc>
+          <w:tcPr>
+            <w:tcW w:type="dxa" w:w="1108"/>
+          </w:tcPr>
+          <w:p>
+            <w:pPr>
+              <w:spacing w:before="20" w:after="20" w:line="240" w:lineRule="auto"/>
+            </w:pPr>
+            <w:r>
+              <w:rPr>
+                <w:rFonts w:ascii="Arial Narrow" w:hAnsi="Arial Narrow"/>
+                <w:sz w:val="18"/>
+              </w:rPr>
+              <w:t>*</w:t>
+            </w:r>
+          </w:p>
+        </w:tc>
+        <w:tc>
+          <w:tcPr>
+            <w:tcW w:type="dxa" w:w="1108"/>
+          </w:tcPr>
+          <w:p>
+            <w:pPr>
+              <w:spacing w:before="20" w:after="20" w:line="240" w:lineRule="auto"/>
+            </w:pPr>
+            <w:r>
+              <w:rPr>
+                <w:rFonts w:ascii="Arial Narrow" w:hAnsi="Arial Narrow"/>
+                <w:sz w:val="18"/>
+              </w:rPr>
+              <w:t>similar</w:t>
+            </w:r>
+          </w:p>
+        </w:tc>
+      </w:tr>
+      <w:tr>
+        <w:tc>
+          <w:tcPr>
+            <w:tcW w:type="dxa" w:w="1108"/>
+          </w:tcPr>
+          <w:p>
+            <w:pPr>
+              <w:spacing w:before="20" w:after="20" w:line="240" w:lineRule="auto"/>
+            </w:pPr>
+            <w:r>
+              <w:rPr>
+                <w:rFonts w:ascii="Arial Narrow" w:hAnsi="Arial Narrow"/>
+                <w:sz w:val="18"/>
+              </w:rPr>
+              <w:t>head_female</w:t>
+            </w:r>
+          </w:p>
+        </w:tc>
+        <w:tc>
+          <w:tcPr>
+            <w:tcW w:type="dxa" w:w="1108"/>
+          </w:tcPr>
+          <w:p>
+            <w:pPr>
+              <w:spacing w:before="20" w:after="20" w:line="240" w:lineRule="auto"/>
+            </w:pPr>
+            <w:r>
+              <w:rPr>
+                <w:rFonts w:ascii="Arial Narrow" w:hAnsi="Arial Narrow"/>
+                <w:sz w:val="18"/>
+              </w:rPr>
+              <w:t>40</w:t>
+            </w:r>
+          </w:p>
+        </w:tc>
+        <w:tc>
+          <w:tcPr>
+            <w:tcW w:type="dxa" w:w="1108"/>
+          </w:tcPr>
+          <w:p>
+            <w:pPr>
+              <w:spacing w:before="20" w:after="20" w:line="240" w:lineRule="auto"/>
+            </w:pPr>
+            <w:r>
+              <w:rPr>
+                <w:rFonts w:ascii="Arial Narrow" w:hAnsi="Arial Narrow"/>
+                <w:sz w:val="18"/>
+              </w:rPr>
+              <w:t>40.07</w:t>
+            </w:r>
+          </w:p>
+        </w:tc>
+        <w:tc>
+          <w:tcPr>
+            <w:tcW w:type="dxa" w:w="1108"/>
+          </w:tcPr>
+          <w:p>
+            <w:pPr>
+              <w:spacing w:before="20" w:after="20" w:line="240" w:lineRule="auto"/>
+            </w:pPr>
+            <w:r>
+              <w:rPr>
+                <w:rFonts w:ascii="Arial Narrow" w:hAnsi="Arial Narrow"/>
+                <w:sz w:val="18"/>
+              </w:rPr>
+              <w:t>-0.07</w:t>
+            </w:r>
+          </w:p>
+        </w:tc>
+        <w:tc>
+          <w:tcPr>
+            <w:tcW w:type="dxa" w:w="1108"/>
+          </w:tcPr>
+          <w:p>
+            <w:pPr>
+              <w:spacing w:before="20" w:after="20" w:line="240" w:lineRule="auto"/>
+            </w:pPr>
+            <w:r>
+              <w:rPr>
+                <w:rFonts w:ascii="Arial Narrow" w:hAnsi="Arial Narrow"/>
+                <w:sz w:val="18"/>
+              </w:rPr>
+              <w:t>chi2</w:t>
+            </w:r>
+          </w:p>
+        </w:tc>
+        <w:tc>
+          <w:tcPr>
+            <w:tcW w:type="dxa" w:w="1108"/>
+          </w:tcPr>
+          <w:p>
+            <w:pPr>
+              <w:spacing w:before="20" w:after="20" w:line="240" w:lineRule="auto"/>
+            </w:pPr>
+            <w:r>
+              <w:rPr>
+                <w:rFonts w:ascii="Arial Narrow" w:hAnsi="Arial Narrow"/>
+                <w:sz w:val="18"/>
+              </w:rPr>
+              <w:t>0.00</w:t>
+            </w:r>
+          </w:p>
+        </w:tc>
+        <w:tc>
+          <w:tcPr>
+            <w:tcW w:type="dxa" w:w="1108"/>
+          </w:tcPr>
+          <w:p>
+            <w:pPr>
+              <w:spacing w:before="20" w:after="20" w:line="240" w:lineRule="auto"/>
+            </w:pPr>
+            <w:r>
+              <w:rPr>
+                <w:rFonts w:ascii="Arial Narrow" w:hAnsi="Arial Narrow"/>
+                <w:sz w:val="18"/>
+              </w:rPr>
+              <w:t>0.979</w:t>
+            </w:r>
+          </w:p>
+        </w:tc>
+        <w:tc>
+          <w:tcPr>
+            <w:tcW w:type="dxa" w:w="1108"/>
+          </w:tcPr>
+          <w:p>
+            <w:pPr>
+              <w:spacing w:before="20" w:after="20" w:line="240" w:lineRule="auto"/>
+            </w:pPr>
+            <w:r>
+              <w:rPr>
+                <w:rFonts w:ascii="Arial Narrow" w:hAnsi="Arial Narrow"/>
+                <w:sz w:val="18"/>
+              </w:rPr>
+              <w:t>ns</w:t>
+            </w:r>
+          </w:p>
+        </w:tc>
+        <w:tc>
+          <w:tcPr>
+            <w:tcW w:type="dxa" w:w="1108"/>
+          </w:tcPr>
+          <w:p>
+            <w:pPr>
+              <w:spacing w:before="20" w:after="20" w:line="240" w:lineRule="auto"/>
+            </w:pPr>
+            <w:r>
+              <w:rPr>
+                <w:rFonts w:ascii="Arial Narrow" w:hAnsi="Arial Narrow"/>
+                <w:sz w:val="18"/>
+              </w:rPr>
+              <w:t>similar</w:t>
+            </w:r>
+          </w:p>
+        </w:tc>
+      </w:tr>
+      <w:tr>
+        <w:tc>
+          <w:tcPr>
+            <w:tcW w:type="dxa" w:w="1108"/>
+          </w:tcPr>
+          <w:p>
+            <w:pPr>
+              <w:spacing w:before="20" w:after="20" w:line="240" w:lineRule="auto"/>
+            </w:pPr>
+            <w:r>
+              <w:rPr>
+                <w:rFonts w:ascii="Arial Narrow" w:hAnsi="Arial Narrow"/>
+                <w:sz w:val="18"/>
+              </w:rPr>
+              <w:t>fies_modsev</w:t>
+            </w:r>
+          </w:p>
+        </w:tc>
+        <w:tc>
+          <w:tcPr>
+            <w:tcW w:type="dxa" w:w="1108"/>
+          </w:tcPr>
+          <w:p>
+            <w:pPr>
+              <w:spacing w:before="20" w:after="20" w:line="240" w:lineRule="auto"/>
+            </w:pPr>
+            <w:r>
+              <w:rPr>
+                <w:rFonts w:ascii="Arial Narrow" w:hAnsi="Arial Narrow"/>
+                <w:sz w:val="18"/>
+              </w:rPr>
+              <w:t>40.14</w:t>
+            </w:r>
+          </w:p>
+        </w:tc>
+        <w:tc>
+          <w:tcPr>
+            <w:tcW w:type="dxa" w:w="1108"/>
+          </w:tcPr>
+          <w:p>
+            <w:pPr>
+              <w:spacing w:before="20" w:after="20" w:line="240" w:lineRule="auto"/>
+            </w:pPr>
+            <w:r>
+              <w:rPr>
+                <w:rFonts w:ascii="Arial Narrow" w:hAnsi="Arial Narrow"/>
+                <w:sz w:val="18"/>
+              </w:rPr>
+              <w:t>42.70</w:t>
+            </w:r>
+          </w:p>
+        </w:tc>
+        <w:tc>
+          <w:tcPr>
+            <w:tcW w:type="dxa" w:w="1108"/>
+          </w:tcPr>
+          <w:p>
+            <w:pPr>
+              <w:spacing w:before="20" w:after="20" w:line="240" w:lineRule="auto"/>
+            </w:pPr>
+            <w:r>
+              <w:rPr>
+                <w:rFonts w:ascii="Arial Narrow" w:hAnsi="Arial Narrow"/>
+                <w:sz w:val="18"/>
+              </w:rPr>
+              <w:t>-2.55</w:t>
+            </w:r>
+          </w:p>
+        </w:tc>
+        <w:tc>
+          <w:tcPr>
+            <w:tcW w:type="dxa" w:w="1108"/>
+          </w:tcPr>
+          <w:p>
+            <w:pPr>
+              <w:spacing w:before="20" w:after="20" w:line="240" w:lineRule="auto"/>
+            </w:pPr>
+            <w:r>
+              <w:rPr>
+                <w:rFonts w:ascii="Arial Narrow" w:hAnsi="Arial Narrow"/>
+                <w:sz w:val="18"/>
+              </w:rPr>
+              <w:t>chi2</w:t>
+            </w:r>
+          </w:p>
+        </w:tc>
+        <w:tc>
+          <w:tcPr>
+            <w:tcW w:type="dxa" w:w="1108"/>
+          </w:tcPr>
+          <w:p>
+            <w:pPr>
+              <w:spacing w:before="20" w:after="20" w:line="240" w:lineRule="auto"/>
+            </w:pPr>
+            <w:r>
+              <w:rPr>
+                <w:rFonts w:ascii="Arial Narrow" w:hAnsi="Arial Narrow"/>
+                <w:sz w:val="18"/>
+              </w:rPr>
+              <w:t>0.82</w:t>
+            </w:r>
+          </w:p>
+        </w:tc>
+        <w:tc>
+          <w:tcPr>
+            <w:tcW w:type="dxa" w:w="1108"/>
+          </w:tcPr>
+          <w:p>
+            <w:pPr>
+              <w:spacing w:before="20" w:after="20" w:line="240" w:lineRule="auto"/>
+            </w:pPr>
+            <w:r>
+              <w:rPr>
+                <w:rFonts w:ascii="Arial Narrow" w:hAnsi="Arial Narrow"/>
+                <w:sz w:val="18"/>
+              </w:rPr>
+              <w:t>0.366</w:t>
+            </w:r>
+          </w:p>
+        </w:tc>
+        <w:tc>
+          <w:tcPr>
+            <w:tcW w:type="dxa" w:w="1108"/>
+          </w:tcPr>
+          <w:p>
+            <w:pPr>
+              <w:spacing w:before="20" w:after="20" w:line="240" w:lineRule="auto"/>
+            </w:pPr>
+            <w:r>
+              <w:rPr>
+                <w:rFonts w:ascii="Arial Narrow" w:hAnsi="Arial Narrow"/>
+                <w:sz w:val="18"/>
+              </w:rPr>
+              <w:t>ns</w:t>
+            </w:r>
+          </w:p>
+        </w:tc>
+        <w:tc>
+          <w:tcPr>
+            <w:tcW w:type="dxa" w:w="1108"/>
+          </w:tcPr>
+          <w:p>
+            <w:pPr>
+              <w:spacing w:before="20" w:after="20" w:line="240" w:lineRule="auto"/>
+            </w:pPr>
+            <w:r>
+              <w:rPr>
+                <w:rFonts w:ascii="Arial Narrow" w:hAnsi="Arial Narrow"/>
+                <w:sz w:val="18"/>
+              </w:rPr>
+              <w:t>similar</w:t>
+            </w:r>
+          </w:p>
+        </w:tc>
+      </w:tr>
+      <w:tr>
+        <w:tc>
+          <w:tcPr>
+            <w:tcW w:type="dxa" w:w="1108"/>
+          </w:tcPr>
+          <w:p>
+            <w:pPr>
+              <w:spacing w:before="20" w:after="20" w:line="240" w:lineRule="auto"/>
+            </w:pPr>
+            <w:r>
+              <w:rPr>
+                <w:rFonts w:ascii="Arial Narrow" w:hAnsi="Arial Narrow"/>
+                <w:sz w:val="18"/>
+              </w:rPr>
+              <w:t>hhsize</w:t>
+            </w:r>
+          </w:p>
+        </w:tc>
+        <w:tc>
+          <w:tcPr>
+            <w:tcW w:type="dxa" w:w="1108"/>
+          </w:tcPr>
+          <w:p>
+            <w:pPr>
+              <w:spacing w:before="20" w:after="20" w:line="240" w:lineRule="auto"/>
+            </w:pPr>
+            <w:r>
+              <w:rPr>
+                <w:rFonts w:ascii="Arial Narrow" w:hAnsi="Arial Narrow"/>
+                <w:sz w:val="18"/>
+              </w:rPr>
+              <w:t>4.48</w:t>
+            </w:r>
+          </w:p>
+        </w:tc>
+        <w:tc>
+          <w:tcPr>
+            <w:tcW w:type="dxa" w:w="1108"/>
+          </w:tcPr>
+          <w:p>
+            <w:pPr>
+              <w:spacing w:before="20" w:after="20" w:line="240" w:lineRule="auto"/>
+            </w:pPr>
+            <w:r>
+              <w:rPr>
+                <w:rFonts w:ascii="Arial Narrow" w:hAnsi="Arial Narrow"/>
+                <w:sz w:val="18"/>
+              </w:rPr>
+              <w:t>4.15</w:t>
+            </w:r>
+          </w:p>
+        </w:tc>
+        <w:tc>
+          <w:tcPr>
+            <w:tcW w:type="dxa" w:w="1108"/>
+          </w:tcPr>
+          <w:p>
+            <w:pPr>
+              <w:spacing w:before="20" w:after="20" w:line="240" w:lineRule="auto"/>
+            </w:pPr>
+            <w:r>
+              <w:rPr>
+                <w:rFonts w:ascii="Arial Narrow" w:hAnsi="Arial Narrow"/>
+                <w:sz w:val="18"/>
+              </w:rPr>
+              <w:t>0.33</w:t>
+            </w:r>
+          </w:p>
+        </w:tc>
+        <w:tc>
+          <w:tcPr>
+            <w:tcW w:type="dxa" w:w="1108"/>
+          </w:tcPr>
+          <w:p>
+            <w:pPr>
+              <w:spacing w:before="20" w:after="20" w:line="240" w:lineRule="auto"/>
+            </w:pPr>
+            <w:r>
+              <w:rPr>
+                <w:rFonts w:ascii="Arial Narrow" w:hAnsi="Arial Narrow"/>
+                <w:sz w:val="18"/>
+              </w:rPr>
+              <w:t>ttest</w:t>
+            </w:r>
+          </w:p>
+        </w:tc>
+        <w:tc>
+          <w:tcPr>
+            <w:tcW w:type="dxa" w:w="1108"/>
+          </w:tcPr>
+          <w:p>
+            <w:pPr>
+              <w:spacing w:before="20" w:after="20" w:line="240" w:lineRule="auto"/>
+            </w:pPr>
+            <w:r>
+              <w:rPr>
+                <w:rFonts w:ascii="Arial Narrow" w:hAnsi="Arial Narrow"/>
+                <w:sz w:val="18"/>
+              </w:rPr>
+              <w:t>-2.79</w:t>
+            </w:r>
+          </w:p>
+        </w:tc>
+        <w:tc>
+          <w:tcPr>
+            <w:tcW w:type="dxa" w:w="1108"/>
+          </w:tcPr>
+          <w:p>
+            <w:pPr>
+              <w:spacing w:before="20" w:after="20" w:line="240" w:lineRule="auto"/>
+            </w:pPr>
+            <w:r>
+              <w:rPr>
+                <w:rFonts w:ascii="Arial Narrow" w:hAnsi="Arial Narrow"/>
+                <w:sz w:val="18"/>
+              </w:rPr>
+              <w:t>0.005</w:t>
+            </w:r>
+          </w:p>
+        </w:tc>
+        <w:tc>
+          <w:tcPr>
+            <w:tcW w:type="dxa" w:w="1108"/>
+          </w:tcPr>
+          <w:p>
+            <w:pPr>
+              <w:spacing w:before="20" w:after="20" w:line="240" w:lineRule="auto"/>
+            </w:pPr>
+            <w:r>
+              <w:rPr>
+                <w:rFonts w:ascii="Arial Narrow" w:hAnsi="Arial Narrow"/>
+                <w:sz w:val="18"/>
+              </w:rPr>
+              <w:t>***</w:t>
+            </w:r>
+          </w:p>
+        </w:tc>
+        <w:tc>
+          <w:tcPr>
+            <w:tcW w:type="dxa" w:w="1108"/>
+          </w:tcPr>
+          <w:p>
+            <w:pPr>
+              <w:spacing w:before="20" w:after="20" w:line="240" w:lineRule="auto"/>
+            </w:pPr>
+            <w:r>
+              <w:rPr>
+                <w:rFonts w:ascii="Arial Narrow" w:hAnsi="Arial Narrow"/>
+                <w:sz w:val="18"/>
+              </w:rPr>
+              <w:t>differs</w:t>
+            </w:r>
+          </w:p>
+        </w:tc>
+      </w:tr>
+      <w:tr>
+        <w:tc>
+          <w:tcPr>
+            <w:tcW w:type="dxa" w:w="1108"/>
+          </w:tcPr>
+          <w:p>
+            <w:pPr>
+              <w:spacing w:before="20" w:after="20" w:line="240" w:lineRule="auto"/>
+            </w:pPr>
+            <w:r>
+              <w:rPr>
+                <w:rFonts w:ascii="Arial Narrow" w:hAnsi="Arial Narrow"/>
+                <w:sz w:val="18"/>
+              </w:rPr>
+              <w:t>inc_quintile</w:t>
+            </w:r>
+          </w:p>
+        </w:tc>
+        <w:tc>
+          <w:tcPr>
+            <w:tcW w:type="dxa" w:w="1108"/>
+          </w:tcPr>
+          <w:p>
+            <w:pPr>
+              <w:spacing w:before="20" w:after="20" w:line="240" w:lineRule="auto"/>
+            </w:pPr>
+            <w:r>
+              <w:rPr>
+                <w:rFonts w:ascii="Arial Narrow" w:hAnsi="Arial Narrow"/>
+                <w:sz w:val="18"/>
+              </w:rPr>
+              <w:t>2.98</w:t>
+            </w:r>
+          </w:p>
+        </w:tc>
+        <w:tc>
+          <w:tcPr>
+            <w:tcW w:type="dxa" w:w="1108"/>
+          </w:tcPr>
+          <w:p>
+            <w:pPr>
+              <w:spacing w:before="20" w:after="20" w:line="240" w:lineRule="auto"/>
+            </w:pPr>
+            <w:r>
+              <w:rPr>
+                <w:rFonts w:ascii="Arial Narrow" w:hAnsi="Arial Narrow"/>
+                <w:sz w:val="18"/>
+              </w:rPr>
+              <w:t>3.04</w:t>
+            </w:r>
+          </w:p>
+        </w:tc>
+        <w:tc>
+          <w:tcPr>
+            <w:tcW w:type="dxa" w:w="1108"/>
+          </w:tcPr>
+          <w:p>
+            <w:pPr>
+              <w:spacing w:before="20" w:after="20" w:line="240" w:lineRule="auto"/>
+            </w:pPr>
+            <w:r>
+              <w:rPr>
+                <w:rFonts w:ascii="Arial Narrow" w:hAnsi="Arial Narrow"/>
+                <w:sz w:val="18"/>
+              </w:rPr>
+              <w:t>-0.05</w:t>
+            </w:r>
+          </w:p>
+        </w:tc>
+        <w:tc>
+          <w:tcPr>
+            <w:tcW w:type="dxa" w:w="1108"/>
+          </w:tcPr>
+          <w:p>
+            <w:pPr>
+              <w:spacing w:before="20" w:after="20" w:line="240" w:lineRule="auto"/>
+            </w:pPr>
+            <w:r>
+              <w:rPr>
+                <w:rFonts w:ascii="Arial Narrow" w:hAnsi="Arial Narrow"/>
+                <w:sz w:val="18"/>
+              </w:rPr>
+              <w:t>ttest</w:t>
+            </w:r>
+          </w:p>
+        </w:tc>
+        <w:tc>
+          <w:tcPr>
+            <w:tcW w:type="dxa" w:w="1108"/>
+          </w:tcPr>
+          <w:p>
+            <w:pPr>
+              <w:spacing w:before="20" w:after="20" w:line="240" w:lineRule="auto"/>
+            </w:pPr>
+            <w:r>
+              <w:rPr>
+                <w:rFonts w:ascii="Arial Narrow" w:hAnsi="Arial Narrow"/>
+                <w:sz w:val="18"/>
+              </w:rPr>
+              <w:t>0.66</w:t>
+            </w:r>
+          </w:p>
+        </w:tc>
+        <w:tc>
+          <w:tcPr>
+            <w:tcW w:type="dxa" w:w="1108"/>
+          </w:tcPr>
+          <w:p>
+            <w:pPr>
+              <w:spacing w:before="20" w:after="20" w:line="240" w:lineRule="auto"/>
+            </w:pPr>
+            <w:r>
+              <w:rPr>
+                <w:rFonts w:ascii="Arial Narrow" w:hAnsi="Arial Narrow"/>
+                <w:sz w:val="18"/>
+              </w:rPr>
+              <w:t>0.509</w:t>
+            </w:r>
+          </w:p>
+        </w:tc>
+        <w:tc>
+          <w:tcPr>
+            <w:tcW w:type="dxa" w:w="1108"/>
+          </w:tcPr>
+          <w:p>
+            <w:pPr>
+              <w:spacing w:before="20" w:after="20" w:line="240" w:lineRule="auto"/>
+            </w:pPr>
+            <w:r>
+              <w:rPr>
+                <w:rFonts w:ascii="Arial Narrow" w:hAnsi="Arial Narrow"/>
+                <w:sz w:val="18"/>
+              </w:rPr>
+              <w:t>ns</w:t>
+            </w:r>
+          </w:p>
+        </w:tc>
+        <w:tc>
+          <w:tcPr>
+            <w:tcW w:type="dxa" w:w="1108"/>
+          </w:tcPr>
+          <w:p>
+            <w:pPr>
+              <w:spacing w:before="20" w:after="20" w:line="240" w:lineRule="auto"/>
+            </w:pPr>
+            <w:r>
+              <w:rPr>
+                <w:rFonts w:ascii="Arial Narrow" w:hAnsi="Arial Narrow"/>
+                <w:sz w:val="18"/>
+              </w:rPr>
+              <w:t>similar</w:t>
+            </w:r>
+          </w:p>
+        </w:tc>
+      </w:tr>
+      <w:tr>
+        <w:tc>
+          <w:tcPr>
+            <w:tcW w:type="dxa" w:w="1108"/>
+          </w:tcPr>
+          <w:p>
+            <w:pPr>
+              <w:spacing w:before="20" w:after="20" w:line="240" w:lineRule="auto"/>
+            </w:pPr>
+            <w:r>
+              <w:rPr>
+                <w:rFonts w:ascii="Arial Narrow" w:hAnsi="Arial Narrow"/>
+                <w:sz w:val="18"/>
+              </w:rPr>
+              <w:t>geography (stratum)</w:t>
+            </w:r>
+          </w:p>
+        </w:tc>
+        <w:tc>
+          <w:tcPr>
+            <w:tcW w:type="dxa" w:w="1108"/>
+          </w:tcPr>
+          <w:p>
+            <w:pPr>
+              <w:spacing w:before="20" w:after="20" w:line="240" w:lineRule="auto"/>
+            </w:pPr>
+            <w:r>
+              <w:rPr>
+                <w:rFonts w:ascii="Arial Narrow" w:hAnsi="Arial Narrow"/>
+                <w:sz w:val="18"/>
+              </w:rPr>
+              <w:t>39 strata</w:t>
+            </w:r>
+          </w:p>
+        </w:tc>
+        <w:tc>
+          <w:tcPr>
+            <w:tcW w:type="dxa" w:w="1108"/>
+          </w:tcPr>
+          <w:p>
+            <w:pPr>
+              <w:spacing w:before="20" w:after="20" w:line="240" w:lineRule="auto"/>
+            </w:pPr>
+            <w:r>
+              <w:rPr>
+                <w:rFonts w:ascii="Arial Narrow" w:hAnsi="Arial Narrow"/>
+                <w:sz w:val="18"/>
+              </w:rPr>
+              <w:t>39 strata</w:t>
+            </w:r>
+          </w:p>
+        </w:tc>
+        <w:tc>
+          <w:tcPr>
+            <w:tcW w:type="dxa" w:w="1108"/>
+          </w:tcPr>
+          <w:p>
+            <w:pPr>
+              <w:spacing w:before="20" w:after="20" w:line="240" w:lineRule="auto"/>
+            </w:pPr>
+            <w:r>
+              <w:rPr>
+                <w:rFonts w:ascii="Arial Narrow" w:hAnsi="Arial Narrow"/>
+                <w:sz w:val="18"/>
+              </w:rPr>
+            </w:r>
+          </w:p>
+        </w:tc>
+        <w:tc>
+          <w:tcPr>
+            <w:tcW w:type="dxa" w:w="1108"/>
+          </w:tcPr>
+          <w:p>
+            <w:pPr>
+              <w:spacing w:before="20" w:after="20" w:line="240" w:lineRule="auto"/>
+            </w:pPr>
+            <w:r>
+              <w:rPr>
+                <w:rFonts w:ascii="Arial Narrow" w:hAnsi="Arial Narrow"/>
+                <w:sz w:val="18"/>
+              </w:rPr>
+              <w:t>chi2</w:t>
+            </w:r>
+          </w:p>
+        </w:tc>
+        <w:tc>
+          <w:tcPr>
+            <w:tcW w:type="dxa" w:w="1108"/>
+          </w:tcPr>
+          <w:p>
+            <w:pPr>
+              <w:spacing w:before="20" w:after="20" w:line="240" w:lineRule="auto"/>
+            </w:pPr>
+            <w:r>
+              <w:rPr>
+                <w:rFonts w:ascii="Arial Narrow" w:hAnsi="Arial Narrow"/>
+                <w:sz w:val="18"/>
+              </w:rPr>
+              <w:t>52.54</w:t>
+            </w:r>
+          </w:p>
+        </w:tc>
+        <w:tc>
+          <w:tcPr>
+            <w:tcW w:type="dxa" w:w="1108"/>
+          </w:tcPr>
+          <w:p>
+            <w:pPr>
+              <w:spacing w:before="20" w:after="20" w:line="240" w:lineRule="auto"/>
+            </w:pPr>
+            <w:r>
+              <w:rPr>
+                <w:rFonts w:ascii="Arial Narrow" w:hAnsi="Arial Narrow"/>
+                <w:sz w:val="18"/>
+              </w:rPr>
+              <w:t>0.059</w:t>
+            </w:r>
+          </w:p>
+        </w:tc>
+        <w:tc>
+          <w:tcPr>
+            <w:tcW w:type="dxa" w:w="1108"/>
+          </w:tcPr>
+          <w:p>
+            <w:pPr>
+              <w:spacing w:before="20" w:after="20" w:line="240" w:lineRule="auto"/>
+            </w:pPr>
+            <w:r>
+              <w:rPr>
+                <w:rFonts w:ascii="Arial Narrow" w:hAnsi="Arial Narrow"/>
+                <w:sz w:val="18"/>
+              </w:rPr>
+              <w:t>*</w:t>
+            </w:r>
+          </w:p>
+        </w:tc>
+        <w:tc>
+          <w:tcPr>
+            <w:tcW w:type="dxa" w:w="1108"/>
+          </w:tcPr>
+          <w:p>
+            <w:pPr>
+              <w:spacing w:before="20" w:after="20" w:line="240" w:lineRule="auto"/>
+            </w:pPr>
+            <w:r>
+              <w:rPr>
+                <w:rFonts w:ascii="Arial Narrow" w:hAnsi="Arial Narrow"/>
+                <w:sz w:val="18"/>
+              </w:rPr>
+              <w:t>similar</w:t>
+            </w:r>
+          </w:p>
+        </w:tc>
+      </w:tr>
+      <w:tr>
+        <w:tc>
+          <w:tcPr>
+            <w:tcW w:type="dxa" w:w="1108"/>
+          </w:tcPr>
+          <w:p>
+            <w:pPr>
+              <w:spacing w:before="20" w:after="20" w:line="240" w:lineRule="auto"/>
+            </w:pPr>
+            <w:r>
+              <w:rPr>
+                <w:rFonts w:ascii="Arial Narrow" w:hAnsi="Arial Narrow"/>
+                <w:sz w:val="18"/>
+              </w:rPr>
+              <w:t>OVERALL</w:t>
+            </w:r>
+          </w:p>
+        </w:tc>
+        <w:tc>
+          <w:tcPr>
+            <w:tcW w:type="dxa" w:w="1108"/>
+          </w:tcPr>
+          <w:p>
+            <w:pPr>
+              <w:spacing w:before="20" w:after="20" w:line="240" w:lineRule="auto"/>
+            </w:pPr>
+            <w:r>
+              <w:rPr>
+                <w:rFonts w:ascii="Arial Narrow" w:hAnsi="Arial Narrow"/>
+                <w:sz w:val="18"/>
+              </w:rPr>
+            </w:r>
+          </w:p>
+        </w:tc>
+        <w:tc>
+          <w:tcPr>
+            <w:tcW w:type="dxa" w:w="1108"/>
+          </w:tcPr>
+          <w:p>
+            <w:pPr>
+              <w:spacing w:before="20" w:after="20" w:line="240" w:lineRule="auto"/>
+            </w:pPr>
+            <w:r>
+              <w:rPr>
+                <w:rFonts w:ascii="Arial Narrow" w:hAnsi="Arial Narrow"/>
+                <w:sz w:val="18"/>
+              </w:rPr>
+            </w:r>
+          </w:p>
+        </w:tc>
+        <w:tc>
+          <w:tcPr>
+            <w:tcW w:type="dxa" w:w="1108"/>
+          </w:tcPr>
+          <w:p>
+            <w:pPr>
+              <w:spacing w:before="20" w:after="20" w:line="240" w:lineRule="auto"/>
+            </w:pPr>
+            <w:r>
+              <w:rPr>
+                <w:rFonts w:ascii="Arial Narrow" w:hAnsi="Arial Narrow"/>
+                <w:sz w:val="18"/>
+              </w:rPr>
+            </w:r>
+          </w:p>
+        </w:tc>
+        <w:tc>
+          <w:tcPr>
+            <w:tcW w:type="dxa" w:w="1108"/>
+          </w:tcPr>
+          <w:p>
+            <w:pPr>
+              <w:spacing w:before="20" w:after="20" w:line="240" w:lineRule="auto"/>
+            </w:pPr>
+            <w:r>
+              <w:rPr>
+                <w:rFonts w:ascii="Arial Narrow" w:hAnsi="Arial Narrow"/>
+                <w:sz w:val="18"/>
+              </w:rPr>
+            </w:r>
+          </w:p>
+        </w:tc>
+        <w:tc>
+          <w:tcPr>
+            <w:tcW w:type="dxa" w:w="1108"/>
+          </w:tcPr>
+          <w:p>
+            <w:pPr>
+              <w:spacing w:before="20" w:after="20" w:line="240" w:lineRule="auto"/>
+            </w:pPr>
+            <w:r>
+              <w:rPr>
+                <w:rFonts w:ascii="Arial Narrow" w:hAnsi="Arial Narrow"/>
+                <w:sz w:val="18"/>
+              </w:rPr>
+            </w:r>
+          </w:p>
+        </w:tc>
+        <w:tc>
+          <w:tcPr>
+            <w:tcW w:type="dxa" w:w="1108"/>
+          </w:tcPr>
+          <w:p>
+            <w:pPr>
+              <w:spacing w:before="20" w:after="20" w:line="240" w:lineRule="auto"/>
+            </w:pPr>
+            <w:r>
+              <w:rPr>
+                <w:rFonts w:ascii="Arial Narrow" w:hAnsi="Arial Narrow"/>
+                <w:sz w:val="18"/>
+              </w:rPr>
+            </w:r>
+          </w:p>
+        </w:tc>
+        <w:tc>
+          <w:tcPr>
+            <w:tcW w:type="dxa" w:w="1108"/>
+          </w:tcPr>
+          <w:p>
+            <w:pPr>
+              <w:spacing w:before="20" w:after="20" w:line="240" w:lineRule="auto"/>
+            </w:pPr>
+            <w:r>
+              <w:rPr>
+                <w:rFonts w:ascii="Arial Narrow" w:hAnsi="Arial Narrow"/>
+                <w:sz w:val="18"/>
+              </w:rPr>
+            </w:r>
+          </w:p>
+        </w:tc>
+        <w:tc>
+          <w:tcPr>
+            <w:tcW w:type="dxa" w:w="1108"/>
+          </w:tcPr>
+          <w:p>
+            <w:pPr>
+              <w:spacing w:before="20" w:after="20" w:line="240" w:lineRule="auto"/>
+            </w:pPr>
+            <w:r>
+              <w:rPr>
+                <w:rFonts w:ascii="Arial Narrow" w:hAnsi="Arial Narrow"/>
+                <w:sz w:val="18"/>
+              </w:rPr>
+              <w:t>BIASED</w:t>
+            </w:r>
+          </w:p>
+        </w:tc>
+      </w:tr>
+    </w:tbl>
+    <w:p>
+      <w:pPr/>
+      <w:r>
+        <w:t>On the characteristics that matter most for welfare measurement, the two groups are statistically indistinguishable. Income quintile, food insecurity, the head's sex, urban residence, and geographic composition show no significant stayer-leaver difference (all p greater than 0.05). The one significant difference is household size: retained households are larger by about a third of a member (4.48 against 4.15, p = 0.005). Because household size enters the age-sex calibration indirectly, since larger households contribute more person-cells, this residual is partly absorbed by the person-weight step. Baseline employment is not tested here, because the phone panel's employment module has thin Round-1 coverage.</w:t>
+      </w:r>
+    </w:p>
+    <w:p>
+      <w:pPr/>
+      <w:r>
+        <w:t>A formal joint test therefore flags the panel as biased, but the selection is confined to household size and is modest; on income and food security, the dimensions the reweighting does not calibrate to, the households that remain are not a selected subset.</w:t>
+      </w:r>
+    </w:p>
+    <w:p>
+      <w:pPr/>
+      <w:r>
+        <w:t>A direct check on the headline food-security series supports this. Re-estimating the moderate-or-severe rate on the balanced panel, households present in all eight rounds, tracks the full-sample series closely (Round 1, 42.4 against 41.0 percent; Round 8, 20.4 against 20.8), so the recovery in food security is a within-household improvement rather than an artefact of who leaves the panel.</w:t>
+      </w:r>
+    </w:p>
     <w:p>
       <w:pPr>
         <w:pStyle w:val="Heading1"/>
